--- a/MEMORIA.docx
+++ b/MEMORIA.docx
@@ -7425,6 +7425,13 @@
         </w:rPr>
         <w:t>: 1.08%</w:t>
       </w:r>
+    </w:p>
+    <w:p>
+      <w:pPr>
+        <w:rPr>
+          <w:rFonts w:ascii="Consolas" w:hAnsi="Consolas"/>
+        </w:rPr>
+      </w:pPr>
     </w:p>
     <w:sectPr>
       <w:pgSz w:w="11906" w:h="16838"/>

--- a/MEMORIA.docx
+++ b/MEMORIA.docx
@@ -4507,7 +4507,19 @@
         <w:rPr>
           <w:rFonts w:ascii="Garamond" w:hAnsi="Garamond"/>
         </w:rPr>
-        <w:t xml:space="preserve">train.py: Entrenamos la </w:t>
+        <w:t>train</w:t>
+      </w:r>
+      <w:r>
+        <w:rPr>
+          <w:rFonts w:ascii="Garamond" w:hAnsi="Garamond"/>
+        </w:rPr>
+        <w:t>_mlp</w:t>
+      </w:r>
+      <w:r>
+        <w:rPr>
+          <w:rFonts w:ascii="Garamond" w:hAnsi="Garamond"/>
+        </w:rPr>
+        <w:t xml:space="preserve">.py: Entrenamos la </w:t>
       </w:r>
       <w:proofErr w:type="spellStart"/>
       <w:r>
@@ -5426,6 +5438,26 @@
         </w:rPr>
         <w:t xml:space="preserve"> con validación cruzada</w:t>
       </w:r>
+      <w:r>
+        <w:rPr>
+          <w:rFonts w:ascii="Garamond" w:hAnsi="Garamond"/>
+        </w:rPr>
+        <w:t xml:space="preserve"> de 5 </w:t>
+      </w:r>
+      <w:proofErr w:type="spellStart"/>
+      <w:r>
+        <w:rPr>
+          <w:rFonts w:ascii="Garamond" w:hAnsi="Garamond"/>
+        </w:rPr>
+        <w:t>folds</w:t>
+      </w:r>
+      <w:proofErr w:type="spellEnd"/>
+      <w:r>
+        <w:rPr>
+          <w:rFonts w:ascii="Garamond" w:hAnsi="Garamond"/>
+        </w:rPr>
+        <w:t>, solucionar el problema de que hacemos el Split con los test</w:t>
+      </w:r>
     </w:p>
     <w:p>
       <w:pPr>
@@ -7430,6 +7462,1013 @@
       <w:pPr>
         <w:rPr>
           <w:rFonts w:ascii="Consolas" w:hAnsi="Consolas"/>
+        </w:rPr>
+      </w:pPr>
+    </w:p>
+    <w:p>
+      <w:pPr>
+        <w:rPr>
+          <w:rFonts w:ascii="Garamond" w:hAnsi="Garamond"/>
+        </w:rPr>
+      </w:pPr>
+      <w:proofErr w:type="spellStart"/>
+      <w:r>
+        <w:rPr>
+          <w:rFonts w:ascii="Garamond" w:hAnsi="Garamond"/>
+        </w:rPr>
+        <w:t>train_knn</w:t>
+      </w:r>
+      <w:proofErr w:type="spellEnd"/>
+      <w:r>
+        <w:rPr>
+          <w:rFonts w:ascii="Garamond" w:hAnsi="Garamond"/>
+        </w:rPr>
+        <w:t xml:space="preserve">: Probamos a aprender el </w:t>
+      </w:r>
+      <w:proofErr w:type="spellStart"/>
+      <w:r>
+        <w:rPr>
+          <w:rFonts w:ascii="Garamond" w:hAnsi="Garamond"/>
+        </w:rPr>
+        <w:t>dataset</w:t>
+      </w:r>
+      <w:proofErr w:type="spellEnd"/>
+      <w:r>
+        <w:rPr>
+          <w:rFonts w:ascii="Garamond" w:hAnsi="Garamond"/>
+        </w:rPr>
+        <w:t xml:space="preserve"> con un modelo </w:t>
+      </w:r>
+      <w:proofErr w:type="spellStart"/>
+      <w:r>
+        <w:rPr>
+          <w:rFonts w:ascii="Garamond" w:hAnsi="Garamond"/>
+        </w:rPr>
+        <w:t>knn</w:t>
+      </w:r>
+      <w:proofErr w:type="spellEnd"/>
+      <w:r>
+        <w:rPr>
+          <w:rFonts w:ascii="Garamond" w:hAnsi="Garamond"/>
+        </w:rPr>
+        <w:t xml:space="preserve"> con distancia </w:t>
+      </w:r>
+      <w:proofErr w:type="spellStart"/>
+      <w:r>
+        <w:rPr>
+          <w:rFonts w:ascii="Garamond" w:hAnsi="Garamond"/>
+        </w:rPr>
+        <w:t>cosine</w:t>
+      </w:r>
+      <w:proofErr w:type="spellEnd"/>
+      <w:r>
+        <w:rPr>
+          <w:rFonts w:ascii="Garamond" w:hAnsi="Garamond"/>
+        </w:rPr>
+        <w:t>, resultados peores desde luego, clases minoritarias por los suelos</w:t>
+      </w:r>
+    </w:p>
+    <w:p>
+      <w:pPr>
+        <w:rPr>
+          <w:rFonts w:ascii="Consolas" w:hAnsi="Consolas"/>
+        </w:rPr>
+      </w:pPr>
+      <w:proofErr w:type="gramStart"/>
+      <w:r>
+        <w:rPr>
+          <w:rFonts w:ascii="Consolas" w:hAnsi="Consolas"/>
+        </w:rPr>
+        <w:t>entrenando</w:t>
+      </w:r>
+      <w:proofErr w:type="gramEnd"/>
+      <w:r>
+        <w:rPr>
+          <w:rFonts w:ascii="Consolas" w:hAnsi="Consolas"/>
+        </w:rPr>
+        <w:t xml:space="preserve"> KNN...</w:t>
+      </w:r>
+    </w:p>
+    <w:p>
+      <w:pPr>
+        <w:rPr>
+          <w:rFonts w:ascii="Consolas" w:hAnsi="Consolas"/>
+        </w:rPr>
+      </w:pPr>
+      <w:proofErr w:type="spellStart"/>
+      <w:proofErr w:type="gramStart"/>
+      <w:r>
+        <w:rPr>
+          <w:rFonts w:ascii="Consolas" w:hAnsi="Consolas"/>
+        </w:rPr>
+        <w:t>accuracy</w:t>
+      </w:r>
+      <w:proofErr w:type="spellEnd"/>
+      <w:proofErr w:type="gramEnd"/>
+      <w:r>
+        <w:rPr>
+          <w:rFonts w:ascii="Consolas" w:hAnsi="Consolas"/>
+        </w:rPr>
+        <w:t xml:space="preserve"> </w:t>
+      </w:r>
+      <w:proofErr w:type="spellStart"/>
+      <w:r>
+        <w:rPr>
+          <w:rFonts w:ascii="Consolas" w:hAnsi="Consolas"/>
+        </w:rPr>
+        <w:t>train</w:t>
+      </w:r>
+      <w:proofErr w:type="spellEnd"/>
+      <w:r>
+        <w:rPr>
+          <w:rFonts w:ascii="Consolas" w:hAnsi="Consolas"/>
+        </w:rPr>
+        <w:t>: 100.00%</w:t>
+      </w:r>
+    </w:p>
+    <w:p>
+      <w:pPr>
+        <w:rPr>
+          <w:rFonts w:ascii="Consolas" w:hAnsi="Consolas"/>
+        </w:rPr>
+      </w:pPr>
+      <w:proofErr w:type="spellStart"/>
+      <w:proofErr w:type="gramStart"/>
+      <w:r>
+        <w:rPr>
+          <w:rFonts w:ascii="Consolas" w:hAnsi="Consolas"/>
+        </w:rPr>
+        <w:t>accuracy</w:t>
+      </w:r>
+      <w:proofErr w:type="spellEnd"/>
+      <w:proofErr w:type="gramEnd"/>
+      <w:r>
+        <w:rPr>
+          <w:rFonts w:ascii="Consolas" w:hAnsi="Consolas"/>
+        </w:rPr>
+        <w:t xml:space="preserve"> test:  88.19%</w:t>
+      </w:r>
+    </w:p>
+    <w:p>
+      <w:pPr>
+        <w:rPr>
+          <w:rFonts w:ascii="Consolas" w:hAnsi="Consolas"/>
+        </w:rPr>
+      </w:pPr>
+    </w:p>
+    <w:p>
+      <w:pPr>
+        <w:rPr>
+          <w:rFonts w:ascii="Consolas" w:hAnsi="Consolas"/>
+        </w:rPr>
+      </w:pPr>
+      <w:proofErr w:type="spellStart"/>
+      <w:proofErr w:type="gramStart"/>
+      <w:r>
+        <w:rPr>
+          <w:rFonts w:ascii="Consolas" w:hAnsi="Consolas"/>
+        </w:rPr>
+        <w:t>accuracy</w:t>
+      </w:r>
+      <w:proofErr w:type="spellEnd"/>
+      <w:proofErr w:type="gramEnd"/>
+      <w:r>
+        <w:rPr>
+          <w:rFonts w:ascii="Consolas" w:hAnsi="Consolas"/>
+        </w:rPr>
+        <w:t xml:space="preserve"> por clase:</w:t>
+      </w:r>
+    </w:p>
+    <w:p>
+      <w:pPr>
+        <w:rPr>
+          <w:rFonts w:ascii="Consolas" w:hAnsi="Consolas"/>
+        </w:rPr>
+      </w:pPr>
+      <w:r>
+        <w:rPr>
+          <w:rFonts w:ascii="Consolas" w:hAnsi="Consolas"/>
+        </w:rPr>
+        <w:t xml:space="preserve">  </w:t>
+      </w:r>
+      <w:proofErr w:type="spellStart"/>
+      <w:proofErr w:type="gramStart"/>
+      <w:r>
+        <w:rPr>
+          <w:rFonts w:ascii="Consolas" w:hAnsi="Consolas"/>
+        </w:rPr>
+        <w:t>bass</w:t>
+      </w:r>
+      <w:proofErr w:type="spellEnd"/>
+      <w:proofErr w:type="gramEnd"/>
+      <w:r>
+        <w:rPr>
+          <w:rFonts w:ascii="Consolas" w:hAnsi="Consolas"/>
+        </w:rPr>
+        <w:t xml:space="preserve">            8/14   (57.1%)</w:t>
+      </w:r>
+    </w:p>
+    <w:p>
+      <w:pPr>
+        <w:rPr>
+          <w:rFonts w:ascii="Consolas" w:hAnsi="Consolas"/>
+        </w:rPr>
+      </w:pPr>
+      <w:r>
+        <w:rPr>
+          <w:rFonts w:ascii="Consolas" w:hAnsi="Consolas"/>
+        </w:rPr>
+        <w:t xml:space="preserve">  </w:t>
+      </w:r>
+      <w:proofErr w:type="spellStart"/>
+      <w:proofErr w:type="gramStart"/>
+      <w:r>
+        <w:rPr>
+          <w:rFonts w:ascii="Consolas" w:hAnsi="Consolas"/>
+        </w:rPr>
+        <w:t>brass</w:t>
+      </w:r>
+      <w:proofErr w:type="spellEnd"/>
+      <w:proofErr w:type="gramEnd"/>
+      <w:r>
+        <w:rPr>
+          <w:rFonts w:ascii="Consolas" w:hAnsi="Consolas"/>
+        </w:rPr>
+        <w:t xml:space="preserve">         545/618  (88.2%)</w:t>
+      </w:r>
+    </w:p>
+    <w:p>
+      <w:pPr>
+        <w:rPr>
+          <w:rFonts w:ascii="Consolas" w:hAnsi="Consolas"/>
+        </w:rPr>
+      </w:pPr>
+      <w:r>
+        <w:rPr>
+          <w:rFonts w:ascii="Consolas" w:hAnsi="Consolas"/>
+        </w:rPr>
+        <w:t xml:space="preserve">  </w:t>
+      </w:r>
+      <w:proofErr w:type="spellStart"/>
+      <w:proofErr w:type="gramStart"/>
+      <w:r>
+        <w:rPr>
+          <w:rFonts w:ascii="Consolas" w:hAnsi="Consolas"/>
+        </w:rPr>
+        <w:t>flute</w:t>
+      </w:r>
+      <w:proofErr w:type="spellEnd"/>
+      <w:proofErr w:type="gramEnd"/>
+      <w:r>
+        <w:rPr>
+          <w:rFonts w:ascii="Consolas" w:hAnsi="Consolas"/>
+        </w:rPr>
+        <w:t xml:space="preserve">         160/209  (76.6%)</w:t>
+      </w:r>
+    </w:p>
+    <w:p>
+      <w:pPr>
+        <w:rPr>
+          <w:rFonts w:ascii="Consolas" w:hAnsi="Consolas"/>
+        </w:rPr>
+      </w:pPr>
+      <w:r>
+        <w:rPr>
+          <w:rFonts w:ascii="Consolas" w:hAnsi="Consolas"/>
+        </w:rPr>
+        <w:t xml:space="preserve">  </w:t>
+      </w:r>
+      <w:proofErr w:type="gramStart"/>
+      <w:r>
+        <w:rPr>
+          <w:rFonts w:ascii="Consolas" w:hAnsi="Consolas"/>
+        </w:rPr>
+        <w:t>guitar</w:t>
+      </w:r>
+      <w:proofErr w:type="gramEnd"/>
+      <w:r>
+        <w:rPr>
+          <w:rFonts w:ascii="Consolas" w:hAnsi="Consolas"/>
+        </w:rPr>
+        <w:t xml:space="preserve">        343/448  (76.6%)</w:t>
+      </w:r>
+    </w:p>
+    <w:p>
+      <w:pPr>
+        <w:rPr>
+          <w:rFonts w:ascii="Consolas" w:hAnsi="Consolas"/>
+        </w:rPr>
+      </w:pPr>
+      <w:r>
+        <w:rPr>
+          <w:rFonts w:ascii="Consolas" w:hAnsi="Consolas"/>
+        </w:rPr>
+        <w:t xml:space="preserve">  </w:t>
+      </w:r>
+      <w:proofErr w:type="spellStart"/>
+      <w:proofErr w:type="gramStart"/>
+      <w:r>
+        <w:rPr>
+          <w:rFonts w:ascii="Consolas" w:hAnsi="Consolas"/>
+        </w:rPr>
+        <w:t>keyboard</w:t>
+      </w:r>
+      <w:proofErr w:type="spellEnd"/>
+      <w:proofErr w:type="gramEnd"/>
+      <w:r>
+        <w:rPr>
+          <w:rFonts w:ascii="Consolas" w:hAnsi="Consolas"/>
+        </w:rPr>
+        <w:t xml:space="preserve">      229/293  (78.2%)</w:t>
+      </w:r>
+    </w:p>
+    <w:p>
+      <w:pPr>
+        <w:rPr>
+          <w:rFonts w:ascii="Consolas" w:hAnsi="Consolas"/>
+        </w:rPr>
+      </w:pPr>
+      <w:r>
+        <w:rPr>
+          <w:rFonts w:ascii="Consolas" w:hAnsi="Consolas"/>
+        </w:rPr>
+        <w:lastRenderedPageBreak/>
+        <w:t xml:space="preserve">  </w:t>
+      </w:r>
+      <w:proofErr w:type="spellStart"/>
+      <w:proofErr w:type="gramStart"/>
+      <w:r>
+        <w:rPr>
+          <w:rFonts w:ascii="Consolas" w:hAnsi="Consolas"/>
+        </w:rPr>
+        <w:t>mallet</w:t>
+      </w:r>
+      <w:proofErr w:type="spellEnd"/>
+      <w:proofErr w:type="gramEnd"/>
+      <w:r>
+        <w:rPr>
+          <w:rFonts w:ascii="Consolas" w:hAnsi="Consolas"/>
+        </w:rPr>
+        <w:t xml:space="preserve">        886/939  (94.4%)</w:t>
+      </w:r>
+    </w:p>
+    <w:p>
+      <w:pPr>
+        <w:rPr>
+          <w:rFonts w:ascii="Consolas" w:hAnsi="Consolas"/>
+        </w:rPr>
+      </w:pPr>
+      <w:r>
+        <w:rPr>
+          <w:rFonts w:ascii="Consolas" w:hAnsi="Consolas"/>
+        </w:rPr>
+        <w:t xml:space="preserve">  </w:t>
+      </w:r>
+      <w:proofErr w:type="spellStart"/>
+      <w:proofErr w:type="gramStart"/>
+      <w:r>
+        <w:rPr>
+          <w:rFonts w:ascii="Consolas" w:hAnsi="Consolas"/>
+        </w:rPr>
+        <w:t>organ</w:t>
+      </w:r>
+      <w:proofErr w:type="spellEnd"/>
+      <w:proofErr w:type="gramEnd"/>
+      <w:r>
+        <w:rPr>
+          <w:rFonts w:ascii="Consolas" w:hAnsi="Consolas"/>
+        </w:rPr>
+        <w:t xml:space="preserve">           0/13   (0.0%)</w:t>
+      </w:r>
+    </w:p>
+    <w:p>
+      <w:pPr>
+        <w:rPr>
+          <w:rFonts w:ascii="Consolas" w:hAnsi="Consolas"/>
+        </w:rPr>
+      </w:pPr>
+      <w:r>
+        <w:rPr>
+          <w:rFonts w:ascii="Consolas" w:hAnsi="Consolas"/>
+        </w:rPr>
+        <w:t xml:space="preserve">  </w:t>
+      </w:r>
+      <w:proofErr w:type="spellStart"/>
+      <w:proofErr w:type="gramStart"/>
+      <w:r>
+        <w:rPr>
+          <w:rFonts w:ascii="Consolas" w:hAnsi="Consolas"/>
+        </w:rPr>
+        <w:t>reed</w:t>
+      </w:r>
+      <w:proofErr w:type="spellEnd"/>
+      <w:proofErr w:type="gramEnd"/>
+      <w:r>
+        <w:rPr>
+          <w:rFonts w:ascii="Consolas" w:hAnsi="Consolas"/>
+        </w:rPr>
+        <w:t xml:space="preserve">          524/615  (85.2%)</w:t>
+      </w:r>
+    </w:p>
+    <w:p>
+      <w:pPr>
+        <w:rPr>
+          <w:rFonts w:ascii="Consolas" w:hAnsi="Consolas"/>
+        </w:rPr>
+      </w:pPr>
+      <w:r>
+        <w:rPr>
+          <w:rFonts w:ascii="Consolas" w:hAnsi="Consolas"/>
+        </w:rPr>
+        <w:t xml:space="preserve">  </w:t>
+      </w:r>
+      <w:proofErr w:type="spellStart"/>
+      <w:proofErr w:type="gramStart"/>
+      <w:r>
+        <w:rPr>
+          <w:rFonts w:ascii="Consolas" w:hAnsi="Consolas"/>
+        </w:rPr>
+        <w:t>string</w:t>
+      </w:r>
+      <w:proofErr w:type="spellEnd"/>
+      <w:proofErr w:type="gramEnd"/>
+      <w:r>
+        <w:rPr>
+          <w:rFonts w:ascii="Consolas" w:hAnsi="Consolas"/>
+        </w:rPr>
+        <w:t xml:space="preserve">        873/919  (95.0%)</w:t>
+      </w:r>
+    </w:p>
+    <w:p>
+      <w:pPr>
+        <w:rPr>
+          <w:rFonts w:ascii="Consolas" w:hAnsi="Consolas"/>
+        </w:rPr>
+      </w:pPr>
+      <w:r>
+        <w:rPr>
+          <w:rFonts w:ascii="Consolas" w:hAnsi="Consolas"/>
+        </w:rPr>
+        <w:t xml:space="preserve">  </w:t>
+      </w:r>
+      <w:proofErr w:type="gramStart"/>
+      <w:r>
+        <w:rPr>
+          <w:rFonts w:ascii="Consolas" w:hAnsi="Consolas"/>
+        </w:rPr>
+        <w:t>vocal</w:t>
+      </w:r>
+      <w:proofErr w:type="gramEnd"/>
+      <w:r>
+        <w:rPr>
+          <w:rFonts w:ascii="Consolas" w:hAnsi="Consolas"/>
+        </w:rPr>
+        <w:t xml:space="preserve">         188/191  (98.4%)</w:t>
+      </w:r>
+    </w:p>
+    <w:p>
+      <w:pPr>
+        <w:rPr>
+          <w:rFonts w:ascii="Consolas" w:hAnsi="Consolas"/>
+        </w:rPr>
+      </w:pPr>
+    </w:p>
+    <w:p>
+      <w:pPr>
+        <w:rPr>
+          <w:rFonts w:ascii="Garamond" w:hAnsi="Garamond"/>
+        </w:rPr>
+      </w:pPr>
+      <w:proofErr w:type="spellStart"/>
+      <w:r>
+        <w:rPr>
+          <w:rFonts w:ascii="Garamond" w:hAnsi="Garamond"/>
+        </w:rPr>
+        <w:t>train_rl</w:t>
+      </w:r>
+      <w:proofErr w:type="spellEnd"/>
+      <w:r>
+        <w:rPr>
+          <w:rFonts w:ascii="Garamond" w:hAnsi="Garamond"/>
+        </w:rPr>
+        <w:t xml:space="preserve">: </w:t>
+      </w:r>
+      <w:r>
+        <w:rPr>
+          <w:rFonts w:ascii="Garamond" w:hAnsi="Garamond"/>
+        </w:rPr>
+        <w:t xml:space="preserve">entrenamos un modelo de regresión logística para compararlo con la </w:t>
+      </w:r>
+      <w:proofErr w:type="spellStart"/>
+      <w:r>
+        <w:rPr>
+          <w:rFonts w:ascii="Garamond" w:hAnsi="Garamond"/>
+        </w:rPr>
+        <w:t>mlp</w:t>
+      </w:r>
+      <w:proofErr w:type="spellEnd"/>
+    </w:p>
+    <w:p>
+      <w:pPr>
+        <w:rPr>
+          <w:rFonts w:ascii="Garamond" w:hAnsi="Garamond"/>
+        </w:rPr>
+      </w:pPr>
+      <w:proofErr w:type="spellStart"/>
+      <w:r>
+        <w:rPr>
+          <w:rFonts w:ascii="Garamond" w:hAnsi="Garamond"/>
+        </w:rPr>
+        <w:t>Print</w:t>
+      </w:r>
+      <w:proofErr w:type="spellEnd"/>
+      <w:r>
+        <w:rPr>
+          <w:rFonts w:ascii="Garamond" w:hAnsi="Garamond"/>
+        </w:rPr>
+        <w:t xml:space="preserve">: </w:t>
+      </w:r>
+    </w:p>
+    <w:p>
+      <w:pPr>
+        <w:rPr>
+          <w:rFonts w:ascii="Garamond" w:hAnsi="Garamond"/>
+        </w:rPr>
+      </w:pPr>
+      <w:proofErr w:type="gramStart"/>
+      <w:r>
+        <w:rPr>
+          <w:rFonts w:ascii="Garamond" w:hAnsi="Garamond"/>
+        </w:rPr>
+        <w:t>entrenando</w:t>
+      </w:r>
+      <w:proofErr w:type="gramEnd"/>
+      <w:r>
+        <w:rPr>
+          <w:rFonts w:ascii="Garamond" w:hAnsi="Garamond"/>
+        </w:rPr>
+        <w:t xml:space="preserve"> </w:t>
+      </w:r>
+      <w:r>
+        <w:rPr>
+          <w:rFonts w:ascii="Garamond" w:hAnsi="Garamond"/>
+        </w:rPr>
+        <w:t>RL</w:t>
+      </w:r>
+      <w:r>
+        <w:rPr>
+          <w:rFonts w:ascii="Garamond" w:hAnsi="Garamond"/>
+        </w:rPr>
+        <w:t>...</w:t>
+      </w:r>
+    </w:p>
+    <w:p>
+      <w:pPr>
+        <w:rPr>
+          <w:rFonts w:ascii="Garamond" w:hAnsi="Garamond"/>
+        </w:rPr>
+      </w:pPr>
+      <w:proofErr w:type="spellStart"/>
+      <w:proofErr w:type="gramStart"/>
+      <w:r>
+        <w:rPr>
+          <w:rFonts w:ascii="Garamond" w:hAnsi="Garamond"/>
+        </w:rPr>
+        <w:t>accuracy</w:t>
+      </w:r>
+      <w:proofErr w:type="spellEnd"/>
+      <w:proofErr w:type="gramEnd"/>
+      <w:r>
+        <w:rPr>
+          <w:rFonts w:ascii="Garamond" w:hAnsi="Garamond"/>
+        </w:rPr>
+        <w:t xml:space="preserve"> </w:t>
+      </w:r>
+      <w:proofErr w:type="spellStart"/>
+      <w:r>
+        <w:rPr>
+          <w:rFonts w:ascii="Garamond" w:hAnsi="Garamond"/>
+        </w:rPr>
+        <w:t>train</w:t>
+      </w:r>
+      <w:proofErr w:type="spellEnd"/>
+      <w:r>
+        <w:rPr>
+          <w:rFonts w:ascii="Garamond" w:hAnsi="Garamond"/>
+        </w:rPr>
+        <w:t>: 85.38%</w:t>
+      </w:r>
+    </w:p>
+    <w:p>
+      <w:pPr>
+        <w:rPr>
+          <w:rFonts w:ascii="Garamond" w:hAnsi="Garamond"/>
+        </w:rPr>
+      </w:pPr>
+      <w:proofErr w:type="spellStart"/>
+      <w:proofErr w:type="gramStart"/>
+      <w:r>
+        <w:rPr>
+          <w:rFonts w:ascii="Garamond" w:hAnsi="Garamond"/>
+        </w:rPr>
+        <w:t>accuracy</w:t>
+      </w:r>
+      <w:proofErr w:type="spellEnd"/>
+      <w:proofErr w:type="gramEnd"/>
+      <w:r>
+        <w:rPr>
+          <w:rFonts w:ascii="Garamond" w:hAnsi="Garamond"/>
+        </w:rPr>
+        <w:t xml:space="preserve"> test:  83.21%</w:t>
+      </w:r>
+    </w:p>
+    <w:p>
+      <w:pPr>
+        <w:rPr>
+          <w:rFonts w:ascii="Garamond" w:hAnsi="Garamond"/>
+        </w:rPr>
+      </w:pPr>
+    </w:p>
+    <w:p>
+      <w:pPr>
+        <w:rPr>
+          <w:rFonts w:ascii="Garamond" w:hAnsi="Garamond"/>
+        </w:rPr>
+      </w:pPr>
+      <w:proofErr w:type="spellStart"/>
+      <w:proofErr w:type="gramStart"/>
+      <w:r>
+        <w:rPr>
+          <w:rFonts w:ascii="Garamond" w:hAnsi="Garamond"/>
+        </w:rPr>
+        <w:t>accuracy</w:t>
+      </w:r>
+      <w:proofErr w:type="spellEnd"/>
+      <w:proofErr w:type="gramEnd"/>
+      <w:r>
+        <w:rPr>
+          <w:rFonts w:ascii="Garamond" w:hAnsi="Garamond"/>
+        </w:rPr>
+        <w:t xml:space="preserve"> por clase:</w:t>
+      </w:r>
+    </w:p>
+    <w:p>
+      <w:pPr>
+        <w:rPr>
+          <w:rFonts w:ascii="Garamond" w:hAnsi="Garamond"/>
+        </w:rPr>
+      </w:pPr>
+      <w:r>
+        <w:rPr>
+          <w:rFonts w:ascii="Garamond" w:hAnsi="Garamond"/>
+        </w:rPr>
+        <w:t xml:space="preserve">  </w:t>
+      </w:r>
+      <w:proofErr w:type="spellStart"/>
+      <w:proofErr w:type="gramStart"/>
+      <w:r>
+        <w:rPr>
+          <w:rFonts w:ascii="Garamond" w:hAnsi="Garamond"/>
+        </w:rPr>
+        <w:t>bass</w:t>
+      </w:r>
+      <w:proofErr w:type="spellEnd"/>
+      <w:proofErr w:type="gramEnd"/>
+      <w:r>
+        <w:rPr>
+          <w:rFonts w:ascii="Garamond" w:hAnsi="Garamond"/>
+        </w:rPr>
+        <w:t xml:space="preserve">            8/14   (57.1%)</w:t>
+      </w:r>
+    </w:p>
+    <w:p>
+      <w:pPr>
+        <w:rPr>
+          <w:rFonts w:ascii="Garamond" w:hAnsi="Garamond"/>
+        </w:rPr>
+      </w:pPr>
+      <w:r>
+        <w:rPr>
+          <w:rFonts w:ascii="Garamond" w:hAnsi="Garamond"/>
+        </w:rPr>
+        <w:t xml:space="preserve">  </w:t>
+      </w:r>
+      <w:proofErr w:type="spellStart"/>
+      <w:proofErr w:type="gramStart"/>
+      <w:r>
+        <w:rPr>
+          <w:rFonts w:ascii="Garamond" w:hAnsi="Garamond"/>
+        </w:rPr>
+        <w:t>brass</w:t>
+      </w:r>
+      <w:proofErr w:type="spellEnd"/>
+      <w:proofErr w:type="gramEnd"/>
+      <w:r>
+        <w:rPr>
+          <w:rFonts w:ascii="Garamond" w:hAnsi="Garamond"/>
+        </w:rPr>
+        <w:t xml:space="preserve">         491/618  (79.4%)</w:t>
+      </w:r>
+    </w:p>
+    <w:p>
+      <w:pPr>
+        <w:rPr>
+          <w:rFonts w:ascii="Garamond" w:hAnsi="Garamond"/>
+        </w:rPr>
+      </w:pPr>
+      <w:r>
+        <w:rPr>
+          <w:rFonts w:ascii="Garamond" w:hAnsi="Garamond"/>
+        </w:rPr>
+        <w:t xml:space="preserve">  </w:t>
+      </w:r>
+      <w:proofErr w:type="spellStart"/>
+      <w:proofErr w:type="gramStart"/>
+      <w:r>
+        <w:rPr>
+          <w:rFonts w:ascii="Garamond" w:hAnsi="Garamond"/>
+        </w:rPr>
+        <w:t>flute</w:t>
+      </w:r>
+      <w:proofErr w:type="spellEnd"/>
+      <w:proofErr w:type="gramEnd"/>
+      <w:r>
+        <w:rPr>
+          <w:rFonts w:ascii="Garamond" w:hAnsi="Garamond"/>
+        </w:rPr>
+        <w:t xml:space="preserve">         123/209  (58.9%)</w:t>
+      </w:r>
+    </w:p>
+    <w:p>
+      <w:pPr>
+        <w:rPr>
+          <w:rFonts w:ascii="Garamond" w:hAnsi="Garamond"/>
+        </w:rPr>
+      </w:pPr>
+      <w:r>
+        <w:rPr>
+          <w:rFonts w:ascii="Garamond" w:hAnsi="Garamond"/>
+        </w:rPr>
+        <w:t xml:space="preserve">  </w:t>
+      </w:r>
+      <w:proofErr w:type="gramStart"/>
+      <w:r>
+        <w:rPr>
+          <w:rFonts w:ascii="Garamond" w:hAnsi="Garamond"/>
+        </w:rPr>
+        <w:t>guitar</w:t>
+      </w:r>
+      <w:proofErr w:type="gramEnd"/>
+      <w:r>
+        <w:rPr>
+          <w:rFonts w:ascii="Garamond" w:hAnsi="Garamond"/>
+        </w:rPr>
+        <w:t xml:space="preserve">        365/448  (81.5%)</w:t>
+      </w:r>
+    </w:p>
+    <w:p>
+      <w:pPr>
+        <w:rPr>
+          <w:rFonts w:ascii="Garamond" w:hAnsi="Garamond"/>
+        </w:rPr>
+      </w:pPr>
+      <w:r>
+        <w:rPr>
+          <w:rFonts w:ascii="Garamond" w:hAnsi="Garamond"/>
+        </w:rPr>
+        <w:t xml:space="preserve">  </w:t>
+      </w:r>
+      <w:proofErr w:type="spellStart"/>
+      <w:proofErr w:type="gramStart"/>
+      <w:r>
+        <w:rPr>
+          <w:rFonts w:ascii="Garamond" w:hAnsi="Garamond"/>
+        </w:rPr>
+        <w:t>keyboard</w:t>
+      </w:r>
+      <w:proofErr w:type="spellEnd"/>
+      <w:proofErr w:type="gramEnd"/>
+      <w:r>
+        <w:rPr>
+          <w:rFonts w:ascii="Garamond" w:hAnsi="Garamond"/>
+        </w:rPr>
+        <w:t xml:space="preserve">      217/293  (74.1%)</w:t>
+      </w:r>
+    </w:p>
+    <w:p>
+      <w:pPr>
+        <w:rPr>
+          <w:rFonts w:ascii="Garamond" w:hAnsi="Garamond"/>
+        </w:rPr>
+      </w:pPr>
+      <w:r>
+        <w:rPr>
+          <w:rFonts w:ascii="Garamond" w:hAnsi="Garamond"/>
+        </w:rPr>
+        <w:t xml:space="preserve">  </w:t>
+      </w:r>
+      <w:proofErr w:type="spellStart"/>
+      <w:proofErr w:type="gramStart"/>
+      <w:r>
+        <w:rPr>
+          <w:rFonts w:ascii="Garamond" w:hAnsi="Garamond"/>
+        </w:rPr>
+        <w:t>mallet</w:t>
+      </w:r>
+      <w:proofErr w:type="spellEnd"/>
+      <w:proofErr w:type="gramEnd"/>
+      <w:r>
+        <w:rPr>
+          <w:rFonts w:ascii="Garamond" w:hAnsi="Garamond"/>
+        </w:rPr>
+        <w:t xml:space="preserve">        875/939  (93.2%)</w:t>
+      </w:r>
+    </w:p>
+    <w:p>
+      <w:pPr>
+        <w:rPr>
+          <w:rFonts w:ascii="Garamond" w:hAnsi="Garamond"/>
+        </w:rPr>
+      </w:pPr>
+      <w:r>
+        <w:rPr>
+          <w:rFonts w:ascii="Garamond" w:hAnsi="Garamond"/>
+        </w:rPr>
+        <w:t xml:space="preserve">  </w:t>
+      </w:r>
+      <w:proofErr w:type="spellStart"/>
+      <w:proofErr w:type="gramStart"/>
+      <w:r>
+        <w:rPr>
+          <w:rFonts w:ascii="Garamond" w:hAnsi="Garamond"/>
+        </w:rPr>
+        <w:t>organ</w:t>
+      </w:r>
+      <w:proofErr w:type="spellEnd"/>
+      <w:proofErr w:type="gramEnd"/>
+      <w:r>
+        <w:rPr>
+          <w:rFonts w:ascii="Garamond" w:hAnsi="Garamond"/>
+        </w:rPr>
+        <w:t xml:space="preserve">           8/13   (61.5%)</w:t>
+      </w:r>
+    </w:p>
+    <w:p>
+      <w:pPr>
+        <w:rPr>
+          <w:rFonts w:ascii="Garamond" w:hAnsi="Garamond"/>
+        </w:rPr>
+      </w:pPr>
+      <w:r>
+        <w:rPr>
+          <w:rFonts w:ascii="Garamond" w:hAnsi="Garamond"/>
+        </w:rPr>
+        <w:t xml:space="preserve">  </w:t>
+      </w:r>
+      <w:proofErr w:type="spellStart"/>
+      <w:proofErr w:type="gramStart"/>
+      <w:r>
+        <w:rPr>
+          <w:rFonts w:ascii="Garamond" w:hAnsi="Garamond"/>
+        </w:rPr>
+        <w:t>reed</w:t>
+      </w:r>
+      <w:proofErr w:type="spellEnd"/>
+      <w:proofErr w:type="gramEnd"/>
+      <w:r>
+        <w:rPr>
+          <w:rFonts w:ascii="Garamond" w:hAnsi="Garamond"/>
+        </w:rPr>
+        <w:t xml:space="preserve">          445/615  (72.4%)</w:t>
+      </w:r>
+    </w:p>
+    <w:p>
+      <w:pPr>
+        <w:rPr>
+          <w:rFonts w:ascii="Garamond" w:hAnsi="Garamond"/>
+        </w:rPr>
+      </w:pPr>
+      <w:r>
+        <w:rPr>
+          <w:rFonts w:ascii="Garamond" w:hAnsi="Garamond"/>
+        </w:rPr>
+        <w:t xml:space="preserve">  </w:t>
+      </w:r>
+      <w:proofErr w:type="spellStart"/>
+      <w:proofErr w:type="gramStart"/>
+      <w:r>
+        <w:rPr>
+          <w:rFonts w:ascii="Garamond" w:hAnsi="Garamond"/>
+        </w:rPr>
+        <w:t>string</w:t>
+      </w:r>
+      <w:proofErr w:type="spellEnd"/>
+      <w:proofErr w:type="gramEnd"/>
+      <w:r>
+        <w:rPr>
+          <w:rFonts w:ascii="Garamond" w:hAnsi="Garamond"/>
+        </w:rPr>
+        <w:t xml:space="preserve">        826/919  (89.9%)</w:t>
+      </w:r>
+    </w:p>
+    <w:p>
+      <w:pPr>
+        <w:rPr>
+          <w:rFonts w:ascii="Garamond" w:hAnsi="Garamond"/>
+        </w:rPr>
+      </w:pPr>
+      <w:r>
+        <w:rPr>
+          <w:rFonts w:ascii="Garamond" w:hAnsi="Garamond"/>
+        </w:rPr>
+        <w:t xml:space="preserve">  </w:t>
+      </w:r>
+      <w:proofErr w:type="gramStart"/>
+      <w:r>
+        <w:rPr>
+          <w:rFonts w:ascii="Garamond" w:hAnsi="Garamond"/>
+        </w:rPr>
+        <w:t>vocal</w:t>
+      </w:r>
+      <w:proofErr w:type="gramEnd"/>
+      <w:r>
+        <w:rPr>
+          <w:rFonts w:ascii="Garamond" w:hAnsi="Garamond"/>
+        </w:rPr>
+        <w:t xml:space="preserve">         186/191  (97.4%)</w:t>
+      </w:r>
+    </w:p>
+    <w:p>
+      <w:pPr>
+        <w:rPr>
+          <w:rFonts w:ascii="Garamond" w:hAnsi="Garamond"/>
+        </w:rPr>
+      </w:pPr>
+    </w:p>
+    <w:p>
+      <w:pPr>
+        <w:pStyle w:val="NormalWeb"/>
+      </w:pPr>
+      <w:r>
+        <w:t xml:space="preserve">Debido al elevado coste computacional asociado al entrenamiento de la MLP sobre </w:t>
+      </w:r>
+      <w:proofErr w:type="spellStart"/>
+      <w:r>
+        <w:t>embeddings</w:t>
+      </w:r>
+      <w:proofErr w:type="spellEnd"/>
+      <w:r>
+        <w:t xml:space="preserve"> de alta </w:t>
+      </w:r>
+      <w:proofErr w:type="spellStart"/>
+      <w:r>
+        <w:t>dimensionalidad</w:t>
+      </w:r>
+      <w:proofErr w:type="spellEnd"/>
+      <w:r>
+        <w:t xml:space="preserve"> (2048 características por muestra) y un conjunto de entrenamiento de aproximadamente 30.000 ejemplos, no se realizó una búsqueda exhaustiva de </w:t>
+      </w:r>
+      <w:proofErr w:type="spellStart"/>
+      <w:r>
+        <w:t>hiperparámetros</w:t>
+      </w:r>
+      <w:proofErr w:type="spellEnd"/>
+      <w:r>
+        <w:t>.</w:t>
+      </w:r>
+    </w:p>
+    <w:p>
+      <w:pPr>
+        <w:pStyle w:val="NormalWeb"/>
+      </w:pPr>
+      <w:r>
+        <w:t xml:space="preserve">En su lugar, los </w:t>
+      </w:r>
+      <w:proofErr w:type="spellStart"/>
+      <w:r>
+        <w:t>hiperparámetros</w:t>
+      </w:r>
+      <w:proofErr w:type="spellEnd"/>
+      <w:r>
+        <w:t xml:space="preserve"> fueron ajustados manualmente mediante experimentación incremental, observando la evolución de la función de pérdida y el rendimiento sobre el conjunto de validación. Además, se implementó manualmente el </w:t>
+      </w:r>
+      <w:r>
+        <w:lastRenderedPageBreak/>
+        <w:t>optimizador Adam para el entrenamiento de la red neuronal, lo que permitió mejorar la estabilidad y velocidad de convergencia frente al descenso de gradiente estándar.</w:t>
+      </w:r>
+    </w:p>
+    <w:p>
+      <w:pPr>
+        <w:pStyle w:val="NormalWeb"/>
+      </w:pPr>
+      <w:r>
+        <w:t>Esta aproximación permitió obtener configuraciones estables con un coste computacional razonable, priorizando la eficiencia computacional y la implementación propia de los algoritmos de optimización.</w:t>
+      </w:r>
+    </w:p>
+    <w:p>
+      <w:pPr>
+        <w:rPr>
+          <w:rFonts w:ascii="Garamond" w:hAnsi="Garamond"/>
         </w:rPr>
       </w:pPr>
     </w:p>

--- a/MEMORIA.docx
+++ b/MEMORIA.docx
@@ -8408,62 +8408,114 @@
     <w:p>
       <w:pPr>
         <w:pStyle w:val="NormalWeb"/>
-      </w:pPr>
-      <w:r>
+        <w:rPr>
+          <w:rFonts w:ascii="Garamond" w:hAnsi="Garamond"/>
+        </w:rPr>
+      </w:pPr>
+      <w:r>
+        <w:rPr>
+          <w:rFonts w:ascii="Garamond" w:hAnsi="Garamond"/>
+        </w:rPr>
         <w:t xml:space="preserve">Debido al elevado coste computacional asociado al entrenamiento de la MLP sobre </w:t>
       </w:r>
       <w:proofErr w:type="spellStart"/>
       <w:r>
+        <w:rPr>
+          <w:rFonts w:ascii="Garamond" w:hAnsi="Garamond"/>
+        </w:rPr>
         <w:t>embeddings</w:t>
       </w:r>
       <w:proofErr w:type="spellEnd"/>
       <w:r>
+        <w:rPr>
+          <w:rFonts w:ascii="Garamond" w:hAnsi="Garamond"/>
+        </w:rPr>
         <w:t xml:space="preserve"> de alta </w:t>
       </w:r>
       <w:proofErr w:type="spellStart"/>
       <w:r>
+        <w:rPr>
+          <w:rFonts w:ascii="Garamond" w:hAnsi="Garamond"/>
+        </w:rPr>
         <w:t>dimensionalidad</w:t>
       </w:r>
       <w:proofErr w:type="spellEnd"/>
       <w:r>
+        <w:rPr>
+          <w:rFonts w:ascii="Garamond" w:hAnsi="Garamond"/>
+        </w:rPr>
         <w:t xml:space="preserve"> (2048 características por muestra) y un conjunto de entrenamiento de aproximadamente 30.000 ejemplos, no se realizó una búsqueda exhaustiva de </w:t>
       </w:r>
       <w:proofErr w:type="spellStart"/>
       <w:r>
+        <w:rPr>
+          <w:rFonts w:ascii="Garamond" w:hAnsi="Garamond"/>
+        </w:rPr>
         <w:t>hiperparámetros</w:t>
       </w:r>
       <w:proofErr w:type="spellEnd"/>
       <w:r>
+        <w:rPr>
+          <w:rFonts w:ascii="Garamond" w:hAnsi="Garamond"/>
+        </w:rPr>
         <w:t>.</w:t>
       </w:r>
     </w:p>
     <w:p>
       <w:pPr>
         <w:pStyle w:val="NormalWeb"/>
-      </w:pPr>
-      <w:r>
+        <w:rPr>
+          <w:rFonts w:ascii="Garamond" w:hAnsi="Garamond"/>
+        </w:rPr>
+      </w:pPr>
+      <w:r>
+        <w:rPr>
+          <w:rFonts w:ascii="Garamond" w:hAnsi="Garamond"/>
+        </w:rPr>
         <w:t xml:space="preserve">En su lugar, los </w:t>
       </w:r>
       <w:proofErr w:type="spellStart"/>
       <w:r>
+        <w:rPr>
+          <w:rFonts w:ascii="Garamond" w:hAnsi="Garamond"/>
+        </w:rPr>
         <w:t>hiperparámetros</w:t>
       </w:r>
       <w:proofErr w:type="spellEnd"/>
       <w:r>
-        <w:t xml:space="preserve"> fueron ajustados manualmente mediante experimentación incremental, observando la evolución de la función de pérdida y el rendimiento sobre el conjunto de validación. Además, se implementó manualmente el </w:t>
-      </w:r>
-      <w:r>
+        <w:rPr>
+          <w:rFonts w:ascii="Garamond" w:hAnsi="Garamond"/>
+        </w:rPr>
+        <w:t xml:space="preserve"> fueron ajustados manualmente mediante experimentación incremental, observando la evolución de la función de pérdida y el rendimiento sobre el conjunto de validación. Además, se implementó manualmente el optimizador Adam para el </w:t>
+      </w:r>
+      <w:r>
+        <w:rPr>
+          <w:rFonts w:ascii="Garamond" w:hAnsi="Garamond"/>
+        </w:rPr>
         <w:lastRenderedPageBreak/>
-        <w:t>optimizador Adam para el entrenamiento de la red neuronal, lo que permitió mejorar la estabilidad y velocidad de convergencia frente al descenso de gradiente estándar.</w:t>
+        <w:t>entrenamiento de la red neuronal, lo que permitió mejorar la estabilidad y velocidad de convergencia frente al descenso de gradiente estándar.</w:t>
       </w:r>
     </w:p>
     <w:p>
       <w:pPr>
         <w:pStyle w:val="NormalWeb"/>
-      </w:pPr>
-      <w:r>
+        <w:rPr>
+          <w:rFonts w:ascii="Garamond" w:hAnsi="Garamond"/>
+        </w:rPr>
+      </w:pPr>
+      <w:r>
+        <w:rPr>
+          <w:rFonts w:ascii="Garamond" w:hAnsi="Garamond"/>
+        </w:rPr>
         <w:t>Esta aproximación permitió obtener configuraciones estables con un coste computacional razonable, priorizando la eficiencia computacional y la implementación propia de los algoritmos de optimización.</w:t>
       </w:r>
+    </w:p>
+    <w:p>
+      <w:pPr>
+        <w:rPr>
+          <w:rFonts w:ascii="Garamond" w:hAnsi="Garamond"/>
+        </w:rPr>
+      </w:pPr>
     </w:p>
     <w:p>
       <w:pPr>

--- a/MEMORIA.docx
+++ b/MEMORIA.docx
@@ -1,6 +1,6 @@
 
 <file path=word/document.xml><?xml version="1.0" encoding="utf-8"?>
-<w:document xmlns:ve="http://schemas.openxmlformats.org/markup-compatibility/2006" xmlns:o="urn:schemas-microsoft-com:office:office" xmlns:r="http://schemas.openxmlformats.org/officeDocument/2006/relationships" xmlns:m="http://schemas.openxmlformats.org/officeDocument/2006/math" xmlns:v="urn:schemas-microsoft-com:vml" xmlns:wp="http://schemas.openxmlformats.org/drawingml/2006/wordprocessingDrawing" xmlns:w10="urn:schemas-microsoft-com:office:word" xmlns:w="http://schemas.openxmlformats.org/wordprocessingml/2006/main" xmlns:wne="http://schemas.microsoft.com/office/word/2006/wordml">
+<w:document xmlns:wpc="http://schemas.microsoft.com/office/word/2010/wordprocessingCanvas" xmlns:cx="http://schemas.microsoft.com/office/drawing/2014/chartex" xmlns:cx1="http://schemas.microsoft.com/office/drawing/2015/9/8/chartex" xmlns:cx2="http://schemas.microsoft.com/office/drawing/2015/10/21/chartex" xmlns:cx3="http://schemas.microsoft.com/office/drawing/2016/5/9/chartex" xmlns:cx4="http://schemas.microsoft.com/office/drawing/2016/5/10/chartex" xmlns:cx5="http://schemas.microsoft.com/office/drawing/2016/5/11/chartex" xmlns:cx6="http://schemas.microsoft.com/office/drawing/2016/5/12/chartex" xmlns:cx7="http://schemas.microsoft.com/office/drawing/2016/5/13/chartex" xmlns:cx8="http://schemas.microsoft.com/office/drawing/2016/5/14/chartex" xmlns:mc="http://schemas.openxmlformats.org/markup-compatibility/2006" xmlns:aink="http://schemas.microsoft.com/office/drawing/2016/ink" xmlns:am3d="http://schemas.microsoft.com/office/drawing/2017/model3d" xmlns:o="urn:schemas-microsoft-com:office:office" xmlns:oel="http://schemas.microsoft.com/office/2019/extlst" xmlns:r="http://schemas.openxmlformats.org/officeDocument/2006/relationships" xmlns:m="http://schemas.openxmlformats.org/officeDocument/2006/math" xmlns:v="urn:schemas-microsoft-com:vml" xmlns:wp14="http://schemas.microsoft.com/office/word/2010/wordprocessingDrawing" xmlns:wp="http://schemas.openxmlformats.org/drawingml/2006/wordprocessingDrawing" xmlns:w10="urn:schemas-microsoft-com:office:word" xmlns:w="http://schemas.openxmlformats.org/wordprocessingml/2006/main" xmlns:w14="http://schemas.microsoft.com/office/word/2010/wordml" xmlns:w15="http://schemas.microsoft.com/office/word/2012/wordml" xmlns:w16cex="http://schemas.microsoft.com/office/word/2018/wordml/cex" xmlns:w16cid="http://schemas.microsoft.com/office/word/2016/wordml/cid" xmlns:w16="http://schemas.microsoft.com/office/word/2018/wordml" xmlns:w16du="http://schemas.microsoft.com/office/word/2023/wordml/word16du" xmlns:w16sdtdh="http://schemas.microsoft.com/office/word/2020/wordml/sdtdatahash" xmlns:w16sdtfl="http://schemas.microsoft.com/office/word/2024/wordml/sdtformatlock" xmlns:w16se="http://schemas.microsoft.com/office/word/2015/wordml/symex" xmlns:wpg="http://schemas.microsoft.com/office/word/2010/wordprocessingGroup" xmlns:wpi="http://schemas.microsoft.com/office/word/2010/wordprocessingInk" xmlns:wne="http://schemas.microsoft.com/office/word/2006/wordml" xmlns:wps="http://schemas.microsoft.com/office/word/2010/wordprocessingShape" mc:Ignorable="w14 w15 w16se w16cid w16 w16cex w16sdtdh w16sdtfl w16du wp14">
   <w:body>
     <w:p>
       <w:pPr>
@@ -411,7 +411,27 @@
           <w:szCs w:val="22"/>
         </w:rPr>
         <w:tab/>
-        <w:t>3.3.2.   Vectores de características (embeddings).</w:t>
+        <w:t>3.3.2.   Vectores de características (</w:t>
+      </w:r>
+      <w:proofErr w:type="spellStart"/>
+      <w:r>
+        <w:rPr>
+          <w:rFonts w:ascii="Garamond" w:hAnsi="Garamond" w:cs="Arial"/>
+          <w:color w:val="000000"/>
+          <w:sz w:val="22"/>
+          <w:szCs w:val="22"/>
+        </w:rPr>
+        <w:t>embeddings</w:t>
+      </w:r>
+      <w:proofErr w:type="spellEnd"/>
+      <w:r>
+        <w:rPr>
+          <w:rFonts w:ascii="Garamond" w:hAnsi="Garamond" w:cs="Arial"/>
+          <w:color w:val="000000"/>
+          <w:sz w:val="22"/>
+          <w:szCs w:val="22"/>
+        </w:rPr>
+        <w:t>).</w:t>
       </w:r>
     </w:p>
     <w:p>
@@ -480,7 +500,27 @@
           <w:sz w:val="22"/>
           <w:szCs w:val="22"/>
         </w:rPr>
-        <w:t>4.2.  De espectrograma a embedding.</w:t>
+        <w:t xml:space="preserve">4.2.  De espectrograma a </w:t>
+      </w:r>
+      <w:proofErr w:type="spellStart"/>
+      <w:r>
+        <w:rPr>
+          <w:rFonts w:ascii="Garamond" w:hAnsi="Garamond" w:cs="Arial"/>
+          <w:color w:val="000000"/>
+          <w:sz w:val="22"/>
+          <w:szCs w:val="22"/>
+        </w:rPr>
+        <w:t>embedding</w:t>
+      </w:r>
+      <w:proofErr w:type="spellEnd"/>
+      <w:r>
+        <w:rPr>
+          <w:rFonts w:ascii="Garamond" w:hAnsi="Garamond" w:cs="Arial"/>
+          <w:color w:val="000000"/>
+          <w:sz w:val="22"/>
+          <w:szCs w:val="22"/>
+        </w:rPr>
+        <w:t>.</w:t>
       </w:r>
     </w:p>
     <w:p>
@@ -549,7 +589,27 @@
           <w:sz w:val="22"/>
           <w:szCs w:val="22"/>
         </w:rPr>
-        <w:t>5.1.  Embedder.</w:t>
+        <w:t xml:space="preserve">5.1.  </w:t>
+      </w:r>
+      <w:proofErr w:type="spellStart"/>
+      <w:r>
+        <w:rPr>
+          <w:rFonts w:ascii="Garamond" w:hAnsi="Garamond" w:cs="Arial"/>
+          <w:color w:val="000000"/>
+          <w:sz w:val="22"/>
+          <w:szCs w:val="22"/>
+        </w:rPr>
+        <w:t>Embedder</w:t>
+      </w:r>
+      <w:proofErr w:type="spellEnd"/>
+      <w:r>
+        <w:rPr>
+          <w:rFonts w:ascii="Garamond" w:hAnsi="Garamond" w:cs="Arial"/>
+          <w:color w:val="000000"/>
+          <w:sz w:val="22"/>
+          <w:szCs w:val="22"/>
+        </w:rPr>
+        <w:t>.</w:t>
       </w:r>
     </w:p>
     <w:p>
@@ -571,7 +631,47 @@
           <w:sz w:val="22"/>
           <w:szCs w:val="22"/>
         </w:rPr>
-        <w:t>5.2.  Red Neuronal (Multilayer Perceptron).</w:t>
+        <w:t>5.2.  Red Neuronal (</w:t>
+      </w:r>
+      <w:proofErr w:type="spellStart"/>
+      <w:r>
+        <w:rPr>
+          <w:rFonts w:ascii="Garamond" w:hAnsi="Garamond" w:cs="Arial"/>
+          <w:color w:val="000000"/>
+          <w:sz w:val="22"/>
+          <w:szCs w:val="22"/>
+        </w:rPr>
+        <w:t>Multilayer</w:t>
+      </w:r>
+      <w:proofErr w:type="spellEnd"/>
+      <w:r>
+        <w:rPr>
+          <w:rFonts w:ascii="Garamond" w:hAnsi="Garamond" w:cs="Arial"/>
+          <w:color w:val="000000"/>
+          <w:sz w:val="22"/>
+          <w:szCs w:val="22"/>
+        </w:rPr>
+        <w:t xml:space="preserve"> </w:t>
+      </w:r>
+      <w:proofErr w:type="spellStart"/>
+      <w:r>
+        <w:rPr>
+          <w:rFonts w:ascii="Garamond" w:hAnsi="Garamond" w:cs="Arial"/>
+          <w:color w:val="000000"/>
+          <w:sz w:val="22"/>
+          <w:szCs w:val="22"/>
+        </w:rPr>
+        <w:t>Perceptron</w:t>
+      </w:r>
+      <w:proofErr w:type="spellEnd"/>
+      <w:r>
+        <w:rPr>
+          <w:rFonts w:ascii="Garamond" w:hAnsi="Garamond" w:cs="Arial"/>
+          <w:color w:val="000000"/>
+          <w:sz w:val="22"/>
+          <w:szCs w:val="22"/>
+        </w:rPr>
+        <w:t>).</w:t>
       </w:r>
     </w:p>
     <w:p>
@@ -615,7 +715,27 @@
           <w:sz w:val="22"/>
           <w:szCs w:val="22"/>
         </w:rPr>
-        <w:t>5.4.  K-Nearest-Neighbours.</w:t>
+        <w:t>5.4.  K-</w:t>
+      </w:r>
+      <w:proofErr w:type="spellStart"/>
+      <w:r>
+        <w:rPr>
+          <w:rFonts w:ascii="Garamond" w:hAnsi="Garamond" w:cs="Arial"/>
+          <w:color w:val="000000"/>
+          <w:sz w:val="22"/>
+          <w:szCs w:val="22"/>
+        </w:rPr>
+        <w:t>Nearest</w:t>
+      </w:r>
+      <w:proofErr w:type="spellEnd"/>
+      <w:r>
+        <w:rPr>
+          <w:rFonts w:ascii="Garamond" w:hAnsi="Garamond" w:cs="Arial"/>
+          <w:color w:val="000000"/>
+          <w:sz w:val="22"/>
+          <w:szCs w:val="22"/>
+        </w:rPr>
+        <w:t>-Neighbours.</w:t>
       </w:r>
     </w:p>
     <w:p>
@@ -756,7 +876,27 @@
           <w:sz w:val="22"/>
           <w:szCs w:val="22"/>
         </w:rPr>
-        <w:t>8.3.  K-Nearest-Neighbours.</w:t>
+        <w:t>8.3.  K-</w:t>
+      </w:r>
+      <w:proofErr w:type="spellStart"/>
+      <w:r>
+        <w:rPr>
+          <w:rFonts w:ascii="Garamond" w:hAnsi="Garamond" w:cs="Arial"/>
+          <w:color w:val="000000"/>
+          <w:sz w:val="22"/>
+          <w:szCs w:val="22"/>
+        </w:rPr>
+        <w:t>Nearest</w:t>
+      </w:r>
+      <w:proofErr w:type="spellEnd"/>
+      <w:r>
+        <w:rPr>
+          <w:rFonts w:ascii="Garamond" w:hAnsi="Garamond" w:cs="Arial"/>
+          <w:color w:val="000000"/>
+          <w:sz w:val="22"/>
+          <w:szCs w:val="22"/>
+        </w:rPr>
+        <w:t>-Neighbours.</w:t>
       </w:r>
     </w:p>
     <w:p>
@@ -1169,7 +1309,27 @@
           <w:sz w:val="22"/>
           <w:szCs w:val="22"/>
         </w:rPr>
-        <w:t xml:space="preserve"> puede aplicarse en una infinidad de dominios, desde diagnósticos en medicina hasta predicción financiera pasando por reconocimiento visual entre otros. Un campo que me fascina analizar desde el punto de vista del AA es el del sonido. El sonido digitalizado es un tipo de información aparentemente difícil de digerir por un modelo porque se trata de un conjunto de datos dispuestos a través del tiempo, que a primera vista no parecen tener relaciones suficientes para ser procesados en un problema de clasificación. Es por ello que he decidido afrontar un problema de clasificación de audio, más específicamente de clasificación de instrumentos, para entender mejor la ciencia detrás de los modelos orientados a clasificación de audio.</w:t>
+        <w:t xml:space="preserve"> puede aplicarse en una infinidad de dominios, desde diagnósticos en medicina hasta predicción financiera pasando por reconocimiento visual entre otros. Un campo que me fascina analizar desde el punto de vista del AA es el del sonido. El sonido digitalizado es un tipo de información aparentemente difícil de digerir por un modelo porque se trata de un conjunto de datos dispuestos a través del tiempo, que a primera vista no parecen tener relaciones suficientes para ser procesados en un problema de clasificación. Es por ello </w:t>
+      </w:r>
+      <w:proofErr w:type="gramStart"/>
+      <w:r>
+        <w:rPr>
+          <w:rFonts w:ascii="Garamond" w:hAnsi="Garamond" w:cs="Arial"/>
+          <w:color w:val="000000"/>
+          <w:sz w:val="22"/>
+          <w:szCs w:val="22"/>
+        </w:rPr>
+        <w:t>que</w:t>
+      </w:r>
+      <w:proofErr w:type="gramEnd"/>
+      <w:r>
+        <w:rPr>
+          <w:rFonts w:ascii="Garamond" w:hAnsi="Garamond" w:cs="Arial"/>
+          <w:color w:val="000000"/>
+          <w:sz w:val="22"/>
+          <w:szCs w:val="22"/>
+        </w:rPr>
+        <w:t xml:space="preserve"> he decidido afrontar un problema de clasificación de audio, más específicamente de clasificación de instrumentos, para entender mejor la ciencia detrás de los modelos orientados a clasificación de audio.</w:t>
       </w:r>
     </w:p>
     <w:p>
@@ -1219,7 +1379,27 @@
           <w:sz w:val="22"/>
           <w:szCs w:val="22"/>
         </w:rPr>
-        <w:t>pueda digerir cómo suena cada instrumento es cuantificar cómo se comporta frecuencialmente nuestro sonido a lo largo de un periodo de tiempo y derivar un vector de valores que nuestro modelo procese, algo que podemos conseguir con los espectrogramas de Mel. El espectrograma de Mel no es más que una representación visual del espectro de frecuencias de un sonido ajustado a una escala (la de Mel) que imita cómo los humanos recibimos el sonido</w:t>
+        <w:t xml:space="preserve">pueda digerir cómo suena cada instrumento es cuantificar cómo se comporta </w:t>
+      </w:r>
+      <w:proofErr w:type="spellStart"/>
+      <w:r>
+        <w:rPr>
+          <w:rFonts w:ascii="Garamond" w:hAnsi="Garamond" w:cs="Arial"/>
+          <w:color w:val="000000"/>
+          <w:sz w:val="22"/>
+          <w:szCs w:val="22"/>
+        </w:rPr>
+        <w:t>frecuencialmente</w:t>
+      </w:r>
+      <w:proofErr w:type="spellEnd"/>
+      <w:r>
+        <w:rPr>
+          <w:rFonts w:ascii="Garamond" w:hAnsi="Garamond" w:cs="Arial"/>
+          <w:color w:val="000000"/>
+          <w:sz w:val="22"/>
+          <w:szCs w:val="22"/>
+        </w:rPr>
+        <w:t xml:space="preserve"> nuestro sonido a lo largo de un periodo de tiempo y derivar un vector de valores que nuestro modelo procese, algo que podemos conseguir con los espectrogramas de Mel. El espectrograma de Mel no es más que una representación visual del espectro de frecuencias de un sonido ajustado a una escala (la de Mel) que imita cómo los humanos recibimos el sonido</w:t>
       </w:r>
       <w:r>
         <w:rPr>
@@ -1296,7 +1476,7 @@
       <w:tblPr>
         <w:tblStyle w:val="Tablaconcuadrcula"/>
         <w:tblW w:w="0" w:type="auto"/>
-        <w:tblLook w:val="04A0"/>
+        <w:tblLook w:val="04A0" w:firstRow="1" w:lastRow="0" w:firstColumn="1" w:lastColumn="0" w:noHBand="0" w:noVBand="1"/>
       </w:tblPr>
       <w:tblGrid>
         <w:gridCol w:w="4379"/>
@@ -1327,7 +1507,7 @@
                 <w:szCs w:val="22"/>
               </w:rPr>
               <w:drawing>
-                <wp:inline distT="0" distB="0" distL="0" distR="0">
+                <wp:inline distT="0" distB="0" distL="0" distR="0" wp14:anchorId="34FABB99" wp14:editId="11FBA6EA">
                   <wp:extent cx="3250844" cy="1296678"/>
                   <wp:effectExtent l="19050" t="0" r="6706" b="0"/>
                   <wp:docPr id="10" name="Imagen 10" descr="C:\Users\manue\AppData\Local\Microsoft\Windows\INetCache\Content.Word\mel_flute.png"/>
@@ -1397,7 +1577,7 @@
                 <w:sz w:val="22"/>
                 <w:szCs w:val="22"/>
               </w:rPr>
-              <w:pict>
+              <w:pict w14:anchorId="7E3F19AC">
                 <v:shapetype id="_x0000_t75" coordsize="21600,21600" o:spt="75" o:preferrelative="t" path="m@4@5l@4@11@9@11@9@5xe" filled="f" stroked="f">
                   <v:stroke joinstyle="miter"/>
                   <v:formulas>
@@ -1417,7 +1597,7 @@
                   <v:path o:extrusionok="f" gradientshapeok="t" o:connecttype="rect"/>
                   <o:lock v:ext="edit" aspectratio="t"/>
                 </v:shapetype>
-                <v:shape id="_x0000_i1025" type="#_x0000_t75" style="width:255.75pt;height:102.55pt">
+                <v:shape id="_x0000_i1025" type="#_x0000_t75" style="width:252pt;height:100.8pt">
                   <v:imagedata r:id="rId8" o:title="mel_bass"/>
                 </v:shape>
               </w:pict>
@@ -1665,7 +1845,7 @@
           <w:noProof/>
         </w:rPr>
         <w:drawing>
-          <wp:inline distT="0" distB="0" distL="0" distR="0">
+          <wp:inline distT="0" distB="0" distL="0" distR="0" wp14:anchorId="55C8E44D" wp14:editId="16EB51E4">
             <wp:extent cx="5400040" cy="1837216"/>
             <wp:effectExtent l="19050" t="0" r="0" b="0"/>
             <wp:docPr id="21" name="Imagen 21" descr="Qué son las redes neuronales convolucionales? - MATLAB &amp; Simulink"/>
@@ -1740,7 +1920,27 @@
           <w:szCs w:val="22"/>
         </w:rPr>
         <w:tab/>
-        <w:t>Ejemplo de una red convolucional con dos capas diferenciadas, la convolucional encargada de extraer características de interés sobre la imagen y la de clasificación, un MLP normal que clasifica el vector de características. La convolución suele darse entre capas del MLP, pero también es funcional extraer características de una imagen con una capa convolucional preentrenada y después procesarlas por el MLP.</w:t>
+        <w:t xml:space="preserve">Ejemplo de una red convolucional con dos capas diferenciadas, la convolucional encargada de extraer características de interés sobre la imagen y la de clasificación, un MLP normal que clasifica el vector de características. La convolución suele darse entre capas del MLP, pero también es funcional extraer características de una imagen con una capa convolucional </w:t>
+      </w:r>
+      <w:proofErr w:type="spellStart"/>
+      <w:r>
+        <w:rPr>
+          <w:rFonts w:ascii="Garamond" w:hAnsi="Garamond" w:cs="Arial"/>
+          <w:color w:val="000000"/>
+          <w:sz w:val="22"/>
+          <w:szCs w:val="22"/>
+        </w:rPr>
+        <w:t>preentrenada</w:t>
+      </w:r>
+      <w:proofErr w:type="spellEnd"/>
+      <w:r>
+        <w:rPr>
+          <w:rFonts w:ascii="Garamond" w:hAnsi="Garamond" w:cs="Arial"/>
+          <w:color w:val="000000"/>
+          <w:sz w:val="22"/>
+          <w:szCs w:val="22"/>
+        </w:rPr>
+        <w:t xml:space="preserve"> y después procesarlas por el MLP.</w:t>
       </w:r>
     </w:p>
     <w:p>
@@ -1781,16 +1981,76 @@
           <w:sz w:val="22"/>
           <w:szCs w:val="22"/>
         </w:rPr>
-        <w:t xml:space="preserve"> un conjunto de datos muy amplio, y dado que trae poca retribución en relación a su coste en comparación a usar un embedder con </w:t>
-      </w:r>
-      <w:r>
-        <w:rPr>
-          <w:rFonts w:ascii="Garamond" w:hAnsi="Garamond" w:cs="Arial"/>
-          <w:color w:val="000000"/>
-          <w:sz w:val="22"/>
-          <w:szCs w:val="22"/>
-        </w:rPr>
-        <w:t>capas convolucionales preentrenadas he decidido aplicar la segunda alternativa.</w:t>
+        <w:t xml:space="preserve"> un conjunto de datos muy amplio, y dado que trae poca retribución </w:t>
+      </w:r>
+      <w:proofErr w:type="gramStart"/>
+      <w:r>
+        <w:rPr>
+          <w:rFonts w:ascii="Garamond" w:hAnsi="Garamond" w:cs="Arial"/>
+          <w:color w:val="000000"/>
+          <w:sz w:val="22"/>
+          <w:szCs w:val="22"/>
+        </w:rPr>
+        <w:t>en relación a</w:t>
+      </w:r>
+      <w:proofErr w:type="gramEnd"/>
+      <w:r>
+        <w:rPr>
+          <w:rFonts w:ascii="Garamond" w:hAnsi="Garamond" w:cs="Arial"/>
+          <w:color w:val="000000"/>
+          <w:sz w:val="22"/>
+          <w:szCs w:val="22"/>
+        </w:rPr>
+        <w:t xml:space="preserve"> su coste en comparación a usar un </w:t>
+      </w:r>
+      <w:proofErr w:type="spellStart"/>
+      <w:r>
+        <w:rPr>
+          <w:rFonts w:ascii="Garamond" w:hAnsi="Garamond" w:cs="Arial"/>
+          <w:color w:val="000000"/>
+          <w:sz w:val="22"/>
+          <w:szCs w:val="22"/>
+        </w:rPr>
+        <w:t>embedder</w:t>
+      </w:r>
+      <w:proofErr w:type="spellEnd"/>
+      <w:r>
+        <w:rPr>
+          <w:rFonts w:ascii="Garamond" w:hAnsi="Garamond" w:cs="Arial"/>
+          <w:color w:val="000000"/>
+          <w:sz w:val="22"/>
+          <w:szCs w:val="22"/>
+        </w:rPr>
+        <w:t xml:space="preserve"> con </w:t>
+      </w:r>
+      <w:r>
+        <w:rPr>
+          <w:rFonts w:ascii="Garamond" w:hAnsi="Garamond" w:cs="Arial"/>
+          <w:color w:val="000000"/>
+          <w:sz w:val="22"/>
+          <w:szCs w:val="22"/>
+        </w:rPr>
+        <w:t xml:space="preserve">capas convolucionales </w:t>
+      </w:r>
+      <w:proofErr w:type="spellStart"/>
+      <w:r>
+        <w:rPr>
+          <w:rFonts w:ascii="Garamond" w:hAnsi="Garamond" w:cs="Arial"/>
+          <w:color w:val="000000"/>
+          <w:sz w:val="22"/>
+          <w:szCs w:val="22"/>
+        </w:rPr>
+        <w:t>preentrenadas</w:t>
+      </w:r>
+      <w:proofErr w:type="spellEnd"/>
+      <w:r>
+        <w:rPr>
+          <w:rFonts w:ascii="Garamond" w:hAnsi="Garamond" w:cs="Arial"/>
+          <w:color w:val="000000"/>
+          <w:sz w:val="22"/>
+          <w:szCs w:val="22"/>
+        </w:rPr>
+        <w:t xml:space="preserve"> he decidido aplicar la segunda alternativa.</w:t>
       </w:r>
     </w:p>
     <w:p>
@@ -1813,7 +2073,67 @@
           <w:szCs w:val="22"/>
         </w:rPr>
         <w:tab/>
-        <w:t xml:space="preserve">Esto recibe el nombre de Transfer Learning o Aprendizaje por Transferencia, técnica en la que aprovechamos un modelo ya entrenado en el dominio que estamos tratando para extraer las características de nuestros datos. Parece algo sencillo pero esto acarrea otro tipo de retos que explicaré en el punto 5. En primer lugar debemos de elegir el modelo adecuado, en mi caso me he decidido por CNN 14 (la versión entrenada con audios con frecuencia de muestreo de </w:t>
+        <w:t xml:space="preserve">Esto recibe el nombre de Transfer </w:t>
+      </w:r>
+      <w:proofErr w:type="spellStart"/>
+      <w:r>
+        <w:rPr>
+          <w:rFonts w:ascii="Garamond" w:hAnsi="Garamond" w:cs="Arial"/>
+          <w:color w:val="000000"/>
+          <w:sz w:val="22"/>
+          <w:szCs w:val="22"/>
+        </w:rPr>
+        <w:t>Learning</w:t>
+      </w:r>
+      <w:proofErr w:type="spellEnd"/>
+      <w:r>
+        <w:rPr>
+          <w:rFonts w:ascii="Garamond" w:hAnsi="Garamond" w:cs="Arial"/>
+          <w:color w:val="000000"/>
+          <w:sz w:val="22"/>
+          <w:szCs w:val="22"/>
+        </w:rPr>
+        <w:t xml:space="preserve"> o Aprendizaje por Transferencia, técnica en la que aprovechamos un modelo ya entrenado en el dominio que estamos tratando para extraer las características de nuestros datos. Parece algo </w:t>
+      </w:r>
+      <w:proofErr w:type="gramStart"/>
+      <w:r>
+        <w:rPr>
+          <w:rFonts w:ascii="Garamond" w:hAnsi="Garamond" w:cs="Arial"/>
+          <w:color w:val="000000"/>
+          <w:sz w:val="22"/>
+          <w:szCs w:val="22"/>
+        </w:rPr>
+        <w:t>sencillo</w:t>
+      </w:r>
+      <w:proofErr w:type="gramEnd"/>
+      <w:r>
+        <w:rPr>
+          <w:rFonts w:ascii="Garamond" w:hAnsi="Garamond" w:cs="Arial"/>
+          <w:color w:val="000000"/>
+          <w:sz w:val="22"/>
+          <w:szCs w:val="22"/>
+        </w:rPr>
+        <w:t xml:space="preserve"> pero esto acarrea otro tipo de retos que explicaré en el punto 5. En primer </w:t>
+      </w:r>
+      <w:proofErr w:type="gramStart"/>
+      <w:r>
+        <w:rPr>
+          <w:rFonts w:ascii="Garamond" w:hAnsi="Garamond" w:cs="Arial"/>
+          <w:color w:val="000000"/>
+          <w:sz w:val="22"/>
+          <w:szCs w:val="22"/>
+        </w:rPr>
+        <w:t>lugar</w:t>
+      </w:r>
+      <w:proofErr w:type="gramEnd"/>
+      <w:r>
+        <w:rPr>
+          <w:rFonts w:ascii="Garamond" w:hAnsi="Garamond" w:cs="Arial"/>
+          <w:color w:val="000000"/>
+          <w:sz w:val="22"/>
+          <w:szCs w:val="22"/>
+        </w:rPr>
+        <w:t xml:space="preserve"> debemos de elegir el modelo adecuado, en mi caso me he decidido por CNN 14 (la versión entrenada con audios con frecuencia de muestreo de </w:t>
       </w:r>
       <w:r>
         <w:rPr>
@@ -1945,7 +2265,7 @@
           <w:szCs w:val="22"/>
         </w:rPr>
         <w:drawing>
-          <wp:anchor distT="0" distB="0" distL="114300" distR="114300" simplePos="0" relativeHeight="251658240" behindDoc="0" locked="0" layoutInCell="1" allowOverlap="1">
+          <wp:anchor distT="0" distB="0" distL="114300" distR="114300" simplePos="0" relativeHeight="251658240" behindDoc="0" locked="0" layoutInCell="1" allowOverlap="1" wp14:anchorId="5CB14B3A" wp14:editId="189FE124">
             <wp:simplePos x="0" y="0"/>
             <wp:positionH relativeFrom="column">
               <wp:align>center</wp:align>
@@ -2322,7 +2642,27 @@
           <w:sz w:val="22"/>
           <w:szCs w:val="22"/>
         </w:rPr>
-        <w:t>; siendo de especial interés sobretodo la implementación a mano de la red neuronal y técnicas extra que he explorado sobre ella, ya que es un tema que me fascina</w:t>
+        <w:t xml:space="preserve">; siendo de especial interés </w:t>
+      </w:r>
+      <w:proofErr w:type="spellStart"/>
+      <w:r>
+        <w:rPr>
+          <w:rFonts w:ascii="Garamond" w:hAnsi="Garamond" w:cs="Arial"/>
+          <w:color w:val="000000"/>
+          <w:sz w:val="22"/>
+          <w:szCs w:val="22"/>
+        </w:rPr>
+        <w:t>sobretodo</w:t>
+      </w:r>
+      <w:proofErr w:type="spellEnd"/>
+      <w:r>
+        <w:rPr>
+          <w:rFonts w:ascii="Garamond" w:hAnsi="Garamond" w:cs="Arial"/>
+          <w:color w:val="000000"/>
+          <w:sz w:val="22"/>
+          <w:szCs w:val="22"/>
+        </w:rPr>
+        <w:t xml:space="preserve"> la implementación a mano de la red neuronal y técnicas extra que he explorado sobre ella, ya que es un tema que me fascina</w:t>
       </w:r>
       <w:r>
         <w:rPr>
@@ -2411,7 +2751,27 @@
           <w:szCs w:val="22"/>
         </w:rPr>
         <w:tab/>
-        <w:t>Normalmente cuando se aprende a realizar tareas de aprendizaje automático el ecosistema en el que nos movemos es de tipo notebooks o experimentos a pequeña escala, así que un proyecto de esta magnitud también es una gran oportunidad para ver cómo es desarrollar un modelo de AA de verdad desde cero y cuál es la arquitectura a diseñar para lograrlo.</w:t>
+        <w:t xml:space="preserve">Normalmente cuando se aprende a realizar tareas de aprendizaje automático el ecosistema en el que nos movemos es de tipo notebooks o experimentos a pequeña escala, así que un proyecto de esta magnitud también es una gran oportunidad para ver cómo es desarrollar un modelo de AA de verdad desde cero y cuál es </w:t>
+      </w:r>
+      <w:proofErr w:type="gramStart"/>
+      <w:r>
+        <w:rPr>
+          <w:rFonts w:ascii="Garamond" w:hAnsi="Garamond" w:cs="Arial"/>
+          <w:color w:val="000000"/>
+          <w:sz w:val="22"/>
+          <w:szCs w:val="22"/>
+        </w:rPr>
+        <w:t>la arquitectura a diseñar</w:t>
+      </w:r>
+      <w:proofErr w:type="gramEnd"/>
+      <w:r>
+        <w:rPr>
+          <w:rFonts w:ascii="Garamond" w:hAnsi="Garamond" w:cs="Arial"/>
+          <w:color w:val="000000"/>
+          <w:sz w:val="22"/>
+          <w:szCs w:val="22"/>
+        </w:rPr>
+        <w:t xml:space="preserve"> para lograrlo.</w:t>
       </w:r>
     </w:p>
     <w:p>
@@ -2662,16 +3022,116 @@
           <w:sz w:val="22"/>
           <w:szCs w:val="22"/>
         </w:rPr>
-        <w:t xml:space="preserve"> (nsynth small)</w:t>
-      </w:r>
-      <w:r>
-        <w:rPr>
-          <w:rFonts w:ascii="Garamond" w:hAnsi="Garamond" w:cs="Arial"/>
-          <w:color w:val="000000"/>
-          <w:sz w:val="22"/>
-          <w:szCs w:val="22"/>
-        </w:rPr>
-        <w:t xml:space="preserve"> de NSynth, un dataset consistente de más de 300.000 audios en formato .wav de instrumentos tocando notas musicales con información sobre la procedencia. Nuestra versión es de 30.000 muestras y los campos de interés son la propia grabación del instrumento y la familia de instrumentos a la que pertenece.</w:t>
+        <w:t xml:space="preserve"> (</w:t>
+      </w:r>
+      <w:proofErr w:type="spellStart"/>
+      <w:r>
+        <w:rPr>
+          <w:rFonts w:ascii="Garamond" w:hAnsi="Garamond" w:cs="Arial"/>
+          <w:color w:val="000000"/>
+          <w:sz w:val="22"/>
+          <w:szCs w:val="22"/>
+        </w:rPr>
+        <w:t>nsynth</w:t>
+      </w:r>
+      <w:proofErr w:type="spellEnd"/>
+      <w:r>
+        <w:rPr>
+          <w:rFonts w:ascii="Garamond" w:hAnsi="Garamond" w:cs="Arial"/>
+          <w:color w:val="000000"/>
+          <w:sz w:val="22"/>
+          <w:szCs w:val="22"/>
+        </w:rPr>
+        <w:t xml:space="preserve"> </w:t>
+      </w:r>
+      <w:proofErr w:type="spellStart"/>
+      <w:r>
+        <w:rPr>
+          <w:rFonts w:ascii="Garamond" w:hAnsi="Garamond" w:cs="Arial"/>
+          <w:color w:val="000000"/>
+          <w:sz w:val="22"/>
+          <w:szCs w:val="22"/>
+        </w:rPr>
+        <w:t>small</w:t>
+      </w:r>
+      <w:proofErr w:type="spellEnd"/>
+      <w:r>
+        <w:rPr>
+          <w:rFonts w:ascii="Garamond" w:hAnsi="Garamond" w:cs="Arial"/>
+          <w:color w:val="000000"/>
+          <w:sz w:val="22"/>
+          <w:szCs w:val="22"/>
+        </w:rPr>
+        <w:t>)</w:t>
+      </w:r>
+      <w:r>
+        <w:rPr>
+          <w:rFonts w:ascii="Garamond" w:hAnsi="Garamond" w:cs="Arial"/>
+          <w:color w:val="000000"/>
+          <w:sz w:val="22"/>
+          <w:szCs w:val="22"/>
+        </w:rPr>
+        <w:t xml:space="preserve"> de </w:t>
+      </w:r>
+      <w:proofErr w:type="spellStart"/>
+      <w:r>
+        <w:rPr>
+          <w:rFonts w:ascii="Garamond" w:hAnsi="Garamond" w:cs="Arial"/>
+          <w:color w:val="000000"/>
+          <w:sz w:val="22"/>
+          <w:szCs w:val="22"/>
+        </w:rPr>
+        <w:t>NSynth</w:t>
+      </w:r>
+      <w:proofErr w:type="spellEnd"/>
+      <w:r>
+        <w:rPr>
+          <w:rFonts w:ascii="Garamond" w:hAnsi="Garamond" w:cs="Arial"/>
+          <w:color w:val="000000"/>
+          <w:sz w:val="22"/>
+          <w:szCs w:val="22"/>
+        </w:rPr>
+        <w:t xml:space="preserve">, un </w:t>
+      </w:r>
+      <w:proofErr w:type="spellStart"/>
+      <w:r>
+        <w:rPr>
+          <w:rFonts w:ascii="Garamond" w:hAnsi="Garamond" w:cs="Arial"/>
+          <w:color w:val="000000"/>
+          <w:sz w:val="22"/>
+          <w:szCs w:val="22"/>
+        </w:rPr>
+        <w:t>dataset</w:t>
+      </w:r>
+      <w:proofErr w:type="spellEnd"/>
+      <w:r>
+        <w:rPr>
+          <w:rFonts w:ascii="Garamond" w:hAnsi="Garamond" w:cs="Arial"/>
+          <w:color w:val="000000"/>
+          <w:sz w:val="22"/>
+          <w:szCs w:val="22"/>
+        </w:rPr>
+        <w:t xml:space="preserve"> consistente de más de 300.000 audios en formato .</w:t>
+      </w:r>
+      <w:proofErr w:type="spellStart"/>
+      <w:r>
+        <w:rPr>
+          <w:rFonts w:ascii="Garamond" w:hAnsi="Garamond" w:cs="Arial"/>
+          <w:color w:val="000000"/>
+          <w:sz w:val="22"/>
+          <w:szCs w:val="22"/>
+        </w:rPr>
+        <w:t>wav</w:t>
+      </w:r>
+      <w:proofErr w:type="spellEnd"/>
+      <w:r>
+        <w:rPr>
+          <w:rFonts w:ascii="Garamond" w:hAnsi="Garamond" w:cs="Arial"/>
+          <w:color w:val="000000"/>
+          <w:sz w:val="22"/>
+          <w:szCs w:val="22"/>
+        </w:rPr>
+        <w:t xml:space="preserve"> de instrumentos tocando notas musicales con información sobre la procedencia. Nuestra versión es de 30.000 muestras y los campos de interés son la propia grabación del instrumento y la familia de instrumentos a la que pertenece.</w:t>
       </w:r>
     </w:p>
     <w:p>
@@ -2697,14 +3157,107 @@
           <w:szCs w:val="16"/>
         </w:rPr>
       </w:pPr>
-      <w:r>
-        <w:rPr>
-          <w:rFonts w:ascii="Consolas" w:hAnsi="Consolas" w:cs="Arial"/>
-          <w:color w:val="000000"/>
-          <w:sz w:val="16"/>
-          <w:szCs w:val="16"/>
-        </w:rPr>
-        <w:t>velocity: shape=()  type=&lt;dtype: 'int64'&gt;  valor=127</w:t>
+      <w:proofErr w:type="spellStart"/>
+      <w:r>
+        <w:rPr>
+          <w:rFonts w:ascii="Consolas" w:hAnsi="Consolas" w:cs="Arial"/>
+          <w:color w:val="000000"/>
+          <w:sz w:val="16"/>
+          <w:szCs w:val="16"/>
+        </w:rPr>
+        <w:t>velocity</w:t>
+      </w:r>
+      <w:proofErr w:type="spellEnd"/>
+      <w:r>
+        <w:rPr>
+          <w:rFonts w:ascii="Consolas" w:hAnsi="Consolas" w:cs="Arial"/>
+          <w:color w:val="000000"/>
+          <w:sz w:val="16"/>
+          <w:szCs w:val="16"/>
+        </w:rPr>
+        <w:t xml:space="preserve">: </w:t>
+      </w:r>
+      <w:proofErr w:type="spellStart"/>
+      <w:r>
+        <w:rPr>
+          <w:rFonts w:ascii="Consolas" w:hAnsi="Consolas" w:cs="Arial"/>
+          <w:color w:val="000000"/>
+          <w:sz w:val="16"/>
+          <w:szCs w:val="16"/>
+        </w:rPr>
+        <w:t>shape</w:t>
+      </w:r>
+      <w:proofErr w:type="spellEnd"/>
+      <w:proofErr w:type="gramStart"/>
+      <w:r>
+        <w:rPr>
+          <w:rFonts w:ascii="Consolas" w:hAnsi="Consolas" w:cs="Arial"/>
+          <w:color w:val="000000"/>
+          <w:sz w:val="16"/>
+          <w:szCs w:val="16"/>
+        </w:rPr>
+        <w:t xml:space="preserve">=()  </w:t>
+      </w:r>
+      <w:proofErr w:type="spellStart"/>
+      <w:r>
+        <w:rPr>
+          <w:rFonts w:ascii="Consolas" w:hAnsi="Consolas" w:cs="Arial"/>
+          <w:color w:val="000000"/>
+          <w:sz w:val="16"/>
+          <w:szCs w:val="16"/>
+        </w:rPr>
+        <w:t>type</w:t>
+      </w:r>
+      <w:proofErr w:type="spellEnd"/>
+      <w:proofErr w:type="gramEnd"/>
+      <w:r>
+        <w:rPr>
+          <w:rFonts w:ascii="Consolas" w:hAnsi="Consolas" w:cs="Arial"/>
+          <w:color w:val="000000"/>
+          <w:sz w:val="16"/>
+          <w:szCs w:val="16"/>
+        </w:rPr>
+        <w:t>=&lt;</w:t>
+      </w:r>
+      <w:proofErr w:type="spellStart"/>
+      <w:r>
+        <w:rPr>
+          <w:rFonts w:ascii="Consolas" w:hAnsi="Consolas" w:cs="Arial"/>
+          <w:color w:val="000000"/>
+          <w:sz w:val="16"/>
+          <w:szCs w:val="16"/>
+        </w:rPr>
+        <w:t>dtype</w:t>
+      </w:r>
+      <w:proofErr w:type="spellEnd"/>
+      <w:r>
+        <w:rPr>
+          <w:rFonts w:ascii="Consolas" w:hAnsi="Consolas" w:cs="Arial"/>
+          <w:color w:val="000000"/>
+          <w:sz w:val="16"/>
+          <w:szCs w:val="16"/>
+        </w:rPr>
+        <w:t>: 'int64'</w:t>
+      </w:r>
+      <w:proofErr w:type="gramStart"/>
+      <w:r>
+        <w:rPr>
+          <w:rFonts w:ascii="Consolas" w:hAnsi="Consolas" w:cs="Arial"/>
+          <w:color w:val="000000"/>
+          <w:sz w:val="16"/>
+          <w:szCs w:val="16"/>
+        </w:rPr>
+        <w:t>&gt;  valor</w:t>
+      </w:r>
+      <w:proofErr w:type="gramEnd"/>
+      <w:r>
+        <w:rPr>
+          <w:rFonts w:ascii="Consolas" w:hAnsi="Consolas" w:cs="Arial"/>
+          <w:color w:val="000000"/>
+          <w:sz w:val="16"/>
+          <w:szCs w:val="16"/>
+        </w:rPr>
+        <w:t>=127</w:t>
       </w:r>
     </w:p>
     <w:p>
@@ -2718,14 +3271,45 @@
           <w:szCs w:val="16"/>
         </w:rPr>
       </w:pPr>
-      <w:r>
-        <w:rPr>
-          <w:rFonts w:ascii="Consolas" w:hAnsi="Consolas" w:cs="Arial"/>
-          <w:color w:val="000000"/>
-          <w:sz w:val="16"/>
-          <w:szCs w:val="16"/>
-        </w:rPr>
-        <w:t>qualities: (dict)</w:t>
+      <w:proofErr w:type="spellStart"/>
+      <w:r>
+        <w:rPr>
+          <w:rFonts w:ascii="Consolas" w:hAnsi="Consolas" w:cs="Arial"/>
+          <w:color w:val="000000"/>
+          <w:sz w:val="16"/>
+          <w:szCs w:val="16"/>
+        </w:rPr>
+        <w:t>qualities</w:t>
+      </w:r>
+      <w:proofErr w:type="spellEnd"/>
+      <w:r>
+        <w:rPr>
+          <w:rFonts w:ascii="Consolas" w:hAnsi="Consolas" w:cs="Arial"/>
+          <w:color w:val="000000"/>
+          <w:sz w:val="16"/>
+          <w:szCs w:val="16"/>
+        </w:rPr>
+        <w:t>: (</w:t>
+      </w:r>
+      <w:proofErr w:type="spellStart"/>
+      <w:r>
+        <w:rPr>
+          <w:rFonts w:ascii="Consolas" w:hAnsi="Consolas" w:cs="Arial"/>
+          <w:color w:val="000000"/>
+          <w:sz w:val="16"/>
+          <w:szCs w:val="16"/>
+        </w:rPr>
+        <w:t>dict</w:t>
+      </w:r>
+      <w:proofErr w:type="spellEnd"/>
+      <w:r>
+        <w:rPr>
+          <w:rFonts w:ascii="Consolas" w:hAnsi="Consolas" w:cs="Arial"/>
+          <w:color w:val="000000"/>
+          <w:sz w:val="16"/>
+          <w:szCs w:val="16"/>
+        </w:rPr>
+        <w:t>)</w:t>
       </w:r>
     </w:p>
     <w:p>
@@ -2746,7 +3330,129 @@
           <w:sz w:val="16"/>
           <w:szCs w:val="16"/>
         </w:rPr>
-        <w:t>  long_release: shape=()  type=&lt;dtype: 'bool'&gt;  valor=True</w:t>
+        <w:t>  </w:t>
+      </w:r>
+      <w:proofErr w:type="spellStart"/>
+      <w:r>
+        <w:rPr>
+          <w:rFonts w:ascii="Consolas" w:hAnsi="Consolas" w:cs="Arial"/>
+          <w:color w:val="000000"/>
+          <w:sz w:val="16"/>
+          <w:szCs w:val="16"/>
+        </w:rPr>
+        <w:t>long_release</w:t>
+      </w:r>
+      <w:proofErr w:type="spellEnd"/>
+      <w:r>
+        <w:rPr>
+          <w:rFonts w:ascii="Consolas" w:hAnsi="Consolas" w:cs="Arial"/>
+          <w:color w:val="000000"/>
+          <w:sz w:val="16"/>
+          <w:szCs w:val="16"/>
+        </w:rPr>
+        <w:t xml:space="preserve">: </w:t>
+      </w:r>
+      <w:proofErr w:type="spellStart"/>
+      <w:r>
+        <w:rPr>
+          <w:rFonts w:ascii="Consolas" w:hAnsi="Consolas" w:cs="Arial"/>
+          <w:color w:val="000000"/>
+          <w:sz w:val="16"/>
+          <w:szCs w:val="16"/>
+        </w:rPr>
+        <w:t>shape</w:t>
+      </w:r>
+      <w:proofErr w:type="spellEnd"/>
+      <w:proofErr w:type="gramStart"/>
+      <w:r>
+        <w:rPr>
+          <w:rFonts w:ascii="Consolas" w:hAnsi="Consolas" w:cs="Arial"/>
+          <w:color w:val="000000"/>
+          <w:sz w:val="16"/>
+          <w:szCs w:val="16"/>
+        </w:rPr>
+        <w:t xml:space="preserve">=()  </w:t>
+      </w:r>
+      <w:proofErr w:type="spellStart"/>
+      <w:r>
+        <w:rPr>
+          <w:rFonts w:ascii="Consolas" w:hAnsi="Consolas" w:cs="Arial"/>
+          <w:color w:val="000000"/>
+          <w:sz w:val="16"/>
+          <w:szCs w:val="16"/>
+        </w:rPr>
+        <w:t>type</w:t>
+      </w:r>
+      <w:proofErr w:type="spellEnd"/>
+      <w:proofErr w:type="gramEnd"/>
+      <w:r>
+        <w:rPr>
+          <w:rFonts w:ascii="Consolas" w:hAnsi="Consolas" w:cs="Arial"/>
+          <w:color w:val="000000"/>
+          <w:sz w:val="16"/>
+          <w:szCs w:val="16"/>
+        </w:rPr>
+        <w:t>=&lt;</w:t>
+      </w:r>
+      <w:proofErr w:type="spellStart"/>
+      <w:r>
+        <w:rPr>
+          <w:rFonts w:ascii="Consolas" w:hAnsi="Consolas" w:cs="Arial"/>
+          <w:color w:val="000000"/>
+          <w:sz w:val="16"/>
+          <w:szCs w:val="16"/>
+        </w:rPr>
+        <w:t>dtype</w:t>
+      </w:r>
+      <w:proofErr w:type="spellEnd"/>
+      <w:r>
+        <w:rPr>
+          <w:rFonts w:ascii="Consolas" w:hAnsi="Consolas" w:cs="Arial"/>
+          <w:color w:val="000000"/>
+          <w:sz w:val="16"/>
+          <w:szCs w:val="16"/>
+        </w:rPr>
+        <w:t>: '</w:t>
+      </w:r>
+      <w:proofErr w:type="spellStart"/>
+      <w:r>
+        <w:rPr>
+          <w:rFonts w:ascii="Consolas" w:hAnsi="Consolas" w:cs="Arial"/>
+          <w:color w:val="000000"/>
+          <w:sz w:val="16"/>
+          <w:szCs w:val="16"/>
+        </w:rPr>
+        <w:t>bool</w:t>
+      </w:r>
+      <w:proofErr w:type="spellEnd"/>
+      <w:r>
+        <w:rPr>
+          <w:rFonts w:ascii="Consolas" w:hAnsi="Consolas" w:cs="Arial"/>
+          <w:color w:val="000000"/>
+          <w:sz w:val="16"/>
+          <w:szCs w:val="16"/>
+        </w:rPr>
+        <w:t>'</w:t>
+      </w:r>
+      <w:proofErr w:type="gramStart"/>
+      <w:r>
+        <w:rPr>
+          <w:rFonts w:ascii="Consolas" w:hAnsi="Consolas" w:cs="Arial"/>
+          <w:color w:val="000000"/>
+          <w:sz w:val="16"/>
+          <w:szCs w:val="16"/>
+        </w:rPr>
+        <w:t>&gt;  valor</w:t>
+      </w:r>
+      <w:proofErr w:type="gramEnd"/>
+      <w:r>
+        <w:rPr>
+          <w:rFonts w:ascii="Consolas" w:hAnsi="Consolas" w:cs="Arial"/>
+          <w:color w:val="000000"/>
+          <w:sz w:val="16"/>
+          <w:szCs w:val="16"/>
+        </w:rPr>
+        <w:t>=True</w:t>
       </w:r>
     </w:p>
     <w:p>
@@ -2767,7 +3473,129 @@
           <w:sz w:val="16"/>
           <w:szCs w:val="16"/>
         </w:rPr>
-        <w:t>  multiphonic: shape=()  type=&lt;dtype: 'bool'&gt;  valor=False</w:t>
+        <w:t>  </w:t>
+      </w:r>
+      <w:proofErr w:type="spellStart"/>
+      <w:r>
+        <w:rPr>
+          <w:rFonts w:ascii="Consolas" w:hAnsi="Consolas" w:cs="Arial"/>
+          <w:color w:val="000000"/>
+          <w:sz w:val="16"/>
+          <w:szCs w:val="16"/>
+        </w:rPr>
+        <w:t>multiphonic</w:t>
+      </w:r>
+      <w:proofErr w:type="spellEnd"/>
+      <w:r>
+        <w:rPr>
+          <w:rFonts w:ascii="Consolas" w:hAnsi="Consolas" w:cs="Arial"/>
+          <w:color w:val="000000"/>
+          <w:sz w:val="16"/>
+          <w:szCs w:val="16"/>
+        </w:rPr>
+        <w:t xml:space="preserve">: </w:t>
+      </w:r>
+      <w:proofErr w:type="spellStart"/>
+      <w:r>
+        <w:rPr>
+          <w:rFonts w:ascii="Consolas" w:hAnsi="Consolas" w:cs="Arial"/>
+          <w:color w:val="000000"/>
+          <w:sz w:val="16"/>
+          <w:szCs w:val="16"/>
+        </w:rPr>
+        <w:t>shape</w:t>
+      </w:r>
+      <w:proofErr w:type="spellEnd"/>
+      <w:proofErr w:type="gramStart"/>
+      <w:r>
+        <w:rPr>
+          <w:rFonts w:ascii="Consolas" w:hAnsi="Consolas" w:cs="Arial"/>
+          <w:color w:val="000000"/>
+          <w:sz w:val="16"/>
+          <w:szCs w:val="16"/>
+        </w:rPr>
+        <w:t xml:space="preserve">=()  </w:t>
+      </w:r>
+      <w:proofErr w:type="spellStart"/>
+      <w:r>
+        <w:rPr>
+          <w:rFonts w:ascii="Consolas" w:hAnsi="Consolas" w:cs="Arial"/>
+          <w:color w:val="000000"/>
+          <w:sz w:val="16"/>
+          <w:szCs w:val="16"/>
+        </w:rPr>
+        <w:t>type</w:t>
+      </w:r>
+      <w:proofErr w:type="spellEnd"/>
+      <w:proofErr w:type="gramEnd"/>
+      <w:r>
+        <w:rPr>
+          <w:rFonts w:ascii="Consolas" w:hAnsi="Consolas" w:cs="Arial"/>
+          <w:color w:val="000000"/>
+          <w:sz w:val="16"/>
+          <w:szCs w:val="16"/>
+        </w:rPr>
+        <w:t>=&lt;</w:t>
+      </w:r>
+      <w:proofErr w:type="spellStart"/>
+      <w:r>
+        <w:rPr>
+          <w:rFonts w:ascii="Consolas" w:hAnsi="Consolas" w:cs="Arial"/>
+          <w:color w:val="000000"/>
+          <w:sz w:val="16"/>
+          <w:szCs w:val="16"/>
+        </w:rPr>
+        <w:t>dtype</w:t>
+      </w:r>
+      <w:proofErr w:type="spellEnd"/>
+      <w:r>
+        <w:rPr>
+          <w:rFonts w:ascii="Consolas" w:hAnsi="Consolas" w:cs="Arial"/>
+          <w:color w:val="000000"/>
+          <w:sz w:val="16"/>
+          <w:szCs w:val="16"/>
+        </w:rPr>
+        <w:t>: '</w:t>
+      </w:r>
+      <w:proofErr w:type="spellStart"/>
+      <w:r>
+        <w:rPr>
+          <w:rFonts w:ascii="Consolas" w:hAnsi="Consolas" w:cs="Arial"/>
+          <w:color w:val="000000"/>
+          <w:sz w:val="16"/>
+          <w:szCs w:val="16"/>
+        </w:rPr>
+        <w:t>bool</w:t>
+      </w:r>
+      <w:proofErr w:type="spellEnd"/>
+      <w:r>
+        <w:rPr>
+          <w:rFonts w:ascii="Consolas" w:hAnsi="Consolas" w:cs="Arial"/>
+          <w:color w:val="000000"/>
+          <w:sz w:val="16"/>
+          <w:szCs w:val="16"/>
+        </w:rPr>
+        <w:t>'</w:t>
+      </w:r>
+      <w:proofErr w:type="gramStart"/>
+      <w:r>
+        <w:rPr>
+          <w:rFonts w:ascii="Consolas" w:hAnsi="Consolas" w:cs="Arial"/>
+          <w:color w:val="000000"/>
+          <w:sz w:val="16"/>
+          <w:szCs w:val="16"/>
+        </w:rPr>
+        <w:t>&gt;  valor</w:t>
+      </w:r>
+      <w:proofErr w:type="gramEnd"/>
+      <w:r>
+        <w:rPr>
+          <w:rFonts w:ascii="Consolas" w:hAnsi="Consolas" w:cs="Arial"/>
+          <w:color w:val="000000"/>
+          <w:sz w:val="16"/>
+          <w:szCs w:val="16"/>
+        </w:rPr>
+        <w:t>=False</w:t>
       </w:r>
     </w:p>
     <w:p>
@@ -2788,7 +3616,129 @@
           <w:sz w:val="16"/>
           <w:szCs w:val="16"/>
         </w:rPr>
-        <w:t>  bright: shape=()  type=&lt;dtype: 'bool'&gt;  valor=False</w:t>
+        <w:t>  </w:t>
+      </w:r>
+      <w:proofErr w:type="spellStart"/>
+      <w:r>
+        <w:rPr>
+          <w:rFonts w:ascii="Consolas" w:hAnsi="Consolas" w:cs="Arial"/>
+          <w:color w:val="000000"/>
+          <w:sz w:val="16"/>
+          <w:szCs w:val="16"/>
+        </w:rPr>
+        <w:t>bright</w:t>
+      </w:r>
+      <w:proofErr w:type="spellEnd"/>
+      <w:r>
+        <w:rPr>
+          <w:rFonts w:ascii="Consolas" w:hAnsi="Consolas" w:cs="Arial"/>
+          <w:color w:val="000000"/>
+          <w:sz w:val="16"/>
+          <w:szCs w:val="16"/>
+        </w:rPr>
+        <w:t xml:space="preserve">: </w:t>
+      </w:r>
+      <w:proofErr w:type="spellStart"/>
+      <w:r>
+        <w:rPr>
+          <w:rFonts w:ascii="Consolas" w:hAnsi="Consolas" w:cs="Arial"/>
+          <w:color w:val="000000"/>
+          <w:sz w:val="16"/>
+          <w:szCs w:val="16"/>
+        </w:rPr>
+        <w:t>shape</w:t>
+      </w:r>
+      <w:proofErr w:type="spellEnd"/>
+      <w:proofErr w:type="gramStart"/>
+      <w:r>
+        <w:rPr>
+          <w:rFonts w:ascii="Consolas" w:hAnsi="Consolas" w:cs="Arial"/>
+          <w:color w:val="000000"/>
+          <w:sz w:val="16"/>
+          <w:szCs w:val="16"/>
+        </w:rPr>
+        <w:t xml:space="preserve">=()  </w:t>
+      </w:r>
+      <w:proofErr w:type="spellStart"/>
+      <w:r>
+        <w:rPr>
+          <w:rFonts w:ascii="Consolas" w:hAnsi="Consolas" w:cs="Arial"/>
+          <w:color w:val="000000"/>
+          <w:sz w:val="16"/>
+          <w:szCs w:val="16"/>
+        </w:rPr>
+        <w:t>type</w:t>
+      </w:r>
+      <w:proofErr w:type="spellEnd"/>
+      <w:proofErr w:type="gramEnd"/>
+      <w:r>
+        <w:rPr>
+          <w:rFonts w:ascii="Consolas" w:hAnsi="Consolas" w:cs="Arial"/>
+          <w:color w:val="000000"/>
+          <w:sz w:val="16"/>
+          <w:szCs w:val="16"/>
+        </w:rPr>
+        <w:t>=&lt;</w:t>
+      </w:r>
+      <w:proofErr w:type="spellStart"/>
+      <w:r>
+        <w:rPr>
+          <w:rFonts w:ascii="Consolas" w:hAnsi="Consolas" w:cs="Arial"/>
+          <w:color w:val="000000"/>
+          <w:sz w:val="16"/>
+          <w:szCs w:val="16"/>
+        </w:rPr>
+        <w:t>dtype</w:t>
+      </w:r>
+      <w:proofErr w:type="spellEnd"/>
+      <w:r>
+        <w:rPr>
+          <w:rFonts w:ascii="Consolas" w:hAnsi="Consolas" w:cs="Arial"/>
+          <w:color w:val="000000"/>
+          <w:sz w:val="16"/>
+          <w:szCs w:val="16"/>
+        </w:rPr>
+        <w:t>: '</w:t>
+      </w:r>
+      <w:proofErr w:type="spellStart"/>
+      <w:r>
+        <w:rPr>
+          <w:rFonts w:ascii="Consolas" w:hAnsi="Consolas" w:cs="Arial"/>
+          <w:color w:val="000000"/>
+          <w:sz w:val="16"/>
+          <w:szCs w:val="16"/>
+        </w:rPr>
+        <w:t>bool</w:t>
+      </w:r>
+      <w:proofErr w:type="spellEnd"/>
+      <w:r>
+        <w:rPr>
+          <w:rFonts w:ascii="Consolas" w:hAnsi="Consolas" w:cs="Arial"/>
+          <w:color w:val="000000"/>
+          <w:sz w:val="16"/>
+          <w:szCs w:val="16"/>
+        </w:rPr>
+        <w:t>'</w:t>
+      </w:r>
+      <w:proofErr w:type="gramStart"/>
+      <w:r>
+        <w:rPr>
+          <w:rFonts w:ascii="Consolas" w:hAnsi="Consolas" w:cs="Arial"/>
+          <w:color w:val="000000"/>
+          <w:sz w:val="16"/>
+          <w:szCs w:val="16"/>
+        </w:rPr>
+        <w:t>&gt;  valor</w:t>
+      </w:r>
+      <w:proofErr w:type="gramEnd"/>
+      <w:r>
+        <w:rPr>
+          <w:rFonts w:ascii="Consolas" w:hAnsi="Consolas" w:cs="Arial"/>
+          <w:color w:val="000000"/>
+          <w:sz w:val="16"/>
+          <w:szCs w:val="16"/>
+        </w:rPr>
+        <w:t>=False</w:t>
       </w:r>
     </w:p>
     <w:p>
@@ -2809,7 +3759,129 @@
           <w:sz w:val="16"/>
           <w:szCs w:val="16"/>
         </w:rPr>
-        <w:t>  dark: shape=()  type=&lt;dtype: 'bool'&gt;  valor=False</w:t>
+        <w:t>  </w:t>
+      </w:r>
+      <w:proofErr w:type="spellStart"/>
+      <w:r>
+        <w:rPr>
+          <w:rFonts w:ascii="Consolas" w:hAnsi="Consolas" w:cs="Arial"/>
+          <w:color w:val="000000"/>
+          <w:sz w:val="16"/>
+          <w:szCs w:val="16"/>
+        </w:rPr>
+        <w:t>dark</w:t>
+      </w:r>
+      <w:proofErr w:type="spellEnd"/>
+      <w:r>
+        <w:rPr>
+          <w:rFonts w:ascii="Consolas" w:hAnsi="Consolas" w:cs="Arial"/>
+          <w:color w:val="000000"/>
+          <w:sz w:val="16"/>
+          <w:szCs w:val="16"/>
+        </w:rPr>
+        <w:t xml:space="preserve">: </w:t>
+      </w:r>
+      <w:proofErr w:type="spellStart"/>
+      <w:r>
+        <w:rPr>
+          <w:rFonts w:ascii="Consolas" w:hAnsi="Consolas" w:cs="Arial"/>
+          <w:color w:val="000000"/>
+          <w:sz w:val="16"/>
+          <w:szCs w:val="16"/>
+        </w:rPr>
+        <w:t>shape</w:t>
+      </w:r>
+      <w:proofErr w:type="spellEnd"/>
+      <w:proofErr w:type="gramStart"/>
+      <w:r>
+        <w:rPr>
+          <w:rFonts w:ascii="Consolas" w:hAnsi="Consolas" w:cs="Arial"/>
+          <w:color w:val="000000"/>
+          <w:sz w:val="16"/>
+          <w:szCs w:val="16"/>
+        </w:rPr>
+        <w:t xml:space="preserve">=()  </w:t>
+      </w:r>
+      <w:proofErr w:type="spellStart"/>
+      <w:r>
+        <w:rPr>
+          <w:rFonts w:ascii="Consolas" w:hAnsi="Consolas" w:cs="Arial"/>
+          <w:color w:val="000000"/>
+          <w:sz w:val="16"/>
+          <w:szCs w:val="16"/>
+        </w:rPr>
+        <w:t>type</w:t>
+      </w:r>
+      <w:proofErr w:type="spellEnd"/>
+      <w:proofErr w:type="gramEnd"/>
+      <w:r>
+        <w:rPr>
+          <w:rFonts w:ascii="Consolas" w:hAnsi="Consolas" w:cs="Arial"/>
+          <w:color w:val="000000"/>
+          <w:sz w:val="16"/>
+          <w:szCs w:val="16"/>
+        </w:rPr>
+        <w:t>=&lt;</w:t>
+      </w:r>
+      <w:proofErr w:type="spellStart"/>
+      <w:r>
+        <w:rPr>
+          <w:rFonts w:ascii="Consolas" w:hAnsi="Consolas" w:cs="Arial"/>
+          <w:color w:val="000000"/>
+          <w:sz w:val="16"/>
+          <w:szCs w:val="16"/>
+        </w:rPr>
+        <w:t>dtype</w:t>
+      </w:r>
+      <w:proofErr w:type="spellEnd"/>
+      <w:r>
+        <w:rPr>
+          <w:rFonts w:ascii="Consolas" w:hAnsi="Consolas" w:cs="Arial"/>
+          <w:color w:val="000000"/>
+          <w:sz w:val="16"/>
+          <w:szCs w:val="16"/>
+        </w:rPr>
+        <w:t>: '</w:t>
+      </w:r>
+      <w:proofErr w:type="spellStart"/>
+      <w:r>
+        <w:rPr>
+          <w:rFonts w:ascii="Consolas" w:hAnsi="Consolas" w:cs="Arial"/>
+          <w:color w:val="000000"/>
+          <w:sz w:val="16"/>
+          <w:szCs w:val="16"/>
+        </w:rPr>
+        <w:t>bool</w:t>
+      </w:r>
+      <w:proofErr w:type="spellEnd"/>
+      <w:r>
+        <w:rPr>
+          <w:rFonts w:ascii="Consolas" w:hAnsi="Consolas" w:cs="Arial"/>
+          <w:color w:val="000000"/>
+          <w:sz w:val="16"/>
+          <w:szCs w:val="16"/>
+        </w:rPr>
+        <w:t>'</w:t>
+      </w:r>
+      <w:proofErr w:type="gramStart"/>
+      <w:r>
+        <w:rPr>
+          <w:rFonts w:ascii="Consolas" w:hAnsi="Consolas" w:cs="Arial"/>
+          <w:color w:val="000000"/>
+          <w:sz w:val="16"/>
+          <w:szCs w:val="16"/>
+        </w:rPr>
+        <w:t>&gt;  valor</w:t>
+      </w:r>
+      <w:proofErr w:type="gramEnd"/>
+      <w:r>
+        <w:rPr>
+          <w:rFonts w:ascii="Consolas" w:hAnsi="Consolas" w:cs="Arial"/>
+          <w:color w:val="000000"/>
+          <w:sz w:val="16"/>
+          <w:szCs w:val="16"/>
+        </w:rPr>
+        <w:t>=False</w:t>
       </w:r>
     </w:p>
     <w:p>
@@ -2830,7 +3902,129 @@
           <w:sz w:val="16"/>
           <w:szCs w:val="16"/>
         </w:rPr>
-        <w:t>  tempo-synced: shape=()  type=&lt;dtype: 'bool'&gt;  valor=False</w:t>
+        <w:t>  tempo-</w:t>
+      </w:r>
+      <w:proofErr w:type="spellStart"/>
+      <w:r>
+        <w:rPr>
+          <w:rFonts w:ascii="Consolas" w:hAnsi="Consolas" w:cs="Arial"/>
+          <w:color w:val="000000"/>
+          <w:sz w:val="16"/>
+          <w:szCs w:val="16"/>
+        </w:rPr>
+        <w:t>synced</w:t>
+      </w:r>
+      <w:proofErr w:type="spellEnd"/>
+      <w:r>
+        <w:rPr>
+          <w:rFonts w:ascii="Consolas" w:hAnsi="Consolas" w:cs="Arial"/>
+          <w:color w:val="000000"/>
+          <w:sz w:val="16"/>
+          <w:szCs w:val="16"/>
+        </w:rPr>
+        <w:t xml:space="preserve">: </w:t>
+      </w:r>
+      <w:proofErr w:type="spellStart"/>
+      <w:r>
+        <w:rPr>
+          <w:rFonts w:ascii="Consolas" w:hAnsi="Consolas" w:cs="Arial"/>
+          <w:color w:val="000000"/>
+          <w:sz w:val="16"/>
+          <w:szCs w:val="16"/>
+        </w:rPr>
+        <w:t>shape</w:t>
+      </w:r>
+      <w:proofErr w:type="spellEnd"/>
+      <w:proofErr w:type="gramStart"/>
+      <w:r>
+        <w:rPr>
+          <w:rFonts w:ascii="Consolas" w:hAnsi="Consolas" w:cs="Arial"/>
+          <w:color w:val="000000"/>
+          <w:sz w:val="16"/>
+          <w:szCs w:val="16"/>
+        </w:rPr>
+        <w:t xml:space="preserve">=()  </w:t>
+      </w:r>
+      <w:proofErr w:type="spellStart"/>
+      <w:r>
+        <w:rPr>
+          <w:rFonts w:ascii="Consolas" w:hAnsi="Consolas" w:cs="Arial"/>
+          <w:color w:val="000000"/>
+          <w:sz w:val="16"/>
+          <w:szCs w:val="16"/>
+        </w:rPr>
+        <w:t>type</w:t>
+      </w:r>
+      <w:proofErr w:type="spellEnd"/>
+      <w:proofErr w:type="gramEnd"/>
+      <w:r>
+        <w:rPr>
+          <w:rFonts w:ascii="Consolas" w:hAnsi="Consolas" w:cs="Arial"/>
+          <w:color w:val="000000"/>
+          <w:sz w:val="16"/>
+          <w:szCs w:val="16"/>
+        </w:rPr>
+        <w:t>=&lt;</w:t>
+      </w:r>
+      <w:proofErr w:type="spellStart"/>
+      <w:r>
+        <w:rPr>
+          <w:rFonts w:ascii="Consolas" w:hAnsi="Consolas" w:cs="Arial"/>
+          <w:color w:val="000000"/>
+          <w:sz w:val="16"/>
+          <w:szCs w:val="16"/>
+        </w:rPr>
+        <w:t>dtype</w:t>
+      </w:r>
+      <w:proofErr w:type="spellEnd"/>
+      <w:r>
+        <w:rPr>
+          <w:rFonts w:ascii="Consolas" w:hAnsi="Consolas" w:cs="Arial"/>
+          <w:color w:val="000000"/>
+          <w:sz w:val="16"/>
+          <w:szCs w:val="16"/>
+        </w:rPr>
+        <w:t>: '</w:t>
+      </w:r>
+      <w:proofErr w:type="spellStart"/>
+      <w:r>
+        <w:rPr>
+          <w:rFonts w:ascii="Consolas" w:hAnsi="Consolas" w:cs="Arial"/>
+          <w:color w:val="000000"/>
+          <w:sz w:val="16"/>
+          <w:szCs w:val="16"/>
+        </w:rPr>
+        <w:t>bool</w:t>
+      </w:r>
+      <w:proofErr w:type="spellEnd"/>
+      <w:r>
+        <w:rPr>
+          <w:rFonts w:ascii="Consolas" w:hAnsi="Consolas" w:cs="Arial"/>
+          <w:color w:val="000000"/>
+          <w:sz w:val="16"/>
+          <w:szCs w:val="16"/>
+        </w:rPr>
+        <w:t>'</w:t>
+      </w:r>
+      <w:proofErr w:type="gramStart"/>
+      <w:r>
+        <w:rPr>
+          <w:rFonts w:ascii="Consolas" w:hAnsi="Consolas" w:cs="Arial"/>
+          <w:color w:val="000000"/>
+          <w:sz w:val="16"/>
+          <w:szCs w:val="16"/>
+        </w:rPr>
+        <w:t>&gt;  valor</w:t>
+      </w:r>
+      <w:proofErr w:type="gramEnd"/>
+      <w:r>
+        <w:rPr>
+          <w:rFonts w:ascii="Consolas" w:hAnsi="Consolas" w:cs="Arial"/>
+          <w:color w:val="000000"/>
+          <w:sz w:val="16"/>
+          <w:szCs w:val="16"/>
+        </w:rPr>
+        <w:t>=False</w:t>
       </w:r>
     </w:p>
     <w:p>
@@ -2851,7 +4045,129 @@
           <w:sz w:val="16"/>
           <w:szCs w:val="16"/>
         </w:rPr>
-        <w:t>  fast_decay: shape=()  type=&lt;dtype: 'bool'&gt;  valor=False</w:t>
+        <w:t>  </w:t>
+      </w:r>
+      <w:proofErr w:type="spellStart"/>
+      <w:r>
+        <w:rPr>
+          <w:rFonts w:ascii="Consolas" w:hAnsi="Consolas" w:cs="Arial"/>
+          <w:color w:val="000000"/>
+          <w:sz w:val="16"/>
+          <w:szCs w:val="16"/>
+        </w:rPr>
+        <w:t>fast_decay</w:t>
+      </w:r>
+      <w:proofErr w:type="spellEnd"/>
+      <w:r>
+        <w:rPr>
+          <w:rFonts w:ascii="Consolas" w:hAnsi="Consolas" w:cs="Arial"/>
+          <w:color w:val="000000"/>
+          <w:sz w:val="16"/>
+          <w:szCs w:val="16"/>
+        </w:rPr>
+        <w:t xml:space="preserve">: </w:t>
+      </w:r>
+      <w:proofErr w:type="spellStart"/>
+      <w:r>
+        <w:rPr>
+          <w:rFonts w:ascii="Consolas" w:hAnsi="Consolas" w:cs="Arial"/>
+          <w:color w:val="000000"/>
+          <w:sz w:val="16"/>
+          <w:szCs w:val="16"/>
+        </w:rPr>
+        <w:t>shape</w:t>
+      </w:r>
+      <w:proofErr w:type="spellEnd"/>
+      <w:proofErr w:type="gramStart"/>
+      <w:r>
+        <w:rPr>
+          <w:rFonts w:ascii="Consolas" w:hAnsi="Consolas" w:cs="Arial"/>
+          <w:color w:val="000000"/>
+          <w:sz w:val="16"/>
+          <w:szCs w:val="16"/>
+        </w:rPr>
+        <w:t xml:space="preserve">=()  </w:t>
+      </w:r>
+      <w:proofErr w:type="spellStart"/>
+      <w:r>
+        <w:rPr>
+          <w:rFonts w:ascii="Consolas" w:hAnsi="Consolas" w:cs="Arial"/>
+          <w:color w:val="000000"/>
+          <w:sz w:val="16"/>
+          <w:szCs w:val="16"/>
+        </w:rPr>
+        <w:t>type</w:t>
+      </w:r>
+      <w:proofErr w:type="spellEnd"/>
+      <w:proofErr w:type="gramEnd"/>
+      <w:r>
+        <w:rPr>
+          <w:rFonts w:ascii="Consolas" w:hAnsi="Consolas" w:cs="Arial"/>
+          <w:color w:val="000000"/>
+          <w:sz w:val="16"/>
+          <w:szCs w:val="16"/>
+        </w:rPr>
+        <w:t>=&lt;</w:t>
+      </w:r>
+      <w:proofErr w:type="spellStart"/>
+      <w:r>
+        <w:rPr>
+          <w:rFonts w:ascii="Consolas" w:hAnsi="Consolas" w:cs="Arial"/>
+          <w:color w:val="000000"/>
+          <w:sz w:val="16"/>
+          <w:szCs w:val="16"/>
+        </w:rPr>
+        <w:t>dtype</w:t>
+      </w:r>
+      <w:proofErr w:type="spellEnd"/>
+      <w:r>
+        <w:rPr>
+          <w:rFonts w:ascii="Consolas" w:hAnsi="Consolas" w:cs="Arial"/>
+          <w:color w:val="000000"/>
+          <w:sz w:val="16"/>
+          <w:szCs w:val="16"/>
+        </w:rPr>
+        <w:t>: '</w:t>
+      </w:r>
+      <w:proofErr w:type="spellStart"/>
+      <w:r>
+        <w:rPr>
+          <w:rFonts w:ascii="Consolas" w:hAnsi="Consolas" w:cs="Arial"/>
+          <w:color w:val="000000"/>
+          <w:sz w:val="16"/>
+          <w:szCs w:val="16"/>
+        </w:rPr>
+        <w:t>bool</w:t>
+      </w:r>
+      <w:proofErr w:type="spellEnd"/>
+      <w:r>
+        <w:rPr>
+          <w:rFonts w:ascii="Consolas" w:hAnsi="Consolas" w:cs="Arial"/>
+          <w:color w:val="000000"/>
+          <w:sz w:val="16"/>
+          <w:szCs w:val="16"/>
+        </w:rPr>
+        <w:t>'</w:t>
+      </w:r>
+      <w:proofErr w:type="gramStart"/>
+      <w:r>
+        <w:rPr>
+          <w:rFonts w:ascii="Consolas" w:hAnsi="Consolas" w:cs="Arial"/>
+          <w:color w:val="000000"/>
+          <w:sz w:val="16"/>
+          <w:szCs w:val="16"/>
+        </w:rPr>
+        <w:t>&gt;  valor</w:t>
+      </w:r>
+      <w:proofErr w:type="gramEnd"/>
+      <w:r>
+        <w:rPr>
+          <w:rFonts w:ascii="Consolas" w:hAnsi="Consolas" w:cs="Arial"/>
+          <w:color w:val="000000"/>
+          <w:sz w:val="16"/>
+          <w:szCs w:val="16"/>
+        </w:rPr>
+        <w:t>=False</w:t>
       </w:r>
     </w:p>
     <w:p>
@@ -2872,7 +4188,129 @@
           <w:sz w:val="16"/>
           <w:szCs w:val="16"/>
         </w:rPr>
-        <w:t>  percussive: shape=()  type=&lt;dtype: 'bool'&gt;  valor=False</w:t>
+        <w:t>  </w:t>
+      </w:r>
+      <w:proofErr w:type="spellStart"/>
+      <w:r>
+        <w:rPr>
+          <w:rFonts w:ascii="Consolas" w:hAnsi="Consolas" w:cs="Arial"/>
+          <w:color w:val="000000"/>
+          <w:sz w:val="16"/>
+          <w:szCs w:val="16"/>
+        </w:rPr>
+        <w:t>percussive</w:t>
+      </w:r>
+      <w:proofErr w:type="spellEnd"/>
+      <w:r>
+        <w:rPr>
+          <w:rFonts w:ascii="Consolas" w:hAnsi="Consolas" w:cs="Arial"/>
+          <w:color w:val="000000"/>
+          <w:sz w:val="16"/>
+          <w:szCs w:val="16"/>
+        </w:rPr>
+        <w:t xml:space="preserve">: </w:t>
+      </w:r>
+      <w:proofErr w:type="spellStart"/>
+      <w:r>
+        <w:rPr>
+          <w:rFonts w:ascii="Consolas" w:hAnsi="Consolas" w:cs="Arial"/>
+          <w:color w:val="000000"/>
+          <w:sz w:val="16"/>
+          <w:szCs w:val="16"/>
+        </w:rPr>
+        <w:t>shape</w:t>
+      </w:r>
+      <w:proofErr w:type="spellEnd"/>
+      <w:proofErr w:type="gramStart"/>
+      <w:r>
+        <w:rPr>
+          <w:rFonts w:ascii="Consolas" w:hAnsi="Consolas" w:cs="Arial"/>
+          <w:color w:val="000000"/>
+          <w:sz w:val="16"/>
+          <w:szCs w:val="16"/>
+        </w:rPr>
+        <w:t xml:space="preserve">=()  </w:t>
+      </w:r>
+      <w:proofErr w:type="spellStart"/>
+      <w:r>
+        <w:rPr>
+          <w:rFonts w:ascii="Consolas" w:hAnsi="Consolas" w:cs="Arial"/>
+          <w:color w:val="000000"/>
+          <w:sz w:val="16"/>
+          <w:szCs w:val="16"/>
+        </w:rPr>
+        <w:t>type</w:t>
+      </w:r>
+      <w:proofErr w:type="spellEnd"/>
+      <w:proofErr w:type="gramEnd"/>
+      <w:r>
+        <w:rPr>
+          <w:rFonts w:ascii="Consolas" w:hAnsi="Consolas" w:cs="Arial"/>
+          <w:color w:val="000000"/>
+          <w:sz w:val="16"/>
+          <w:szCs w:val="16"/>
+        </w:rPr>
+        <w:t>=&lt;</w:t>
+      </w:r>
+      <w:proofErr w:type="spellStart"/>
+      <w:r>
+        <w:rPr>
+          <w:rFonts w:ascii="Consolas" w:hAnsi="Consolas" w:cs="Arial"/>
+          <w:color w:val="000000"/>
+          <w:sz w:val="16"/>
+          <w:szCs w:val="16"/>
+        </w:rPr>
+        <w:t>dtype</w:t>
+      </w:r>
+      <w:proofErr w:type="spellEnd"/>
+      <w:r>
+        <w:rPr>
+          <w:rFonts w:ascii="Consolas" w:hAnsi="Consolas" w:cs="Arial"/>
+          <w:color w:val="000000"/>
+          <w:sz w:val="16"/>
+          <w:szCs w:val="16"/>
+        </w:rPr>
+        <w:t>: '</w:t>
+      </w:r>
+      <w:proofErr w:type="spellStart"/>
+      <w:r>
+        <w:rPr>
+          <w:rFonts w:ascii="Consolas" w:hAnsi="Consolas" w:cs="Arial"/>
+          <w:color w:val="000000"/>
+          <w:sz w:val="16"/>
+          <w:szCs w:val="16"/>
+        </w:rPr>
+        <w:t>bool</w:t>
+      </w:r>
+      <w:proofErr w:type="spellEnd"/>
+      <w:r>
+        <w:rPr>
+          <w:rFonts w:ascii="Consolas" w:hAnsi="Consolas" w:cs="Arial"/>
+          <w:color w:val="000000"/>
+          <w:sz w:val="16"/>
+          <w:szCs w:val="16"/>
+        </w:rPr>
+        <w:t>'</w:t>
+      </w:r>
+      <w:proofErr w:type="gramStart"/>
+      <w:r>
+        <w:rPr>
+          <w:rFonts w:ascii="Consolas" w:hAnsi="Consolas" w:cs="Arial"/>
+          <w:color w:val="000000"/>
+          <w:sz w:val="16"/>
+          <w:szCs w:val="16"/>
+        </w:rPr>
+        <w:t>&gt;  valor</w:t>
+      </w:r>
+      <w:proofErr w:type="gramEnd"/>
+      <w:r>
+        <w:rPr>
+          <w:rFonts w:ascii="Consolas" w:hAnsi="Consolas" w:cs="Arial"/>
+          <w:color w:val="000000"/>
+          <w:sz w:val="16"/>
+          <w:szCs w:val="16"/>
+        </w:rPr>
+        <w:t>=False</w:t>
       </w:r>
     </w:p>
     <w:p>
@@ -2893,7 +4331,129 @@
           <w:sz w:val="16"/>
           <w:szCs w:val="16"/>
         </w:rPr>
-        <w:t>  nonlinear_env: shape=()  type=&lt;dtype: 'bool'&gt;  valor=False</w:t>
+        <w:t>  </w:t>
+      </w:r>
+      <w:proofErr w:type="spellStart"/>
+      <w:r>
+        <w:rPr>
+          <w:rFonts w:ascii="Consolas" w:hAnsi="Consolas" w:cs="Arial"/>
+          <w:color w:val="000000"/>
+          <w:sz w:val="16"/>
+          <w:szCs w:val="16"/>
+        </w:rPr>
+        <w:t>nonlinear_env</w:t>
+      </w:r>
+      <w:proofErr w:type="spellEnd"/>
+      <w:r>
+        <w:rPr>
+          <w:rFonts w:ascii="Consolas" w:hAnsi="Consolas" w:cs="Arial"/>
+          <w:color w:val="000000"/>
+          <w:sz w:val="16"/>
+          <w:szCs w:val="16"/>
+        </w:rPr>
+        <w:t xml:space="preserve">: </w:t>
+      </w:r>
+      <w:proofErr w:type="spellStart"/>
+      <w:r>
+        <w:rPr>
+          <w:rFonts w:ascii="Consolas" w:hAnsi="Consolas" w:cs="Arial"/>
+          <w:color w:val="000000"/>
+          <w:sz w:val="16"/>
+          <w:szCs w:val="16"/>
+        </w:rPr>
+        <w:t>shape</w:t>
+      </w:r>
+      <w:proofErr w:type="spellEnd"/>
+      <w:proofErr w:type="gramStart"/>
+      <w:r>
+        <w:rPr>
+          <w:rFonts w:ascii="Consolas" w:hAnsi="Consolas" w:cs="Arial"/>
+          <w:color w:val="000000"/>
+          <w:sz w:val="16"/>
+          <w:szCs w:val="16"/>
+        </w:rPr>
+        <w:t xml:space="preserve">=()  </w:t>
+      </w:r>
+      <w:proofErr w:type="spellStart"/>
+      <w:r>
+        <w:rPr>
+          <w:rFonts w:ascii="Consolas" w:hAnsi="Consolas" w:cs="Arial"/>
+          <w:color w:val="000000"/>
+          <w:sz w:val="16"/>
+          <w:szCs w:val="16"/>
+        </w:rPr>
+        <w:t>type</w:t>
+      </w:r>
+      <w:proofErr w:type="spellEnd"/>
+      <w:proofErr w:type="gramEnd"/>
+      <w:r>
+        <w:rPr>
+          <w:rFonts w:ascii="Consolas" w:hAnsi="Consolas" w:cs="Arial"/>
+          <w:color w:val="000000"/>
+          <w:sz w:val="16"/>
+          <w:szCs w:val="16"/>
+        </w:rPr>
+        <w:t>=&lt;</w:t>
+      </w:r>
+      <w:proofErr w:type="spellStart"/>
+      <w:r>
+        <w:rPr>
+          <w:rFonts w:ascii="Consolas" w:hAnsi="Consolas" w:cs="Arial"/>
+          <w:color w:val="000000"/>
+          <w:sz w:val="16"/>
+          <w:szCs w:val="16"/>
+        </w:rPr>
+        <w:t>dtype</w:t>
+      </w:r>
+      <w:proofErr w:type="spellEnd"/>
+      <w:r>
+        <w:rPr>
+          <w:rFonts w:ascii="Consolas" w:hAnsi="Consolas" w:cs="Arial"/>
+          <w:color w:val="000000"/>
+          <w:sz w:val="16"/>
+          <w:szCs w:val="16"/>
+        </w:rPr>
+        <w:t>: '</w:t>
+      </w:r>
+      <w:proofErr w:type="spellStart"/>
+      <w:r>
+        <w:rPr>
+          <w:rFonts w:ascii="Consolas" w:hAnsi="Consolas" w:cs="Arial"/>
+          <w:color w:val="000000"/>
+          <w:sz w:val="16"/>
+          <w:szCs w:val="16"/>
+        </w:rPr>
+        <w:t>bool</w:t>
+      </w:r>
+      <w:proofErr w:type="spellEnd"/>
+      <w:r>
+        <w:rPr>
+          <w:rFonts w:ascii="Consolas" w:hAnsi="Consolas" w:cs="Arial"/>
+          <w:color w:val="000000"/>
+          <w:sz w:val="16"/>
+          <w:szCs w:val="16"/>
+        </w:rPr>
+        <w:t>'</w:t>
+      </w:r>
+      <w:proofErr w:type="gramStart"/>
+      <w:r>
+        <w:rPr>
+          <w:rFonts w:ascii="Consolas" w:hAnsi="Consolas" w:cs="Arial"/>
+          <w:color w:val="000000"/>
+          <w:sz w:val="16"/>
+          <w:szCs w:val="16"/>
+        </w:rPr>
+        <w:t>&gt;  valor</w:t>
+      </w:r>
+      <w:proofErr w:type="gramEnd"/>
+      <w:r>
+        <w:rPr>
+          <w:rFonts w:ascii="Consolas" w:hAnsi="Consolas" w:cs="Arial"/>
+          <w:color w:val="000000"/>
+          <w:sz w:val="16"/>
+          <w:szCs w:val="16"/>
+        </w:rPr>
+        <w:t>=False</w:t>
       </w:r>
     </w:p>
     <w:p>
@@ -2914,7 +4474,129 @@
           <w:sz w:val="16"/>
           <w:szCs w:val="16"/>
         </w:rPr>
-        <w:t>  distortion: shape=()  type=&lt;dtype: 'bool'&gt;  valor=False</w:t>
+        <w:t>  </w:t>
+      </w:r>
+      <w:proofErr w:type="spellStart"/>
+      <w:r>
+        <w:rPr>
+          <w:rFonts w:ascii="Consolas" w:hAnsi="Consolas" w:cs="Arial"/>
+          <w:color w:val="000000"/>
+          <w:sz w:val="16"/>
+          <w:szCs w:val="16"/>
+        </w:rPr>
+        <w:t>distortion</w:t>
+      </w:r>
+      <w:proofErr w:type="spellEnd"/>
+      <w:r>
+        <w:rPr>
+          <w:rFonts w:ascii="Consolas" w:hAnsi="Consolas" w:cs="Arial"/>
+          <w:color w:val="000000"/>
+          <w:sz w:val="16"/>
+          <w:szCs w:val="16"/>
+        </w:rPr>
+        <w:t xml:space="preserve">: </w:t>
+      </w:r>
+      <w:proofErr w:type="spellStart"/>
+      <w:r>
+        <w:rPr>
+          <w:rFonts w:ascii="Consolas" w:hAnsi="Consolas" w:cs="Arial"/>
+          <w:color w:val="000000"/>
+          <w:sz w:val="16"/>
+          <w:szCs w:val="16"/>
+        </w:rPr>
+        <w:t>shape</w:t>
+      </w:r>
+      <w:proofErr w:type="spellEnd"/>
+      <w:proofErr w:type="gramStart"/>
+      <w:r>
+        <w:rPr>
+          <w:rFonts w:ascii="Consolas" w:hAnsi="Consolas" w:cs="Arial"/>
+          <w:color w:val="000000"/>
+          <w:sz w:val="16"/>
+          <w:szCs w:val="16"/>
+        </w:rPr>
+        <w:t xml:space="preserve">=()  </w:t>
+      </w:r>
+      <w:proofErr w:type="spellStart"/>
+      <w:r>
+        <w:rPr>
+          <w:rFonts w:ascii="Consolas" w:hAnsi="Consolas" w:cs="Arial"/>
+          <w:color w:val="000000"/>
+          <w:sz w:val="16"/>
+          <w:szCs w:val="16"/>
+        </w:rPr>
+        <w:t>type</w:t>
+      </w:r>
+      <w:proofErr w:type="spellEnd"/>
+      <w:proofErr w:type="gramEnd"/>
+      <w:r>
+        <w:rPr>
+          <w:rFonts w:ascii="Consolas" w:hAnsi="Consolas" w:cs="Arial"/>
+          <w:color w:val="000000"/>
+          <w:sz w:val="16"/>
+          <w:szCs w:val="16"/>
+        </w:rPr>
+        <w:t>=&lt;</w:t>
+      </w:r>
+      <w:proofErr w:type="spellStart"/>
+      <w:r>
+        <w:rPr>
+          <w:rFonts w:ascii="Consolas" w:hAnsi="Consolas" w:cs="Arial"/>
+          <w:color w:val="000000"/>
+          <w:sz w:val="16"/>
+          <w:szCs w:val="16"/>
+        </w:rPr>
+        <w:t>dtype</w:t>
+      </w:r>
+      <w:proofErr w:type="spellEnd"/>
+      <w:r>
+        <w:rPr>
+          <w:rFonts w:ascii="Consolas" w:hAnsi="Consolas" w:cs="Arial"/>
+          <w:color w:val="000000"/>
+          <w:sz w:val="16"/>
+          <w:szCs w:val="16"/>
+        </w:rPr>
+        <w:t>: '</w:t>
+      </w:r>
+      <w:proofErr w:type="spellStart"/>
+      <w:r>
+        <w:rPr>
+          <w:rFonts w:ascii="Consolas" w:hAnsi="Consolas" w:cs="Arial"/>
+          <w:color w:val="000000"/>
+          <w:sz w:val="16"/>
+          <w:szCs w:val="16"/>
+        </w:rPr>
+        <w:t>bool</w:t>
+      </w:r>
+      <w:proofErr w:type="spellEnd"/>
+      <w:r>
+        <w:rPr>
+          <w:rFonts w:ascii="Consolas" w:hAnsi="Consolas" w:cs="Arial"/>
+          <w:color w:val="000000"/>
+          <w:sz w:val="16"/>
+          <w:szCs w:val="16"/>
+        </w:rPr>
+        <w:t>'</w:t>
+      </w:r>
+      <w:proofErr w:type="gramStart"/>
+      <w:r>
+        <w:rPr>
+          <w:rFonts w:ascii="Consolas" w:hAnsi="Consolas" w:cs="Arial"/>
+          <w:color w:val="000000"/>
+          <w:sz w:val="16"/>
+          <w:szCs w:val="16"/>
+        </w:rPr>
+        <w:t>&gt;  valor</w:t>
+      </w:r>
+      <w:proofErr w:type="gramEnd"/>
+      <w:r>
+        <w:rPr>
+          <w:rFonts w:ascii="Consolas" w:hAnsi="Consolas" w:cs="Arial"/>
+          <w:color w:val="000000"/>
+          <w:sz w:val="16"/>
+          <w:szCs w:val="16"/>
+        </w:rPr>
+        <w:t>=False</w:t>
       </w:r>
     </w:p>
     <w:p>
@@ -2935,7 +4617,129 @@
           <w:sz w:val="16"/>
           <w:szCs w:val="16"/>
         </w:rPr>
-        <w:t>  reverb: shape=()  type=&lt;dtype: 'bool'&gt;  valor=True</w:t>
+        <w:t>  </w:t>
+      </w:r>
+      <w:proofErr w:type="spellStart"/>
+      <w:r>
+        <w:rPr>
+          <w:rFonts w:ascii="Consolas" w:hAnsi="Consolas" w:cs="Arial"/>
+          <w:color w:val="000000"/>
+          <w:sz w:val="16"/>
+          <w:szCs w:val="16"/>
+        </w:rPr>
+        <w:t>reverb</w:t>
+      </w:r>
+      <w:proofErr w:type="spellEnd"/>
+      <w:r>
+        <w:rPr>
+          <w:rFonts w:ascii="Consolas" w:hAnsi="Consolas" w:cs="Arial"/>
+          <w:color w:val="000000"/>
+          <w:sz w:val="16"/>
+          <w:szCs w:val="16"/>
+        </w:rPr>
+        <w:t xml:space="preserve">: </w:t>
+      </w:r>
+      <w:proofErr w:type="spellStart"/>
+      <w:r>
+        <w:rPr>
+          <w:rFonts w:ascii="Consolas" w:hAnsi="Consolas" w:cs="Arial"/>
+          <w:color w:val="000000"/>
+          <w:sz w:val="16"/>
+          <w:szCs w:val="16"/>
+        </w:rPr>
+        <w:t>shape</w:t>
+      </w:r>
+      <w:proofErr w:type="spellEnd"/>
+      <w:proofErr w:type="gramStart"/>
+      <w:r>
+        <w:rPr>
+          <w:rFonts w:ascii="Consolas" w:hAnsi="Consolas" w:cs="Arial"/>
+          <w:color w:val="000000"/>
+          <w:sz w:val="16"/>
+          <w:szCs w:val="16"/>
+        </w:rPr>
+        <w:t xml:space="preserve">=()  </w:t>
+      </w:r>
+      <w:proofErr w:type="spellStart"/>
+      <w:r>
+        <w:rPr>
+          <w:rFonts w:ascii="Consolas" w:hAnsi="Consolas" w:cs="Arial"/>
+          <w:color w:val="000000"/>
+          <w:sz w:val="16"/>
+          <w:szCs w:val="16"/>
+        </w:rPr>
+        <w:t>type</w:t>
+      </w:r>
+      <w:proofErr w:type="spellEnd"/>
+      <w:proofErr w:type="gramEnd"/>
+      <w:r>
+        <w:rPr>
+          <w:rFonts w:ascii="Consolas" w:hAnsi="Consolas" w:cs="Arial"/>
+          <w:color w:val="000000"/>
+          <w:sz w:val="16"/>
+          <w:szCs w:val="16"/>
+        </w:rPr>
+        <w:t>=&lt;</w:t>
+      </w:r>
+      <w:proofErr w:type="spellStart"/>
+      <w:r>
+        <w:rPr>
+          <w:rFonts w:ascii="Consolas" w:hAnsi="Consolas" w:cs="Arial"/>
+          <w:color w:val="000000"/>
+          <w:sz w:val="16"/>
+          <w:szCs w:val="16"/>
+        </w:rPr>
+        <w:t>dtype</w:t>
+      </w:r>
+      <w:proofErr w:type="spellEnd"/>
+      <w:r>
+        <w:rPr>
+          <w:rFonts w:ascii="Consolas" w:hAnsi="Consolas" w:cs="Arial"/>
+          <w:color w:val="000000"/>
+          <w:sz w:val="16"/>
+          <w:szCs w:val="16"/>
+        </w:rPr>
+        <w:t>: '</w:t>
+      </w:r>
+      <w:proofErr w:type="spellStart"/>
+      <w:r>
+        <w:rPr>
+          <w:rFonts w:ascii="Consolas" w:hAnsi="Consolas" w:cs="Arial"/>
+          <w:color w:val="000000"/>
+          <w:sz w:val="16"/>
+          <w:szCs w:val="16"/>
+        </w:rPr>
+        <w:t>bool</w:t>
+      </w:r>
+      <w:proofErr w:type="spellEnd"/>
+      <w:r>
+        <w:rPr>
+          <w:rFonts w:ascii="Consolas" w:hAnsi="Consolas" w:cs="Arial"/>
+          <w:color w:val="000000"/>
+          <w:sz w:val="16"/>
+          <w:szCs w:val="16"/>
+        </w:rPr>
+        <w:t>'</w:t>
+      </w:r>
+      <w:proofErr w:type="gramStart"/>
+      <w:r>
+        <w:rPr>
+          <w:rFonts w:ascii="Consolas" w:hAnsi="Consolas" w:cs="Arial"/>
+          <w:color w:val="000000"/>
+          <w:sz w:val="16"/>
+          <w:szCs w:val="16"/>
+        </w:rPr>
+        <w:t>&gt;  valor</w:t>
+      </w:r>
+      <w:proofErr w:type="gramEnd"/>
+      <w:r>
+        <w:rPr>
+          <w:rFonts w:ascii="Consolas" w:hAnsi="Consolas" w:cs="Arial"/>
+          <w:color w:val="000000"/>
+          <w:sz w:val="16"/>
+          <w:szCs w:val="16"/>
+        </w:rPr>
+        <w:t>=True</w:t>
       </w:r>
     </w:p>
     <w:p>
@@ -2949,14 +4753,45 @@
           <w:szCs w:val="16"/>
         </w:rPr>
       </w:pPr>
-      <w:r>
-        <w:rPr>
-          <w:rFonts w:ascii="Consolas" w:hAnsi="Consolas" w:cs="Arial"/>
-          <w:color w:val="000000"/>
-          <w:sz w:val="16"/>
-          <w:szCs w:val="16"/>
-        </w:rPr>
-        <w:t>instrument: (dict)</w:t>
+      <w:proofErr w:type="spellStart"/>
+      <w:r>
+        <w:rPr>
+          <w:rFonts w:ascii="Consolas" w:hAnsi="Consolas" w:cs="Arial"/>
+          <w:color w:val="000000"/>
+          <w:sz w:val="16"/>
+          <w:szCs w:val="16"/>
+        </w:rPr>
+        <w:t>instrument</w:t>
+      </w:r>
+      <w:proofErr w:type="spellEnd"/>
+      <w:r>
+        <w:rPr>
+          <w:rFonts w:ascii="Consolas" w:hAnsi="Consolas" w:cs="Arial"/>
+          <w:color w:val="000000"/>
+          <w:sz w:val="16"/>
+          <w:szCs w:val="16"/>
+        </w:rPr>
+        <w:t>: (</w:t>
+      </w:r>
+      <w:proofErr w:type="spellStart"/>
+      <w:r>
+        <w:rPr>
+          <w:rFonts w:ascii="Consolas" w:hAnsi="Consolas" w:cs="Arial"/>
+          <w:color w:val="000000"/>
+          <w:sz w:val="16"/>
+          <w:szCs w:val="16"/>
+        </w:rPr>
+        <w:t>dict</w:t>
+      </w:r>
+      <w:proofErr w:type="spellEnd"/>
+      <w:r>
+        <w:rPr>
+          <w:rFonts w:ascii="Consolas" w:hAnsi="Consolas" w:cs="Arial"/>
+          <w:color w:val="000000"/>
+          <w:sz w:val="16"/>
+          <w:szCs w:val="16"/>
+        </w:rPr>
+        <w:t>)</w:t>
       </w:r>
     </w:p>
     <w:p>
@@ -2977,7 +4812,109 @@
           <w:sz w:val="16"/>
           <w:szCs w:val="16"/>
         </w:rPr>
-        <w:t>  source: shape=()  type=&lt;dtype: 'int64'&gt;  valor=0</w:t>
+        <w:t>  </w:t>
+      </w:r>
+      <w:proofErr w:type="spellStart"/>
+      <w:r>
+        <w:rPr>
+          <w:rFonts w:ascii="Consolas" w:hAnsi="Consolas" w:cs="Arial"/>
+          <w:color w:val="000000"/>
+          <w:sz w:val="16"/>
+          <w:szCs w:val="16"/>
+        </w:rPr>
+        <w:t>source</w:t>
+      </w:r>
+      <w:proofErr w:type="spellEnd"/>
+      <w:r>
+        <w:rPr>
+          <w:rFonts w:ascii="Consolas" w:hAnsi="Consolas" w:cs="Arial"/>
+          <w:color w:val="000000"/>
+          <w:sz w:val="16"/>
+          <w:szCs w:val="16"/>
+        </w:rPr>
+        <w:t xml:space="preserve">: </w:t>
+      </w:r>
+      <w:proofErr w:type="spellStart"/>
+      <w:r>
+        <w:rPr>
+          <w:rFonts w:ascii="Consolas" w:hAnsi="Consolas" w:cs="Arial"/>
+          <w:color w:val="000000"/>
+          <w:sz w:val="16"/>
+          <w:szCs w:val="16"/>
+        </w:rPr>
+        <w:t>shape</w:t>
+      </w:r>
+      <w:proofErr w:type="spellEnd"/>
+      <w:proofErr w:type="gramStart"/>
+      <w:r>
+        <w:rPr>
+          <w:rFonts w:ascii="Consolas" w:hAnsi="Consolas" w:cs="Arial"/>
+          <w:color w:val="000000"/>
+          <w:sz w:val="16"/>
+          <w:szCs w:val="16"/>
+        </w:rPr>
+        <w:t xml:space="preserve">=()  </w:t>
+      </w:r>
+      <w:proofErr w:type="spellStart"/>
+      <w:r>
+        <w:rPr>
+          <w:rFonts w:ascii="Consolas" w:hAnsi="Consolas" w:cs="Arial"/>
+          <w:color w:val="000000"/>
+          <w:sz w:val="16"/>
+          <w:szCs w:val="16"/>
+        </w:rPr>
+        <w:t>type</w:t>
+      </w:r>
+      <w:proofErr w:type="spellEnd"/>
+      <w:proofErr w:type="gramEnd"/>
+      <w:r>
+        <w:rPr>
+          <w:rFonts w:ascii="Consolas" w:hAnsi="Consolas" w:cs="Arial"/>
+          <w:color w:val="000000"/>
+          <w:sz w:val="16"/>
+          <w:szCs w:val="16"/>
+        </w:rPr>
+        <w:t>=&lt;</w:t>
+      </w:r>
+      <w:proofErr w:type="spellStart"/>
+      <w:r>
+        <w:rPr>
+          <w:rFonts w:ascii="Consolas" w:hAnsi="Consolas" w:cs="Arial"/>
+          <w:color w:val="000000"/>
+          <w:sz w:val="16"/>
+          <w:szCs w:val="16"/>
+        </w:rPr>
+        <w:t>dtype</w:t>
+      </w:r>
+      <w:proofErr w:type="spellEnd"/>
+      <w:r>
+        <w:rPr>
+          <w:rFonts w:ascii="Consolas" w:hAnsi="Consolas" w:cs="Arial"/>
+          <w:color w:val="000000"/>
+          <w:sz w:val="16"/>
+          <w:szCs w:val="16"/>
+        </w:rPr>
+        <w:t>: 'int64'</w:t>
+      </w:r>
+      <w:proofErr w:type="gramStart"/>
+      <w:r>
+        <w:rPr>
+          <w:rFonts w:ascii="Consolas" w:hAnsi="Consolas" w:cs="Arial"/>
+          <w:color w:val="000000"/>
+          <w:sz w:val="16"/>
+          <w:szCs w:val="16"/>
+        </w:rPr>
+        <w:t>&gt;  valor</w:t>
+      </w:r>
+      <w:proofErr w:type="gramEnd"/>
+      <w:r>
+        <w:rPr>
+          <w:rFonts w:ascii="Consolas" w:hAnsi="Consolas" w:cs="Arial"/>
+          <w:color w:val="000000"/>
+          <w:sz w:val="16"/>
+          <w:szCs w:val="16"/>
+        </w:rPr>
+        <w:t>=0</w:t>
       </w:r>
     </w:p>
     <w:p>
@@ -2998,7 +4935,109 @@
           <w:sz w:val="16"/>
           <w:szCs w:val="16"/>
         </w:rPr>
-        <w:t>  label: shape=()  type=&lt;dtype: 'int64'&gt;  valor=969</w:t>
+        <w:t>  </w:t>
+      </w:r>
+      <w:proofErr w:type="spellStart"/>
+      <w:r>
+        <w:rPr>
+          <w:rFonts w:ascii="Consolas" w:hAnsi="Consolas" w:cs="Arial"/>
+          <w:color w:val="000000"/>
+          <w:sz w:val="16"/>
+          <w:szCs w:val="16"/>
+        </w:rPr>
+        <w:t>label</w:t>
+      </w:r>
+      <w:proofErr w:type="spellEnd"/>
+      <w:r>
+        <w:rPr>
+          <w:rFonts w:ascii="Consolas" w:hAnsi="Consolas" w:cs="Arial"/>
+          <w:color w:val="000000"/>
+          <w:sz w:val="16"/>
+          <w:szCs w:val="16"/>
+        </w:rPr>
+        <w:t xml:space="preserve">: </w:t>
+      </w:r>
+      <w:proofErr w:type="spellStart"/>
+      <w:r>
+        <w:rPr>
+          <w:rFonts w:ascii="Consolas" w:hAnsi="Consolas" w:cs="Arial"/>
+          <w:color w:val="000000"/>
+          <w:sz w:val="16"/>
+          <w:szCs w:val="16"/>
+        </w:rPr>
+        <w:t>shape</w:t>
+      </w:r>
+      <w:proofErr w:type="spellEnd"/>
+      <w:proofErr w:type="gramStart"/>
+      <w:r>
+        <w:rPr>
+          <w:rFonts w:ascii="Consolas" w:hAnsi="Consolas" w:cs="Arial"/>
+          <w:color w:val="000000"/>
+          <w:sz w:val="16"/>
+          <w:szCs w:val="16"/>
+        </w:rPr>
+        <w:t xml:space="preserve">=()  </w:t>
+      </w:r>
+      <w:proofErr w:type="spellStart"/>
+      <w:r>
+        <w:rPr>
+          <w:rFonts w:ascii="Consolas" w:hAnsi="Consolas" w:cs="Arial"/>
+          <w:color w:val="000000"/>
+          <w:sz w:val="16"/>
+          <w:szCs w:val="16"/>
+        </w:rPr>
+        <w:t>type</w:t>
+      </w:r>
+      <w:proofErr w:type="spellEnd"/>
+      <w:proofErr w:type="gramEnd"/>
+      <w:r>
+        <w:rPr>
+          <w:rFonts w:ascii="Consolas" w:hAnsi="Consolas" w:cs="Arial"/>
+          <w:color w:val="000000"/>
+          <w:sz w:val="16"/>
+          <w:szCs w:val="16"/>
+        </w:rPr>
+        <w:t>=&lt;</w:t>
+      </w:r>
+      <w:proofErr w:type="spellStart"/>
+      <w:r>
+        <w:rPr>
+          <w:rFonts w:ascii="Consolas" w:hAnsi="Consolas" w:cs="Arial"/>
+          <w:color w:val="000000"/>
+          <w:sz w:val="16"/>
+          <w:szCs w:val="16"/>
+        </w:rPr>
+        <w:t>dtype</w:t>
+      </w:r>
+      <w:proofErr w:type="spellEnd"/>
+      <w:r>
+        <w:rPr>
+          <w:rFonts w:ascii="Consolas" w:hAnsi="Consolas" w:cs="Arial"/>
+          <w:color w:val="000000"/>
+          <w:sz w:val="16"/>
+          <w:szCs w:val="16"/>
+        </w:rPr>
+        <w:t>: 'int64'</w:t>
+      </w:r>
+      <w:proofErr w:type="gramStart"/>
+      <w:r>
+        <w:rPr>
+          <w:rFonts w:ascii="Consolas" w:hAnsi="Consolas" w:cs="Arial"/>
+          <w:color w:val="000000"/>
+          <w:sz w:val="16"/>
+          <w:szCs w:val="16"/>
+        </w:rPr>
+        <w:t>&gt;  valor</w:t>
+      </w:r>
+      <w:proofErr w:type="gramEnd"/>
+      <w:r>
+        <w:rPr>
+          <w:rFonts w:ascii="Consolas" w:hAnsi="Consolas" w:cs="Arial"/>
+          <w:color w:val="000000"/>
+          <w:sz w:val="16"/>
+          <w:szCs w:val="16"/>
+        </w:rPr>
+        <w:t>=969</w:t>
       </w:r>
     </w:p>
     <w:p>
@@ -3019,7 +5058,109 @@
           <w:sz w:val="16"/>
           <w:szCs w:val="16"/>
         </w:rPr>
-        <w:t>  family: shape=()  type=&lt;dtype: 'int64'&gt;  valor=10</w:t>
+        <w:t>  </w:t>
+      </w:r>
+      <w:proofErr w:type="spellStart"/>
+      <w:r>
+        <w:rPr>
+          <w:rFonts w:ascii="Consolas" w:hAnsi="Consolas" w:cs="Arial"/>
+          <w:color w:val="000000"/>
+          <w:sz w:val="16"/>
+          <w:szCs w:val="16"/>
+        </w:rPr>
+        <w:t>family</w:t>
+      </w:r>
+      <w:proofErr w:type="spellEnd"/>
+      <w:r>
+        <w:rPr>
+          <w:rFonts w:ascii="Consolas" w:hAnsi="Consolas" w:cs="Arial"/>
+          <w:color w:val="000000"/>
+          <w:sz w:val="16"/>
+          <w:szCs w:val="16"/>
+        </w:rPr>
+        <w:t xml:space="preserve">: </w:t>
+      </w:r>
+      <w:proofErr w:type="spellStart"/>
+      <w:r>
+        <w:rPr>
+          <w:rFonts w:ascii="Consolas" w:hAnsi="Consolas" w:cs="Arial"/>
+          <w:color w:val="000000"/>
+          <w:sz w:val="16"/>
+          <w:szCs w:val="16"/>
+        </w:rPr>
+        <w:t>shape</w:t>
+      </w:r>
+      <w:proofErr w:type="spellEnd"/>
+      <w:proofErr w:type="gramStart"/>
+      <w:r>
+        <w:rPr>
+          <w:rFonts w:ascii="Consolas" w:hAnsi="Consolas" w:cs="Arial"/>
+          <w:color w:val="000000"/>
+          <w:sz w:val="16"/>
+          <w:szCs w:val="16"/>
+        </w:rPr>
+        <w:t xml:space="preserve">=()  </w:t>
+      </w:r>
+      <w:proofErr w:type="spellStart"/>
+      <w:r>
+        <w:rPr>
+          <w:rFonts w:ascii="Consolas" w:hAnsi="Consolas" w:cs="Arial"/>
+          <w:color w:val="000000"/>
+          <w:sz w:val="16"/>
+          <w:szCs w:val="16"/>
+        </w:rPr>
+        <w:t>type</w:t>
+      </w:r>
+      <w:proofErr w:type="spellEnd"/>
+      <w:proofErr w:type="gramEnd"/>
+      <w:r>
+        <w:rPr>
+          <w:rFonts w:ascii="Consolas" w:hAnsi="Consolas" w:cs="Arial"/>
+          <w:color w:val="000000"/>
+          <w:sz w:val="16"/>
+          <w:szCs w:val="16"/>
+        </w:rPr>
+        <w:t>=&lt;</w:t>
+      </w:r>
+      <w:proofErr w:type="spellStart"/>
+      <w:r>
+        <w:rPr>
+          <w:rFonts w:ascii="Consolas" w:hAnsi="Consolas" w:cs="Arial"/>
+          <w:color w:val="000000"/>
+          <w:sz w:val="16"/>
+          <w:szCs w:val="16"/>
+        </w:rPr>
+        <w:t>dtype</w:t>
+      </w:r>
+      <w:proofErr w:type="spellEnd"/>
+      <w:r>
+        <w:rPr>
+          <w:rFonts w:ascii="Consolas" w:hAnsi="Consolas" w:cs="Arial"/>
+          <w:color w:val="000000"/>
+          <w:sz w:val="16"/>
+          <w:szCs w:val="16"/>
+        </w:rPr>
+        <w:t>: 'int64'</w:t>
+      </w:r>
+      <w:proofErr w:type="gramStart"/>
+      <w:r>
+        <w:rPr>
+          <w:rFonts w:ascii="Consolas" w:hAnsi="Consolas" w:cs="Arial"/>
+          <w:color w:val="000000"/>
+          <w:sz w:val="16"/>
+          <w:szCs w:val="16"/>
+        </w:rPr>
+        <w:t>&gt;  valor</w:t>
+      </w:r>
+      <w:proofErr w:type="gramEnd"/>
+      <w:r>
+        <w:rPr>
+          <w:rFonts w:ascii="Consolas" w:hAnsi="Consolas" w:cs="Arial"/>
+          <w:color w:val="000000"/>
+          <w:sz w:val="16"/>
+          <w:szCs w:val="16"/>
+        </w:rPr>
+        <w:t>=10</w:t>
       </w:r>
     </w:p>
     <w:p>
@@ -3040,7 +5181,109 @@
           <w:sz w:val="16"/>
           <w:szCs w:val="16"/>
         </w:rPr>
-        <w:t>id: shape=()  type=&lt;dtype: 'string'&gt;  valor=b'vocal_acoustic_013-079-127'</w:t>
+        <w:t xml:space="preserve">id: </w:t>
+      </w:r>
+      <w:proofErr w:type="spellStart"/>
+      <w:r>
+        <w:rPr>
+          <w:rFonts w:ascii="Consolas" w:hAnsi="Consolas" w:cs="Arial"/>
+          <w:color w:val="000000"/>
+          <w:sz w:val="16"/>
+          <w:szCs w:val="16"/>
+        </w:rPr>
+        <w:t>shape</w:t>
+      </w:r>
+      <w:proofErr w:type="spellEnd"/>
+      <w:proofErr w:type="gramStart"/>
+      <w:r>
+        <w:rPr>
+          <w:rFonts w:ascii="Consolas" w:hAnsi="Consolas" w:cs="Arial"/>
+          <w:color w:val="000000"/>
+          <w:sz w:val="16"/>
+          <w:szCs w:val="16"/>
+        </w:rPr>
+        <w:t xml:space="preserve">=()  </w:t>
+      </w:r>
+      <w:proofErr w:type="spellStart"/>
+      <w:r>
+        <w:rPr>
+          <w:rFonts w:ascii="Consolas" w:hAnsi="Consolas" w:cs="Arial"/>
+          <w:color w:val="000000"/>
+          <w:sz w:val="16"/>
+          <w:szCs w:val="16"/>
+        </w:rPr>
+        <w:t>type</w:t>
+      </w:r>
+      <w:proofErr w:type="spellEnd"/>
+      <w:proofErr w:type="gramEnd"/>
+      <w:r>
+        <w:rPr>
+          <w:rFonts w:ascii="Consolas" w:hAnsi="Consolas" w:cs="Arial"/>
+          <w:color w:val="000000"/>
+          <w:sz w:val="16"/>
+          <w:szCs w:val="16"/>
+        </w:rPr>
+        <w:t>=&lt;</w:t>
+      </w:r>
+      <w:proofErr w:type="spellStart"/>
+      <w:r>
+        <w:rPr>
+          <w:rFonts w:ascii="Consolas" w:hAnsi="Consolas" w:cs="Arial"/>
+          <w:color w:val="000000"/>
+          <w:sz w:val="16"/>
+          <w:szCs w:val="16"/>
+        </w:rPr>
+        <w:t>dtype</w:t>
+      </w:r>
+      <w:proofErr w:type="spellEnd"/>
+      <w:r>
+        <w:rPr>
+          <w:rFonts w:ascii="Consolas" w:hAnsi="Consolas" w:cs="Arial"/>
+          <w:color w:val="000000"/>
+          <w:sz w:val="16"/>
+          <w:szCs w:val="16"/>
+        </w:rPr>
+        <w:t>: '</w:t>
+      </w:r>
+      <w:proofErr w:type="spellStart"/>
+      <w:r>
+        <w:rPr>
+          <w:rFonts w:ascii="Consolas" w:hAnsi="Consolas" w:cs="Arial"/>
+          <w:color w:val="000000"/>
+          <w:sz w:val="16"/>
+          <w:szCs w:val="16"/>
+        </w:rPr>
+        <w:t>string</w:t>
+      </w:r>
+      <w:proofErr w:type="spellEnd"/>
+      <w:r>
+        <w:rPr>
+          <w:rFonts w:ascii="Consolas" w:hAnsi="Consolas" w:cs="Arial"/>
+          <w:color w:val="000000"/>
+          <w:sz w:val="16"/>
+          <w:szCs w:val="16"/>
+        </w:rPr>
+        <w:t>'</w:t>
+      </w:r>
+      <w:proofErr w:type="gramStart"/>
+      <w:r>
+        <w:rPr>
+          <w:rFonts w:ascii="Consolas" w:hAnsi="Consolas" w:cs="Arial"/>
+          <w:color w:val="000000"/>
+          <w:sz w:val="16"/>
+          <w:szCs w:val="16"/>
+        </w:rPr>
+        <w:t>&gt;  valor</w:t>
+      </w:r>
+      <w:proofErr w:type="gramEnd"/>
+      <w:r>
+        <w:rPr>
+          <w:rFonts w:ascii="Consolas" w:hAnsi="Consolas" w:cs="Arial"/>
+          <w:color w:val="000000"/>
+          <w:sz w:val="16"/>
+          <w:szCs w:val="16"/>
+        </w:rPr>
+        <w:t>=b'vocal_acoustic_013-079-127'</w:t>
       </w:r>
     </w:p>
     <w:p>
@@ -3061,7 +5304,89 @@
           <w:sz w:val="16"/>
           <w:szCs w:val="16"/>
         </w:rPr>
-        <w:t>pitch: shape=()  type=&lt;dtype: 'int64'&gt;  valor=79</w:t>
+        <w:t xml:space="preserve">pitch: </w:t>
+      </w:r>
+      <w:proofErr w:type="spellStart"/>
+      <w:r>
+        <w:rPr>
+          <w:rFonts w:ascii="Consolas" w:hAnsi="Consolas" w:cs="Arial"/>
+          <w:color w:val="000000"/>
+          <w:sz w:val="16"/>
+          <w:szCs w:val="16"/>
+        </w:rPr>
+        <w:t>shape</w:t>
+      </w:r>
+      <w:proofErr w:type="spellEnd"/>
+      <w:proofErr w:type="gramStart"/>
+      <w:r>
+        <w:rPr>
+          <w:rFonts w:ascii="Consolas" w:hAnsi="Consolas" w:cs="Arial"/>
+          <w:color w:val="000000"/>
+          <w:sz w:val="16"/>
+          <w:szCs w:val="16"/>
+        </w:rPr>
+        <w:t xml:space="preserve">=()  </w:t>
+      </w:r>
+      <w:proofErr w:type="spellStart"/>
+      <w:r>
+        <w:rPr>
+          <w:rFonts w:ascii="Consolas" w:hAnsi="Consolas" w:cs="Arial"/>
+          <w:color w:val="000000"/>
+          <w:sz w:val="16"/>
+          <w:szCs w:val="16"/>
+        </w:rPr>
+        <w:t>type</w:t>
+      </w:r>
+      <w:proofErr w:type="spellEnd"/>
+      <w:proofErr w:type="gramEnd"/>
+      <w:r>
+        <w:rPr>
+          <w:rFonts w:ascii="Consolas" w:hAnsi="Consolas" w:cs="Arial"/>
+          <w:color w:val="000000"/>
+          <w:sz w:val="16"/>
+          <w:szCs w:val="16"/>
+        </w:rPr>
+        <w:t>=&lt;</w:t>
+      </w:r>
+      <w:proofErr w:type="spellStart"/>
+      <w:r>
+        <w:rPr>
+          <w:rFonts w:ascii="Consolas" w:hAnsi="Consolas" w:cs="Arial"/>
+          <w:color w:val="000000"/>
+          <w:sz w:val="16"/>
+          <w:szCs w:val="16"/>
+        </w:rPr>
+        <w:t>dtype</w:t>
+      </w:r>
+      <w:proofErr w:type="spellEnd"/>
+      <w:r>
+        <w:rPr>
+          <w:rFonts w:ascii="Consolas" w:hAnsi="Consolas" w:cs="Arial"/>
+          <w:color w:val="000000"/>
+          <w:sz w:val="16"/>
+          <w:szCs w:val="16"/>
+        </w:rPr>
+        <w:t>: 'int64'</w:t>
+      </w:r>
+      <w:proofErr w:type="gramStart"/>
+      <w:r>
+        <w:rPr>
+          <w:rFonts w:ascii="Consolas" w:hAnsi="Consolas" w:cs="Arial"/>
+          <w:color w:val="000000"/>
+          <w:sz w:val="16"/>
+          <w:szCs w:val="16"/>
+        </w:rPr>
+        <w:t>&gt;  valor</w:t>
+      </w:r>
+      <w:proofErr w:type="gramEnd"/>
+      <w:r>
+        <w:rPr>
+          <w:rFonts w:ascii="Consolas" w:hAnsi="Consolas" w:cs="Arial"/>
+          <w:color w:val="000000"/>
+          <w:sz w:val="16"/>
+          <w:szCs w:val="16"/>
+        </w:rPr>
+        <w:t>=79</w:t>
       </w:r>
     </w:p>
     <w:p>
@@ -3082,8 +5407,121 @@
           <w:sz w:val="16"/>
           <w:szCs w:val="16"/>
         </w:rPr>
-        <w:t>audio: shape=(64000,)  type=&lt;dtype: 'float32'&gt;  valor=[7.7979098e-07 1.9699717e-06 1.1660218e-04 ... 0.0000000e+00 0.0000000e+00</w:t>
-      </w:r>
+        <w:t xml:space="preserve">audio: </w:t>
+      </w:r>
+      <w:proofErr w:type="spellStart"/>
+      <w:r>
+        <w:rPr>
+          <w:rFonts w:ascii="Consolas" w:hAnsi="Consolas" w:cs="Arial"/>
+          <w:color w:val="000000"/>
+          <w:sz w:val="16"/>
+          <w:szCs w:val="16"/>
+        </w:rPr>
+        <w:t>shape</w:t>
+      </w:r>
+      <w:proofErr w:type="spellEnd"/>
+      <w:proofErr w:type="gramStart"/>
+      <w:r>
+        <w:rPr>
+          <w:rFonts w:ascii="Consolas" w:hAnsi="Consolas" w:cs="Arial"/>
+          <w:color w:val="000000"/>
+          <w:sz w:val="16"/>
+          <w:szCs w:val="16"/>
+        </w:rPr>
+        <w:t>=(</w:t>
+      </w:r>
+      <w:proofErr w:type="gramEnd"/>
+      <w:r>
+        <w:rPr>
+          <w:rFonts w:ascii="Consolas" w:hAnsi="Consolas" w:cs="Arial"/>
+          <w:color w:val="000000"/>
+          <w:sz w:val="16"/>
+          <w:szCs w:val="16"/>
+        </w:rPr>
+        <w:t>64000</w:t>
+      </w:r>
+      <w:proofErr w:type="gramStart"/>
+      <w:r>
+        <w:rPr>
+          <w:rFonts w:ascii="Consolas" w:hAnsi="Consolas" w:cs="Arial"/>
+          <w:color w:val="000000"/>
+          <w:sz w:val="16"/>
+          <w:szCs w:val="16"/>
+        </w:rPr>
+        <w:t xml:space="preserve">,)  </w:t>
+      </w:r>
+      <w:proofErr w:type="spellStart"/>
+      <w:r>
+        <w:rPr>
+          <w:rFonts w:ascii="Consolas" w:hAnsi="Consolas" w:cs="Arial"/>
+          <w:color w:val="000000"/>
+          <w:sz w:val="16"/>
+          <w:szCs w:val="16"/>
+        </w:rPr>
+        <w:t>type</w:t>
+      </w:r>
+      <w:proofErr w:type="spellEnd"/>
+      <w:proofErr w:type="gramEnd"/>
+      <w:r>
+        <w:rPr>
+          <w:rFonts w:ascii="Consolas" w:hAnsi="Consolas" w:cs="Arial"/>
+          <w:color w:val="000000"/>
+          <w:sz w:val="16"/>
+          <w:szCs w:val="16"/>
+        </w:rPr>
+        <w:t>=&lt;</w:t>
+      </w:r>
+      <w:proofErr w:type="spellStart"/>
+      <w:r>
+        <w:rPr>
+          <w:rFonts w:ascii="Consolas" w:hAnsi="Consolas" w:cs="Arial"/>
+          <w:color w:val="000000"/>
+          <w:sz w:val="16"/>
+          <w:szCs w:val="16"/>
+        </w:rPr>
+        <w:t>dtype</w:t>
+      </w:r>
+      <w:proofErr w:type="spellEnd"/>
+      <w:r>
+        <w:rPr>
+          <w:rFonts w:ascii="Consolas" w:hAnsi="Consolas" w:cs="Arial"/>
+          <w:color w:val="000000"/>
+          <w:sz w:val="16"/>
+          <w:szCs w:val="16"/>
+        </w:rPr>
+        <w:t>: 'float32'</w:t>
+      </w:r>
+      <w:proofErr w:type="gramStart"/>
+      <w:r>
+        <w:rPr>
+          <w:rFonts w:ascii="Consolas" w:hAnsi="Consolas" w:cs="Arial"/>
+          <w:color w:val="000000"/>
+          <w:sz w:val="16"/>
+          <w:szCs w:val="16"/>
+        </w:rPr>
+        <w:t>&gt;  valor=[</w:t>
+      </w:r>
+      <w:proofErr w:type="gramEnd"/>
+      <w:r>
+        <w:rPr>
+          <w:rFonts w:ascii="Consolas" w:hAnsi="Consolas" w:cs="Arial"/>
+          <w:color w:val="000000"/>
+          <w:sz w:val="16"/>
+          <w:szCs w:val="16"/>
+        </w:rPr>
+        <w:t xml:space="preserve">7.7979098e-07 1.9699717e-06 1.1660218e-04 ... 0.0000000e+00 </w:t>
+      </w:r>
+      <w:proofErr w:type="spellStart"/>
+      <w:r>
+        <w:rPr>
+          <w:rFonts w:ascii="Consolas" w:hAnsi="Consolas" w:cs="Arial"/>
+          <w:color w:val="000000"/>
+          <w:sz w:val="16"/>
+          <w:szCs w:val="16"/>
+        </w:rPr>
+        <w:t>0.0000000e+00</w:t>
+      </w:r>
+      <w:proofErr w:type="spellEnd"/>
     </w:p>
     <w:p>
       <w:pPr>
@@ -3149,7 +5587,27 @@
           <w:sz w:val="22"/>
           <w:szCs w:val="22"/>
         </w:rPr>
-        <w:t>que tenemos como campos la velocidad del sonido, un diccionario con distintas propiedades como su brillo o si el instrumento está tocando a tempo, el tono al que está tocando, datos del instrumento del que procede como su origen (acústico, electrónico, etc.) o su familia (el que vamos a usar como etiqueta o clase) y por último un vector de 64000 floats que corresponde con el propio audio.</w:t>
+        <w:t xml:space="preserve">que tenemos como campos la velocidad del sonido, un diccionario con distintas propiedades como su brillo o si el instrumento está tocando a tempo, el tono al que está tocando, datos del instrumento del que procede como su origen (acústico, electrónico, etc.) o su familia (el que vamos a usar como etiqueta o clase) y por último un vector de 64000 </w:t>
+      </w:r>
+      <w:proofErr w:type="spellStart"/>
+      <w:r>
+        <w:rPr>
+          <w:rFonts w:ascii="Garamond" w:hAnsi="Garamond" w:cs="Arial"/>
+          <w:color w:val="000000"/>
+          <w:sz w:val="22"/>
+          <w:szCs w:val="22"/>
+        </w:rPr>
+        <w:t>floats</w:t>
+      </w:r>
+      <w:proofErr w:type="spellEnd"/>
+      <w:r>
+        <w:rPr>
+          <w:rFonts w:ascii="Garamond" w:hAnsi="Garamond" w:cs="Arial"/>
+          <w:color w:val="000000"/>
+          <w:sz w:val="22"/>
+          <w:szCs w:val="22"/>
+        </w:rPr>
+        <w:t xml:space="preserve"> que corresponde con el propio audio.</w:t>
       </w:r>
     </w:p>
     <w:p>
@@ -3204,7 +5662,7 @@
       <w:tblPr>
         <w:tblStyle w:val="Tablaconcuadrcula"/>
         <w:tblW w:w="0" w:type="auto"/>
-        <w:tblLook w:val="04A0"/>
+        <w:tblLook w:val="04A0" w:firstRow="1" w:lastRow="0" w:firstColumn="1" w:lastColumn="0" w:noHBand="0" w:noVBand="1"/>
       </w:tblPr>
       <w:tblGrid>
         <w:gridCol w:w="864"/>
@@ -3338,6 +5796,7 @@
                 <w:szCs w:val="16"/>
               </w:rPr>
             </w:pPr>
+            <w:proofErr w:type="spellStart"/>
             <w:r>
               <w:rPr>
                 <w:rFonts w:ascii="Garamond" w:hAnsi="Garamond" w:cs="Arial"/>
@@ -3345,7 +5804,17 @@
                 <w:sz w:val="16"/>
                 <w:szCs w:val="16"/>
               </w:rPr>
-              <w:t>Keyboard (Piano)</w:t>
+              <w:t>Keyboard</w:t>
+            </w:r>
+            <w:proofErr w:type="spellEnd"/>
+            <w:r>
+              <w:rPr>
+                <w:rFonts w:ascii="Garamond" w:hAnsi="Garamond" w:cs="Arial"/>
+                <w:color w:val="000000"/>
+                <w:sz w:val="16"/>
+                <w:szCs w:val="16"/>
+              </w:rPr>
+              <w:t xml:space="preserve"> (Piano)</w:t>
             </w:r>
           </w:p>
         </w:tc>
@@ -3828,7 +6297,27 @@
           <w:sz w:val="22"/>
           <w:szCs w:val="22"/>
         </w:rPr>
-        <w:t>, pero en la muestra del dataset original que estamos usando no aparece así que la descartamos totalmente.</w:t>
+        <w:t xml:space="preserve">, pero en la muestra del </w:t>
+      </w:r>
+      <w:proofErr w:type="spellStart"/>
+      <w:r>
+        <w:rPr>
+          <w:rFonts w:ascii="Garamond" w:hAnsi="Garamond" w:cs="Arial"/>
+          <w:color w:val="000000"/>
+          <w:sz w:val="22"/>
+          <w:szCs w:val="22"/>
+        </w:rPr>
+        <w:t>dataset</w:t>
+      </w:r>
+      <w:proofErr w:type="spellEnd"/>
+      <w:r>
+        <w:rPr>
+          <w:rFonts w:ascii="Garamond" w:hAnsi="Garamond" w:cs="Arial"/>
+          <w:color w:val="000000"/>
+          <w:sz w:val="22"/>
+          <w:szCs w:val="22"/>
+        </w:rPr>
+        <w:t xml:space="preserve"> original que estamos usando no aparece así que la descartamos totalmente.</w:t>
       </w:r>
     </w:p>
     <w:p>
@@ -3851,7 +6340,27 @@
           <w:szCs w:val="22"/>
         </w:rPr>
         <w:tab/>
-        <w:t>El conjunto de datos viene dado en formato para TensorFlow y además está estratificado, contando con un apartado de entreno y otro de evaluación.</w:t>
+        <w:t xml:space="preserve">El conjunto de datos viene dado en formato para </w:t>
+      </w:r>
+      <w:proofErr w:type="spellStart"/>
+      <w:r>
+        <w:rPr>
+          <w:rFonts w:ascii="Garamond" w:hAnsi="Garamond" w:cs="Arial"/>
+          <w:color w:val="000000"/>
+          <w:sz w:val="22"/>
+          <w:szCs w:val="22"/>
+        </w:rPr>
+        <w:t>TensorFlow</w:t>
+      </w:r>
+      <w:proofErr w:type="spellEnd"/>
+      <w:r>
+        <w:rPr>
+          <w:rFonts w:ascii="Garamond" w:hAnsi="Garamond" w:cs="Arial"/>
+          <w:color w:val="000000"/>
+          <w:sz w:val="22"/>
+          <w:szCs w:val="22"/>
+        </w:rPr>
+        <w:t xml:space="preserve"> y además está estratificado, contando con un apartado de entreno y otro de evaluación.</w:t>
       </w:r>
     </w:p>
     <w:p>
@@ -3967,41 +6476,141 @@
           <w:sz w:val="22"/>
           <w:szCs w:val="22"/>
         </w:rPr>
-        <w:t xml:space="preserve"> la distribución de clases en ambos de los splits que ya vienen con el dataset, hallando el mayor problema del dataset junto a su omisión de la clase de sintetizador por completo: Una gran descompensación en la distribución entre clases. Los dos splits por suerte sí que están compensados (aunque en las gráficas generadas por el código pueda parecer que no debido al desorden de clases en los diagrama de barras).</w:t>
-      </w:r>
-    </w:p>
-    <w:p>
-      <w:pPr>
-        <w:pStyle w:val="NormalWeb"/>
-        <w:spacing w:before="0" w:beforeAutospacing="0" w:after="0" w:afterAutospacing="0"/>
-        <w:rPr>
-          <w:rFonts w:ascii="Garamond" w:hAnsi="Garamond" w:cs="Arial"/>
-          <w:color w:val="000000"/>
-          <w:sz w:val="22"/>
-          <w:szCs w:val="22"/>
-        </w:rPr>
-      </w:pPr>
-    </w:p>
-    <w:p>
-      <w:pPr>
-        <w:pStyle w:val="NormalWeb"/>
-        <w:spacing w:before="0" w:beforeAutospacing="0" w:after="0" w:afterAutospacing="0"/>
-        <w:rPr>
-          <w:rFonts w:ascii="Garamond" w:hAnsi="Garamond" w:cs="Arial"/>
-          <w:color w:val="000000"/>
-          <w:sz w:val="22"/>
-          <w:szCs w:val="22"/>
-        </w:rPr>
-      </w:pPr>
-      <w:r>
-        <w:rPr>
-          <w:rFonts w:ascii="Garamond" w:hAnsi="Garamond" w:cs="Arial"/>
-          <w:color w:val="000000"/>
-          <w:sz w:val="22"/>
-          <w:szCs w:val="22"/>
-        </w:rPr>
-        <w:pict>
-          <v:shape id="_x0000_i1026" type="#_x0000_t75" style="width:424.5pt;height:169.9pt">
+        <w:t xml:space="preserve"> la distribución de clases en ambos de los </w:t>
+      </w:r>
+      <w:proofErr w:type="spellStart"/>
+      <w:r>
+        <w:rPr>
+          <w:rFonts w:ascii="Garamond" w:hAnsi="Garamond" w:cs="Arial"/>
+          <w:color w:val="000000"/>
+          <w:sz w:val="22"/>
+          <w:szCs w:val="22"/>
+        </w:rPr>
+        <w:t>splits</w:t>
+      </w:r>
+      <w:proofErr w:type="spellEnd"/>
+      <w:r>
+        <w:rPr>
+          <w:rFonts w:ascii="Garamond" w:hAnsi="Garamond" w:cs="Arial"/>
+          <w:color w:val="000000"/>
+          <w:sz w:val="22"/>
+          <w:szCs w:val="22"/>
+        </w:rPr>
+        <w:t xml:space="preserve"> que ya vienen con el </w:t>
+      </w:r>
+      <w:proofErr w:type="spellStart"/>
+      <w:r>
+        <w:rPr>
+          <w:rFonts w:ascii="Garamond" w:hAnsi="Garamond" w:cs="Arial"/>
+          <w:color w:val="000000"/>
+          <w:sz w:val="22"/>
+          <w:szCs w:val="22"/>
+        </w:rPr>
+        <w:t>dataset</w:t>
+      </w:r>
+      <w:proofErr w:type="spellEnd"/>
+      <w:r>
+        <w:rPr>
+          <w:rFonts w:ascii="Garamond" w:hAnsi="Garamond" w:cs="Arial"/>
+          <w:color w:val="000000"/>
+          <w:sz w:val="22"/>
+          <w:szCs w:val="22"/>
+        </w:rPr>
+        <w:t xml:space="preserve">, hallando el mayor problema del </w:t>
+      </w:r>
+      <w:proofErr w:type="spellStart"/>
+      <w:r>
+        <w:rPr>
+          <w:rFonts w:ascii="Garamond" w:hAnsi="Garamond" w:cs="Arial"/>
+          <w:color w:val="000000"/>
+          <w:sz w:val="22"/>
+          <w:szCs w:val="22"/>
+        </w:rPr>
+        <w:t>dataset</w:t>
+      </w:r>
+      <w:proofErr w:type="spellEnd"/>
+      <w:r>
+        <w:rPr>
+          <w:rFonts w:ascii="Garamond" w:hAnsi="Garamond" w:cs="Arial"/>
+          <w:color w:val="000000"/>
+          <w:sz w:val="22"/>
+          <w:szCs w:val="22"/>
+        </w:rPr>
+        <w:t xml:space="preserve"> junto a su omisión de la clase de sintetizador por completo: Una gran descompensación en la distribución entre clases. Los dos </w:t>
+      </w:r>
+      <w:proofErr w:type="spellStart"/>
+      <w:r>
+        <w:rPr>
+          <w:rFonts w:ascii="Garamond" w:hAnsi="Garamond" w:cs="Arial"/>
+          <w:color w:val="000000"/>
+          <w:sz w:val="22"/>
+          <w:szCs w:val="22"/>
+        </w:rPr>
+        <w:t>splits</w:t>
+      </w:r>
+      <w:proofErr w:type="spellEnd"/>
+      <w:r>
+        <w:rPr>
+          <w:rFonts w:ascii="Garamond" w:hAnsi="Garamond" w:cs="Arial"/>
+          <w:color w:val="000000"/>
+          <w:sz w:val="22"/>
+          <w:szCs w:val="22"/>
+        </w:rPr>
+        <w:t xml:space="preserve"> por suerte sí que están compensados (aunque en las gráficas generadas por el código pueda parecer que no debido al desorden de clases en </w:t>
+      </w:r>
+      <w:proofErr w:type="gramStart"/>
+      <w:r>
+        <w:rPr>
+          <w:rFonts w:ascii="Garamond" w:hAnsi="Garamond" w:cs="Arial"/>
+          <w:color w:val="000000"/>
+          <w:sz w:val="22"/>
+          <w:szCs w:val="22"/>
+        </w:rPr>
+        <w:t>los diagrama</w:t>
+      </w:r>
+      <w:proofErr w:type="gramEnd"/>
+      <w:r>
+        <w:rPr>
+          <w:rFonts w:ascii="Garamond" w:hAnsi="Garamond" w:cs="Arial"/>
+          <w:color w:val="000000"/>
+          <w:sz w:val="22"/>
+          <w:szCs w:val="22"/>
+        </w:rPr>
+        <w:t xml:space="preserve"> de barras).</w:t>
+      </w:r>
+    </w:p>
+    <w:p>
+      <w:pPr>
+        <w:pStyle w:val="NormalWeb"/>
+        <w:spacing w:before="0" w:beforeAutospacing="0" w:after="0" w:afterAutospacing="0"/>
+        <w:rPr>
+          <w:rFonts w:ascii="Garamond" w:hAnsi="Garamond" w:cs="Arial"/>
+          <w:color w:val="000000"/>
+          <w:sz w:val="22"/>
+          <w:szCs w:val="22"/>
+        </w:rPr>
+      </w:pPr>
+    </w:p>
+    <w:p>
+      <w:pPr>
+        <w:pStyle w:val="NormalWeb"/>
+        <w:spacing w:before="0" w:beforeAutospacing="0" w:after="0" w:afterAutospacing="0"/>
+        <w:rPr>
+          <w:rFonts w:ascii="Garamond" w:hAnsi="Garamond" w:cs="Arial"/>
+          <w:color w:val="000000"/>
+          <w:sz w:val="22"/>
+          <w:szCs w:val="22"/>
+        </w:rPr>
+      </w:pPr>
+      <w:r>
+        <w:rPr>
+          <w:rFonts w:ascii="Garamond" w:hAnsi="Garamond" w:cs="Arial"/>
+          <w:color w:val="000000"/>
+          <w:sz w:val="22"/>
+          <w:szCs w:val="22"/>
+        </w:rPr>
+        <w:pict w14:anchorId="488CD93A">
+          <v:shape id="_x0000_i1026" type="#_x0000_t75" style="width:424.8pt;height:172.8pt">
             <v:imagedata r:id="rId11" o:title="class_distribution"/>
           </v:shape>
         </w:pict>
@@ -4027,7 +6636,87 @@
           <w:szCs w:val="22"/>
         </w:rPr>
         <w:tab/>
-        <w:t xml:space="preserve">Como podemos ver encontramos una ausencia prácticamente total de muestras de la clase organ y de la clase bass, con una predominación por las clases mallet y string muy exagerada. Este hecho, lejos de </w:t>
+        <w:t xml:space="preserve">Como podemos ver encontramos una ausencia prácticamente total de muestras de la clase </w:t>
+      </w:r>
+      <w:proofErr w:type="spellStart"/>
+      <w:r>
+        <w:rPr>
+          <w:rFonts w:ascii="Garamond" w:hAnsi="Garamond" w:cs="Arial"/>
+          <w:color w:val="000000"/>
+          <w:sz w:val="22"/>
+          <w:szCs w:val="22"/>
+        </w:rPr>
+        <w:t>organ</w:t>
+      </w:r>
+      <w:proofErr w:type="spellEnd"/>
+      <w:r>
+        <w:rPr>
+          <w:rFonts w:ascii="Garamond" w:hAnsi="Garamond" w:cs="Arial"/>
+          <w:color w:val="000000"/>
+          <w:sz w:val="22"/>
+          <w:szCs w:val="22"/>
+        </w:rPr>
+        <w:t xml:space="preserve"> y de la clase </w:t>
+      </w:r>
+      <w:proofErr w:type="spellStart"/>
+      <w:r>
+        <w:rPr>
+          <w:rFonts w:ascii="Garamond" w:hAnsi="Garamond" w:cs="Arial"/>
+          <w:color w:val="000000"/>
+          <w:sz w:val="22"/>
+          <w:szCs w:val="22"/>
+        </w:rPr>
+        <w:t>bass</w:t>
+      </w:r>
+      <w:proofErr w:type="spellEnd"/>
+      <w:r>
+        <w:rPr>
+          <w:rFonts w:ascii="Garamond" w:hAnsi="Garamond" w:cs="Arial"/>
+          <w:color w:val="000000"/>
+          <w:sz w:val="22"/>
+          <w:szCs w:val="22"/>
+        </w:rPr>
+        <w:t xml:space="preserve">, con una predominación por las clases </w:t>
+      </w:r>
+      <w:proofErr w:type="spellStart"/>
+      <w:r>
+        <w:rPr>
+          <w:rFonts w:ascii="Garamond" w:hAnsi="Garamond" w:cs="Arial"/>
+          <w:color w:val="000000"/>
+          <w:sz w:val="22"/>
+          <w:szCs w:val="22"/>
+        </w:rPr>
+        <w:t>mallet</w:t>
+      </w:r>
+      <w:proofErr w:type="spellEnd"/>
+      <w:r>
+        <w:rPr>
+          <w:rFonts w:ascii="Garamond" w:hAnsi="Garamond" w:cs="Arial"/>
+          <w:color w:val="000000"/>
+          <w:sz w:val="22"/>
+          <w:szCs w:val="22"/>
+        </w:rPr>
+        <w:t xml:space="preserve"> y </w:t>
+      </w:r>
+      <w:proofErr w:type="spellStart"/>
+      <w:r>
+        <w:rPr>
+          <w:rFonts w:ascii="Garamond" w:hAnsi="Garamond" w:cs="Arial"/>
+          <w:color w:val="000000"/>
+          <w:sz w:val="22"/>
+          <w:szCs w:val="22"/>
+        </w:rPr>
+        <w:t>string</w:t>
+      </w:r>
+      <w:proofErr w:type="spellEnd"/>
+      <w:r>
+        <w:rPr>
+          <w:rFonts w:ascii="Garamond" w:hAnsi="Garamond" w:cs="Arial"/>
+          <w:color w:val="000000"/>
+          <w:sz w:val="22"/>
+          <w:szCs w:val="22"/>
+        </w:rPr>
+        <w:t xml:space="preserve"> muy exagerada. Este hecho, lejos de </w:t>
       </w:r>
       <w:r>
         <w:rPr>
@@ -4081,7 +6770,27 @@
           <w:sz w:val="22"/>
           <w:szCs w:val="22"/>
         </w:rPr>
-        <w:t xml:space="preserve"> técnicas que ayudan con datasets de estas características, principalmente </w:t>
+        <w:t xml:space="preserve"> técnicas que ayudan con </w:t>
+      </w:r>
+      <w:proofErr w:type="spellStart"/>
+      <w:r>
+        <w:rPr>
+          <w:rFonts w:ascii="Garamond" w:hAnsi="Garamond" w:cs="Arial"/>
+          <w:color w:val="000000"/>
+          <w:sz w:val="22"/>
+          <w:szCs w:val="22"/>
+        </w:rPr>
+        <w:t>datasets</w:t>
+      </w:r>
+      <w:proofErr w:type="spellEnd"/>
+      <w:r>
+        <w:rPr>
+          <w:rFonts w:ascii="Garamond" w:hAnsi="Garamond" w:cs="Arial"/>
+          <w:color w:val="000000"/>
+          <w:sz w:val="22"/>
+          <w:szCs w:val="22"/>
+        </w:rPr>
+        <w:t xml:space="preserve"> de estas características, principalmente </w:t>
       </w:r>
       <w:r>
         <w:rPr>
@@ -4375,7 +7084,58 @@
           <w:szCs w:val="16"/>
           <w:u w:val="single"/>
         </w:rPr>
-        <w:t>media=-63.3830  desviacion estandar=17.0251</w:t>
+        <w:t>media=-63.</w:t>
+      </w:r>
+      <w:proofErr w:type="gramStart"/>
+      <w:r>
+        <w:rPr>
+          <w:rFonts w:ascii="Consolas" w:hAnsi="Consolas"/>
+          <w:sz w:val="16"/>
+          <w:szCs w:val="16"/>
+          <w:u w:val="single"/>
+        </w:rPr>
+        <w:t xml:space="preserve">3830  </w:t>
+      </w:r>
+      <w:proofErr w:type="spellStart"/>
+      <w:r>
+        <w:rPr>
+          <w:rFonts w:ascii="Consolas" w:hAnsi="Consolas"/>
+          <w:sz w:val="16"/>
+          <w:szCs w:val="16"/>
+          <w:u w:val="single"/>
+        </w:rPr>
+        <w:t>desviacion</w:t>
+      </w:r>
+      <w:proofErr w:type="spellEnd"/>
+      <w:proofErr w:type="gramEnd"/>
+      <w:r>
+        <w:rPr>
+          <w:rFonts w:ascii="Consolas" w:hAnsi="Consolas"/>
+          <w:sz w:val="16"/>
+          <w:szCs w:val="16"/>
+          <w:u w:val="single"/>
+        </w:rPr>
+        <w:t xml:space="preserve"> </w:t>
+      </w:r>
+      <w:proofErr w:type="spellStart"/>
+      <w:r>
+        <w:rPr>
+          <w:rFonts w:ascii="Consolas" w:hAnsi="Consolas"/>
+          <w:sz w:val="16"/>
+          <w:szCs w:val="16"/>
+          <w:u w:val="single"/>
+        </w:rPr>
+        <w:t>estandar</w:t>
+      </w:r>
+      <w:proofErr w:type="spellEnd"/>
+      <w:r>
+        <w:rPr>
+          <w:rFonts w:ascii="Consolas" w:hAnsi="Consolas"/>
+          <w:sz w:val="16"/>
+          <w:szCs w:val="16"/>
+          <w:u w:val="single"/>
+        </w:rPr>
+        <w:t>=17.0251</w:t>
       </w:r>
     </w:p>
     <w:p>
@@ -4398,7 +7158,47 @@
           <w:szCs w:val="22"/>
         </w:rPr>
         <w:tab/>
-        <w:t>Estos datos, conseguidos durante la fase de preprocesado en preprocess.py son reveladores, las imágenes, como cabe esperar, tienen valores muy poco centrados y con mucha variabilidad; como nuestro embedder (CNN14) espera datos más centrados guardaremos estas estadísticas para normalizar los espectrogramas antes de extraer los embeddings.</w:t>
+        <w:t xml:space="preserve">Estos datos, conseguidos durante la fase de preprocesado en preprocess.py son reveladores, las imágenes, como cabe esperar, tienen valores muy poco centrados y con mucha variabilidad; como nuestro </w:t>
+      </w:r>
+      <w:proofErr w:type="spellStart"/>
+      <w:r>
+        <w:rPr>
+          <w:rFonts w:ascii="Garamond" w:hAnsi="Garamond" w:cs="Arial"/>
+          <w:color w:val="000000"/>
+          <w:sz w:val="22"/>
+          <w:szCs w:val="22"/>
+        </w:rPr>
+        <w:t>embedder</w:t>
+      </w:r>
+      <w:proofErr w:type="spellEnd"/>
+      <w:r>
+        <w:rPr>
+          <w:rFonts w:ascii="Garamond" w:hAnsi="Garamond" w:cs="Arial"/>
+          <w:color w:val="000000"/>
+          <w:sz w:val="22"/>
+          <w:szCs w:val="22"/>
+        </w:rPr>
+        <w:t xml:space="preserve"> (CNN14) espera datos más centrados guardaremos estas estadísticas para normalizar los espectrogramas antes de extraer los </w:t>
+      </w:r>
+      <w:proofErr w:type="spellStart"/>
+      <w:r>
+        <w:rPr>
+          <w:rFonts w:ascii="Garamond" w:hAnsi="Garamond" w:cs="Arial"/>
+          <w:color w:val="000000"/>
+          <w:sz w:val="22"/>
+          <w:szCs w:val="22"/>
+        </w:rPr>
+        <w:t>embeddings</w:t>
+      </w:r>
+      <w:proofErr w:type="spellEnd"/>
+      <w:r>
+        <w:rPr>
+          <w:rFonts w:ascii="Garamond" w:hAnsi="Garamond" w:cs="Arial"/>
+          <w:color w:val="000000"/>
+          <w:sz w:val="22"/>
+          <w:szCs w:val="22"/>
+        </w:rPr>
+        <w:t>.</w:t>
       </w:r>
     </w:p>
     <w:p>
@@ -4435,7 +7235,29 @@
           <w:szCs w:val="22"/>
           <w:u w:val="single"/>
         </w:rPr>
-        <w:t>3.3.2. Vectores de características (embeddings).</w:t>
+        <w:t>3.3.2. Vectores de características (</w:t>
+      </w:r>
+      <w:proofErr w:type="spellStart"/>
+      <w:r>
+        <w:rPr>
+          <w:rFonts w:ascii="Garamond" w:hAnsi="Garamond" w:cs="Arial"/>
+          <w:color w:val="000000"/>
+          <w:sz w:val="22"/>
+          <w:szCs w:val="22"/>
+          <w:u w:val="single"/>
+        </w:rPr>
+        <w:t>embeddings</w:t>
+      </w:r>
+      <w:proofErr w:type="spellEnd"/>
+      <w:r>
+        <w:rPr>
+          <w:rFonts w:ascii="Garamond" w:hAnsi="Garamond" w:cs="Arial"/>
+          <w:color w:val="000000"/>
+          <w:sz w:val="22"/>
+          <w:szCs w:val="22"/>
+          <w:u w:val="single"/>
+        </w:rPr>
+        <w:t>).</w:t>
       </w:r>
     </w:p>
     <w:p>
@@ -4467,7 +7289,27 @@
           <w:sz w:val="22"/>
           <w:szCs w:val="22"/>
         </w:rPr>
-        <w:t>empieza lo realmente interesante, podemos visualizar cómo está devolviendo la información el embedder y las características de esta para tomar las decisiones adecuadas antes de entrenar nuestro modelo.</w:t>
+        <w:t xml:space="preserve">empieza lo realmente interesante, podemos visualizar cómo está devolviendo la información el </w:t>
+      </w:r>
+      <w:proofErr w:type="spellStart"/>
+      <w:r>
+        <w:rPr>
+          <w:rFonts w:ascii="Garamond" w:hAnsi="Garamond" w:cs="Arial"/>
+          <w:color w:val="000000"/>
+          <w:sz w:val="22"/>
+          <w:szCs w:val="22"/>
+        </w:rPr>
+        <w:t>embedder</w:t>
+      </w:r>
+      <w:proofErr w:type="spellEnd"/>
+      <w:r>
+        <w:rPr>
+          <w:rFonts w:ascii="Garamond" w:hAnsi="Garamond" w:cs="Arial"/>
+          <w:color w:val="000000"/>
+          <w:sz w:val="22"/>
+          <w:szCs w:val="22"/>
+        </w:rPr>
+        <w:t xml:space="preserve"> y las características de esta para tomar las decisiones adecuadas antes de entrenar nuestro modelo.</w:t>
       </w:r>
     </w:p>
     <w:p>
@@ -4490,7 +7332,27 @@
           <w:szCs w:val="22"/>
         </w:rPr>
         <w:tab/>
-        <w:t>La forma de los embeddings que generamos es (2048,). Se trata por lo tanto de un vector de alta dimensionalidad, antes debemos de explorar el conjunto de datos procesado para ver cómo se lo entregamos a el MLP. Los datos conseguidos a continuación han sido recopilados con el script analyze_embeddings.py.</w:t>
+        <w:t xml:space="preserve">La forma de los </w:t>
+      </w:r>
+      <w:proofErr w:type="spellStart"/>
+      <w:r>
+        <w:rPr>
+          <w:rFonts w:ascii="Garamond" w:hAnsi="Garamond" w:cs="Arial"/>
+          <w:color w:val="000000"/>
+          <w:sz w:val="22"/>
+          <w:szCs w:val="22"/>
+        </w:rPr>
+        <w:t>embeddings</w:t>
+      </w:r>
+      <w:proofErr w:type="spellEnd"/>
+      <w:r>
+        <w:rPr>
+          <w:rFonts w:ascii="Garamond" w:hAnsi="Garamond" w:cs="Arial"/>
+          <w:color w:val="000000"/>
+          <w:sz w:val="22"/>
+          <w:szCs w:val="22"/>
+        </w:rPr>
+        <w:t xml:space="preserve"> que generamos es (2048,). Se trata por lo tanto de un vector de alta dimensionalidad, antes debemos de explorar el conjunto de datos procesado para ver cómo se lo entregamos a el MLP. Los datos conseguidos a continuación han sido recopilados con el script analyze_embeddings.py.</w:t>
       </w:r>
     </w:p>
     <w:p>
@@ -4539,13 +7401,23 @@
         </w:rPr>
         <w:t xml:space="preserve">   </w:t>
       </w:r>
-      <w:r>
-        <w:rPr>
-          <w:rFonts w:ascii="Consolas" w:hAnsi="Consolas"/>
-          <w:sz w:val="16"/>
-          <w:szCs w:val="16"/>
-        </w:rPr>
-        <w:t>shape: (34653, 2048)</w:t>
+      <w:proofErr w:type="spellStart"/>
+      <w:r>
+        <w:rPr>
+          <w:rFonts w:ascii="Consolas" w:hAnsi="Consolas"/>
+          <w:sz w:val="16"/>
+          <w:szCs w:val="16"/>
+        </w:rPr>
+        <w:t>shape</w:t>
+      </w:r>
+      <w:proofErr w:type="spellEnd"/>
+      <w:r>
+        <w:rPr>
+          <w:rFonts w:ascii="Consolas" w:hAnsi="Consolas"/>
+          <w:sz w:val="16"/>
+          <w:szCs w:val="16"/>
+        </w:rPr>
+        <w:t>: (34653, 2048)</w:t>
       </w:r>
     </w:p>
     <w:p>
@@ -4605,13 +7477,23 @@
         </w:rPr>
         <w:t xml:space="preserve">   </w:t>
       </w:r>
-      <w:r>
-        <w:rPr>
-          <w:rFonts w:ascii="Consolas" w:hAnsi="Consolas"/>
-          <w:sz w:val="16"/>
-          <w:szCs w:val="16"/>
-        </w:rPr>
-        <w:t>std: 0.52940255</w:t>
+      <w:proofErr w:type="spellStart"/>
+      <w:r>
+        <w:rPr>
+          <w:rFonts w:ascii="Consolas" w:hAnsi="Consolas"/>
+          <w:sz w:val="16"/>
+          <w:szCs w:val="16"/>
+        </w:rPr>
+        <w:t>std</w:t>
+      </w:r>
+      <w:proofErr w:type="spellEnd"/>
+      <w:r>
+        <w:rPr>
+          <w:rFonts w:ascii="Consolas" w:hAnsi="Consolas"/>
+          <w:sz w:val="16"/>
+          <w:szCs w:val="16"/>
+        </w:rPr>
+        <w:t>: 0.52940255</w:t>
       </w:r>
     </w:p>
     <w:p>
@@ -4671,13 +7553,23 @@
         </w:rPr>
         <w:t xml:space="preserve">   </w:t>
       </w:r>
-      <w:r>
-        <w:rPr>
-          <w:rFonts w:ascii="Consolas" w:hAnsi="Consolas"/>
-          <w:sz w:val="16"/>
-          <w:szCs w:val="16"/>
-        </w:rPr>
-        <w:t>max: 314.5202</w:t>
+      <w:proofErr w:type="spellStart"/>
+      <w:r>
+        <w:rPr>
+          <w:rFonts w:ascii="Consolas" w:hAnsi="Consolas"/>
+          <w:sz w:val="16"/>
+          <w:szCs w:val="16"/>
+        </w:rPr>
+        <w:t>max</w:t>
+      </w:r>
+      <w:proofErr w:type="spellEnd"/>
+      <w:r>
+        <w:rPr>
+          <w:rFonts w:ascii="Consolas" w:hAnsi="Consolas"/>
+          <w:sz w:val="16"/>
+          <w:szCs w:val="16"/>
+        </w:rPr>
+        <w:t>: 314.5202</w:t>
       </w:r>
     </w:p>
     <w:p>
@@ -4700,16 +7592,37 @@
           <w:szCs w:val="22"/>
         </w:rPr>
         <w:tab/>
-        <w:t>Esa media tan baja y la desviacion</w:t>
-      </w:r>
-      <w:r>
-        <w:rPr>
-          <w:rFonts w:ascii="Garamond" w:hAnsi="Garamond" w:cs="Arial"/>
-          <w:color w:val="000000"/>
-          <w:sz w:val="22"/>
-          <w:szCs w:val="22"/>
-        </w:rPr>
-        <w:t>, en contraposición al mínimo y máximo tan alejados el uno del otro</w:t>
+        <w:t xml:space="preserve">Esa media tan baja y la </w:t>
+      </w:r>
+      <w:proofErr w:type="spellStart"/>
+      <w:r>
+        <w:rPr>
+          <w:rFonts w:ascii="Garamond" w:hAnsi="Garamond" w:cs="Arial"/>
+          <w:color w:val="000000"/>
+          <w:sz w:val="22"/>
+          <w:szCs w:val="22"/>
+        </w:rPr>
+        <w:t>desviacion</w:t>
+      </w:r>
+      <w:proofErr w:type="spellEnd"/>
+      <w:r>
+        <w:rPr>
+          <w:rFonts w:ascii="Garamond" w:hAnsi="Garamond" w:cs="Arial"/>
+          <w:color w:val="000000"/>
+          <w:sz w:val="22"/>
+          <w:szCs w:val="22"/>
+        </w:rPr>
+        <w:t xml:space="preserve">, en contraposición al mínimo y máximo tan alejados </w:t>
+      </w:r>
+      <w:proofErr w:type="gramStart"/>
+      <w:r>
+        <w:rPr>
+          <w:rFonts w:ascii="Garamond" w:hAnsi="Garamond" w:cs="Arial"/>
+          <w:color w:val="000000"/>
+          <w:sz w:val="22"/>
+          <w:szCs w:val="22"/>
+        </w:rPr>
+        <w:t>el uno del otro</w:t>
       </w:r>
       <w:r>
         <w:rPr>
@@ -4729,6 +7642,7 @@
         </w:rPr>
         <w:t>n</w:t>
       </w:r>
+      <w:proofErr w:type="gramEnd"/>
       <w:r>
         <w:rPr>
           <w:rFonts w:ascii="Garamond" w:hAnsi="Garamond" w:cs="Arial"/>
@@ -4754,7 +7668,27 @@
           <w:sz w:val="22"/>
           <w:szCs w:val="22"/>
         </w:rPr>
-        <w:t xml:space="preserve"> que hay un problema con cómo está generando los embeddings nuestra capa convolucional. Para realizar un análisis más exhaustivo vamos a ver la varianza de cada una de las dimensiones, puesto que es muy común que tengamos dimensiones muertas cuando aplicamos Transferencia de Aprendizaje. Estas dimensiones no servirían para separar nuestras clases y sólo introducirían ruido al modelo.</w:t>
+        <w:t xml:space="preserve"> que hay un problema con cómo está generando los </w:t>
+      </w:r>
+      <w:proofErr w:type="spellStart"/>
+      <w:r>
+        <w:rPr>
+          <w:rFonts w:ascii="Garamond" w:hAnsi="Garamond" w:cs="Arial"/>
+          <w:color w:val="000000"/>
+          <w:sz w:val="22"/>
+          <w:szCs w:val="22"/>
+        </w:rPr>
+        <w:t>embeddings</w:t>
+      </w:r>
+      <w:proofErr w:type="spellEnd"/>
+      <w:r>
+        <w:rPr>
+          <w:rFonts w:ascii="Garamond" w:hAnsi="Garamond" w:cs="Arial"/>
+          <w:color w:val="000000"/>
+          <w:sz w:val="22"/>
+          <w:szCs w:val="22"/>
+        </w:rPr>
+        <w:t xml:space="preserve"> nuestra capa convolucional. Para realizar un análisis más exhaustivo vamos a ver la varianza de cada una de las dimensiones, puesto que es muy común que tengamos dimensiones muertas cuando aplicamos Transferencia de Aprendizaje. Estas dimensiones no servirían para separar nuestras clases y sólo introducirían ruido al modelo.</w:t>
       </w:r>
       <w:r>
         <w:rPr>
@@ -4796,8 +7730,8 @@
           <w:sz w:val="22"/>
           <w:szCs w:val="22"/>
         </w:rPr>
-        <w:pict>
-          <v:shape id="_x0000_i1027" type="#_x0000_t75" style="width:424.5pt;height:169.9pt">
+        <w:pict w14:anchorId="5E7653EB">
+          <v:shape id="_x0000_i1027" type="#_x0000_t75" style="width:424.8pt;height:172.8pt">
             <v:imagedata r:id="rId12" o:title="variance"/>
           </v:shape>
         </w:pict>
@@ -4860,7 +7794,47 @@
         </w:rPr>
         <w:lastRenderedPageBreak/>
         <w:tab/>
-        <w:t>Como sospechábamos, la varianza a partir de las primeras 520~ dimensiones es prácticamente nula, esas dimensiones están inactivas y no nos sirven para clasificar el conjunto de datos. La explicación a este fenómeno es muy sencilla, nuestro embedder (CNN14) fue entrenado con un conjunto de datos muchísimo más complejo y rico que el que estamos procesando nosotros; por ello, nuestro dataset no consigue activar los pesos en los bloques más profundos de la capa convolucional y se nos devuelven valores cercanos al 0.</w:t>
+        <w:t xml:space="preserve">Como sospechábamos, la varianza a partir de las primeras 520~ dimensiones es prácticamente nula, esas dimensiones están inactivas y no nos sirven para clasificar el conjunto de datos. La explicación a este fenómeno es muy sencilla, nuestro </w:t>
+      </w:r>
+      <w:proofErr w:type="spellStart"/>
+      <w:r>
+        <w:rPr>
+          <w:rFonts w:ascii="Garamond" w:hAnsi="Garamond" w:cs="Arial"/>
+          <w:color w:val="000000"/>
+          <w:sz w:val="22"/>
+          <w:szCs w:val="22"/>
+        </w:rPr>
+        <w:t>embedder</w:t>
+      </w:r>
+      <w:proofErr w:type="spellEnd"/>
+      <w:r>
+        <w:rPr>
+          <w:rFonts w:ascii="Garamond" w:hAnsi="Garamond" w:cs="Arial"/>
+          <w:color w:val="000000"/>
+          <w:sz w:val="22"/>
+          <w:szCs w:val="22"/>
+        </w:rPr>
+        <w:t xml:space="preserve"> (CNN14) fue entrenado con un conjunto de datos muchísimo más complejo y rico que el que estamos procesando nosotros; por ello, nuestro </w:t>
+      </w:r>
+      <w:proofErr w:type="spellStart"/>
+      <w:r>
+        <w:rPr>
+          <w:rFonts w:ascii="Garamond" w:hAnsi="Garamond" w:cs="Arial"/>
+          <w:color w:val="000000"/>
+          <w:sz w:val="22"/>
+          <w:szCs w:val="22"/>
+        </w:rPr>
+        <w:t>dataset</w:t>
+      </w:r>
+      <w:proofErr w:type="spellEnd"/>
+      <w:r>
+        <w:rPr>
+          <w:rFonts w:ascii="Garamond" w:hAnsi="Garamond" w:cs="Arial"/>
+          <w:color w:val="000000"/>
+          <w:sz w:val="22"/>
+          <w:szCs w:val="22"/>
+        </w:rPr>
+        <w:t xml:space="preserve"> no consigue activar los pesos en los bloques más profundos de la capa convolucional y se nos devuelven valores cercanos al 0.</w:t>
       </w:r>
     </w:p>
     <w:p>
@@ -4919,7 +7893,27 @@
           <w:szCs w:val="22"/>
         </w:rPr>
         <w:tab/>
-        <w:t>También analizamos la separabilidad geométrica que aportan estos embeddings, para ello realizamos un Análisis de Componentes Principales, el cual crea una representación de dos dimensiones del conjunto de datos en base a las dimensiones que tienen mayor varianza. El resultado es el siguiente.</w:t>
+        <w:t xml:space="preserve">También analizamos la separabilidad geométrica que aportan estos </w:t>
+      </w:r>
+      <w:proofErr w:type="spellStart"/>
+      <w:r>
+        <w:rPr>
+          <w:rFonts w:ascii="Garamond" w:hAnsi="Garamond" w:cs="Arial"/>
+          <w:color w:val="000000"/>
+          <w:sz w:val="22"/>
+          <w:szCs w:val="22"/>
+        </w:rPr>
+        <w:t>embeddings</w:t>
+      </w:r>
+      <w:proofErr w:type="spellEnd"/>
+      <w:r>
+        <w:rPr>
+          <w:rFonts w:ascii="Garamond" w:hAnsi="Garamond" w:cs="Arial"/>
+          <w:color w:val="000000"/>
+          <w:sz w:val="22"/>
+          <w:szCs w:val="22"/>
+        </w:rPr>
+        <w:t>, para ello realizamos un Análisis de Componentes Principales, el cual crea una representación de dos dimensiones del conjunto de datos en base a las dimensiones que tienen mayor varianza. El resultado es el siguiente.</w:t>
       </w:r>
     </w:p>
     <w:p>
@@ -4951,7 +7945,7 @@
           <w:noProof/>
         </w:rPr>
         <w:drawing>
-          <wp:inline distT="0" distB="0" distL="0" distR="0">
+          <wp:inline distT="0" distB="0" distL="0" distR="0" wp14:anchorId="7C7E5401" wp14:editId="1569B150">
             <wp:extent cx="4165244" cy="3123789"/>
             <wp:effectExtent l="19050" t="0" r="6706" b="0"/>
             <wp:docPr id="44" name="Imagen 44" descr="C:\Users\manue\AppData\Local\Microsoft\Windows\INetCache\Content.Word\pca_2d.png"/>
@@ -5056,7 +8050,49 @@
           <w:szCs w:val="22"/>
         </w:rPr>
         <w:tab/>
-        <w:t xml:space="preserve">Podemos observar que el conjunto de datos no va a ser fácil de separar geométricamente, dificultándose para modelos como el de regresión logística. Sin embargo vemos clusters de clases específicas y </w:t>
+        <w:t xml:space="preserve">Podemos observar que el conjunto de datos no va a ser fácil de separar geométricamente, dificultándose para modelos como el de regresión logística. Sin </w:t>
+      </w:r>
+      <w:proofErr w:type="gramStart"/>
+      <w:r>
+        <w:rPr>
+          <w:rFonts w:ascii="Garamond" w:hAnsi="Garamond" w:cs="Arial"/>
+          <w:color w:val="000000"/>
+          <w:sz w:val="22"/>
+          <w:szCs w:val="22"/>
+        </w:rPr>
+        <w:t>embargo</w:t>
+      </w:r>
+      <w:proofErr w:type="gramEnd"/>
+      <w:r>
+        <w:rPr>
+          <w:rFonts w:ascii="Garamond" w:hAnsi="Garamond" w:cs="Arial"/>
+          <w:color w:val="000000"/>
+          <w:sz w:val="22"/>
+          <w:szCs w:val="22"/>
+        </w:rPr>
+        <w:t xml:space="preserve"> vemos </w:t>
+      </w:r>
+      <w:proofErr w:type="spellStart"/>
+      <w:proofErr w:type="gramStart"/>
+      <w:r>
+        <w:rPr>
+          <w:rFonts w:ascii="Garamond" w:hAnsi="Garamond" w:cs="Arial"/>
+          <w:color w:val="000000"/>
+          <w:sz w:val="22"/>
+          <w:szCs w:val="22"/>
+        </w:rPr>
+        <w:t>clusters</w:t>
+      </w:r>
+      <w:proofErr w:type="spellEnd"/>
+      <w:proofErr w:type="gramEnd"/>
+      <w:r>
+        <w:rPr>
+          <w:rFonts w:ascii="Garamond" w:hAnsi="Garamond" w:cs="Arial"/>
+          <w:color w:val="000000"/>
+          <w:sz w:val="22"/>
+          <w:szCs w:val="22"/>
+        </w:rPr>
+        <w:t xml:space="preserve"> de clases específicas y </w:t>
       </w:r>
       <w:r>
         <w:rPr>
@@ -5088,7 +8124,27 @@
           <w:szCs w:val="22"/>
         </w:rPr>
         <w:tab/>
-        <w:t>Sin embargo el PCA omite mucha información crucial</w:t>
+        <w:t xml:space="preserve">Sin </w:t>
+      </w:r>
+      <w:proofErr w:type="gramStart"/>
+      <w:r>
+        <w:rPr>
+          <w:rFonts w:ascii="Garamond" w:hAnsi="Garamond" w:cs="Arial"/>
+          <w:color w:val="000000"/>
+          <w:sz w:val="22"/>
+          <w:szCs w:val="22"/>
+        </w:rPr>
+        <w:t>embargo</w:t>
+      </w:r>
+      <w:proofErr w:type="gramEnd"/>
+      <w:r>
+        <w:rPr>
+          <w:rFonts w:ascii="Garamond" w:hAnsi="Garamond" w:cs="Arial"/>
+          <w:color w:val="000000"/>
+          <w:sz w:val="22"/>
+          <w:szCs w:val="22"/>
+        </w:rPr>
+        <w:t xml:space="preserve"> el PCA omite mucha información crucial</w:t>
       </w:r>
       <w:r>
         <w:rPr>
@@ -5285,7 +8341,27 @@
           <w:szCs w:val="22"/>
         </w:rPr>
         <w:tab/>
-        <w:t>El primer paso en el preprocesado de los datos es la conversión de todos los audios a espectrogramas de Mel. Esto ha sido realizado en el script preprocess.py con la ayuda de la librería Librosa encargada de la creación de los espectrogramas.</w:t>
+        <w:t xml:space="preserve">El primer paso en el preprocesado de los datos es la conversión de todos los audios a espectrogramas de Mel. Esto ha sido realizado en el script preprocess.py con la ayuda de la librería </w:t>
+      </w:r>
+      <w:proofErr w:type="spellStart"/>
+      <w:r>
+        <w:rPr>
+          <w:rFonts w:ascii="Garamond" w:hAnsi="Garamond" w:cs="Arial"/>
+          <w:color w:val="000000"/>
+          <w:sz w:val="22"/>
+          <w:szCs w:val="22"/>
+        </w:rPr>
+        <w:t>Librosa</w:t>
+      </w:r>
+      <w:proofErr w:type="spellEnd"/>
+      <w:r>
+        <w:rPr>
+          <w:rFonts w:ascii="Garamond" w:hAnsi="Garamond" w:cs="Arial"/>
+          <w:color w:val="000000"/>
+          <w:sz w:val="22"/>
+          <w:szCs w:val="22"/>
+        </w:rPr>
+        <w:t xml:space="preserve"> encargada de la creación de los espectrogramas.</w:t>
       </w:r>
     </w:p>
     <w:p>
@@ -5308,7 +8384,27 @@
           <w:szCs w:val="22"/>
         </w:rPr>
         <w:tab/>
-        <w:t xml:space="preserve">La librería nos da la opción de elegir los parámetros que nosotros queramos, es de suma importancia que estos coincidan con los que se usaron para entrenar a CNN14 ya que nuestro embedder espera imágenes similares a las </w:t>
+        <w:t xml:space="preserve">La librería nos da la opción de elegir los parámetros que nosotros queramos, es de suma importancia que estos coincidan con los que se usaron para entrenar a CNN14 ya que nuestro </w:t>
+      </w:r>
+      <w:proofErr w:type="spellStart"/>
+      <w:r>
+        <w:rPr>
+          <w:rFonts w:ascii="Garamond" w:hAnsi="Garamond" w:cs="Arial"/>
+          <w:color w:val="000000"/>
+          <w:sz w:val="22"/>
+          <w:szCs w:val="22"/>
+        </w:rPr>
+        <w:t>embedder</w:t>
+      </w:r>
+      <w:proofErr w:type="spellEnd"/>
+      <w:r>
+        <w:rPr>
+          <w:rFonts w:ascii="Garamond" w:hAnsi="Garamond" w:cs="Arial"/>
+          <w:color w:val="000000"/>
+          <w:sz w:val="22"/>
+          <w:szCs w:val="22"/>
+        </w:rPr>
+        <w:t xml:space="preserve"> espera imágenes similares a las </w:t>
       </w:r>
       <w:r>
         <w:rPr>
@@ -5359,7 +8455,27 @@
           <w:sz w:val="16"/>
           <w:szCs w:val="16"/>
         </w:rPr>
-        <w:t># Parametros para el espectrograma de Mel</w:t>
+        <w:t xml:space="preserve"># </w:t>
+      </w:r>
+      <w:proofErr w:type="spellStart"/>
+      <w:r>
+        <w:rPr>
+          <w:rFonts w:ascii="Consolas" w:hAnsi="Consolas" w:cs="Arial"/>
+          <w:color w:val="000000"/>
+          <w:sz w:val="16"/>
+          <w:szCs w:val="16"/>
+        </w:rPr>
+        <w:t>Parametros</w:t>
+      </w:r>
+      <w:proofErr w:type="spellEnd"/>
+      <w:r>
+        <w:rPr>
+          <w:rFonts w:ascii="Consolas" w:hAnsi="Consolas" w:cs="Arial"/>
+          <w:color w:val="000000"/>
+          <w:sz w:val="16"/>
+          <w:szCs w:val="16"/>
+        </w:rPr>
+        <w:t xml:space="preserve"> para el espectrograma de Mel</w:t>
       </w:r>
     </w:p>
     <w:p>
@@ -5389,7 +8505,27 @@
           <w:sz w:val="16"/>
           <w:szCs w:val="16"/>
         </w:rPr>
-        <w:t>SR         = 16000      # Sample rate (frecuencia de muestreo)</w:t>
+        <w:t xml:space="preserve">SR         = 16000      # Sample </w:t>
+      </w:r>
+      <w:proofErr w:type="spellStart"/>
+      <w:r>
+        <w:rPr>
+          <w:rFonts w:ascii="Consolas" w:hAnsi="Consolas" w:cs="Arial"/>
+          <w:color w:val="000000"/>
+          <w:sz w:val="16"/>
+          <w:szCs w:val="16"/>
+        </w:rPr>
+        <w:t>rate</w:t>
+      </w:r>
+      <w:proofErr w:type="spellEnd"/>
+      <w:r>
+        <w:rPr>
+          <w:rFonts w:ascii="Consolas" w:hAnsi="Consolas" w:cs="Arial"/>
+          <w:color w:val="000000"/>
+          <w:sz w:val="16"/>
+          <w:szCs w:val="16"/>
+        </w:rPr>
+        <w:t xml:space="preserve"> (frecuencia de muestreo)</w:t>
       </w:r>
     </w:p>
     <w:p>
@@ -5419,8 +8555,59 @@
           <w:sz w:val="16"/>
           <w:szCs w:val="16"/>
         </w:rPr>
-        <w:t>N_FFT      = 512        # Tamanyo de la ventana para la transformada de fourier rapida</w:t>
-      </w:r>
+        <w:t xml:space="preserve">N_FFT      = 512        # </w:t>
+      </w:r>
+      <w:proofErr w:type="spellStart"/>
+      <w:r>
+        <w:rPr>
+          <w:rFonts w:ascii="Consolas" w:hAnsi="Consolas" w:cs="Arial"/>
+          <w:color w:val="000000"/>
+          <w:sz w:val="16"/>
+          <w:szCs w:val="16"/>
+        </w:rPr>
+        <w:t>Tamanyo</w:t>
+      </w:r>
+      <w:proofErr w:type="spellEnd"/>
+      <w:r>
+        <w:rPr>
+          <w:rFonts w:ascii="Consolas" w:hAnsi="Consolas" w:cs="Arial"/>
+          <w:color w:val="000000"/>
+          <w:sz w:val="16"/>
+          <w:szCs w:val="16"/>
+        </w:rPr>
+        <w:t xml:space="preserve"> de la ventana para la transformada de </w:t>
+      </w:r>
+      <w:proofErr w:type="spellStart"/>
+      <w:r>
+        <w:rPr>
+          <w:rFonts w:ascii="Consolas" w:hAnsi="Consolas" w:cs="Arial"/>
+          <w:color w:val="000000"/>
+          <w:sz w:val="16"/>
+          <w:szCs w:val="16"/>
+        </w:rPr>
+        <w:t>fourier</w:t>
+      </w:r>
+      <w:proofErr w:type="spellEnd"/>
+      <w:r>
+        <w:rPr>
+          <w:rFonts w:ascii="Consolas" w:hAnsi="Consolas" w:cs="Arial"/>
+          <w:color w:val="000000"/>
+          <w:sz w:val="16"/>
+          <w:szCs w:val="16"/>
+        </w:rPr>
+        <w:t xml:space="preserve"> </w:t>
+      </w:r>
+      <w:proofErr w:type="spellStart"/>
+      <w:r>
+        <w:rPr>
+          <w:rFonts w:ascii="Consolas" w:hAnsi="Consolas" w:cs="Arial"/>
+          <w:color w:val="000000"/>
+          <w:sz w:val="16"/>
+          <w:szCs w:val="16"/>
+        </w:rPr>
+        <w:t>rapida</w:t>
+      </w:r>
+      <w:proofErr w:type="spellEnd"/>
     </w:p>
     <w:p>
       <w:pPr>
@@ -5509,8 +8696,39 @@
           <w:sz w:val="16"/>
           <w:szCs w:val="16"/>
         </w:rPr>
-        <w:t>F_MIN      = 50.0       # Frecuencia minima del espetrograma</w:t>
-      </w:r>
+        <w:t xml:space="preserve">F_MIN      = 50.0       # Frecuencia </w:t>
+      </w:r>
+      <w:proofErr w:type="spellStart"/>
+      <w:r>
+        <w:rPr>
+          <w:rFonts w:ascii="Consolas" w:hAnsi="Consolas" w:cs="Arial"/>
+          <w:color w:val="000000"/>
+          <w:sz w:val="16"/>
+          <w:szCs w:val="16"/>
+        </w:rPr>
+        <w:t>minima</w:t>
+      </w:r>
+      <w:proofErr w:type="spellEnd"/>
+      <w:r>
+        <w:rPr>
+          <w:rFonts w:ascii="Consolas" w:hAnsi="Consolas" w:cs="Arial"/>
+          <w:color w:val="000000"/>
+          <w:sz w:val="16"/>
+          <w:szCs w:val="16"/>
+        </w:rPr>
+        <w:t xml:space="preserve"> del </w:t>
+      </w:r>
+      <w:proofErr w:type="spellStart"/>
+      <w:r>
+        <w:rPr>
+          <w:rFonts w:ascii="Consolas" w:hAnsi="Consolas" w:cs="Arial"/>
+          <w:color w:val="000000"/>
+          <w:sz w:val="16"/>
+          <w:szCs w:val="16"/>
+        </w:rPr>
+        <w:t>espetrograma</w:t>
+      </w:r>
+      <w:proofErr w:type="spellEnd"/>
     </w:p>
     <w:p>
       <w:pPr>
@@ -5539,7 +8757,27 @@
           <w:sz w:val="16"/>
           <w:szCs w:val="16"/>
         </w:rPr>
-        <w:t>F_MAX      = 8000.0     # Frecuencia maxima del espectrograma</w:t>
+        <w:t xml:space="preserve">F_MAX      = 8000.0     # Frecuencia </w:t>
+      </w:r>
+      <w:proofErr w:type="spellStart"/>
+      <w:r>
+        <w:rPr>
+          <w:rFonts w:ascii="Consolas" w:hAnsi="Consolas" w:cs="Arial"/>
+          <w:color w:val="000000"/>
+          <w:sz w:val="16"/>
+          <w:szCs w:val="16"/>
+        </w:rPr>
+        <w:t>maxima</w:t>
+      </w:r>
+      <w:proofErr w:type="spellEnd"/>
+      <w:r>
+        <w:rPr>
+          <w:rFonts w:ascii="Consolas" w:hAnsi="Consolas" w:cs="Arial"/>
+          <w:color w:val="000000"/>
+          <w:sz w:val="16"/>
+          <w:szCs w:val="16"/>
+        </w:rPr>
+        <w:t xml:space="preserve"> del espectrograma</w:t>
       </w:r>
     </w:p>
     <w:p>
@@ -5574,7 +8812,87 @@
           <w:szCs w:val="22"/>
         </w:rPr>
         <w:tab/>
-        <w:t>Preprocesamos todos los audios a espectrograma, generando un csv con los campos originales del conjunto de datos pero relacionados a una dirección con el array de numpy de nuestra muestra (imagen convertida a array de floats). Durante este preprocesado también obtene</w:t>
+        <w:t xml:space="preserve">Preprocesamos todos los audios a espectrograma, generando un </w:t>
+      </w:r>
+      <w:proofErr w:type="spellStart"/>
+      <w:r>
+        <w:rPr>
+          <w:rFonts w:ascii="Garamond" w:hAnsi="Garamond" w:cs="Arial"/>
+          <w:color w:val="000000"/>
+          <w:sz w:val="22"/>
+          <w:szCs w:val="22"/>
+        </w:rPr>
+        <w:t>csv</w:t>
+      </w:r>
+      <w:proofErr w:type="spellEnd"/>
+      <w:r>
+        <w:rPr>
+          <w:rFonts w:ascii="Garamond" w:hAnsi="Garamond" w:cs="Arial"/>
+          <w:color w:val="000000"/>
+          <w:sz w:val="22"/>
+          <w:szCs w:val="22"/>
+        </w:rPr>
+        <w:t xml:space="preserve"> con los campos originales del conjunto de </w:t>
+      </w:r>
+      <w:proofErr w:type="gramStart"/>
+      <w:r>
+        <w:rPr>
+          <w:rFonts w:ascii="Garamond" w:hAnsi="Garamond" w:cs="Arial"/>
+          <w:color w:val="000000"/>
+          <w:sz w:val="22"/>
+          <w:szCs w:val="22"/>
+        </w:rPr>
+        <w:t>datos</w:t>
+      </w:r>
+      <w:proofErr w:type="gramEnd"/>
+      <w:r>
+        <w:rPr>
+          <w:rFonts w:ascii="Garamond" w:hAnsi="Garamond" w:cs="Arial"/>
+          <w:color w:val="000000"/>
+          <w:sz w:val="22"/>
+          <w:szCs w:val="22"/>
+        </w:rPr>
+        <w:t xml:space="preserve"> pero relacionados a una dirección con el array de </w:t>
+      </w:r>
+      <w:proofErr w:type="spellStart"/>
+      <w:r>
+        <w:rPr>
+          <w:rFonts w:ascii="Garamond" w:hAnsi="Garamond" w:cs="Arial"/>
+          <w:color w:val="000000"/>
+          <w:sz w:val="22"/>
+          <w:szCs w:val="22"/>
+        </w:rPr>
+        <w:t>numpy</w:t>
+      </w:r>
+      <w:proofErr w:type="spellEnd"/>
+      <w:r>
+        <w:rPr>
+          <w:rFonts w:ascii="Garamond" w:hAnsi="Garamond" w:cs="Arial"/>
+          <w:color w:val="000000"/>
+          <w:sz w:val="22"/>
+          <w:szCs w:val="22"/>
+        </w:rPr>
+        <w:t xml:space="preserve"> de nuestra muestra (imagen convertida a array de </w:t>
+      </w:r>
+      <w:proofErr w:type="spellStart"/>
+      <w:r>
+        <w:rPr>
+          <w:rFonts w:ascii="Garamond" w:hAnsi="Garamond" w:cs="Arial"/>
+          <w:color w:val="000000"/>
+          <w:sz w:val="22"/>
+          <w:szCs w:val="22"/>
+        </w:rPr>
+        <w:t>floats</w:t>
+      </w:r>
+      <w:proofErr w:type="spellEnd"/>
+      <w:r>
+        <w:rPr>
+          <w:rFonts w:ascii="Garamond" w:hAnsi="Garamond" w:cs="Arial"/>
+          <w:color w:val="000000"/>
+          <w:sz w:val="22"/>
+          <w:szCs w:val="22"/>
+        </w:rPr>
+        <w:t>). Durante este preprocesado también obtene</w:t>
       </w:r>
       <w:r>
         <w:rPr>
@@ -5610,7 +8928,27 @@
           <w:sz w:val="22"/>
           <w:szCs w:val="22"/>
         </w:rPr>
-        <w:t>dárselos a nuestro embedder.</w:t>
+        <w:t xml:space="preserve">dárselos a nuestro </w:t>
+      </w:r>
+      <w:proofErr w:type="spellStart"/>
+      <w:r>
+        <w:rPr>
+          <w:rFonts w:ascii="Garamond" w:hAnsi="Garamond" w:cs="Arial"/>
+          <w:color w:val="000000"/>
+          <w:sz w:val="22"/>
+          <w:szCs w:val="22"/>
+        </w:rPr>
+        <w:t>embedder</w:t>
+      </w:r>
+      <w:proofErr w:type="spellEnd"/>
+      <w:r>
+        <w:rPr>
+          <w:rFonts w:ascii="Garamond" w:hAnsi="Garamond" w:cs="Arial"/>
+          <w:color w:val="000000"/>
+          <w:sz w:val="22"/>
+          <w:szCs w:val="22"/>
+        </w:rPr>
+        <w:t>.</w:t>
       </w:r>
     </w:p>
     <w:p>
@@ -5647,7 +8985,29 @@
           <w:szCs w:val="22"/>
           <w:u w:val="single"/>
         </w:rPr>
-        <w:t>4.2. De espectrograma a embeddings.</w:t>
+        <w:t xml:space="preserve">4.2. De espectrograma a </w:t>
+      </w:r>
+      <w:proofErr w:type="spellStart"/>
+      <w:r>
+        <w:rPr>
+          <w:rFonts w:ascii="Garamond" w:hAnsi="Garamond" w:cs="Arial"/>
+          <w:color w:val="000000"/>
+          <w:sz w:val="22"/>
+          <w:szCs w:val="22"/>
+          <w:u w:val="single"/>
+        </w:rPr>
+        <w:t>embeddings</w:t>
+      </w:r>
+      <w:proofErr w:type="spellEnd"/>
+      <w:r>
+        <w:rPr>
+          <w:rFonts w:ascii="Garamond" w:hAnsi="Garamond" w:cs="Arial"/>
+          <w:color w:val="000000"/>
+          <w:sz w:val="22"/>
+          <w:szCs w:val="22"/>
+          <w:u w:val="single"/>
+        </w:rPr>
+        <w:t>.</w:t>
       </w:r>
     </w:p>
     <w:p>
@@ -5670,8 +9030,69 @@
           <w:szCs w:val="22"/>
         </w:rPr>
         <w:tab/>
-        <w:t xml:space="preserve">Realizamos este proceso en el script extract_features.py. En primer lugar tenemos que realizar wrappers del conjunto de datos y del embedder que extiendan a las clases de </w:t>
-      </w:r>
+        <w:t xml:space="preserve">Realizamos este proceso en el script extract_features.py. En primer </w:t>
+      </w:r>
+      <w:proofErr w:type="gramStart"/>
+      <w:r>
+        <w:rPr>
+          <w:rFonts w:ascii="Garamond" w:hAnsi="Garamond" w:cs="Arial"/>
+          <w:color w:val="000000"/>
+          <w:sz w:val="22"/>
+          <w:szCs w:val="22"/>
+        </w:rPr>
+        <w:t>lugar</w:t>
+      </w:r>
+      <w:proofErr w:type="gramEnd"/>
+      <w:r>
+        <w:rPr>
+          <w:rFonts w:ascii="Garamond" w:hAnsi="Garamond" w:cs="Arial"/>
+          <w:color w:val="000000"/>
+          <w:sz w:val="22"/>
+          <w:szCs w:val="22"/>
+        </w:rPr>
+        <w:t xml:space="preserve"> tenemos que realizar </w:t>
+      </w:r>
+      <w:proofErr w:type="spellStart"/>
+      <w:r>
+        <w:rPr>
+          <w:rFonts w:ascii="Garamond" w:hAnsi="Garamond" w:cs="Arial"/>
+          <w:color w:val="000000"/>
+          <w:sz w:val="22"/>
+          <w:szCs w:val="22"/>
+        </w:rPr>
+        <w:t>wrappers</w:t>
+      </w:r>
+      <w:proofErr w:type="spellEnd"/>
+      <w:r>
+        <w:rPr>
+          <w:rFonts w:ascii="Garamond" w:hAnsi="Garamond" w:cs="Arial"/>
+          <w:color w:val="000000"/>
+          <w:sz w:val="22"/>
+          <w:szCs w:val="22"/>
+        </w:rPr>
+        <w:t xml:space="preserve"> del conjunto de datos y del </w:t>
+      </w:r>
+      <w:proofErr w:type="spellStart"/>
+      <w:r>
+        <w:rPr>
+          <w:rFonts w:ascii="Garamond" w:hAnsi="Garamond" w:cs="Arial"/>
+          <w:color w:val="000000"/>
+          <w:sz w:val="22"/>
+          <w:szCs w:val="22"/>
+        </w:rPr>
+        <w:t>embedder</w:t>
+      </w:r>
+      <w:proofErr w:type="spellEnd"/>
+      <w:r>
+        <w:rPr>
+          <w:rFonts w:ascii="Garamond" w:hAnsi="Garamond" w:cs="Arial"/>
+          <w:color w:val="000000"/>
+          <w:sz w:val="22"/>
+          <w:szCs w:val="22"/>
+        </w:rPr>
+        <w:t xml:space="preserve"> que extiendan a las clases de </w:t>
+      </w:r>
+      <w:proofErr w:type="spellStart"/>
       <w:r>
         <w:rPr>
           <w:rFonts w:ascii="Garamond" w:hAnsi="Garamond" w:cs="Arial"/>
@@ -5681,14 +9102,35 @@
         </w:rPr>
         <w:t>PyTorch</w:t>
       </w:r>
-      <w:r>
-        <w:rPr>
-          <w:rFonts w:ascii="Garamond" w:hAnsi="Garamond" w:cs="Arial"/>
-          <w:color w:val="000000"/>
-          <w:sz w:val="22"/>
-          <w:szCs w:val="22"/>
-        </w:rPr>
-        <w:t xml:space="preserve"> para poder aprovechar los métodos que nos da. Extenderemos sobre el embedder en el punto de técnicas usadas.</w:t>
+      <w:proofErr w:type="spellEnd"/>
+      <w:r>
+        <w:rPr>
+          <w:rFonts w:ascii="Garamond" w:hAnsi="Garamond" w:cs="Arial"/>
+          <w:color w:val="000000"/>
+          <w:sz w:val="22"/>
+          <w:szCs w:val="22"/>
+        </w:rPr>
+        <w:t xml:space="preserve"> para poder aprovechar los métodos que nos da. Extenderemos sobre el </w:t>
+      </w:r>
+      <w:proofErr w:type="spellStart"/>
+      <w:r>
+        <w:rPr>
+          <w:rFonts w:ascii="Garamond" w:hAnsi="Garamond" w:cs="Arial"/>
+          <w:color w:val="000000"/>
+          <w:sz w:val="22"/>
+          <w:szCs w:val="22"/>
+        </w:rPr>
+        <w:t>embedder</w:t>
+      </w:r>
+      <w:proofErr w:type="spellEnd"/>
+      <w:r>
+        <w:rPr>
+          <w:rFonts w:ascii="Garamond" w:hAnsi="Garamond" w:cs="Arial"/>
+          <w:color w:val="000000"/>
+          <w:sz w:val="22"/>
+          <w:szCs w:val="22"/>
+        </w:rPr>
+        <w:t xml:space="preserve"> en el punto de técnicas usadas.</w:t>
       </w:r>
     </w:p>
     <w:p>
@@ -5729,7 +9171,27 @@
           <w:sz w:val="22"/>
           <w:szCs w:val="22"/>
         </w:rPr>
-        <w:t xml:space="preserve"> los datos según las medias y desviaciones obtenidas en el paso anterior y se las pasamos al embedder para que lo procese por los bloques convolucionales de CNN14.</w:t>
+        <w:t xml:space="preserve"> los datos según las medias y desviaciones obtenidas en el paso anterior y se las pasamos al </w:t>
+      </w:r>
+      <w:proofErr w:type="spellStart"/>
+      <w:r>
+        <w:rPr>
+          <w:rFonts w:ascii="Garamond" w:hAnsi="Garamond" w:cs="Arial"/>
+          <w:color w:val="000000"/>
+          <w:sz w:val="22"/>
+          <w:szCs w:val="22"/>
+        </w:rPr>
+        <w:t>embedder</w:t>
+      </w:r>
+      <w:proofErr w:type="spellEnd"/>
+      <w:r>
+        <w:rPr>
+          <w:rFonts w:ascii="Garamond" w:hAnsi="Garamond" w:cs="Arial"/>
+          <w:color w:val="000000"/>
+          <w:sz w:val="22"/>
+          <w:szCs w:val="22"/>
+        </w:rPr>
+        <w:t xml:space="preserve"> para que lo procese por los bloques convolucionales de CNN14.</w:t>
       </w:r>
     </w:p>
     <w:p>
@@ -5761,7 +9223,47 @@
           <w:sz w:val="22"/>
           <w:szCs w:val="22"/>
         </w:rPr>
-        <w:t xml:space="preserve"> dimensiones de los embeddings, para de nuevo realizar una normalización antes de pasarle los embeddings a el MLP.</w:t>
+        <w:t xml:space="preserve"> dimensiones de los </w:t>
+      </w:r>
+      <w:proofErr w:type="spellStart"/>
+      <w:r>
+        <w:rPr>
+          <w:rFonts w:ascii="Garamond" w:hAnsi="Garamond" w:cs="Arial"/>
+          <w:color w:val="000000"/>
+          <w:sz w:val="22"/>
+          <w:szCs w:val="22"/>
+        </w:rPr>
+        <w:t>embeddings</w:t>
+      </w:r>
+      <w:proofErr w:type="spellEnd"/>
+      <w:r>
+        <w:rPr>
+          <w:rFonts w:ascii="Garamond" w:hAnsi="Garamond" w:cs="Arial"/>
+          <w:color w:val="000000"/>
+          <w:sz w:val="22"/>
+          <w:szCs w:val="22"/>
+        </w:rPr>
+        <w:t xml:space="preserve">, para de nuevo realizar una normalización antes de pasarle los </w:t>
+      </w:r>
+      <w:proofErr w:type="spellStart"/>
+      <w:r>
+        <w:rPr>
+          <w:rFonts w:ascii="Garamond" w:hAnsi="Garamond" w:cs="Arial"/>
+          <w:color w:val="000000"/>
+          <w:sz w:val="22"/>
+          <w:szCs w:val="22"/>
+        </w:rPr>
+        <w:t>embeddings</w:t>
+      </w:r>
+      <w:proofErr w:type="spellEnd"/>
+      <w:r>
+        <w:rPr>
+          <w:rFonts w:ascii="Garamond" w:hAnsi="Garamond" w:cs="Arial"/>
+          <w:color w:val="000000"/>
+          <w:sz w:val="22"/>
+          <w:szCs w:val="22"/>
+        </w:rPr>
+        <w:t xml:space="preserve"> a el MLP.</w:t>
       </w:r>
     </w:p>
     <w:p>
@@ -5821,7 +9323,27 @@
           <w:szCs w:val="22"/>
         </w:rPr>
         <w:tab/>
-        <w:t>Como adelantábamos en el punto 3.2.2, por la naturaleza de nuestro embedder, se nos devuelven vectores de 2048 dimensiones; de las cuales solo unas 520 son de ayuda para clasificar el conjunto de datos debido a la debida varianza del resto.</w:t>
+        <w:t xml:space="preserve">Como adelantábamos en el punto 3.2.2, por la naturaleza de nuestro </w:t>
+      </w:r>
+      <w:proofErr w:type="spellStart"/>
+      <w:r>
+        <w:rPr>
+          <w:rFonts w:ascii="Garamond" w:hAnsi="Garamond" w:cs="Arial"/>
+          <w:color w:val="000000"/>
+          <w:sz w:val="22"/>
+          <w:szCs w:val="22"/>
+        </w:rPr>
+        <w:t>embedder</w:t>
+      </w:r>
+      <w:proofErr w:type="spellEnd"/>
+      <w:r>
+        <w:rPr>
+          <w:rFonts w:ascii="Garamond" w:hAnsi="Garamond" w:cs="Arial"/>
+          <w:color w:val="000000"/>
+          <w:sz w:val="22"/>
+          <w:szCs w:val="22"/>
+        </w:rPr>
+        <w:t>, se nos devuelven vectores de 2048 dimensiones; de las cuales solo unas 520 son de ayuda para clasificar el conjunto de datos debido a la debida varianza del resto.</w:t>
       </w:r>
     </w:p>
     <w:p>
@@ -5844,7 +9366,27 @@
           <w:szCs w:val="22"/>
         </w:rPr>
         <w:tab/>
-        <w:t>En el script filter_embeddings.py realizamos una limpieza de las dimensiones inactivas para no aportar ruido a nuestro modelo. También existe la posibilidad de entrenar el MLP con los vectores sin limpiar, de esa manera se pudo comprobar que el MLP es capaz de soportar esas dimensiones pero en efecto no le está aportando ninguna información útil.</w:t>
+        <w:t xml:space="preserve">En el script filter_embeddings.py realizamos una limpieza de las dimensiones inactivas para no aportar ruido a nuestro modelo. También existe la posibilidad de entrenar el MLP con los vectores sin limpiar, de esa manera se pudo comprobar que el MLP es capaz de soportar esas </w:t>
+      </w:r>
+      <w:proofErr w:type="gramStart"/>
+      <w:r>
+        <w:rPr>
+          <w:rFonts w:ascii="Garamond" w:hAnsi="Garamond" w:cs="Arial"/>
+          <w:color w:val="000000"/>
+          <w:sz w:val="22"/>
+          <w:szCs w:val="22"/>
+        </w:rPr>
+        <w:t>dimensiones</w:t>
+      </w:r>
+      <w:proofErr w:type="gramEnd"/>
+      <w:r>
+        <w:rPr>
+          <w:rFonts w:ascii="Garamond" w:hAnsi="Garamond" w:cs="Arial"/>
+          <w:color w:val="000000"/>
+          <w:sz w:val="22"/>
+          <w:szCs w:val="22"/>
+        </w:rPr>
+        <w:t xml:space="preserve"> pero en efecto no le está aportando ninguna información útil.</w:t>
       </w:r>
     </w:p>
     <w:p>
@@ -6038,16 +9580,96 @@
           <w:szCs w:val="22"/>
         </w:rPr>
         <w:tab/>
-        <w:t>Las técnicas principales empleadas son el aprendizaje por transferencia con la inferencia de de embeddings por parte de una capa convolucional preentrenada y las aplicadas en los modelos realizados</w:t>
-      </w:r>
-      <w:r>
-        <w:rPr>
-          <w:rFonts w:ascii="Garamond" w:hAnsi="Garamond" w:cs="Arial"/>
-          <w:color w:val="000000"/>
-          <w:sz w:val="22"/>
-          <w:szCs w:val="22"/>
-        </w:rPr>
-        <w:t>, el modelo principal en el que se basa el proyecto es el de MLP pero también se han desarrollado dos experimentos con otros para realizar comparativas</w:t>
+        <w:t xml:space="preserve">Las técnicas principales empleadas son el aprendizaje por transferencia con la inferencia de </w:t>
+      </w:r>
+      <w:proofErr w:type="spellStart"/>
+      <w:r>
+        <w:rPr>
+          <w:rFonts w:ascii="Garamond" w:hAnsi="Garamond" w:cs="Arial"/>
+          <w:color w:val="000000"/>
+          <w:sz w:val="22"/>
+          <w:szCs w:val="22"/>
+        </w:rPr>
+        <w:t>de</w:t>
+      </w:r>
+      <w:proofErr w:type="spellEnd"/>
+      <w:r>
+        <w:rPr>
+          <w:rFonts w:ascii="Garamond" w:hAnsi="Garamond" w:cs="Arial"/>
+          <w:color w:val="000000"/>
+          <w:sz w:val="22"/>
+          <w:szCs w:val="22"/>
+        </w:rPr>
+        <w:t xml:space="preserve"> </w:t>
+      </w:r>
+      <w:proofErr w:type="spellStart"/>
+      <w:r>
+        <w:rPr>
+          <w:rFonts w:ascii="Garamond" w:hAnsi="Garamond" w:cs="Arial"/>
+          <w:color w:val="000000"/>
+          <w:sz w:val="22"/>
+          <w:szCs w:val="22"/>
+        </w:rPr>
+        <w:t>embeddings</w:t>
+      </w:r>
+      <w:proofErr w:type="spellEnd"/>
+      <w:r>
+        <w:rPr>
+          <w:rFonts w:ascii="Garamond" w:hAnsi="Garamond" w:cs="Arial"/>
+          <w:color w:val="000000"/>
+          <w:sz w:val="22"/>
+          <w:szCs w:val="22"/>
+        </w:rPr>
+        <w:t xml:space="preserve"> por parte de una capa convolucional </w:t>
+      </w:r>
+      <w:proofErr w:type="spellStart"/>
+      <w:r>
+        <w:rPr>
+          <w:rFonts w:ascii="Garamond" w:hAnsi="Garamond" w:cs="Arial"/>
+          <w:color w:val="000000"/>
+          <w:sz w:val="22"/>
+          <w:szCs w:val="22"/>
+        </w:rPr>
+        <w:t>preentrenada</w:t>
+      </w:r>
+      <w:proofErr w:type="spellEnd"/>
+      <w:r>
+        <w:rPr>
+          <w:rFonts w:ascii="Garamond" w:hAnsi="Garamond" w:cs="Arial"/>
+          <w:color w:val="000000"/>
+          <w:sz w:val="22"/>
+          <w:szCs w:val="22"/>
+        </w:rPr>
+        <w:t xml:space="preserve"> y las aplicadas en los modelos realizados</w:t>
+      </w:r>
+      <w:r>
+        <w:rPr>
+          <w:rFonts w:ascii="Garamond" w:hAnsi="Garamond" w:cs="Arial"/>
+          <w:color w:val="000000"/>
+          <w:sz w:val="22"/>
+          <w:szCs w:val="22"/>
+        </w:rPr>
+        <w:t xml:space="preserve">, el modelo principal en el que se basa el proyecto es el de </w:t>
+      </w:r>
+      <w:proofErr w:type="gramStart"/>
+      <w:r>
+        <w:rPr>
+          <w:rFonts w:ascii="Garamond" w:hAnsi="Garamond" w:cs="Arial"/>
+          <w:color w:val="000000"/>
+          <w:sz w:val="22"/>
+          <w:szCs w:val="22"/>
+        </w:rPr>
+        <w:t>MLP</w:t>
+      </w:r>
+      <w:proofErr w:type="gramEnd"/>
+      <w:r>
+        <w:rPr>
+          <w:rFonts w:ascii="Garamond" w:hAnsi="Garamond" w:cs="Arial"/>
+          <w:color w:val="000000"/>
+          <w:sz w:val="22"/>
+          <w:szCs w:val="22"/>
+        </w:rPr>
+        <w:t xml:space="preserve"> pero también se han desarrollado dos experimentos con otros para realizar comparativas</w:t>
       </w:r>
       <w:r>
         <w:rPr>
@@ -6079,7 +9701,27 @@
           <w:szCs w:val="22"/>
         </w:rPr>
         <w:tab/>
-        <w:t>Cabe destacar que para la predicción de audios ajenos al dataset en predict.py se ha incluido una segmentación del audio por ventanas para que cada ventana sea evaluada por el modelo y se proceda a dar como veredicto la media de las predicciones.</w:t>
+        <w:t xml:space="preserve">Cabe destacar que para la predicción de audios ajenos al </w:t>
+      </w:r>
+      <w:proofErr w:type="spellStart"/>
+      <w:r>
+        <w:rPr>
+          <w:rFonts w:ascii="Garamond" w:hAnsi="Garamond" w:cs="Arial"/>
+          <w:color w:val="000000"/>
+          <w:sz w:val="22"/>
+          <w:szCs w:val="22"/>
+        </w:rPr>
+        <w:t>dataset</w:t>
+      </w:r>
+      <w:proofErr w:type="spellEnd"/>
+      <w:r>
+        <w:rPr>
+          <w:rFonts w:ascii="Garamond" w:hAnsi="Garamond" w:cs="Arial"/>
+          <w:color w:val="000000"/>
+          <w:sz w:val="22"/>
+          <w:szCs w:val="22"/>
+        </w:rPr>
+        <w:t xml:space="preserve"> en predict.py se ha incluido una segmentación del audio por ventanas para que cada ventana sea evaluada por el modelo y se proceda a dar como veredicto la media de las predicciones.</w:t>
       </w:r>
     </w:p>
     <w:p>
@@ -6116,7 +9758,29 @@
           <w:szCs w:val="22"/>
           <w:u w:val="single"/>
         </w:rPr>
-        <w:t>5.1. Embedder:</w:t>
+        <w:t xml:space="preserve">5.1. </w:t>
+      </w:r>
+      <w:proofErr w:type="spellStart"/>
+      <w:r>
+        <w:rPr>
+          <w:rFonts w:ascii="Garamond" w:hAnsi="Garamond" w:cs="Arial"/>
+          <w:color w:val="000000"/>
+          <w:sz w:val="22"/>
+          <w:szCs w:val="22"/>
+          <w:u w:val="single"/>
+        </w:rPr>
+        <w:t>Embedder</w:t>
+      </w:r>
+      <w:proofErr w:type="spellEnd"/>
+      <w:r>
+        <w:rPr>
+          <w:rFonts w:ascii="Garamond" w:hAnsi="Garamond" w:cs="Arial"/>
+          <w:color w:val="000000"/>
+          <w:sz w:val="22"/>
+          <w:szCs w:val="22"/>
+          <w:u w:val="single"/>
+        </w:rPr>
+        <w:t>:</w:t>
       </w:r>
     </w:p>
     <w:p>
@@ -6139,7 +9803,67 @@
           <w:szCs w:val="22"/>
         </w:rPr>
         <w:tab/>
-        <w:t>Aprovechamos los bloques de la capa convolucional de CNN14 para extraer características interesantes de los espectrogramas de Mel. En cuanto a la implementación, ha hecho falta obviamente descargarse el checkpoint del modelo y usar solo las capas encargadas de la extracción de features en base a los espectrogramas. Para entender mejor la estructura del modelo se ha realizado un script explore_checkpoint.py que nos da información de los pesos del checkpoint.</w:t>
+        <w:t xml:space="preserve">Aprovechamos los bloques de la capa convolucional de CNN14 para extraer características interesantes de los espectrogramas de Mel. En cuanto a la implementación, ha hecho falta obviamente descargarse el </w:t>
+      </w:r>
+      <w:proofErr w:type="spellStart"/>
+      <w:r>
+        <w:rPr>
+          <w:rFonts w:ascii="Garamond" w:hAnsi="Garamond" w:cs="Arial"/>
+          <w:color w:val="000000"/>
+          <w:sz w:val="22"/>
+          <w:szCs w:val="22"/>
+        </w:rPr>
+        <w:t>checkpoint</w:t>
+      </w:r>
+      <w:proofErr w:type="spellEnd"/>
+      <w:r>
+        <w:rPr>
+          <w:rFonts w:ascii="Garamond" w:hAnsi="Garamond" w:cs="Arial"/>
+          <w:color w:val="000000"/>
+          <w:sz w:val="22"/>
+          <w:szCs w:val="22"/>
+        </w:rPr>
+        <w:t xml:space="preserve"> del modelo y usar solo las capas encargadas de la extracción de </w:t>
+      </w:r>
+      <w:proofErr w:type="spellStart"/>
+      <w:r>
+        <w:rPr>
+          <w:rFonts w:ascii="Garamond" w:hAnsi="Garamond" w:cs="Arial"/>
+          <w:color w:val="000000"/>
+          <w:sz w:val="22"/>
+          <w:szCs w:val="22"/>
+        </w:rPr>
+        <w:t>features</w:t>
+      </w:r>
+      <w:proofErr w:type="spellEnd"/>
+      <w:r>
+        <w:rPr>
+          <w:rFonts w:ascii="Garamond" w:hAnsi="Garamond" w:cs="Arial"/>
+          <w:color w:val="000000"/>
+          <w:sz w:val="22"/>
+          <w:szCs w:val="22"/>
+        </w:rPr>
+        <w:t xml:space="preserve"> en base a los espectrogramas. Para entender mejor la estructura del modelo se ha realizado un script explore_checkpoint.py que nos da información de los pesos del </w:t>
+      </w:r>
+      <w:proofErr w:type="spellStart"/>
+      <w:r>
+        <w:rPr>
+          <w:rFonts w:ascii="Garamond" w:hAnsi="Garamond" w:cs="Arial"/>
+          <w:color w:val="000000"/>
+          <w:sz w:val="22"/>
+          <w:szCs w:val="22"/>
+        </w:rPr>
+        <w:t>checkpoint</w:t>
+      </w:r>
+      <w:proofErr w:type="spellEnd"/>
+      <w:r>
+        <w:rPr>
+          <w:rFonts w:ascii="Garamond" w:hAnsi="Garamond" w:cs="Arial"/>
+          <w:color w:val="000000"/>
+          <w:sz w:val="22"/>
+          <w:szCs w:val="22"/>
+        </w:rPr>
+        <w:t>.</w:t>
       </w:r>
     </w:p>
     <w:p>
@@ -6186,7 +9910,51 @@
           <w:szCs w:val="22"/>
           <w:u w:val="single"/>
         </w:rPr>
-        <w:t>. Red Neuronal (Multilayer Perceptron):</w:t>
+        <w:t>. Red Neuronal (</w:t>
+      </w:r>
+      <w:proofErr w:type="spellStart"/>
+      <w:r>
+        <w:rPr>
+          <w:rFonts w:ascii="Garamond" w:hAnsi="Garamond" w:cs="Arial"/>
+          <w:color w:val="000000"/>
+          <w:sz w:val="22"/>
+          <w:szCs w:val="22"/>
+          <w:u w:val="single"/>
+        </w:rPr>
+        <w:t>Multilayer</w:t>
+      </w:r>
+      <w:proofErr w:type="spellEnd"/>
+      <w:r>
+        <w:rPr>
+          <w:rFonts w:ascii="Garamond" w:hAnsi="Garamond" w:cs="Arial"/>
+          <w:color w:val="000000"/>
+          <w:sz w:val="22"/>
+          <w:szCs w:val="22"/>
+          <w:u w:val="single"/>
+        </w:rPr>
+        <w:t xml:space="preserve"> </w:t>
+      </w:r>
+      <w:proofErr w:type="spellStart"/>
+      <w:r>
+        <w:rPr>
+          <w:rFonts w:ascii="Garamond" w:hAnsi="Garamond" w:cs="Arial"/>
+          <w:color w:val="000000"/>
+          <w:sz w:val="22"/>
+          <w:szCs w:val="22"/>
+          <w:u w:val="single"/>
+        </w:rPr>
+        <w:t>Perceptron</w:t>
+      </w:r>
+      <w:proofErr w:type="spellEnd"/>
+      <w:r>
+        <w:rPr>
+          <w:rFonts w:ascii="Garamond" w:hAnsi="Garamond" w:cs="Arial"/>
+          <w:color w:val="000000"/>
+          <w:sz w:val="22"/>
+          <w:szCs w:val="22"/>
+          <w:u w:val="single"/>
+        </w:rPr>
+        <w:t>):</w:t>
       </w:r>
     </w:p>
     <w:p>
@@ -6209,16 +9977,47 @@
           <w:szCs w:val="22"/>
         </w:rPr>
         <w:tab/>
-        <w:t>Se ha implementado a mano una red neuronal como la de la práctica 5, esta vez con soporte para uso de GPU a través de Cupy</w:t>
-      </w:r>
-      <w:r>
-        <w:rPr>
-          <w:rFonts w:ascii="Garamond" w:hAnsi="Garamond" w:cs="Arial"/>
-          <w:color w:val="000000"/>
-          <w:sz w:val="22"/>
-          <w:szCs w:val="22"/>
-        </w:rPr>
-        <w:t xml:space="preserve"> y otras muchas técnicas extra que mejoran su rendimiento, entre las que están el peso por clases, un Adam hecho a mano, un dropout y otras modificaciones respecto a la implementación vista en clase.</w:t>
+        <w:t xml:space="preserve">Se ha implementado a mano una red neuronal como la de la práctica 5, esta vez con soporte para uso de GPU a través de </w:t>
+      </w:r>
+      <w:proofErr w:type="spellStart"/>
+      <w:r>
+        <w:rPr>
+          <w:rFonts w:ascii="Garamond" w:hAnsi="Garamond" w:cs="Arial"/>
+          <w:color w:val="000000"/>
+          <w:sz w:val="22"/>
+          <w:szCs w:val="22"/>
+        </w:rPr>
+        <w:t>Cupy</w:t>
+      </w:r>
+      <w:proofErr w:type="spellEnd"/>
+      <w:r>
+        <w:rPr>
+          <w:rFonts w:ascii="Garamond" w:hAnsi="Garamond" w:cs="Arial"/>
+          <w:color w:val="000000"/>
+          <w:sz w:val="22"/>
+          <w:szCs w:val="22"/>
+        </w:rPr>
+        <w:t xml:space="preserve"> y otras muchas técnicas extra que mejoran su rendimiento, entre las que están el peso por clases, un Adam hecho a mano, un </w:t>
+      </w:r>
+      <w:proofErr w:type="spellStart"/>
+      <w:r>
+        <w:rPr>
+          <w:rFonts w:ascii="Garamond" w:hAnsi="Garamond" w:cs="Arial"/>
+          <w:color w:val="000000"/>
+          <w:sz w:val="22"/>
+          <w:szCs w:val="22"/>
+        </w:rPr>
+        <w:t>dropout</w:t>
+      </w:r>
+      <w:proofErr w:type="spellEnd"/>
+      <w:r>
+        <w:rPr>
+          <w:rFonts w:ascii="Garamond" w:hAnsi="Garamond" w:cs="Arial"/>
+          <w:color w:val="000000"/>
+          <w:sz w:val="22"/>
+          <w:szCs w:val="22"/>
+        </w:rPr>
+        <w:t xml:space="preserve"> y otras modificaciones respecto a la implementación vista en clase.</w:t>
       </w:r>
     </w:p>
     <w:p>
@@ -6241,7 +10040,47 @@
           <w:szCs w:val="22"/>
         </w:rPr>
         <w:tab/>
-        <w:t>En primer lugar, las funciones de activación ya no son de tipo sigmoide, se ha optado por usar ReLu (unidad lineal rectificada) la cual proporciona un cálculo mucho menos costoso  e igualmente válido, primordial para enfrentarnos a un problema de alta dimensionalidad como el que tenemos.</w:t>
+        <w:t xml:space="preserve">En primer lugar, las funciones de activación ya no son de tipo sigmoide, se ha optado por usar </w:t>
+      </w:r>
+      <w:proofErr w:type="spellStart"/>
+      <w:r>
+        <w:rPr>
+          <w:rFonts w:ascii="Garamond" w:hAnsi="Garamond" w:cs="Arial"/>
+          <w:color w:val="000000"/>
+          <w:sz w:val="22"/>
+          <w:szCs w:val="22"/>
+        </w:rPr>
+        <w:t>ReLu</w:t>
+      </w:r>
+      <w:proofErr w:type="spellEnd"/>
+      <w:r>
+        <w:rPr>
+          <w:rFonts w:ascii="Garamond" w:hAnsi="Garamond" w:cs="Arial"/>
+          <w:color w:val="000000"/>
+          <w:sz w:val="22"/>
+          <w:szCs w:val="22"/>
+        </w:rPr>
+        <w:t xml:space="preserve"> (unidad lineal rectificada) la cual proporciona un cálculo mucho menos </w:t>
+      </w:r>
+      <w:proofErr w:type="gramStart"/>
+      <w:r>
+        <w:rPr>
+          <w:rFonts w:ascii="Garamond" w:hAnsi="Garamond" w:cs="Arial"/>
+          <w:color w:val="000000"/>
+          <w:sz w:val="22"/>
+          <w:szCs w:val="22"/>
+        </w:rPr>
+        <w:t>costoso  e</w:t>
+      </w:r>
+      <w:proofErr w:type="gramEnd"/>
+      <w:r>
+        <w:rPr>
+          <w:rFonts w:ascii="Garamond" w:hAnsi="Garamond" w:cs="Arial"/>
+          <w:color w:val="000000"/>
+          <w:sz w:val="22"/>
+          <w:szCs w:val="22"/>
+        </w:rPr>
+        <w:t xml:space="preserve"> igualmente válido, primordial para enfrentarnos a un problema de alta dimensionalidad como el que tenemos.</w:t>
       </w:r>
     </w:p>
     <w:p>
@@ -6264,7 +10103,27 @@
           <w:szCs w:val="22"/>
         </w:rPr>
         <w:tab/>
-        <w:t>La función de inicialización de los pesos ha sido consecuentemente modificada, puesto que ReLu anula las activaciones negativas se ha optado por una inicialización He para compensar la falta de varianza.</w:t>
+        <w:t xml:space="preserve">La función de inicialización de los pesos ha sido consecuentemente modificada, puesto que </w:t>
+      </w:r>
+      <w:proofErr w:type="spellStart"/>
+      <w:r>
+        <w:rPr>
+          <w:rFonts w:ascii="Garamond" w:hAnsi="Garamond" w:cs="Arial"/>
+          <w:color w:val="000000"/>
+          <w:sz w:val="22"/>
+          <w:szCs w:val="22"/>
+        </w:rPr>
+        <w:t>ReLu</w:t>
+      </w:r>
+      <w:proofErr w:type="spellEnd"/>
+      <w:r>
+        <w:rPr>
+          <w:rFonts w:ascii="Garamond" w:hAnsi="Garamond" w:cs="Arial"/>
+          <w:color w:val="000000"/>
+          <w:sz w:val="22"/>
+          <w:szCs w:val="22"/>
+        </w:rPr>
+        <w:t xml:space="preserve"> anula las activaciones negativas se ha optado por una inicialización He para compensar la falta de varianza.</w:t>
       </w:r>
     </w:p>
     <w:p>
@@ -6287,7 +10146,47 @@
           <w:szCs w:val="22"/>
         </w:rPr>
         <w:tab/>
-        <w:t>Para evitar el sobre ajuste que se sufría en los primeros entrenamientos, a parte del parámetro lambda que ya estaba implementado con regularización, se ha implementado un dropout muy simple con un ratio del 30%. Obligando a apagar un grupo aleatorio de neuronas a la red conseguimos que ésta no dependa de un grupo específico de ellas para sus predicciones, reduciendo el riesgo a sobre ajustarse.</w:t>
+        <w:t xml:space="preserve">Para evitar el sobre ajuste que se sufría en los primeros entrenamientos, a parte del parámetro lambda que ya estaba implementado con regularización, se ha implementado un </w:t>
+      </w:r>
+      <w:proofErr w:type="spellStart"/>
+      <w:r>
+        <w:rPr>
+          <w:rFonts w:ascii="Garamond" w:hAnsi="Garamond" w:cs="Arial"/>
+          <w:color w:val="000000"/>
+          <w:sz w:val="22"/>
+          <w:szCs w:val="22"/>
+        </w:rPr>
+        <w:t>dropout</w:t>
+      </w:r>
+      <w:proofErr w:type="spellEnd"/>
+      <w:r>
+        <w:rPr>
+          <w:rFonts w:ascii="Garamond" w:hAnsi="Garamond" w:cs="Arial"/>
+          <w:color w:val="000000"/>
+          <w:sz w:val="22"/>
+          <w:szCs w:val="22"/>
+        </w:rPr>
+        <w:t xml:space="preserve"> muy simple con </w:t>
+      </w:r>
+      <w:proofErr w:type="gramStart"/>
+      <w:r>
+        <w:rPr>
+          <w:rFonts w:ascii="Garamond" w:hAnsi="Garamond" w:cs="Arial"/>
+          <w:color w:val="000000"/>
+          <w:sz w:val="22"/>
+          <w:szCs w:val="22"/>
+        </w:rPr>
+        <w:t>un ratio</w:t>
+      </w:r>
+      <w:proofErr w:type="gramEnd"/>
+      <w:r>
+        <w:rPr>
+          <w:rFonts w:ascii="Garamond" w:hAnsi="Garamond" w:cs="Arial"/>
+          <w:color w:val="000000"/>
+          <w:sz w:val="22"/>
+          <w:szCs w:val="22"/>
+        </w:rPr>
+        <w:t xml:space="preserve"> del 30%. Obligando a apagar un grupo aleatorio de neuronas a la red conseguimos que ésta no dependa de un grupo específico de ellas para sus predicciones, reduciendo el riesgo a sobre ajustarse.</w:t>
       </w:r>
     </w:p>
     <w:p>
@@ -6319,7 +10218,37 @@
           <w:sz w:val="22"/>
           <w:szCs w:val="22"/>
         </w:rPr>
-        <w:t xml:space="preserve"> aprendizaje de los pesos puesto que la alta dimensionalidad presentaba un problema a la hora de actualizarlos a todos con el mismo ratio, se ha implementado de manera muy simple siguiendo la documentación que he encontrado respecto al tema, con dos medias móviles una para la dirección del gradiente y otra para su magnitud. Dividimos por la raíz del momento de la magnitud a la hora de actualizar los pesos para que aquellos que reciben un gradiente </w:t>
+        <w:t xml:space="preserve"> aprendizaje de los pesos puesto que la alta dimensionalidad presentaba un problema a la hora de actualizarlos a todos con el </w:t>
+      </w:r>
+      <w:proofErr w:type="gramStart"/>
+      <w:r>
+        <w:rPr>
+          <w:rFonts w:ascii="Garamond" w:hAnsi="Garamond" w:cs="Arial"/>
+          <w:color w:val="000000"/>
+          <w:sz w:val="22"/>
+          <w:szCs w:val="22"/>
+        </w:rPr>
+        <w:t>mismo ratio</w:t>
+      </w:r>
+      <w:proofErr w:type="gramEnd"/>
+      <w:r>
+        <w:rPr>
+          <w:rFonts w:ascii="Garamond" w:hAnsi="Garamond" w:cs="Arial"/>
+          <w:color w:val="000000"/>
+          <w:sz w:val="22"/>
+          <w:szCs w:val="22"/>
+        </w:rPr>
+        <w:t xml:space="preserve">, se ha implementado de manera muy simple siguiendo la documentación que he encontrado respecto al tema, con dos medias móviles una para la dirección del gradiente y otra para su magnitud. Dividimos por la raíz del momento de la magnitud a la hora de actualizar los pesos para que aquellos que reciben un </w:t>
+      </w:r>
+      <w:proofErr w:type="gramStart"/>
+      <w:r>
+        <w:rPr>
+          <w:rFonts w:ascii="Garamond" w:hAnsi="Garamond" w:cs="Arial"/>
+          <w:color w:val="000000"/>
+          <w:sz w:val="22"/>
+          <w:szCs w:val="22"/>
+        </w:rPr>
+        <w:t xml:space="preserve">gradiente </w:t>
       </w:r>
       <w:r>
         <w:rPr>
@@ -6337,7 +10266,59 @@
           <w:sz w:val="22"/>
           <w:szCs w:val="22"/>
         </w:rPr>
-        <w:t>muy grande aprendan menos y viceversa. Al inicio del entrenamiento los momentos están inicializados a cero, creando un sesgo que también se ha compensando siguiendo la documentación original del Adam. Los hiperparámetros beta1 y beta2 que se han usado son los señalados por el artículo original (0.9 y 0.999).</w:t>
+        <w:t>muy</w:t>
+      </w:r>
+      <w:proofErr w:type="gramEnd"/>
+      <w:r>
+        <w:rPr>
+          <w:rFonts w:ascii="Garamond" w:hAnsi="Garamond" w:cs="Arial"/>
+          <w:color w:val="000000"/>
+          <w:sz w:val="22"/>
+          <w:szCs w:val="22"/>
+        </w:rPr>
+        <w:t xml:space="preserve"> grande aprendan menos y viceversa. Al inicio del entrenamiento los momentos están inicializados a cero, creando un sesgo que también se ha </w:t>
+      </w:r>
+      <w:proofErr w:type="spellStart"/>
+      <w:proofErr w:type="gramStart"/>
+      <w:r>
+        <w:rPr>
+          <w:rFonts w:ascii="Garamond" w:hAnsi="Garamond" w:cs="Arial"/>
+          <w:color w:val="000000"/>
+          <w:sz w:val="22"/>
+          <w:szCs w:val="22"/>
+        </w:rPr>
+        <w:t>compensando</w:t>
+      </w:r>
+      <w:proofErr w:type="spellEnd"/>
+      <w:proofErr w:type="gramEnd"/>
+      <w:r>
+        <w:rPr>
+          <w:rFonts w:ascii="Garamond" w:hAnsi="Garamond" w:cs="Arial"/>
+          <w:color w:val="000000"/>
+          <w:sz w:val="22"/>
+          <w:szCs w:val="22"/>
+        </w:rPr>
+        <w:t xml:space="preserve"> siguiendo la documentación original del Adam. Los </w:t>
+      </w:r>
+      <w:proofErr w:type="spellStart"/>
+      <w:r>
+        <w:rPr>
+          <w:rFonts w:ascii="Garamond" w:hAnsi="Garamond" w:cs="Arial"/>
+          <w:color w:val="000000"/>
+          <w:sz w:val="22"/>
+          <w:szCs w:val="22"/>
+        </w:rPr>
+        <w:t>hiperparámetros</w:t>
+      </w:r>
+      <w:proofErr w:type="spellEnd"/>
+      <w:r>
+        <w:rPr>
+          <w:rFonts w:ascii="Garamond" w:hAnsi="Garamond" w:cs="Arial"/>
+          <w:color w:val="000000"/>
+          <w:sz w:val="22"/>
+          <w:szCs w:val="22"/>
+        </w:rPr>
+        <w:t xml:space="preserve"> beta1 y beta2 que se han usado son los señalados por el artículo original (0.9 y 0.999).</w:t>
       </w:r>
     </w:p>
     <w:p>
@@ -6360,7 +10341,27 @@
           <w:szCs w:val="22"/>
         </w:rPr>
         <w:tab/>
-        <w:t xml:space="preserve">La implementación extra que más ha mejorado el rendimiento del modelo ha sido la inclusión de los pesos por clase. El conjunto de datos con el que trabajamos está gravemente desbalanceado , así que se ha optado por calcular la función de coste teniendo en cuenta la presencia de las clases en el conjunto de datos, dando más importancia a los errores en clases menos dominantes. De esta manera evitamos que la red </w:t>
+        <w:t xml:space="preserve">La implementación extra que más ha mejorado el rendimiento del modelo ha sido la inclusión de los pesos por clase. El conjunto de datos con el que trabajamos está gravemente </w:t>
+      </w:r>
+      <w:proofErr w:type="gramStart"/>
+      <w:r>
+        <w:rPr>
+          <w:rFonts w:ascii="Garamond" w:hAnsi="Garamond" w:cs="Arial"/>
+          <w:color w:val="000000"/>
+          <w:sz w:val="22"/>
+          <w:szCs w:val="22"/>
+        </w:rPr>
+        <w:t>desbalanceado ,</w:t>
+      </w:r>
+      <w:proofErr w:type="gramEnd"/>
+      <w:r>
+        <w:rPr>
+          <w:rFonts w:ascii="Garamond" w:hAnsi="Garamond" w:cs="Arial"/>
+          <w:color w:val="000000"/>
+          <w:sz w:val="22"/>
+          <w:szCs w:val="22"/>
+        </w:rPr>
+        <w:t xml:space="preserve"> así que se ha optado por calcular la función de coste teniendo en cuenta la presencia de las clases en el conjunto de datos, dando más importancia a los errores en clases menos dominantes. De esta manera evitamos que la red </w:t>
       </w:r>
       <w:r>
         <w:rPr>
@@ -6518,7 +10519,27 @@
         </w:rPr>
         <w:lastRenderedPageBreak/>
         <w:tab/>
-        <w:t>El resto de la red neuronal es lo que cabe esperar, con el descenso de gradiente por batches y las propagaciones hacia adelante y hacia atrás que hemos visto en clase</w:t>
+        <w:t xml:space="preserve">El resto de la red neuronal es lo que cabe esperar, con el descenso de gradiente por </w:t>
+      </w:r>
+      <w:proofErr w:type="spellStart"/>
+      <w:r>
+        <w:rPr>
+          <w:rFonts w:ascii="Garamond" w:hAnsi="Garamond" w:cs="Arial"/>
+          <w:color w:val="000000"/>
+          <w:sz w:val="22"/>
+          <w:szCs w:val="22"/>
+        </w:rPr>
+        <w:t>batches</w:t>
+      </w:r>
+      <w:proofErr w:type="spellEnd"/>
+      <w:r>
+        <w:rPr>
+          <w:rFonts w:ascii="Garamond" w:hAnsi="Garamond" w:cs="Arial"/>
+          <w:color w:val="000000"/>
+          <w:sz w:val="22"/>
+          <w:szCs w:val="22"/>
+        </w:rPr>
+        <w:t xml:space="preserve"> y las propagaciones hacia adelante y hacia atrás que hemos visto en clase</w:t>
       </w:r>
       <w:r>
         <w:rPr>
@@ -6559,7 +10580,47 @@
           <w:szCs w:val="22"/>
         </w:rPr>
         <w:tab/>
-        <w:t>La arquitectura y los hiperparámetros encontrados como óptimos tras la etapa de búsqueda de hiperparámetros son los siguientes:</w:t>
+        <w:t xml:space="preserve">La arquitectura y los </w:t>
+      </w:r>
+      <w:proofErr w:type="spellStart"/>
+      <w:r>
+        <w:rPr>
+          <w:rFonts w:ascii="Garamond" w:hAnsi="Garamond" w:cs="Arial"/>
+          <w:color w:val="000000"/>
+          <w:sz w:val="22"/>
+          <w:szCs w:val="22"/>
+        </w:rPr>
+        <w:t>hiperparámetros</w:t>
+      </w:r>
+      <w:proofErr w:type="spellEnd"/>
+      <w:r>
+        <w:rPr>
+          <w:rFonts w:ascii="Garamond" w:hAnsi="Garamond" w:cs="Arial"/>
+          <w:color w:val="000000"/>
+          <w:sz w:val="22"/>
+          <w:szCs w:val="22"/>
+        </w:rPr>
+        <w:t xml:space="preserve"> encontrados como óptimos tras la etapa de búsqueda de </w:t>
+      </w:r>
+      <w:proofErr w:type="spellStart"/>
+      <w:r>
+        <w:rPr>
+          <w:rFonts w:ascii="Garamond" w:hAnsi="Garamond" w:cs="Arial"/>
+          <w:color w:val="000000"/>
+          <w:sz w:val="22"/>
+          <w:szCs w:val="22"/>
+        </w:rPr>
+        <w:t>hiperparámetros</w:t>
+      </w:r>
+      <w:proofErr w:type="spellEnd"/>
+      <w:r>
+        <w:rPr>
+          <w:rFonts w:ascii="Garamond" w:hAnsi="Garamond" w:cs="Arial"/>
+          <w:color w:val="000000"/>
+          <w:sz w:val="22"/>
+          <w:szCs w:val="22"/>
+        </w:rPr>
+        <w:t xml:space="preserve"> son los siguientes:</w:t>
       </w:r>
     </w:p>
     <w:p>
@@ -6601,7 +10662,67 @@
           <w:sz w:val="16"/>
           <w:szCs w:val="16"/>
         </w:rPr>
-        <w:t># Arquitectura, la primera capa cogera la dimension de los embeddings directamente</w:t>
+        <w:t xml:space="preserve"># Arquitectura, la primera capa </w:t>
+      </w:r>
+      <w:proofErr w:type="spellStart"/>
+      <w:r>
+        <w:rPr>
+          <w:rFonts w:ascii="Consolas" w:hAnsi="Consolas" w:cs="Arial"/>
+          <w:color w:val="000000"/>
+          <w:sz w:val="16"/>
+          <w:szCs w:val="16"/>
+        </w:rPr>
+        <w:t>cogera</w:t>
+      </w:r>
+      <w:proofErr w:type="spellEnd"/>
+      <w:r>
+        <w:rPr>
+          <w:rFonts w:ascii="Consolas" w:hAnsi="Consolas" w:cs="Arial"/>
+          <w:color w:val="000000"/>
+          <w:sz w:val="16"/>
+          <w:szCs w:val="16"/>
+        </w:rPr>
+        <w:t xml:space="preserve"> la </w:t>
+      </w:r>
+      <w:proofErr w:type="spellStart"/>
+      <w:r>
+        <w:rPr>
+          <w:rFonts w:ascii="Consolas" w:hAnsi="Consolas" w:cs="Arial"/>
+          <w:color w:val="000000"/>
+          <w:sz w:val="16"/>
+          <w:szCs w:val="16"/>
+        </w:rPr>
+        <w:t>dimension</w:t>
+      </w:r>
+      <w:proofErr w:type="spellEnd"/>
+      <w:r>
+        <w:rPr>
+          <w:rFonts w:ascii="Consolas" w:hAnsi="Consolas" w:cs="Arial"/>
+          <w:color w:val="000000"/>
+          <w:sz w:val="16"/>
+          <w:szCs w:val="16"/>
+        </w:rPr>
+        <w:t xml:space="preserve"> de los </w:t>
+      </w:r>
+      <w:proofErr w:type="spellStart"/>
+      <w:r>
+        <w:rPr>
+          <w:rFonts w:ascii="Consolas" w:hAnsi="Consolas" w:cs="Arial"/>
+          <w:color w:val="000000"/>
+          <w:sz w:val="16"/>
+          <w:szCs w:val="16"/>
+        </w:rPr>
+        <w:t>embeddings</w:t>
+      </w:r>
+      <w:proofErr w:type="spellEnd"/>
+      <w:r>
+        <w:rPr>
+          <w:rFonts w:ascii="Consolas" w:hAnsi="Consolas" w:cs="Arial"/>
+          <w:color w:val="000000"/>
+          <w:sz w:val="16"/>
+          <w:szCs w:val="16"/>
+        </w:rPr>
+        <w:t xml:space="preserve"> directamente</w:t>
       </w:r>
     </w:p>
     <w:p>
@@ -6673,8 +10794,19 @@
           <w:sz w:val="16"/>
           <w:szCs w:val="16"/>
         </w:rPr>
-        <w:t># Hiperparametros</w:t>
-      </w:r>
+        <w:t xml:space="preserve"># </w:t>
+      </w:r>
+      <w:proofErr w:type="spellStart"/>
+      <w:r>
+        <w:rPr>
+          <w:rFonts w:ascii="Consolas" w:hAnsi="Consolas" w:cs="Arial"/>
+          <w:color w:val="000000"/>
+          <w:sz w:val="16"/>
+          <w:szCs w:val="16"/>
+        </w:rPr>
+        <w:t>Hiperparametros</w:t>
+      </w:r>
+      <w:proofErr w:type="spellEnd"/>
     </w:p>
     <w:p>
       <w:pPr>
@@ -6763,7 +10895,27 @@
           <w:sz w:val="16"/>
           <w:szCs w:val="16"/>
         </w:rPr>
-        <w:t>BATCH_SIZE  = 256</w:t>
+        <w:t>BATCH_</w:t>
+      </w:r>
+      <w:proofErr w:type="gramStart"/>
+      <w:r>
+        <w:rPr>
+          <w:rFonts w:ascii="Consolas" w:hAnsi="Consolas" w:cs="Arial"/>
+          <w:color w:val="000000"/>
+          <w:sz w:val="16"/>
+          <w:szCs w:val="16"/>
+        </w:rPr>
+        <w:t>SIZE  =</w:t>
+      </w:r>
+      <w:proofErr w:type="gramEnd"/>
+      <w:r>
+        <w:rPr>
+          <w:rFonts w:ascii="Consolas" w:hAnsi="Consolas" w:cs="Arial"/>
+          <w:color w:val="000000"/>
+          <w:sz w:val="16"/>
+          <w:szCs w:val="16"/>
+        </w:rPr>
+        <w:t xml:space="preserve"> 256</w:t>
       </w:r>
     </w:p>
     <w:p>
@@ -6871,7 +11023,67 @@
           <w:szCs w:val="22"/>
         </w:rPr>
         <w:tab/>
-        <w:t>En el script train_rl.py se entrena un modelo de regresión logística para hacer la comparativa con nuestro MLP. Se usa directamente la proporcionada por la librería scikit-learn. El modelo se entrena con un máximo de iteraciones de 2000 y el solver lbfgs que se defiende bien con conjuntos de datos de muchas dimensiones.</w:t>
+        <w:t xml:space="preserve">En el script train_rl.py se entrena un modelo de regresión logística para hacer la comparativa con nuestro MLP. Se usa directamente la proporcionada por la librería </w:t>
+      </w:r>
+      <w:proofErr w:type="spellStart"/>
+      <w:r>
+        <w:rPr>
+          <w:rFonts w:ascii="Garamond" w:hAnsi="Garamond" w:cs="Arial"/>
+          <w:color w:val="000000"/>
+          <w:sz w:val="22"/>
+          <w:szCs w:val="22"/>
+        </w:rPr>
+        <w:t>scikit-learn</w:t>
+      </w:r>
+      <w:proofErr w:type="spellEnd"/>
+      <w:r>
+        <w:rPr>
+          <w:rFonts w:ascii="Garamond" w:hAnsi="Garamond" w:cs="Arial"/>
+          <w:color w:val="000000"/>
+          <w:sz w:val="22"/>
+          <w:szCs w:val="22"/>
+        </w:rPr>
+        <w:t xml:space="preserve">. El modelo se entrena con un máximo de iteraciones de 2000 y el </w:t>
+      </w:r>
+      <w:proofErr w:type="spellStart"/>
+      <w:r>
+        <w:rPr>
+          <w:rFonts w:ascii="Garamond" w:hAnsi="Garamond" w:cs="Arial"/>
+          <w:color w:val="000000"/>
+          <w:sz w:val="22"/>
+          <w:szCs w:val="22"/>
+        </w:rPr>
+        <w:t>solver</w:t>
+      </w:r>
+      <w:proofErr w:type="spellEnd"/>
+      <w:r>
+        <w:rPr>
+          <w:rFonts w:ascii="Garamond" w:hAnsi="Garamond" w:cs="Arial"/>
+          <w:color w:val="000000"/>
+          <w:sz w:val="22"/>
+          <w:szCs w:val="22"/>
+        </w:rPr>
+        <w:t xml:space="preserve"> </w:t>
+      </w:r>
+      <w:proofErr w:type="spellStart"/>
+      <w:r>
+        <w:rPr>
+          <w:rFonts w:ascii="Garamond" w:hAnsi="Garamond" w:cs="Arial"/>
+          <w:color w:val="000000"/>
+          <w:sz w:val="22"/>
+          <w:szCs w:val="22"/>
+        </w:rPr>
+        <w:t>lbfgs</w:t>
+      </w:r>
+      <w:proofErr w:type="spellEnd"/>
+      <w:r>
+        <w:rPr>
+          <w:rFonts w:ascii="Garamond" w:hAnsi="Garamond" w:cs="Arial"/>
+          <w:color w:val="000000"/>
+          <w:sz w:val="22"/>
+          <w:szCs w:val="22"/>
+        </w:rPr>
+        <w:t xml:space="preserve"> que se defiende bien con conjuntos de datos de muchas dimensiones.</w:t>
       </w:r>
     </w:p>
     <w:p>
@@ -6918,7 +11130,29 @@
           <w:szCs w:val="22"/>
           <w:u w:val="single"/>
         </w:rPr>
-        <w:t>. K-Nearest-Neighbours.</w:t>
+        <w:t>. K-</w:t>
+      </w:r>
+      <w:proofErr w:type="spellStart"/>
+      <w:r>
+        <w:rPr>
+          <w:rFonts w:ascii="Garamond" w:hAnsi="Garamond" w:cs="Arial"/>
+          <w:color w:val="000000"/>
+          <w:sz w:val="22"/>
+          <w:szCs w:val="22"/>
+          <w:u w:val="single"/>
+        </w:rPr>
+        <w:t>Nearest</w:t>
+      </w:r>
+      <w:proofErr w:type="spellEnd"/>
+      <w:r>
+        <w:rPr>
+          <w:rFonts w:ascii="Garamond" w:hAnsi="Garamond" w:cs="Arial"/>
+          <w:color w:val="000000"/>
+          <w:sz w:val="22"/>
+          <w:szCs w:val="22"/>
+          <w:u w:val="single"/>
+        </w:rPr>
+        <w:t>-Neighbours.</w:t>
       </w:r>
     </w:p>
     <w:p>
@@ -6941,7 +11175,67 @@
           <w:szCs w:val="22"/>
         </w:rPr>
         <w:tab/>
-        <w:t xml:space="preserve">De igual manera, en el script train_knn.py se entrena otro modelo esta vez de KNN para verificar el buen funcionamiento que adelantábamos anteriormente en vista del PCA proporcionado por el análisis de los embeddings. También se usa el proporcionado por scikit-learn. Como detalles importantes decir que usar el coseno como métrica de distancia responde bien para un conjunto de datos de alta dimensionalidad y que un número de vecinos moderado (cinco) también. </w:t>
+        <w:t xml:space="preserve">De igual manera, en el script train_knn.py se entrena otro modelo esta vez de KNN para verificar el buen funcionamiento que adelantábamos anteriormente en vista del PCA proporcionado por el análisis de los </w:t>
+      </w:r>
+      <w:proofErr w:type="spellStart"/>
+      <w:r>
+        <w:rPr>
+          <w:rFonts w:ascii="Garamond" w:hAnsi="Garamond" w:cs="Arial"/>
+          <w:color w:val="000000"/>
+          <w:sz w:val="22"/>
+          <w:szCs w:val="22"/>
+        </w:rPr>
+        <w:t>embeddings</w:t>
+      </w:r>
+      <w:proofErr w:type="spellEnd"/>
+      <w:r>
+        <w:rPr>
+          <w:rFonts w:ascii="Garamond" w:hAnsi="Garamond" w:cs="Arial"/>
+          <w:color w:val="000000"/>
+          <w:sz w:val="22"/>
+          <w:szCs w:val="22"/>
+        </w:rPr>
+        <w:t xml:space="preserve">. También se usa el proporcionado por </w:t>
+      </w:r>
+      <w:proofErr w:type="spellStart"/>
+      <w:r>
+        <w:rPr>
+          <w:rFonts w:ascii="Garamond" w:hAnsi="Garamond" w:cs="Arial"/>
+          <w:color w:val="000000"/>
+          <w:sz w:val="22"/>
+          <w:szCs w:val="22"/>
+        </w:rPr>
+        <w:t>scikit-learn</w:t>
+      </w:r>
+      <w:proofErr w:type="spellEnd"/>
+      <w:r>
+        <w:rPr>
+          <w:rFonts w:ascii="Garamond" w:hAnsi="Garamond" w:cs="Arial"/>
+          <w:color w:val="000000"/>
+          <w:sz w:val="22"/>
+          <w:szCs w:val="22"/>
+        </w:rPr>
+        <w:t xml:space="preserve">. Como detalles importantes </w:t>
+      </w:r>
+      <w:proofErr w:type="gramStart"/>
+      <w:r>
+        <w:rPr>
+          <w:rFonts w:ascii="Garamond" w:hAnsi="Garamond" w:cs="Arial"/>
+          <w:color w:val="000000"/>
+          <w:sz w:val="22"/>
+          <w:szCs w:val="22"/>
+        </w:rPr>
+        <w:t>decir</w:t>
+      </w:r>
+      <w:proofErr w:type="gramEnd"/>
+      <w:r>
+        <w:rPr>
+          <w:rFonts w:ascii="Garamond" w:hAnsi="Garamond" w:cs="Arial"/>
+          <w:color w:val="000000"/>
+          <w:sz w:val="22"/>
+          <w:szCs w:val="22"/>
+        </w:rPr>
+        <w:t xml:space="preserve"> que usar el coseno como métrica de distancia responde bien para un conjunto de datos de alta dimensionalidad y que un número de vecinos moderado (cinco) también. </w:t>
       </w:r>
     </w:p>
     <w:p>
@@ -7018,7 +11312,47 @@
           <w:szCs w:val="22"/>
         </w:rPr>
         <w:tab/>
-        <w:t>El proyecto ha pasado por varias fases de búsqueda de hiperparámetros sobretodo para la red neuronal. Se ha optado por probar parámetros de manera manual evaluando el modelo de maneras eficientes como con el uso de validación cruzada y la función de pérdida para el conjunto de validación durante el entreno, en lugar de un script dedicado a la búsqueda de los parámetros.</w:t>
+        <w:t xml:space="preserve">El proyecto ha pasado por varias fases de búsqueda de </w:t>
+      </w:r>
+      <w:proofErr w:type="spellStart"/>
+      <w:r>
+        <w:rPr>
+          <w:rFonts w:ascii="Garamond" w:hAnsi="Garamond" w:cs="Arial"/>
+          <w:color w:val="000000"/>
+          <w:sz w:val="22"/>
+          <w:szCs w:val="22"/>
+        </w:rPr>
+        <w:t>hiperparámetros</w:t>
+      </w:r>
+      <w:proofErr w:type="spellEnd"/>
+      <w:r>
+        <w:rPr>
+          <w:rFonts w:ascii="Garamond" w:hAnsi="Garamond" w:cs="Arial"/>
+          <w:color w:val="000000"/>
+          <w:sz w:val="22"/>
+          <w:szCs w:val="22"/>
+        </w:rPr>
+        <w:t xml:space="preserve"> </w:t>
+      </w:r>
+      <w:proofErr w:type="spellStart"/>
+      <w:r>
+        <w:rPr>
+          <w:rFonts w:ascii="Garamond" w:hAnsi="Garamond" w:cs="Arial"/>
+          <w:color w:val="000000"/>
+          <w:sz w:val="22"/>
+          <w:szCs w:val="22"/>
+        </w:rPr>
+        <w:t>sobretodo</w:t>
+      </w:r>
+      <w:proofErr w:type="spellEnd"/>
+      <w:r>
+        <w:rPr>
+          <w:rFonts w:ascii="Garamond" w:hAnsi="Garamond" w:cs="Arial"/>
+          <w:color w:val="000000"/>
+          <w:sz w:val="22"/>
+          <w:szCs w:val="22"/>
+        </w:rPr>
+        <w:t xml:space="preserve"> para la red neuronal. Se ha optado por probar parámetros de manera manual evaluando el modelo de maneras eficientes como con el uso de validación cruzada y la función de pérdida para el conjunto de validación durante el entreno, en lugar de un script dedicado a la búsqueda de los parámetros.</w:t>
       </w:r>
     </w:p>
     <w:p>
@@ -7197,7 +11531,67 @@
           <w:szCs w:val="22"/>
         </w:rPr>
         <w:tab/>
-        <w:t>La métrica principal que se ha usado ha sido la precisión global de los modelos tanto en el split de entreno como en el de test. También se ha valorado la precisión por clase, lo cual nos da una información valiosa a  la hora de ver cómo responde el MLP ante las clases minoritarias con las que cuenta el conjunto de datos, gracias a esos datos se decidió implementar técnicas como la de pesos por clase.</w:t>
+        <w:t xml:space="preserve">La métrica principal que se ha usado ha sido la precisión global de los modelos tanto en el </w:t>
+      </w:r>
+      <w:proofErr w:type="spellStart"/>
+      <w:r>
+        <w:rPr>
+          <w:rFonts w:ascii="Garamond" w:hAnsi="Garamond" w:cs="Arial"/>
+          <w:color w:val="000000"/>
+          <w:sz w:val="22"/>
+          <w:szCs w:val="22"/>
+        </w:rPr>
+        <w:t>split</w:t>
+      </w:r>
+      <w:proofErr w:type="spellEnd"/>
+      <w:r>
+        <w:rPr>
+          <w:rFonts w:ascii="Garamond" w:hAnsi="Garamond" w:cs="Arial"/>
+          <w:color w:val="000000"/>
+          <w:sz w:val="22"/>
+          <w:szCs w:val="22"/>
+        </w:rPr>
+        <w:t xml:space="preserve"> de entreno como en el </w:t>
+      </w:r>
+      <w:proofErr w:type="gramStart"/>
+      <w:r>
+        <w:rPr>
+          <w:rFonts w:ascii="Garamond" w:hAnsi="Garamond" w:cs="Arial"/>
+          <w:color w:val="000000"/>
+          <w:sz w:val="22"/>
+          <w:szCs w:val="22"/>
+        </w:rPr>
+        <w:t>de test</w:t>
+      </w:r>
+      <w:proofErr w:type="gramEnd"/>
+      <w:r>
+        <w:rPr>
+          <w:rFonts w:ascii="Garamond" w:hAnsi="Garamond" w:cs="Arial"/>
+          <w:color w:val="000000"/>
+          <w:sz w:val="22"/>
+          <w:szCs w:val="22"/>
+        </w:rPr>
+        <w:t xml:space="preserve">. También se ha valorado la precisión por clase, lo cual nos da una información valiosa </w:t>
+      </w:r>
+      <w:proofErr w:type="gramStart"/>
+      <w:r>
+        <w:rPr>
+          <w:rFonts w:ascii="Garamond" w:hAnsi="Garamond" w:cs="Arial"/>
+          <w:color w:val="000000"/>
+          <w:sz w:val="22"/>
+          <w:szCs w:val="22"/>
+        </w:rPr>
+        <w:t>a  la</w:t>
+      </w:r>
+      <w:proofErr w:type="gramEnd"/>
+      <w:r>
+        <w:rPr>
+          <w:rFonts w:ascii="Garamond" w:hAnsi="Garamond" w:cs="Arial"/>
+          <w:color w:val="000000"/>
+          <w:sz w:val="22"/>
+          <w:szCs w:val="22"/>
+        </w:rPr>
+        <w:t xml:space="preserve"> hora de ver cómo responde el MLP ante las clases minoritarias con las que cuenta el conjunto de datos, gracias a esos datos se decidió implementar técnicas como la de pesos por clase.</w:t>
       </w:r>
     </w:p>
     <w:p>
@@ -7267,7 +11661,47 @@
           <w:szCs w:val="22"/>
         </w:rPr>
         <w:tab/>
-        <w:t>Por último se ha aplicado también validación cruzada con 5 folds para asegurar el correcto funcionamiento del modelo con más particiones de la principal.</w:t>
+        <w:t xml:space="preserve">Por </w:t>
+      </w:r>
+      <w:proofErr w:type="gramStart"/>
+      <w:r>
+        <w:rPr>
+          <w:rFonts w:ascii="Garamond" w:hAnsi="Garamond" w:cs="Arial"/>
+          <w:color w:val="000000"/>
+          <w:sz w:val="22"/>
+          <w:szCs w:val="22"/>
+        </w:rPr>
+        <w:t>último</w:t>
+      </w:r>
+      <w:proofErr w:type="gramEnd"/>
+      <w:r>
+        <w:rPr>
+          <w:rFonts w:ascii="Garamond" w:hAnsi="Garamond" w:cs="Arial"/>
+          <w:color w:val="000000"/>
+          <w:sz w:val="22"/>
+          <w:szCs w:val="22"/>
+        </w:rPr>
+        <w:t xml:space="preserve"> se ha aplicado también validación cruzada con 5 </w:t>
+      </w:r>
+      <w:proofErr w:type="spellStart"/>
+      <w:r>
+        <w:rPr>
+          <w:rFonts w:ascii="Garamond" w:hAnsi="Garamond" w:cs="Arial"/>
+          <w:color w:val="000000"/>
+          <w:sz w:val="22"/>
+          <w:szCs w:val="22"/>
+        </w:rPr>
+        <w:t>folds</w:t>
+      </w:r>
+      <w:proofErr w:type="spellEnd"/>
+      <w:r>
+        <w:rPr>
+          <w:rFonts w:ascii="Garamond" w:hAnsi="Garamond" w:cs="Arial"/>
+          <w:color w:val="000000"/>
+          <w:sz w:val="22"/>
+          <w:szCs w:val="22"/>
+        </w:rPr>
+        <w:t xml:space="preserve"> para asegurar el correcto funcionamiento del modelo con más particiones de la principal.</w:t>
       </w:r>
     </w:p>
     <w:p>
@@ -7390,7 +11824,27 @@
           <w:szCs w:val="22"/>
         </w:rPr>
         <w:tab/>
-        <w:t>Tras el apropiado ajuste de hiperparámetros y entrenar el modelo se ha conseguido la siguiente curva en las funciones de coste.</w:t>
+        <w:t xml:space="preserve">Tras el apropiado ajuste de </w:t>
+      </w:r>
+      <w:proofErr w:type="spellStart"/>
+      <w:r>
+        <w:rPr>
+          <w:rFonts w:ascii="Garamond" w:hAnsi="Garamond" w:cs="Arial"/>
+          <w:color w:val="000000"/>
+          <w:sz w:val="22"/>
+          <w:szCs w:val="22"/>
+        </w:rPr>
+        <w:t>hiperparámetros</w:t>
+      </w:r>
+      <w:proofErr w:type="spellEnd"/>
+      <w:r>
+        <w:rPr>
+          <w:rFonts w:ascii="Garamond" w:hAnsi="Garamond" w:cs="Arial"/>
+          <w:color w:val="000000"/>
+          <w:sz w:val="22"/>
+          <w:szCs w:val="22"/>
+        </w:rPr>
+        <w:t xml:space="preserve"> y entrenar el modelo se ha conseguido la siguiente curva en las funciones de coste.</w:t>
       </w:r>
     </w:p>
     <w:p>
@@ -7424,8 +11878,8 @@
           <w:sz w:val="22"/>
           <w:szCs w:val="22"/>
         </w:rPr>
-        <w:pict>
-          <v:shape id="_x0000_i1028" type="#_x0000_t75" style="width:307.6pt;height:153.8pt">
+        <w:pict w14:anchorId="12C402C9">
+          <v:shape id="_x0000_i1028" type="#_x0000_t75" style="width:309.6pt;height:151.2pt">
             <v:imagedata r:id="rId14" o:title="loss_curve"/>
           </v:shape>
         </w:pict>
@@ -7464,7 +11918,27 @@
           <w:szCs w:val="22"/>
         </w:rPr>
         <w:tab/>
-        <w:t>Como podemos observar ambas funciones continúan bajando hasta que la de validación empieza a subir más allá del episodio 120, por lo que podríamos concluir que a partir de ese punto el modelo se sobre ajusta demasiado. Hay una serie de picos quizás ocasionados por el Adam implementado a mano pero nada de lo que preocuparnos.</w:t>
+        <w:t xml:space="preserve">Como podemos observar ambas funciones continúan bajando hasta que la de validación empieza a subir más allá del episodio 120, por lo que podríamos concluir que a partir de ese punto el modelo se sobre ajusta demasiado. Hay una serie de picos quizás ocasionados por el Adam implementado a </w:t>
+      </w:r>
+      <w:proofErr w:type="gramStart"/>
+      <w:r>
+        <w:rPr>
+          <w:rFonts w:ascii="Garamond" w:hAnsi="Garamond" w:cs="Arial"/>
+          <w:color w:val="000000"/>
+          <w:sz w:val="22"/>
+          <w:szCs w:val="22"/>
+        </w:rPr>
+        <w:t>mano</w:t>
+      </w:r>
+      <w:proofErr w:type="gramEnd"/>
+      <w:r>
+        <w:rPr>
+          <w:rFonts w:ascii="Garamond" w:hAnsi="Garamond" w:cs="Arial"/>
+          <w:color w:val="000000"/>
+          <w:sz w:val="22"/>
+          <w:szCs w:val="22"/>
+        </w:rPr>
+        <w:t xml:space="preserve"> pero nada de lo que preocuparnos.</w:t>
       </w:r>
     </w:p>
     <w:p>
@@ -7541,13 +12015,41 @@
         </w:rPr>
         <w:t xml:space="preserve">    </w:t>
       </w:r>
-      <w:r>
-        <w:rPr>
-          <w:rFonts w:ascii="Consolas" w:hAnsi="Consolas"/>
-          <w:sz w:val="16"/>
-          <w:szCs w:val="16"/>
-        </w:rPr>
-        <w:t>accuracy train: 94.79%</w:t>
+      <w:proofErr w:type="spellStart"/>
+      <w:r>
+        <w:rPr>
+          <w:rFonts w:ascii="Consolas" w:hAnsi="Consolas"/>
+          <w:sz w:val="16"/>
+          <w:szCs w:val="16"/>
+        </w:rPr>
+        <w:t>accuracy</w:t>
+      </w:r>
+      <w:proofErr w:type="spellEnd"/>
+      <w:r>
+        <w:rPr>
+          <w:rFonts w:ascii="Consolas" w:hAnsi="Consolas"/>
+          <w:sz w:val="16"/>
+          <w:szCs w:val="16"/>
+        </w:rPr>
+        <w:t xml:space="preserve"> </w:t>
+      </w:r>
+      <w:proofErr w:type="spellStart"/>
+      <w:r>
+        <w:rPr>
+          <w:rFonts w:ascii="Consolas" w:hAnsi="Consolas"/>
+          <w:sz w:val="16"/>
+          <w:szCs w:val="16"/>
+        </w:rPr>
+        <w:t>train</w:t>
+      </w:r>
+      <w:proofErr w:type="spellEnd"/>
+      <w:r>
+        <w:rPr>
+          <w:rFonts w:ascii="Consolas" w:hAnsi="Consolas"/>
+          <w:sz w:val="16"/>
+          <w:szCs w:val="16"/>
+        </w:rPr>
+        <w:t>: 94.79%</w:t>
       </w:r>
     </w:p>
     <w:p>
@@ -7567,13 +12069,23 @@
         </w:rPr>
         <w:t xml:space="preserve">    </w:t>
       </w:r>
-      <w:r>
-        <w:rPr>
-          <w:rFonts w:ascii="Consolas" w:hAnsi="Consolas"/>
-          <w:sz w:val="16"/>
-          <w:szCs w:val="16"/>
-        </w:rPr>
-        <w:t>accuracy test:  90.44%</w:t>
+      <w:proofErr w:type="spellStart"/>
+      <w:r>
+        <w:rPr>
+          <w:rFonts w:ascii="Consolas" w:hAnsi="Consolas"/>
+          <w:sz w:val="16"/>
+          <w:szCs w:val="16"/>
+        </w:rPr>
+        <w:t>accuracy</w:t>
+      </w:r>
+      <w:proofErr w:type="spellEnd"/>
+      <w:r>
+        <w:rPr>
+          <w:rFonts w:ascii="Consolas" w:hAnsi="Consolas"/>
+          <w:sz w:val="16"/>
+          <w:szCs w:val="16"/>
+        </w:rPr>
+        <w:t xml:space="preserve"> test:  90.44%</w:t>
       </w:r>
     </w:p>
     <w:p>
@@ -7603,13 +12115,23 @@
         </w:rPr>
         <w:t xml:space="preserve">    </w:t>
       </w:r>
-      <w:r>
-        <w:rPr>
-          <w:rFonts w:ascii="Consolas" w:hAnsi="Consolas"/>
-          <w:sz w:val="16"/>
-          <w:szCs w:val="16"/>
-        </w:rPr>
-        <w:t>accuracy por clase:</w:t>
+      <w:proofErr w:type="spellStart"/>
+      <w:r>
+        <w:rPr>
+          <w:rFonts w:ascii="Consolas" w:hAnsi="Consolas"/>
+          <w:sz w:val="16"/>
+          <w:szCs w:val="16"/>
+        </w:rPr>
+        <w:t>accuracy</w:t>
+      </w:r>
+      <w:proofErr w:type="spellEnd"/>
+      <w:r>
+        <w:rPr>
+          <w:rFonts w:ascii="Consolas" w:hAnsi="Consolas"/>
+          <w:sz w:val="16"/>
+          <w:szCs w:val="16"/>
+        </w:rPr>
+        <w:t xml:space="preserve"> por clase:</w:t>
       </w:r>
     </w:p>
     <w:p>
@@ -7637,13 +12159,41 @@
         </w:rPr>
         <w:t xml:space="preserve">    </w:t>
       </w:r>
-      <w:r>
-        <w:rPr>
-          <w:rFonts w:ascii="Consolas" w:hAnsi="Consolas"/>
-          <w:sz w:val="16"/>
-          <w:szCs w:val="16"/>
-        </w:rPr>
-        <w:t>bass           12/14   (85.7%)</w:t>
+      <w:proofErr w:type="spellStart"/>
+      <w:r>
+        <w:rPr>
+          <w:rFonts w:ascii="Consolas" w:hAnsi="Consolas"/>
+          <w:sz w:val="16"/>
+          <w:szCs w:val="16"/>
+        </w:rPr>
+        <w:t>bass</w:t>
+      </w:r>
+      <w:proofErr w:type="spellEnd"/>
+      <w:r>
+        <w:rPr>
+          <w:rFonts w:ascii="Consolas" w:hAnsi="Consolas"/>
+          <w:sz w:val="16"/>
+          <w:szCs w:val="16"/>
+        </w:rPr>
+        <w:t xml:space="preserve">           12/14</w:t>
+      </w:r>
+      <w:proofErr w:type="gramStart"/>
+      <w:r>
+        <w:rPr>
+          <w:rFonts w:ascii="Consolas" w:hAnsi="Consolas"/>
+          <w:sz w:val="16"/>
+          <w:szCs w:val="16"/>
+        </w:rPr>
+        <w:t xml:space="preserve">   (</w:t>
+      </w:r>
+      <w:proofErr w:type="gramEnd"/>
+      <w:r>
+        <w:rPr>
+          <w:rFonts w:ascii="Consolas" w:hAnsi="Consolas"/>
+          <w:sz w:val="16"/>
+          <w:szCs w:val="16"/>
+        </w:rPr>
+        <w:t>85.7%)</w:t>
       </w:r>
     </w:p>
     <w:p>
@@ -7671,13 +12221,41 @@
         </w:rPr>
         <w:t xml:space="preserve">    </w:t>
       </w:r>
-      <w:r>
-        <w:rPr>
-          <w:rFonts w:ascii="Consolas" w:hAnsi="Consolas"/>
-          <w:sz w:val="16"/>
-          <w:szCs w:val="16"/>
-        </w:rPr>
-        <w:t>brass         544/618  (88.0%)</w:t>
+      <w:proofErr w:type="spellStart"/>
+      <w:r>
+        <w:rPr>
+          <w:rFonts w:ascii="Consolas" w:hAnsi="Consolas"/>
+          <w:sz w:val="16"/>
+          <w:szCs w:val="16"/>
+        </w:rPr>
+        <w:t>brass</w:t>
+      </w:r>
+      <w:proofErr w:type="spellEnd"/>
+      <w:r>
+        <w:rPr>
+          <w:rFonts w:ascii="Consolas" w:hAnsi="Consolas"/>
+          <w:sz w:val="16"/>
+          <w:szCs w:val="16"/>
+        </w:rPr>
+        <w:t xml:space="preserve">         544/</w:t>
+      </w:r>
+      <w:proofErr w:type="gramStart"/>
+      <w:r>
+        <w:rPr>
+          <w:rFonts w:ascii="Consolas" w:hAnsi="Consolas"/>
+          <w:sz w:val="16"/>
+          <w:szCs w:val="16"/>
+        </w:rPr>
+        <w:t>618  (</w:t>
+      </w:r>
+      <w:proofErr w:type="gramEnd"/>
+      <w:r>
+        <w:rPr>
+          <w:rFonts w:ascii="Consolas" w:hAnsi="Consolas"/>
+          <w:sz w:val="16"/>
+          <w:szCs w:val="16"/>
+        </w:rPr>
+        <w:t>88.0%)</w:t>
       </w:r>
     </w:p>
     <w:p>
@@ -7705,13 +12283,41 @@
         </w:rPr>
         <w:t xml:space="preserve">    </w:t>
       </w:r>
-      <w:r>
-        <w:rPr>
-          <w:rFonts w:ascii="Consolas" w:hAnsi="Consolas"/>
-          <w:sz w:val="16"/>
-          <w:szCs w:val="16"/>
-        </w:rPr>
-        <w:t>flute         177/209  (84.7%)</w:t>
+      <w:proofErr w:type="spellStart"/>
+      <w:r>
+        <w:rPr>
+          <w:rFonts w:ascii="Consolas" w:hAnsi="Consolas"/>
+          <w:sz w:val="16"/>
+          <w:szCs w:val="16"/>
+        </w:rPr>
+        <w:t>flute</w:t>
+      </w:r>
+      <w:proofErr w:type="spellEnd"/>
+      <w:r>
+        <w:rPr>
+          <w:rFonts w:ascii="Consolas" w:hAnsi="Consolas"/>
+          <w:sz w:val="16"/>
+          <w:szCs w:val="16"/>
+        </w:rPr>
+        <w:t xml:space="preserve">         177/</w:t>
+      </w:r>
+      <w:proofErr w:type="gramStart"/>
+      <w:r>
+        <w:rPr>
+          <w:rFonts w:ascii="Consolas" w:hAnsi="Consolas"/>
+          <w:sz w:val="16"/>
+          <w:szCs w:val="16"/>
+        </w:rPr>
+        <w:t>209  (</w:t>
+      </w:r>
+      <w:proofErr w:type="gramEnd"/>
+      <w:r>
+        <w:rPr>
+          <w:rFonts w:ascii="Consolas" w:hAnsi="Consolas"/>
+          <w:sz w:val="16"/>
+          <w:szCs w:val="16"/>
+        </w:rPr>
+        <w:t>84.7%)</w:t>
       </w:r>
     </w:p>
     <w:p>
@@ -7745,7 +12351,25 @@
           <w:sz w:val="16"/>
           <w:szCs w:val="16"/>
         </w:rPr>
-        <w:t>guitar        400/448  (89.3%)</w:t>
+        <w:t>guitar        400/</w:t>
+      </w:r>
+      <w:proofErr w:type="gramStart"/>
+      <w:r>
+        <w:rPr>
+          <w:rFonts w:ascii="Consolas" w:hAnsi="Consolas"/>
+          <w:sz w:val="16"/>
+          <w:szCs w:val="16"/>
+        </w:rPr>
+        <w:t>448  (</w:t>
+      </w:r>
+      <w:proofErr w:type="gramEnd"/>
+      <w:r>
+        <w:rPr>
+          <w:rFonts w:ascii="Consolas" w:hAnsi="Consolas"/>
+          <w:sz w:val="16"/>
+          <w:szCs w:val="16"/>
+        </w:rPr>
+        <w:t>89.3%)</w:t>
       </w:r>
     </w:p>
     <w:p>
@@ -7773,13 +12397,41 @@
         </w:rPr>
         <w:t xml:space="preserve">    </w:t>
       </w:r>
-      <w:r>
-        <w:rPr>
-          <w:rFonts w:ascii="Consolas" w:hAnsi="Consolas"/>
-          <w:sz w:val="16"/>
-          <w:szCs w:val="16"/>
-        </w:rPr>
-        <w:t>keyboard      273/293  (93.2%)</w:t>
+      <w:proofErr w:type="spellStart"/>
+      <w:r>
+        <w:rPr>
+          <w:rFonts w:ascii="Consolas" w:hAnsi="Consolas"/>
+          <w:sz w:val="16"/>
+          <w:szCs w:val="16"/>
+        </w:rPr>
+        <w:t>keyboard</w:t>
+      </w:r>
+      <w:proofErr w:type="spellEnd"/>
+      <w:r>
+        <w:rPr>
+          <w:rFonts w:ascii="Consolas" w:hAnsi="Consolas"/>
+          <w:sz w:val="16"/>
+          <w:szCs w:val="16"/>
+        </w:rPr>
+        <w:t xml:space="preserve">      273/</w:t>
+      </w:r>
+      <w:proofErr w:type="gramStart"/>
+      <w:r>
+        <w:rPr>
+          <w:rFonts w:ascii="Consolas" w:hAnsi="Consolas"/>
+          <w:sz w:val="16"/>
+          <w:szCs w:val="16"/>
+        </w:rPr>
+        <w:t>293  (</w:t>
+      </w:r>
+      <w:proofErr w:type="gramEnd"/>
+      <w:r>
+        <w:rPr>
+          <w:rFonts w:ascii="Consolas" w:hAnsi="Consolas"/>
+          <w:sz w:val="16"/>
+          <w:szCs w:val="16"/>
+        </w:rPr>
+        <w:t>93.2%)</w:t>
       </w:r>
     </w:p>
     <w:p>
@@ -7813,7 +12465,43 @@
           <w:sz w:val="16"/>
           <w:szCs w:val="16"/>
         </w:rPr>
-        <w:t xml:space="preserve"> mallet        881/939  (93.8%)</w:t>
+        <w:t xml:space="preserve"> </w:t>
+      </w:r>
+      <w:proofErr w:type="spellStart"/>
+      <w:r>
+        <w:rPr>
+          <w:rFonts w:ascii="Consolas" w:hAnsi="Consolas"/>
+          <w:sz w:val="16"/>
+          <w:szCs w:val="16"/>
+        </w:rPr>
+        <w:t>mallet</w:t>
+      </w:r>
+      <w:proofErr w:type="spellEnd"/>
+      <w:r>
+        <w:rPr>
+          <w:rFonts w:ascii="Consolas" w:hAnsi="Consolas"/>
+          <w:sz w:val="16"/>
+          <w:szCs w:val="16"/>
+        </w:rPr>
+        <w:t xml:space="preserve">        881/</w:t>
+      </w:r>
+      <w:proofErr w:type="gramStart"/>
+      <w:r>
+        <w:rPr>
+          <w:rFonts w:ascii="Consolas" w:hAnsi="Consolas"/>
+          <w:sz w:val="16"/>
+          <w:szCs w:val="16"/>
+        </w:rPr>
+        <w:t>939  (</w:t>
+      </w:r>
+      <w:proofErr w:type="gramEnd"/>
+      <w:r>
+        <w:rPr>
+          <w:rFonts w:ascii="Consolas" w:hAnsi="Consolas"/>
+          <w:sz w:val="16"/>
+          <w:szCs w:val="16"/>
+        </w:rPr>
+        <w:t>93.8%)</w:t>
       </w:r>
     </w:p>
     <w:p>
@@ -7847,7 +12535,43 @@
           <w:sz w:val="16"/>
           <w:szCs w:val="16"/>
         </w:rPr>
-        <w:t xml:space="preserve"> organ           9/13   (69.2%)</w:t>
+        <w:t xml:space="preserve"> </w:t>
+      </w:r>
+      <w:proofErr w:type="spellStart"/>
+      <w:r>
+        <w:rPr>
+          <w:rFonts w:ascii="Consolas" w:hAnsi="Consolas"/>
+          <w:sz w:val="16"/>
+          <w:szCs w:val="16"/>
+        </w:rPr>
+        <w:t>organ</w:t>
+      </w:r>
+      <w:proofErr w:type="spellEnd"/>
+      <w:r>
+        <w:rPr>
+          <w:rFonts w:ascii="Consolas" w:hAnsi="Consolas"/>
+          <w:sz w:val="16"/>
+          <w:szCs w:val="16"/>
+        </w:rPr>
+        <w:t xml:space="preserve">           9/13</w:t>
+      </w:r>
+      <w:proofErr w:type="gramStart"/>
+      <w:r>
+        <w:rPr>
+          <w:rFonts w:ascii="Consolas" w:hAnsi="Consolas"/>
+          <w:sz w:val="16"/>
+          <w:szCs w:val="16"/>
+        </w:rPr>
+        <w:t xml:space="preserve">   (</w:t>
+      </w:r>
+      <w:proofErr w:type="gramEnd"/>
+      <w:r>
+        <w:rPr>
+          <w:rFonts w:ascii="Consolas" w:hAnsi="Consolas"/>
+          <w:sz w:val="16"/>
+          <w:szCs w:val="16"/>
+        </w:rPr>
+        <w:t>69.2%)</w:t>
       </w:r>
     </w:p>
     <w:p>
@@ -7875,13 +12599,41 @@
         </w:rPr>
         <w:t xml:space="preserve">   </w:t>
       </w:r>
-      <w:r>
-        <w:rPr>
-          <w:rFonts w:ascii="Consolas" w:hAnsi="Consolas"/>
-          <w:sz w:val="16"/>
-          <w:szCs w:val="16"/>
-        </w:rPr>
-        <w:t>reed          522/615  (84.9%)</w:t>
+      <w:proofErr w:type="spellStart"/>
+      <w:r>
+        <w:rPr>
+          <w:rFonts w:ascii="Consolas" w:hAnsi="Consolas"/>
+          <w:sz w:val="16"/>
+          <w:szCs w:val="16"/>
+        </w:rPr>
+        <w:t>reed</w:t>
+      </w:r>
+      <w:proofErr w:type="spellEnd"/>
+      <w:r>
+        <w:rPr>
+          <w:rFonts w:ascii="Consolas" w:hAnsi="Consolas"/>
+          <w:sz w:val="16"/>
+          <w:szCs w:val="16"/>
+        </w:rPr>
+        <w:t xml:space="preserve">          522/</w:t>
+      </w:r>
+      <w:proofErr w:type="gramStart"/>
+      <w:r>
+        <w:rPr>
+          <w:rFonts w:ascii="Consolas" w:hAnsi="Consolas"/>
+          <w:sz w:val="16"/>
+          <w:szCs w:val="16"/>
+        </w:rPr>
+        <w:t>615  (</w:t>
+      </w:r>
+      <w:proofErr w:type="gramEnd"/>
+      <w:r>
+        <w:rPr>
+          <w:rFonts w:ascii="Consolas" w:hAnsi="Consolas"/>
+          <w:sz w:val="16"/>
+          <w:szCs w:val="16"/>
+        </w:rPr>
+        <w:t>84.9%)</w:t>
       </w:r>
     </w:p>
     <w:p>
@@ -7909,13 +12661,41 @@
         </w:rPr>
         <w:t xml:space="preserve">   </w:t>
       </w:r>
-      <w:r>
-        <w:rPr>
-          <w:rFonts w:ascii="Consolas" w:hAnsi="Consolas"/>
-          <w:sz w:val="16"/>
-          <w:szCs w:val="16"/>
-        </w:rPr>
-        <w:t>string        843/919  (91.7%)</w:t>
+      <w:proofErr w:type="spellStart"/>
+      <w:r>
+        <w:rPr>
+          <w:rFonts w:ascii="Consolas" w:hAnsi="Consolas"/>
+          <w:sz w:val="16"/>
+          <w:szCs w:val="16"/>
+        </w:rPr>
+        <w:t>string</w:t>
+      </w:r>
+      <w:proofErr w:type="spellEnd"/>
+      <w:r>
+        <w:rPr>
+          <w:rFonts w:ascii="Consolas" w:hAnsi="Consolas"/>
+          <w:sz w:val="16"/>
+          <w:szCs w:val="16"/>
+        </w:rPr>
+        <w:t xml:space="preserve">        843/</w:t>
+      </w:r>
+      <w:proofErr w:type="gramStart"/>
+      <w:r>
+        <w:rPr>
+          <w:rFonts w:ascii="Consolas" w:hAnsi="Consolas"/>
+          <w:sz w:val="16"/>
+          <w:szCs w:val="16"/>
+        </w:rPr>
+        <w:t>919  (</w:t>
+      </w:r>
+      <w:proofErr w:type="gramEnd"/>
+      <w:r>
+        <w:rPr>
+          <w:rFonts w:ascii="Consolas" w:hAnsi="Consolas"/>
+          <w:sz w:val="16"/>
+          <w:szCs w:val="16"/>
+        </w:rPr>
+        <w:t>91.7%)</w:t>
       </w:r>
     </w:p>
     <w:p>
@@ -7949,7 +12729,25 @@
           <w:sz w:val="16"/>
           <w:szCs w:val="16"/>
         </w:rPr>
-        <w:t>vocal         191/191  (100.0%)</w:t>
+        <w:t>vocal         191/</w:t>
+      </w:r>
+      <w:proofErr w:type="gramStart"/>
+      <w:r>
+        <w:rPr>
+          <w:rFonts w:ascii="Consolas" w:hAnsi="Consolas"/>
+          <w:sz w:val="16"/>
+          <w:szCs w:val="16"/>
+        </w:rPr>
+        <w:t>191  (</w:t>
+      </w:r>
+      <w:proofErr w:type="gramEnd"/>
+      <w:r>
+        <w:rPr>
+          <w:rFonts w:ascii="Consolas" w:hAnsi="Consolas"/>
+          <w:sz w:val="16"/>
+          <w:szCs w:val="16"/>
+        </w:rPr>
+        <w:t>100.0%)</w:t>
       </w:r>
     </w:p>
     <w:p>
@@ -7979,8 +12777,8 @@
           <w:szCs w:val="24"/>
         </w:rPr>
         <w:lastRenderedPageBreak/>
-        <w:pict>
-          <v:shape id="_x0000_i1030" type="#_x0000_t75" style="width:300.65pt;height:240.75pt">
+        <w:pict w14:anchorId="04AB9FC1">
+          <v:shape id="_x0000_i1029" type="#_x0000_t75" style="width:302.4pt;height:237.6pt">
             <v:imagedata r:id="rId15" o:title="confusion_matrix"/>
           </v:shape>
         </w:pict>
@@ -8017,7 +12815,167 @@
         <w:rPr>
           <w:rFonts w:ascii="Garamond" w:hAnsi="Garamond"/>
         </w:rPr>
-        <w:t xml:space="preserve"> Hay un pequeño sobre ajuste pero el modelo predice muy bien el split de evaluación. Como cabía esperar el peor rendimiento por clase lo tenemos para bass y organ, clases minoritarias que a penas tienen muestras en ambos splits para que el modelo las pueda predecir bien. Cabe destacar que la confusión entre clases destaca entre reed, brass y flute; lo cual tiene muchísimo sentido ya que las tres categorías de instrumentos son de viento y es esperable que sus espectros frecuenciales sean similares.</w:t>
+        <w:t xml:space="preserve"> Hay un pequeño sobre </w:t>
+      </w:r>
+      <w:proofErr w:type="gramStart"/>
+      <w:r>
+        <w:rPr>
+          <w:rFonts w:ascii="Garamond" w:hAnsi="Garamond"/>
+        </w:rPr>
+        <w:t>ajuste</w:t>
+      </w:r>
+      <w:proofErr w:type="gramEnd"/>
+      <w:r>
+        <w:rPr>
+          <w:rFonts w:ascii="Garamond" w:hAnsi="Garamond"/>
+        </w:rPr>
+        <w:t xml:space="preserve"> pero el modelo predice muy bien el </w:t>
+      </w:r>
+      <w:proofErr w:type="spellStart"/>
+      <w:r>
+        <w:rPr>
+          <w:rFonts w:ascii="Garamond" w:hAnsi="Garamond"/>
+        </w:rPr>
+        <w:t>split</w:t>
+      </w:r>
+      <w:proofErr w:type="spellEnd"/>
+      <w:r>
+        <w:rPr>
+          <w:rFonts w:ascii="Garamond" w:hAnsi="Garamond"/>
+        </w:rPr>
+        <w:t xml:space="preserve"> de evaluación. Como cabía esperar el peor rendimiento por clase lo tenemos para </w:t>
+      </w:r>
+      <w:proofErr w:type="spellStart"/>
+      <w:r>
+        <w:rPr>
+          <w:rFonts w:ascii="Garamond" w:hAnsi="Garamond"/>
+        </w:rPr>
+        <w:t>bass</w:t>
+      </w:r>
+      <w:proofErr w:type="spellEnd"/>
+      <w:r>
+        <w:rPr>
+          <w:rFonts w:ascii="Garamond" w:hAnsi="Garamond"/>
+        </w:rPr>
+        <w:t xml:space="preserve"> y </w:t>
+      </w:r>
+      <w:proofErr w:type="spellStart"/>
+      <w:r>
+        <w:rPr>
+          <w:rFonts w:ascii="Garamond" w:hAnsi="Garamond"/>
+        </w:rPr>
+        <w:t>organ</w:t>
+      </w:r>
+      <w:proofErr w:type="spellEnd"/>
+      <w:r>
+        <w:rPr>
+          <w:rFonts w:ascii="Garamond" w:hAnsi="Garamond"/>
+        </w:rPr>
+        <w:t xml:space="preserve">, clases minoritarias que </w:t>
+      </w:r>
+      <w:proofErr w:type="spellStart"/>
+      <w:r>
+        <w:rPr>
+          <w:rFonts w:ascii="Garamond" w:hAnsi="Garamond"/>
+        </w:rPr>
+        <w:t>a penas</w:t>
+      </w:r>
+      <w:proofErr w:type="spellEnd"/>
+      <w:r>
+        <w:rPr>
+          <w:rFonts w:ascii="Garamond" w:hAnsi="Garamond"/>
+        </w:rPr>
+        <w:t xml:space="preserve"> tienen muestras en ambos </w:t>
+      </w:r>
+      <w:proofErr w:type="spellStart"/>
+      <w:r>
+        <w:rPr>
+          <w:rFonts w:ascii="Garamond" w:hAnsi="Garamond"/>
+        </w:rPr>
+        <w:t>splits</w:t>
+      </w:r>
+      <w:proofErr w:type="spellEnd"/>
+      <w:r>
+        <w:rPr>
+          <w:rFonts w:ascii="Garamond" w:hAnsi="Garamond"/>
+        </w:rPr>
+        <w:t xml:space="preserve"> para que el modelo las pueda predecir bien. Cabe destacar que la confusión entre clases destaca entre </w:t>
+      </w:r>
+      <w:proofErr w:type="spellStart"/>
+      <w:r>
+        <w:rPr>
+          <w:rFonts w:ascii="Garamond" w:hAnsi="Garamond"/>
+        </w:rPr>
+        <w:t>reed</w:t>
+      </w:r>
+      <w:proofErr w:type="spellEnd"/>
+      <w:r>
+        <w:rPr>
+          <w:rFonts w:ascii="Garamond" w:hAnsi="Garamond"/>
+        </w:rPr>
+        <w:t xml:space="preserve">, </w:t>
+      </w:r>
+      <w:proofErr w:type="spellStart"/>
+      <w:r>
+        <w:rPr>
+          <w:rFonts w:ascii="Garamond" w:hAnsi="Garamond"/>
+        </w:rPr>
+        <w:t>brass</w:t>
+      </w:r>
+      <w:proofErr w:type="spellEnd"/>
+      <w:r>
+        <w:rPr>
+          <w:rFonts w:ascii="Garamond" w:hAnsi="Garamond"/>
+        </w:rPr>
+        <w:t xml:space="preserve"> y </w:t>
+      </w:r>
+      <w:proofErr w:type="spellStart"/>
+      <w:r>
+        <w:rPr>
+          <w:rFonts w:ascii="Garamond" w:hAnsi="Garamond"/>
+        </w:rPr>
+        <w:t>flute</w:t>
+      </w:r>
+      <w:proofErr w:type="spellEnd"/>
+      <w:r>
+        <w:rPr>
+          <w:rFonts w:ascii="Garamond" w:hAnsi="Garamond"/>
+        </w:rPr>
+        <w:t>; lo cual tiene muchísimo sentido ya que las tres categorías de instrumentos son de viento y es esperable que sus espectros frecuenciales sean similares.</w:t>
+      </w:r>
+      <w:r>
+        <w:rPr>
+          <w:rFonts w:ascii="Garamond" w:hAnsi="Garamond"/>
+        </w:rPr>
+        <w:t xml:space="preserve"> Abajo podemos observar claramente dichas similitudes entre </w:t>
+      </w:r>
+      <w:proofErr w:type="spellStart"/>
+      <w:r>
+        <w:rPr>
+          <w:rFonts w:ascii="Garamond" w:hAnsi="Garamond"/>
+        </w:rPr>
+        <w:t>flute</w:t>
+      </w:r>
+      <w:proofErr w:type="spellEnd"/>
+      <w:r>
+        <w:rPr>
+          <w:rFonts w:ascii="Garamond" w:hAnsi="Garamond"/>
+        </w:rPr>
+        <w:t xml:space="preserve"> (flauta) y </w:t>
+      </w:r>
+      <w:proofErr w:type="spellStart"/>
+      <w:r>
+        <w:rPr>
+          <w:rFonts w:ascii="Garamond" w:hAnsi="Garamond"/>
+        </w:rPr>
+        <w:t>reed</w:t>
+      </w:r>
+      <w:proofErr w:type="spellEnd"/>
+      <w:r>
+        <w:rPr>
+          <w:rFonts w:ascii="Garamond" w:hAnsi="Garamond"/>
+        </w:rPr>
+        <w:t xml:space="preserve"> (instrumentos de viento de lengüeta), teniendo el primero una presencia armónica levemente más aparente que el segundo.</w:t>
       </w:r>
     </w:p>
     <w:p>
@@ -8028,18 +12986,230 @@
           <w:rFonts w:ascii="Garamond" w:hAnsi="Garamond"/>
         </w:rPr>
       </w:pPr>
-      <w:r>
+    </w:p>
+    <w:tbl>
+      <w:tblPr>
+        <w:tblStyle w:val="Tablaconcuadrcula"/>
+        <w:tblW w:w="0" w:type="auto"/>
+        <w:tblInd w:w="38" w:type="dxa"/>
+        <w:tblLook w:val="04A0" w:firstRow="1" w:lastRow="0" w:firstColumn="1" w:lastColumn="0" w:noHBand="0" w:noVBand="1"/>
+      </w:tblPr>
+      <w:tblGrid>
+        <w:gridCol w:w="4357"/>
+        <w:gridCol w:w="4325"/>
+      </w:tblGrid>
+      <w:tr>
+        <w:tc>
+          <w:tcPr>
+            <w:tcW w:w="4322" w:type="dxa"/>
+          </w:tcPr>
+          <w:p>
+            <w:pPr>
+              <w:jc w:val="both"/>
+              <w:rPr>
+                <w:rFonts w:ascii="Garamond" w:hAnsi="Garamond"/>
+              </w:rPr>
+            </w:pPr>
+            <w:r>
+              <w:rPr>
+                <w:rFonts w:ascii="Garamond" w:hAnsi="Garamond"/>
+                <w:noProof/>
+              </w:rPr>
+              <w:drawing>
+                <wp:inline distT="0" distB="0" distL="0" distR="0" wp14:anchorId="1C5C4094" wp14:editId="2EAACCD0">
+                  <wp:extent cx="3158691" cy="1266825"/>
+                  <wp:effectExtent l="0" t="0" r="0" b="0"/>
+                  <wp:docPr id="1882567367" name="Imagen 1"/>
+                  <wp:cNvGraphicFramePr>
+                    <a:graphicFrameLocks xmlns:a="http://schemas.openxmlformats.org/drawingml/2006/main" noChangeAspect="1"/>
+                  </wp:cNvGraphicFramePr>
+                  <a:graphic xmlns:a="http://schemas.openxmlformats.org/drawingml/2006/main">
+                    <a:graphicData uri="http://schemas.openxmlformats.org/drawingml/2006/picture">
+                      <pic:pic xmlns:pic="http://schemas.openxmlformats.org/drawingml/2006/picture">
+                        <pic:nvPicPr>
+                          <pic:cNvPr id="0" name="Picture 7"/>
+                          <pic:cNvPicPr>
+                            <a:picLocks noChangeAspect="1" noChangeArrowheads="1"/>
+                          </pic:cNvPicPr>
+                        </pic:nvPicPr>
+                        <pic:blipFill>
+                          <a:blip r:embed="rId7" cstate="print">
+                            <a:extLst>
+                              <a:ext uri="{28A0092B-C50C-407E-A947-70E740481C1C}">
+                                <a14:useLocalDpi xmlns:a14="http://schemas.microsoft.com/office/drawing/2010/main" val="0"/>
+                              </a:ext>
+                            </a:extLst>
+                          </a:blip>
+                          <a:srcRect/>
+                          <a:stretch>
+                            <a:fillRect/>
+                          </a:stretch>
+                        </pic:blipFill>
+                        <pic:spPr bwMode="auto">
+                          <a:xfrm>
+                            <a:off x="0" y="0"/>
+                            <a:ext cx="3179203" cy="1275052"/>
+                          </a:xfrm>
+                          <a:prstGeom prst="rect">
+                            <a:avLst/>
+                          </a:prstGeom>
+                          <a:noFill/>
+                          <a:ln>
+                            <a:noFill/>
+                          </a:ln>
+                        </pic:spPr>
+                      </pic:pic>
+                    </a:graphicData>
+                  </a:graphic>
+                </wp:inline>
+              </w:drawing>
+            </w:r>
+          </w:p>
+        </w:tc>
+        <w:tc>
+          <w:tcPr>
+            <w:tcW w:w="4322" w:type="dxa"/>
+          </w:tcPr>
+          <w:p>
+            <w:pPr>
+              <w:jc w:val="both"/>
+              <w:rPr>
+                <w:rFonts w:ascii="Garamond" w:hAnsi="Garamond"/>
+              </w:rPr>
+            </w:pPr>
+            <w:r>
+              <w:rPr>
+                <w:rFonts w:ascii="Garamond" w:hAnsi="Garamond"/>
+                <w:noProof/>
+              </w:rPr>
+              <w:drawing>
+                <wp:inline distT="0" distB="0" distL="0" distR="0" wp14:anchorId="68232FEA" wp14:editId="56AFBB21">
+                  <wp:extent cx="3134944" cy="1257300"/>
+                  <wp:effectExtent l="0" t="0" r="0" b="0"/>
+                  <wp:docPr id="873640224" name="Imagen 2"/>
+                  <wp:cNvGraphicFramePr>
+                    <a:graphicFrameLocks xmlns:a="http://schemas.openxmlformats.org/drawingml/2006/main" noChangeAspect="1"/>
+                  </wp:cNvGraphicFramePr>
+                  <a:graphic xmlns:a="http://schemas.openxmlformats.org/drawingml/2006/main">
+                    <a:graphicData uri="http://schemas.openxmlformats.org/drawingml/2006/picture">
+                      <pic:pic xmlns:pic="http://schemas.openxmlformats.org/drawingml/2006/picture">
+                        <pic:nvPicPr>
+                          <pic:cNvPr id="0" name="Picture 8"/>
+                          <pic:cNvPicPr>
+                            <a:picLocks noChangeAspect="1" noChangeArrowheads="1"/>
+                          </pic:cNvPicPr>
+                        </pic:nvPicPr>
+                        <pic:blipFill>
+                          <a:blip r:embed="rId16" cstate="print">
+                            <a:extLst>
+                              <a:ext uri="{28A0092B-C50C-407E-A947-70E740481C1C}">
+                                <a14:useLocalDpi xmlns:a14="http://schemas.microsoft.com/office/drawing/2010/main" val="0"/>
+                              </a:ext>
+                            </a:extLst>
+                          </a:blip>
+                          <a:srcRect/>
+                          <a:stretch>
+                            <a:fillRect/>
+                          </a:stretch>
+                        </pic:blipFill>
+                        <pic:spPr bwMode="auto">
+                          <a:xfrm>
+                            <a:off x="0" y="0"/>
+                            <a:ext cx="3147541" cy="1262352"/>
+                          </a:xfrm>
+                          <a:prstGeom prst="rect">
+                            <a:avLst/>
+                          </a:prstGeom>
+                          <a:noFill/>
+                          <a:ln>
+                            <a:noFill/>
+                          </a:ln>
+                        </pic:spPr>
+                      </pic:pic>
+                    </a:graphicData>
+                  </a:graphic>
+                </wp:inline>
+              </w:drawing>
+            </w:r>
+          </w:p>
+        </w:tc>
+      </w:tr>
+    </w:tbl>
+    <w:p>
+      <w:pPr>
+        <w:spacing w:after="0"/>
+        <w:jc w:val="both"/>
         <w:rPr>
           <w:rFonts w:ascii="Garamond" w:hAnsi="Garamond"/>
         </w:rPr>
+      </w:pPr>
+    </w:p>
+    <w:p>
+      <w:pPr>
+        <w:spacing w:after="0"/>
+        <w:jc w:val="both"/>
+        <w:rPr>
+          <w:rFonts w:ascii="Garamond" w:hAnsi="Garamond"/>
+        </w:rPr>
+      </w:pPr>
+    </w:p>
+    <w:p>
+      <w:pPr>
+        <w:spacing w:after="0"/>
+        <w:jc w:val="both"/>
+        <w:rPr>
+          <w:rFonts w:ascii="Garamond" w:hAnsi="Garamond"/>
+        </w:rPr>
+      </w:pPr>
+    </w:p>
+    <w:p>
+      <w:pPr>
+        <w:spacing w:after="0"/>
+        <w:jc w:val="both"/>
+        <w:rPr>
+          <w:rFonts w:ascii="Garamond" w:hAnsi="Garamond"/>
+        </w:rPr>
+      </w:pPr>
+      <w:r>
+        <w:rPr>
+          <w:rFonts w:ascii="Garamond" w:hAnsi="Garamond"/>
+        </w:rPr>
         <w:tab/>
-        <w:t>En cuanto al rendimiento del modelo con audios no pertenecientes a Nsynth, es bastante irregular con sonidos de tomas muy largas y que impliquen más de una nota. Se nota que el modelo está entrenado con sonidos sintéticos totalmente aislados y de una nota.</w:t>
-      </w:r>
+        <w:t xml:space="preserve">En cuanto al rendimiento del modelo con audios no pertenecientes a </w:t>
+      </w:r>
+      <w:proofErr w:type="spellStart"/>
       <w:r>
         <w:rPr>
           <w:rFonts w:ascii="Garamond" w:hAnsi="Garamond"/>
         </w:rPr>
-        <w:t xml:space="preserve"> En particular, confunde mucho vocal y keyboard con guitar, quizás porque esos tres instrumentos sean los que presentan un espectro frecuencial más complejo y armónico.</w:t>
+        <w:t>Nsynth</w:t>
+      </w:r>
+      <w:proofErr w:type="spellEnd"/>
+      <w:r>
+        <w:rPr>
+          <w:rFonts w:ascii="Garamond" w:hAnsi="Garamond"/>
+        </w:rPr>
+        <w:t>, es bastante irregular con sonidos de tomas muy largas y que impliquen más de una nota. Se nota que el modelo está entrenado con sonidos sintéticos totalmente aislados y de una nota.</w:t>
+      </w:r>
+      <w:r>
+        <w:rPr>
+          <w:rFonts w:ascii="Garamond" w:hAnsi="Garamond"/>
+        </w:rPr>
+        <w:t xml:space="preserve"> En particular, confunde mucho vocal y </w:t>
+      </w:r>
+      <w:proofErr w:type="spellStart"/>
+      <w:r>
+        <w:rPr>
+          <w:rFonts w:ascii="Garamond" w:hAnsi="Garamond"/>
+        </w:rPr>
+        <w:t>keyboard</w:t>
+      </w:r>
+      <w:proofErr w:type="spellEnd"/>
+      <w:r>
+        <w:rPr>
+          <w:rFonts w:ascii="Garamond" w:hAnsi="Garamond"/>
+        </w:rPr>
+        <w:t xml:space="preserve"> con guitar, quizás porque esos tres instrumentos sean los que presentan un espectro frecuencial más complejo y armónico.</w:t>
       </w:r>
     </w:p>
     <w:p>
@@ -8055,7 +13225,21 @@
           <w:rFonts w:ascii="Garamond" w:hAnsi="Garamond"/>
         </w:rPr>
         <w:tab/>
-        <w:t>La validación cruzada confirma con una media del 89% y una desviación baja en las precisiones globales de cada fold que en efecto el modelo está aprendiendo bien.</w:t>
+        <w:t xml:space="preserve">La validación cruzada confirma con una media del 89% y una desviación baja en las precisiones globales de cada </w:t>
+      </w:r>
+      <w:proofErr w:type="spellStart"/>
+      <w:r>
+        <w:rPr>
+          <w:rFonts w:ascii="Garamond" w:hAnsi="Garamond"/>
+        </w:rPr>
+        <w:t>fold</w:t>
+      </w:r>
+      <w:proofErr w:type="spellEnd"/>
+      <w:r>
+        <w:rPr>
+          <w:rFonts w:ascii="Garamond" w:hAnsi="Garamond"/>
+        </w:rPr>
+        <w:t xml:space="preserve"> que en efecto el modelo está aprendiendo bien.</w:t>
       </w:r>
     </w:p>
     <w:p>
@@ -8083,13 +13267,41 @@
         </w:rPr>
         <w:t xml:space="preserve">    </w:t>
       </w:r>
-      <w:r>
-        <w:rPr>
-          <w:rFonts w:ascii="Consolas" w:hAnsi="Consolas"/>
-          <w:sz w:val="16"/>
-          <w:szCs w:val="16"/>
-        </w:rPr>
-        <w:t>total muestras: 34653  clases: 10</w:t>
+      <w:proofErr w:type="gramStart"/>
+      <w:r>
+        <w:rPr>
+          <w:rFonts w:ascii="Consolas" w:hAnsi="Consolas"/>
+          <w:sz w:val="16"/>
+          <w:szCs w:val="16"/>
+        </w:rPr>
+        <w:t>total</w:t>
+      </w:r>
+      <w:proofErr w:type="gramEnd"/>
+      <w:r>
+        <w:rPr>
+          <w:rFonts w:ascii="Consolas" w:hAnsi="Consolas"/>
+          <w:sz w:val="16"/>
+          <w:szCs w:val="16"/>
+        </w:rPr>
+        <w:t xml:space="preserve"> muestras: </w:t>
+      </w:r>
+      <w:proofErr w:type="gramStart"/>
+      <w:r>
+        <w:rPr>
+          <w:rFonts w:ascii="Consolas" w:hAnsi="Consolas"/>
+          <w:sz w:val="16"/>
+          <w:szCs w:val="16"/>
+        </w:rPr>
+        <w:t>34653  clases</w:t>
+      </w:r>
+      <w:proofErr w:type="gramEnd"/>
+      <w:r>
+        <w:rPr>
+          <w:rFonts w:ascii="Consolas" w:hAnsi="Consolas"/>
+          <w:sz w:val="16"/>
+          <w:szCs w:val="16"/>
+        </w:rPr>
+        <w:t>: 10</w:t>
       </w:r>
     </w:p>
     <w:p>
@@ -8109,13 +13321,51 @@
         </w:rPr>
         <w:t xml:space="preserve">    </w:t>
       </w:r>
-      <w:r>
-        <w:rPr>
-          <w:rFonts w:ascii="Consolas" w:hAnsi="Consolas"/>
-          <w:sz w:val="16"/>
-          <w:szCs w:val="16"/>
-        </w:rPr>
-        <w:t>iter 10/120  loss=0.0939</w:t>
+      <w:proofErr w:type="spellStart"/>
+      <w:r>
+        <w:rPr>
+          <w:rFonts w:ascii="Consolas" w:hAnsi="Consolas"/>
+          <w:sz w:val="16"/>
+          <w:szCs w:val="16"/>
+        </w:rPr>
+        <w:t>iter</w:t>
+      </w:r>
+      <w:proofErr w:type="spellEnd"/>
+      <w:r>
+        <w:rPr>
+          <w:rFonts w:ascii="Consolas" w:hAnsi="Consolas"/>
+          <w:sz w:val="16"/>
+          <w:szCs w:val="16"/>
+        </w:rPr>
+        <w:t xml:space="preserve"> 10/</w:t>
+      </w:r>
+      <w:proofErr w:type="gramStart"/>
+      <w:r>
+        <w:rPr>
+          <w:rFonts w:ascii="Consolas" w:hAnsi="Consolas"/>
+          <w:sz w:val="16"/>
+          <w:szCs w:val="16"/>
+        </w:rPr>
+        <w:t xml:space="preserve">120  </w:t>
+      </w:r>
+      <w:proofErr w:type="spellStart"/>
+      <w:r>
+        <w:rPr>
+          <w:rFonts w:ascii="Consolas" w:hAnsi="Consolas"/>
+          <w:sz w:val="16"/>
+          <w:szCs w:val="16"/>
+        </w:rPr>
+        <w:t>loss</w:t>
+      </w:r>
+      <w:proofErr w:type="spellEnd"/>
+      <w:proofErr w:type="gramEnd"/>
+      <w:r>
+        <w:rPr>
+          <w:rFonts w:ascii="Consolas" w:hAnsi="Consolas"/>
+          <w:sz w:val="16"/>
+          <w:szCs w:val="16"/>
+        </w:rPr>
+        <w:t>=0.0939</w:t>
       </w:r>
     </w:p>
     <w:p>
@@ -8153,13 +13403,51 @@
         </w:rPr>
         <w:t xml:space="preserve">    </w:t>
       </w:r>
-      <w:r>
-        <w:rPr>
-          <w:rFonts w:ascii="Consolas" w:hAnsi="Consolas"/>
-          <w:sz w:val="16"/>
-          <w:szCs w:val="16"/>
-        </w:rPr>
-        <w:t>iter 120/120  loss=0.0254</w:t>
+      <w:proofErr w:type="spellStart"/>
+      <w:r>
+        <w:rPr>
+          <w:rFonts w:ascii="Consolas" w:hAnsi="Consolas"/>
+          <w:sz w:val="16"/>
+          <w:szCs w:val="16"/>
+        </w:rPr>
+        <w:t>iter</w:t>
+      </w:r>
+      <w:proofErr w:type="spellEnd"/>
+      <w:r>
+        <w:rPr>
+          <w:rFonts w:ascii="Consolas" w:hAnsi="Consolas"/>
+          <w:sz w:val="16"/>
+          <w:szCs w:val="16"/>
+        </w:rPr>
+        <w:t xml:space="preserve"> 120/</w:t>
+      </w:r>
+      <w:proofErr w:type="gramStart"/>
+      <w:r>
+        <w:rPr>
+          <w:rFonts w:ascii="Consolas" w:hAnsi="Consolas"/>
+          <w:sz w:val="16"/>
+          <w:szCs w:val="16"/>
+        </w:rPr>
+        <w:t xml:space="preserve">120  </w:t>
+      </w:r>
+      <w:proofErr w:type="spellStart"/>
+      <w:r>
+        <w:rPr>
+          <w:rFonts w:ascii="Consolas" w:hAnsi="Consolas"/>
+          <w:sz w:val="16"/>
+          <w:szCs w:val="16"/>
+        </w:rPr>
+        <w:t>loss</w:t>
+      </w:r>
+      <w:proofErr w:type="spellEnd"/>
+      <w:proofErr w:type="gramEnd"/>
+      <w:r>
+        <w:rPr>
+          <w:rFonts w:ascii="Consolas" w:hAnsi="Consolas"/>
+          <w:sz w:val="16"/>
+          <w:szCs w:val="16"/>
+        </w:rPr>
+        <w:t>=0.0254</w:t>
       </w:r>
     </w:p>
     <w:p>
@@ -8179,13 +13467,23 @@
         </w:rPr>
         <w:t xml:space="preserve">    </w:t>
       </w:r>
-      <w:r>
-        <w:rPr>
-          <w:rFonts w:ascii="Consolas" w:hAnsi="Consolas"/>
-          <w:sz w:val="16"/>
-          <w:szCs w:val="16"/>
-        </w:rPr>
-        <w:t>fold 1/5: 89.48%</w:t>
+      <w:proofErr w:type="spellStart"/>
+      <w:r>
+        <w:rPr>
+          <w:rFonts w:ascii="Consolas" w:hAnsi="Consolas"/>
+          <w:sz w:val="16"/>
+          <w:szCs w:val="16"/>
+        </w:rPr>
+        <w:t>fold</w:t>
+      </w:r>
+      <w:proofErr w:type="spellEnd"/>
+      <w:r>
+        <w:rPr>
+          <w:rFonts w:ascii="Consolas" w:hAnsi="Consolas"/>
+          <w:sz w:val="16"/>
+          <w:szCs w:val="16"/>
+        </w:rPr>
+        <w:t xml:space="preserve"> 1/5: 89.48%</w:t>
       </w:r>
     </w:p>
     <w:p>
@@ -8203,15 +13501,54 @@
           <w:sz w:val="16"/>
           <w:szCs w:val="16"/>
         </w:rPr>
+        <w:lastRenderedPageBreak/>
         <w:t xml:space="preserve">    </w:t>
       </w:r>
-      <w:r>
-        <w:rPr>
-          <w:rFonts w:ascii="Consolas" w:hAnsi="Consolas"/>
-          <w:sz w:val="16"/>
-          <w:szCs w:val="16"/>
-        </w:rPr>
-        <w:t>iter 10/120  loss=0.0905</w:t>
+      <w:proofErr w:type="spellStart"/>
+      <w:r>
+        <w:rPr>
+          <w:rFonts w:ascii="Consolas" w:hAnsi="Consolas"/>
+          <w:sz w:val="16"/>
+          <w:szCs w:val="16"/>
+        </w:rPr>
+        <w:t>iter</w:t>
+      </w:r>
+      <w:proofErr w:type="spellEnd"/>
+      <w:r>
+        <w:rPr>
+          <w:rFonts w:ascii="Consolas" w:hAnsi="Consolas"/>
+          <w:sz w:val="16"/>
+          <w:szCs w:val="16"/>
+        </w:rPr>
+        <w:t xml:space="preserve"> 10/</w:t>
+      </w:r>
+      <w:proofErr w:type="gramStart"/>
+      <w:r>
+        <w:rPr>
+          <w:rFonts w:ascii="Consolas" w:hAnsi="Consolas"/>
+          <w:sz w:val="16"/>
+          <w:szCs w:val="16"/>
+        </w:rPr>
+        <w:t xml:space="preserve">120  </w:t>
+      </w:r>
+      <w:proofErr w:type="spellStart"/>
+      <w:r>
+        <w:rPr>
+          <w:rFonts w:ascii="Consolas" w:hAnsi="Consolas"/>
+          <w:sz w:val="16"/>
+          <w:szCs w:val="16"/>
+        </w:rPr>
+        <w:t>loss</w:t>
+      </w:r>
+      <w:proofErr w:type="spellEnd"/>
+      <w:proofErr w:type="gramEnd"/>
+      <w:r>
+        <w:rPr>
+          <w:rFonts w:ascii="Consolas" w:hAnsi="Consolas"/>
+          <w:sz w:val="16"/>
+          <w:szCs w:val="16"/>
+        </w:rPr>
+        <w:t>=0.0905</w:t>
       </w:r>
     </w:p>
     <w:p>
@@ -8249,13 +13586,51 @@
         </w:rPr>
         <w:t xml:space="preserve">    </w:t>
       </w:r>
-      <w:r>
-        <w:rPr>
-          <w:rFonts w:ascii="Consolas" w:hAnsi="Consolas"/>
-          <w:sz w:val="16"/>
-          <w:szCs w:val="16"/>
-        </w:rPr>
-        <w:t>iter 120/120  loss=0.0241</w:t>
+      <w:proofErr w:type="spellStart"/>
+      <w:r>
+        <w:rPr>
+          <w:rFonts w:ascii="Consolas" w:hAnsi="Consolas"/>
+          <w:sz w:val="16"/>
+          <w:szCs w:val="16"/>
+        </w:rPr>
+        <w:t>iter</w:t>
+      </w:r>
+      <w:proofErr w:type="spellEnd"/>
+      <w:r>
+        <w:rPr>
+          <w:rFonts w:ascii="Consolas" w:hAnsi="Consolas"/>
+          <w:sz w:val="16"/>
+          <w:szCs w:val="16"/>
+        </w:rPr>
+        <w:t xml:space="preserve"> 120/</w:t>
+      </w:r>
+      <w:proofErr w:type="gramStart"/>
+      <w:r>
+        <w:rPr>
+          <w:rFonts w:ascii="Consolas" w:hAnsi="Consolas"/>
+          <w:sz w:val="16"/>
+          <w:szCs w:val="16"/>
+        </w:rPr>
+        <w:t xml:space="preserve">120  </w:t>
+      </w:r>
+      <w:proofErr w:type="spellStart"/>
+      <w:r>
+        <w:rPr>
+          <w:rFonts w:ascii="Consolas" w:hAnsi="Consolas"/>
+          <w:sz w:val="16"/>
+          <w:szCs w:val="16"/>
+        </w:rPr>
+        <w:t>loss</w:t>
+      </w:r>
+      <w:proofErr w:type="spellEnd"/>
+      <w:proofErr w:type="gramEnd"/>
+      <w:r>
+        <w:rPr>
+          <w:rFonts w:ascii="Consolas" w:hAnsi="Consolas"/>
+          <w:sz w:val="16"/>
+          <w:szCs w:val="16"/>
+        </w:rPr>
+        <w:t>=0.0241</w:t>
       </w:r>
     </w:p>
     <w:p>
@@ -8275,13 +13650,23 @@
         </w:rPr>
         <w:t xml:space="preserve">    </w:t>
       </w:r>
-      <w:r>
-        <w:rPr>
-          <w:rFonts w:ascii="Consolas" w:hAnsi="Consolas"/>
-          <w:sz w:val="16"/>
-          <w:szCs w:val="16"/>
-        </w:rPr>
-        <w:t>fold 2/5: 88.80%</w:t>
+      <w:proofErr w:type="spellStart"/>
+      <w:r>
+        <w:rPr>
+          <w:rFonts w:ascii="Consolas" w:hAnsi="Consolas"/>
+          <w:sz w:val="16"/>
+          <w:szCs w:val="16"/>
+        </w:rPr>
+        <w:t>fold</w:t>
+      </w:r>
+      <w:proofErr w:type="spellEnd"/>
+      <w:r>
+        <w:rPr>
+          <w:rFonts w:ascii="Consolas" w:hAnsi="Consolas"/>
+          <w:sz w:val="16"/>
+          <w:szCs w:val="16"/>
+        </w:rPr>
+        <w:t xml:space="preserve"> 2/5: 88.80%</w:t>
       </w:r>
     </w:p>
     <w:p>
@@ -8319,13 +13704,23 @@
         </w:rPr>
         <w:t xml:space="preserve">    </w:t>
       </w:r>
-      <w:r>
-        <w:rPr>
-          <w:rFonts w:ascii="Consolas" w:hAnsi="Consolas"/>
-          <w:sz w:val="16"/>
-          <w:szCs w:val="16"/>
-        </w:rPr>
-        <w:t>fold 5/5: 89.31%</w:t>
+      <w:proofErr w:type="spellStart"/>
+      <w:r>
+        <w:rPr>
+          <w:rFonts w:ascii="Consolas" w:hAnsi="Consolas"/>
+          <w:sz w:val="16"/>
+          <w:szCs w:val="16"/>
+        </w:rPr>
+        <w:t>fold</w:t>
+      </w:r>
+      <w:proofErr w:type="spellEnd"/>
+      <w:r>
+        <w:rPr>
+          <w:rFonts w:ascii="Consolas" w:hAnsi="Consolas"/>
+          <w:sz w:val="16"/>
+          <w:szCs w:val="16"/>
+        </w:rPr>
+        <w:t xml:space="preserve"> 5/5: 89.31%</w:t>
       </w:r>
     </w:p>
     <w:p>
@@ -8361,7 +13756,35 @@
           <w:sz w:val="16"/>
           <w:szCs w:val="16"/>
         </w:rPr>
-        <w:t>media: 89.28%  std: 0.29%</w:t>
+        <w:t>media: 89.28</w:t>
+      </w:r>
+      <w:proofErr w:type="gramStart"/>
+      <w:r>
+        <w:rPr>
+          <w:rFonts w:ascii="Consolas" w:hAnsi="Consolas"/>
+          <w:sz w:val="16"/>
+          <w:szCs w:val="16"/>
+        </w:rPr>
+        <w:t xml:space="preserve">%  </w:t>
+      </w:r>
+      <w:proofErr w:type="spellStart"/>
+      <w:r>
+        <w:rPr>
+          <w:rFonts w:ascii="Consolas" w:hAnsi="Consolas"/>
+          <w:sz w:val="16"/>
+          <w:szCs w:val="16"/>
+        </w:rPr>
+        <w:t>std</w:t>
+      </w:r>
+      <w:proofErr w:type="spellEnd"/>
+      <w:proofErr w:type="gramEnd"/>
+      <w:r>
+        <w:rPr>
+          <w:rFonts w:ascii="Consolas" w:hAnsi="Consolas"/>
+          <w:sz w:val="16"/>
+          <w:szCs w:val="16"/>
+        </w:rPr>
+        <w:t>: 0.29%</w:t>
       </w:r>
     </w:p>
     <w:p>
@@ -8434,7 +13857,6 @@
           <w:rFonts w:ascii="Garamond" w:hAnsi="Garamond"/>
           <w:u w:val="single"/>
         </w:rPr>
-        <w:lastRenderedPageBreak/>
         <w:t>8.2. Regresión Logística.</w:t>
       </w:r>
     </w:p>
@@ -8479,13 +13901,41 @@
         </w:rPr>
         <w:t xml:space="preserve">    </w:t>
       </w:r>
-      <w:r>
-        <w:rPr>
-          <w:rFonts w:ascii="Consolas" w:hAnsi="Consolas"/>
-          <w:sz w:val="16"/>
-          <w:szCs w:val="16"/>
-        </w:rPr>
-        <w:t>accuracy train: 85.38%</w:t>
+      <w:proofErr w:type="spellStart"/>
+      <w:r>
+        <w:rPr>
+          <w:rFonts w:ascii="Consolas" w:hAnsi="Consolas"/>
+          <w:sz w:val="16"/>
+          <w:szCs w:val="16"/>
+        </w:rPr>
+        <w:t>accuracy</w:t>
+      </w:r>
+      <w:proofErr w:type="spellEnd"/>
+      <w:r>
+        <w:rPr>
+          <w:rFonts w:ascii="Consolas" w:hAnsi="Consolas"/>
+          <w:sz w:val="16"/>
+          <w:szCs w:val="16"/>
+        </w:rPr>
+        <w:t xml:space="preserve"> </w:t>
+      </w:r>
+      <w:proofErr w:type="spellStart"/>
+      <w:r>
+        <w:rPr>
+          <w:rFonts w:ascii="Consolas" w:hAnsi="Consolas"/>
+          <w:sz w:val="16"/>
+          <w:szCs w:val="16"/>
+        </w:rPr>
+        <w:t>train</w:t>
+      </w:r>
+      <w:proofErr w:type="spellEnd"/>
+      <w:r>
+        <w:rPr>
+          <w:rFonts w:ascii="Consolas" w:hAnsi="Consolas"/>
+          <w:sz w:val="16"/>
+          <w:szCs w:val="16"/>
+        </w:rPr>
+        <w:t>: 85.38%</w:t>
       </w:r>
     </w:p>
     <w:p>
@@ -8505,13 +13955,23 @@
         </w:rPr>
         <w:t xml:space="preserve">    </w:t>
       </w:r>
-      <w:r>
-        <w:rPr>
-          <w:rFonts w:ascii="Consolas" w:hAnsi="Consolas"/>
-          <w:sz w:val="16"/>
-          <w:szCs w:val="16"/>
-        </w:rPr>
-        <w:t>accuracy test:  83.21%</w:t>
+      <w:proofErr w:type="spellStart"/>
+      <w:r>
+        <w:rPr>
+          <w:rFonts w:ascii="Consolas" w:hAnsi="Consolas"/>
+          <w:sz w:val="16"/>
+          <w:szCs w:val="16"/>
+        </w:rPr>
+        <w:t>accuracy</w:t>
+      </w:r>
+      <w:proofErr w:type="spellEnd"/>
+      <w:r>
+        <w:rPr>
+          <w:rFonts w:ascii="Consolas" w:hAnsi="Consolas"/>
+          <w:sz w:val="16"/>
+          <w:szCs w:val="16"/>
+        </w:rPr>
+        <w:t xml:space="preserve"> test:  83.21%</w:t>
       </w:r>
     </w:p>
     <w:p>
@@ -8541,13 +14001,23 @@
         </w:rPr>
         <w:t xml:space="preserve">    </w:t>
       </w:r>
-      <w:r>
-        <w:rPr>
-          <w:rFonts w:ascii="Consolas" w:hAnsi="Consolas"/>
-          <w:sz w:val="16"/>
-          <w:szCs w:val="16"/>
-        </w:rPr>
-        <w:t>accuracy por clase:</w:t>
+      <w:proofErr w:type="spellStart"/>
+      <w:r>
+        <w:rPr>
+          <w:rFonts w:ascii="Consolas" w:hAnsi="Consolas"/>
+          <w:sz w:val="16"/>
+          <w:szCs w:val="16"/>
+        </w:rPr>
+        <w:t>accuracy</w:t>
+      </w:r>
+      <w:proofErr w:type="spellEnd"/>
+      <w:r>
+        <w:rPr>
+          <w:rFonts w:ascii="Consolas" w:hAnsi="Consolas"/>
+          <w:sz w:val="16"/>
+          <w:szCs w:val="16"/>
+        </w:rPr>
+        <w:t xml:space="preserve"> por clase:</w:t>
       </w:r>
     </w:p>
     <w:p>
@@ -8575,13 +14045,41 @@
         </w:rPr>
         <w:t xml:space="preserve">    </w:t>
       </w:r>
-      <w:r>
-        <w:rPr>
-          <w:rFonts w:ascii="Consolas" w:hAnsi="Consolas"/>
-          <w:sz w:val="16"/>
-          <w:szCs w:val="16"/>
-        </w:rPr>
-        <w:t>bass            8/14   (57.1%)</w:t>
+      <w:proofErr w:type="spellStart"/>
+      <w:r>
+        <w:rPr>
+          <w:rFonts w:ascii="Consolas" w:hAnsi="Consolas"/>
+          <w:sz w:val="16"/>
+          <w:szCs w:val="16"/>
+        </w:rPr>
+        <w:t>bass</w:t>
+      </w:r>
+      <w:proofErr w:type="spellEnd"/>
+      <w:r>
+        <w:rPr>
+          <w:rFonts w:ascii="Consolas" w:hAnsi="Consolas"/>
+          <w:sz w:val="16"/>
+          <w:szCs w:val="16"/>
+        </w:rPr>
+        <w:t xml:space="preserve">            8/14</w:t>
+      </w:r>
+      <w:proofErr w:type="gramStart"/>
+      <w:r>
+        <w:rPr>
+          <w:rFonts w:ascii="Consolas" w:hAnsi="Consolas"/>
+          <w:sz w:val="16"/>
+          <w:szCs w:val="16"/>
+        </w:rPr>
+        <w:t xml:space="preserve">   (</w:t>
+      </w:r>
+      <w:proofErr w:type="gramEnd"/>
+      <w:r>
+        <w:rPr>
+          <w:rFonts w:ascii="Consolas" w:hAnsi="Consolas"/>
+          <w:sz w:val="16"/>
+          <w:szCs w:val="16"/>
+        </w:rPr>
+        <w:t>57.1%)</w:t>
       </w:r>
     </w:p>
     <w:p>
@@ -8609,13 +14107,41 @@
         </w:rPr>
         <w:t xml:space="preserve">    </w:t>
       </w:r>
-      <w:r>
-        <w:rPr>
-          <w:rFonts w:ascii="Consolas" w:hAnsi="Consolas"/>
-          <w:sz w:val="16"/>
-          <w:szCs w:val="16"/>
-        </w:rPr>
-        <w:t>brass         491/618  (79.4%)</w:t>
+      <w:proofErr w:type="spellStart"/>
+      <w:r>
+        <w:rPr>
+          <w:rFonts w:ascii="Consolas" w:hAnsi="Consolas"/>
+          <w:sz w:val="16"/>
+          <w:szCs w:val="16"/>
+        </w:rPr>
+        <w:t>brass</w:t>
+      </w:r>
+      <w:proofErr w:type="spellEnd"/>
+      <w:r>
+        <w:rPr>
+          <w:rFonts w:ascii="Consolas" w:hAnsi="Consolas"/>
+          <w:sz w:val="16"/>
+          <w:szCs w:val="16"/>
+        </w:rPr>
+        <w:t xml:space="preserve">         491/</w:t>
+      </w:r>
+      <w:proofErr w:type="gramStart"/>
+      <w:r>
+        <w:rPr>
+          <w:rFonts w:ascii="Consolas" w:hAnsi="Consolas"/>
+          <w:sz w:val="16"/>
+          <w:szCs w:val="16"/>
+        </w:rPr>
+        <w:t>618  (</w:t>
+      </w:r>
+      <w:proofErr w:type="gramEnd"/>
+      <w:r>
+        <w:rPr>
+          <w:rFonts w:ascii="Consolas" w:hAnsi="Consolas"/>
+          <w:sz w:val="16"/>
+          <w:szCs w:val="16"/>
+        </w:rPr>
+        <w:t>79.4%)</w:t>
       </w:r>
     </w:p>
     <w:p>
@@ -8643,13 +14169,41 @@
         </w:rPr>
         <w:t xml:space="preserve">    </w:t>
       </w:r>
-      <w:r>
-        <w:rPr>
-          <w:rFonts w:ascii="Consolas" w:hAnsi="Consolas"/>
-          <w:sz w:val="16"/>
-          <w:szCs w:val="16"/>
-        </w:rPr>
-        <w:t>flute         123/209  (58.9%)</w:t>
+      <w:proofErr w:type="spellStart"/>
+      <w:r>
+        <w:rPr>
+          <w:rFonts w:ascii="Consolas" w:hAnsi="Consolas"/>
+          <w:sz w:val="16"/>
+          <w:szCs w:val="16"/>
+        </w:rPr>
+        <w:t>flute</w:t>
+      </w:r>
+      <w:proofErr w:type="spellEnd"/>
+      <w:r>
+        <w:rPr>
+          <w:rFonts w:ascii="Consolas" w:hAnsi="Consolas"/>
+          <w:sz w:val="16"/>
+          <w:szCs w:val="16"/>
+        </w:rPr>
+        <w:t xml:space="preserve">         123/</w:t>
+      </w:r>
+      <w:proofErr w:type="gramStart"/>
+      <w:r>
+        <w:rPr>
+          <w:rFonts w:ascii="Consolas" w:hAnsi="Consolas"/>
+          <w:sz w:val="16"/>
+          <w:szCs w:val="16"/>
+        </w:rPr>
+        <w:t>209  (</w:t>
+      </w:r>
+      <w:proofErr w:type="gramEnd"/>
+      <w:r>
+        <w:rPr>
+          <w:rFonts w:ascii="Consolas" w:hAnsi="Consolas"/>
+          <w:sz w:val="16"/>
+          <w:szCs w:val="16"/>
+        </w:rPr>
+        <w:t>58.9%)</w:t>
       </w:r>
     </w:p>
     <w:p>
@@ -8683,7 +14237,25 @@
           <w:sz w:val="16"/>
           <w:szCs w:val="16"/>
         </w:rPr>
-        <w:t>guitar        365/448  (81.5%)</w:t>
+        <w:t>guitar        365/</w:t>
+      </w:r>
+      <w:proofErr w:type="gramStart"/>
+      <w:r>
+        <w:rPr>
+          <w:rFonts w:ascii="Consolas" w:hAnsi="Consolas"/>
+          <w:sz w:val="16"/>
+          <w:szCs w:val="16"/>
+        </w:rPr>
+        <w:t>448  (</w:t>
+      </w:r>
+      <w:proofErr w:type="gramEnd"/>
+      <w:r>
+        <w:rPr>
+          <w:rFonts w:ascii="Consolas" w:hAnsi="Consolas"/>
+          <w:sz w:val="16"/>
+          <w:szCs w:val="16"/>
+        </w:rPr>
+        <w:t>81.5%)</w:t>
       </w:r>
     </w:p>
     <w:p>
@@ -8711,13 +14283,41 @@
         </w:rPr>
         <w:t xml:space="preserve">    </w:t>
       </w:r>
-      <w:r>
-        <w:rPr>
-          <w:rFonts w:ascii="Consolas" w:hAnsi="Consolas"/>
-          <w:sz w:val="16"/>
-          <w:szCs w:val="16"/>
-        </w:rPr>
-        <w:t>keyboard      217/293  (74.1%)</w:t>
+      <w:proofErr w:type="spellStart"/>
+      <w:r>
+        <w:rPr>
+          <w:rFonts w:ascii="Consolas" w:hAnsi="Consolas"/>
+          <w:sz w:val="16"/>
+          <w:szCs w:val="16"/>
+        </w:rPr>
+        <w:t>keyboard</w:t>
+      </w:r>
+      <w:proofErr w:type="spellEnd"/>
+      <w:r>
+        <w:rPr>
+          <w:rFonts w:ascii="Consolas" w:hAnsi="Consolas"/>
+          <w:sz w:val="16"/>
+          <w:szCs w:val="16"/>
+        </w:rPr>
+        <w:t xml:space="preserve">      217/</w:t>
+      </w:r>
+      <w:proofErr w:type="gramStart"/>
+      <w:r>
+        <w:rPr>
+          <w:rFonts w:ascii="Consolas" w:hAnsi="Consolas"/>
+          <w:sz w:val="16"/>
+          <w:szCs w:val="16"/>
+        </w:rPr>
+        <w:t>293  (</w:t>
+      </w:r>
+      <w:proofErr w:type="gramEnd"/>
+      <w:r>
+        <w:rPr>
+          <w:rFonts w:ascii="Consolas" w:hAnsi="Consolas"/>
+          <w:sz w:val="16"/>
+          <w:szCs w:val="16"/>
+        </w:rPr>
+        <w:t>74.1%)</w:t>
       </w:r>
     </w:p>
     <w:p>
@@ -8745,13 +14345,41 @@
         </w:rPr>
         <w:t xml:space="preserve">    </w:t>
       </w:r>
-      <w:r>
-        <w:rPr>
-          <w:rFonts w:ascii="Consolas" w:hAnsi="Consolas"/>
-          <w:sz w:val="16"/>
-          <w:szCs w:val="16"/>
-        </w:rPr>
-        <w:t>mallet        875/939  (93.2%)</w:t>
+      <w:proofErr w:type="spellStart"/>
+      <w:r>
+        <w:rPr>
+          <w:rFonts w:ascii="Consolas" w:hAnsi="Consolas"/>
+          <w:sz w:val="16"/>
+          <w:szCs w:val="16"/>
+        </w:rPr>
+        <w:t>mallet</w:t>
+      </w:r>
+      <w:proofErr w:type="spellEnd"/>
+      <w:r>
+        <w:rPr>
+          <w:rFonts w:ascii="Consolas" w:hAnsi="Consolas"/>
+          <w:sz w:val="16"/>
+          <w:szCs w:val="16"/>
+        </w:rPr>
+        <w:t xml:space="preserve">        875/</w:t>
+      </w:r>
+      <w:proofErr w:type="gramStart"/>
+      <w:r>
+        <w:rPr>
+          <w:rFonts w:ascii="Consolas" w:hAnsi="Consolas"/>
+          <w:sz w:val="16"/>
+          <w:szCs w:val="16"/>
+        </w:rPr>
+        <w:t>939  (</w:t>
+      </w:r>
+      <w:proofErr w:type="gramEnd"/>
+      <w:r>
+        <w:rPr>
+          <w:rFonts w:ascii="Consolas" w:hAnsi="Consolas"/>
+          <w:sz w:val="16"/>
+          <w:szCs w:val="16"/>
+        </w:rPr>
+        <w:t>93.2%)</w:t>
       </w:r>
     </w:p>
     <w:p>
@@ -8779,13 +14407,41 @@
         </w:rPr>
         <w:t xml:space="preserve">    </w:t>
       </w:r>
-      <w:r>
-        <w:rPr>
-          <w:rFonts w:ascii="Consolas" w:hAnsi="Consolas"/>
-          <w:sz w:val="16"/>
-          <w:szCs w:val="16"/>
-        </w:rPr>
-        <w:t>organ           8/13   (61.5%)</w:t>
+      <w:proofErr w:type="spellStart"/>
+      <w:r>
+        <w:rPr>
+          <w:rFonts w:ascii="Consolas" w:hAnsi="Consolas"/>
+          <w:sz w:val="16"/>
+          <w:szCs w:val="16"/>
+        </w:rPr>
+        <w:t>organ</w:t>
+      </w:r>
+      <w:proofErr w:type="spellEnd"/>
+      <w:r>
+        <w:rPr>
+          <w:rFonts w:ascii="Consolas" w:hAnsi="Consolas"/>
+          <w:sz w:val="16"/>
+          <w:szCs w:val="16"/>
+        </w:rPr>
+        <w:t xml:space="preserve">           8/13</w:t>
+      </w:r>
+      <w:proofErr w:type="gramStart"/>
+      <w:r>
+        <w:rPr>
+          <w:rFonts w:ascii="Consolas" w:hAnsi="Consolas"/>
+          <w:sz w:val="16"/>
+          <w:szCs w:val="16"/>
+        </w:rPr>
+        <w:t xml:space="preserve">   (</w:t>
+      </w:r>
+      <w:proofErr w:type="gramEnd"/>
+      <w:r>
+        <w:rPr>
+          <w:rFonts w:ascii="Consolas" w:hAnsi="Consolas"/>
+          <w:sz w:val="16"/>
+          <w:szCs w:val="16"/>
+        </w:rPr>
+        <w:t>61.5%)</w:t>
       </w:r>
     </w:p>
     <w:p>
@@ -8819,7 +14475,43 @@
           <w:sz w:val="16"/>
           <w:szCs w:val="16"/>
         </w:rPr>
-        <w:t xml:space="preserve"> reed          445/615  (72.4%)</w:t>
+        <w:t xml:space="preserve"> </w:t>
+      </w:r>
+      <w:proofErr w:type="spellStart"/>
+      <w:r>
+        <w:rPr>
+          <w:rFonts w:ascii="Consolas" w:hAnsi="Consolas"/>
+          <w:sz w:val="16"/>
+          <w:szCs w:val="16"/>
+        </w:rPr>
+        <w:t>reed</w:t>
+      </w:r>
+      <w:proofErr w:type="spellEnd"/>
+      <w:r>
+        <w:rPr>
+          <w:rFonts w:ascii="Consolas" w:hAnsi="Consolas"/>
+          <w:sz w:val="16"/>
+          <w:szCs w:val="16"/>
+        </w:rPr>
+        <w:t xml:space="preserve">          445/</w:t>
+      </w:r>
+      <w:proofErr w:type="gramStart"/>
+      <w:r>
+        <w:rPr>
+          <w:rFonts w:ascii="Consolas" w:hAnsi="Consolas"/>
+          <w:sz w:val="16"/>
+          <w:szCs w:val="16"/>
+        </w:rPr>
+        <w:t>615  (</w:t>
+      </w:r>
+      <w:proofErr w:type="gramEnd"/>
+      <w:r>
+        <w:rPr>
+          <w:rFonts w:ascii="Consolas" w:hAnsi="Consolas"/>
+          <w:sz w:val="16"/>
+          <w:szCs w:val="16"/>
+        </w:rPr>
+        <w:t>72.4%)</w:t>
       </w:r>
     </w:p>
     <w:p>
@@ -8847,13 +14539,41 @@
         </w:rPr>
         <w:t xml:space="preserve">    </w:t>
       </w:r>
-      <w:r>
-        <w:rPr>
-          <w:rFonts w:ascii="Consolas" w:hAnsi="Consolas"/>
-          <w:sz w:val="16"/>
-          <w:szCs w:val="16"/>
-        </w:rPr>
-        <w:t>string        826/919  (89.9%)</w:t>
+      <w:proofErr w:type="spellStart"/>
+      <w:r>
+        <w:rPr>
+          <w:rFonts w:ascii="Consolas" w:hAnsi="Consolas"/>
+          <w:sz w:val="16"/>
+          <w:szCs w:val="16"/>
+        </w:rPr>
+        <w:t>string</w:t>
+      </w:r>
+      <w:proofErr w:type="spellEnd"/>
+      <w:r>
+        <w:rPr>
+          <w:rFonts w:ascii="Consolas" w:hAnsi="Consolas"/>
+          <w:sz w:val="16"/>
+          <w:szCs w:val="16"/>
+        </w:rPr>
+        <w:t xml:space="preserve">        826/</w:t>
+      </w:r>
+      <w:proofErr w:type="gramStart"/>
+      <w:r>
+        <w:rPr>
+          <w:rFonts w:ascii="Consolas" w:hAnsi="Consolas"/>
+          <w:sz w:val="16"/>
+          <w:szCs w:val="16"/>
+        </w:rPr>
+        <w:t>919  (</w:t>
+      </w:r>
+      <w:proofErr w:type="gramEnd"/>
+      <w:r>
+        <w:rPr>
+          <w:rFonts w:ascii="Consolas" w:hAnsi="Consolas"/>
+          <w:sz w:val="16"/>
+          <w:szCs w:val="16"/>
+        </w:rPr>
+        <w:t>89.9%)</w:t>
       </w:r>
     </w:p>
     <w:p>
@@ -8887,7 +14607,25 @@
           <w:sz w:val="16"/>
           <w:szCs w:val="16"/>
         </w:rPr>
-        <w:t>vocal         186/191  (97.4%)</w:t>
+        <w:t>vocal         186/</w:t>
+      </w:r>
+      <w:proofErr w:type="gramStart"/>
+      <w:r>
+        <w:rPr>
+          <w:rFonts w:ascii="Consolas" w:hAnsi="Consolas"/>
+          <w:sz w:val="16"/>
+          <w:szCs w:val="16"/>
+        </w:rPr>
+        <w:t>191  (</w:t>
+      </w:r>
+      <w:proofErr w:type="gramEnd"/>
+      <w:r>
+        <w:rPr>
+          <w:rFonts w:ascii="Consolas" w:hAnsi="Consolas"/>
+          <w:sz w:val="16"/>
+          <w:szCs w:val="16"/>
+        </w:rPr>
+        <w:t>97.4%)</w:t>
       </w:r>
     </w:p>
     <w:p>
@@ -8918,7 +14656,7 @@
           <w:noProof/>
         </w:rPr>
         <w:drawing>
-          <wp:inline distT="0" distB="0" distL="0" distR="0">
+          <wp:inline distT="0" distB="0" distL="0" distR="0" wp14:anchorId="471C7492" wp14:editId="29B0ED7E">
             <wp:extent cx="4139185" cy="3313786"/>
             <wp:effectExtent l="19050" t="0" r="0" b="0"/>
             <wp:docPr id="84" name="Imagen 84" descr="C:\Users\manue\AppData\Local\Microsoft\Windows\INetCache\Content.Word\confusion_matrix_rl.png"/>
@@ -8935,7 +14673,7 @@
                     </pic:cNvPicPr>
                   </pic:nvPicPr>
                   <pic:blipFill>
-                    <a:blip r:embed="rId16"/>
+                    <a:blip r:embed="rId17"/>
                     <a:srcRect/>
                     <a:stretch>
                       <a:fillRect/>
@@ -9009,8 +14747,29 @@
           <w:sz w:val="22"/>
           <w:szCs w:val="22"/>
         </w:rPr>
+        <w:lastRenderedPageBreak/>
         <w:tab/>
-        <w:t>Como cabía esperar después de nuestro análisis con PCA, el rendimiento es bastante menor que con el resto de modelos pero sigue siendo decente. Se sigue manteniendo la confusión entre instrumentos de viento y como clara desventaja frente al MLP, aquí las clases minoritarias se predicen muy mal, puesto que no contamos con un método que compense el desbalance del conjunto de datos como sí lo hacemos en MLP.</w:t>
+        <w:t xml:space="preserve">Como cabía esperar después de nuestro análisis con PCA, el rendimiento es bastante menor que con el resto de </w:t>
+      </w:r>
+      <w:proofErr w:type="gramStart"/>
+      <w:r>
+        <w:rPr>
+          <w:rFonts w:ascii="Garamond" w:hAnsi="Garamond" w:cs="Arial"/>
+          <w:color w:val="000000"/>
+          <w:sz w:val="22"/>
+          <w:szCs w:val="22"/>
+        </w:rPr>
+        <w:t>modelos</w:t>
+      </w:r>
+      <w:proofErr w:type="gramEnd"/>
+      <w:r>
+        <w:rPr>
+          <w:rFonts w:ascii="Garamond" w:hAnsi="Garamond" w:cs="Arial"/>
+          <w:color w:val="000000"/>
+          <w:sz w:val="22"/>
+          <w:szCs w:val="22"/>
+        </w:rPr>
+        <w:t xml:space="preserve"> pero sigue siendo decente. Se sigue manteniendo la confusión entre instrumentos de viento y como clara desventaja frente al MLP, aquí las clases minoritarias se predicen muy mal, puesto que no contamos con un método que compense el desbalance del conjunto de datos como sí lo hacemos en MLP.</w:t>
       </w:r>
     </w:p>
     <w:p>
@@ -9174,8 +14933,29 @@
           <w:szCs w:val="22"/>
           <w:u w:val="single"/>
         </w:rPr>
-        <w:lastRenderedPageBreak/>
-        <w:t>8.3 K-Nearest-Neighbours</w:t>
+        <w:t>8.3 K-</w:t>
+      </w:r>
+      <w:proofErr w:type="spellStart"/>
+      <w:r>
+        <w:rPr>
+          <w:rFonts w:ascii="Garamond" w:hAnsi="Garamond" w:cs="Arial"/>
+          <w:color w:val="000000"/>
+          <w:sz w:val="22"/>
+          <w:szCs w:val="22"/>
+          <w:u w:val="single"/>
+        </w:rPr>
+        <w:t>Nearest</w:t>
+      </w:r>
+      <w:proofErr w:type="spellEnd"/>
+      <w:r>
+        <w:rPr>
+          <w:rFonts w:ascii="Garamond" w:hAnsi="Garamond" w:cs="Arial"/>
+          <w:color w:val="000000"/>
+          <w:sz w:val="22"/>
+          <w:szCs w:val="22"/>
+          <w:u w:val="single"/>
+        </w:rPr>
+        <w:t>-Neighbours</w:t>
       </w:r>
     </w:p>
     <w:p>
@@ -9246,14 +15026,45 @@
         </w:rPr>
         <w:t xml:space="preserve">    </w:t>
       </w:r>
-      <w:r>
-        <w:rPr>
-          <w:rFonts w:ascii="Consolas" w:hAnsi="Consolas" w:cs="Arial"/>
-          <w:color w:val="000000"/>
-          <w:sz w:val="16"/>
-          <w:szCs w:val="16"/>
-        </w:rPr>
-        <w:t>accuracy train: 100.00%</w:t>
+      <w:proofErr w:type="spellStart"/>
+      <w:r>
+        <w:rPr>
+          <w:rFonts w:ascii="Consolas" w:hAnsi="Consolas" w:cs="Arial"/>
+          <w:color w:val="000000"/>
+          <w:sz w:val="16"/>
+          <w:szCs w:val="16"/>
+        </w:rPr>
+        <w:t>accuracy</w:t>
+      </w:r>
+      <w:proofErr w:type="spellEnd"/>
+      <w:r>
+        <w:rPr>
+          <w:rFonts w:ascii="Consolas" w:hAnsi="Consolas" w:cs="Arial"/>
+          <w:color w:val="000000"/>
+          <w:sz w:val="16"/>
+          <w:szCs w:val="16"/>
+        </w:rPr>
+        <w:t xml:space="preserve"> </w:t>
+      </w:r>
+      <w:proofErr w:type="spellStart"/>
+      <w:r>
+        <w:rPr>
+          <w:rFonts w:ascii="Consolas" w:hAnsi="Consolas" w:cs="Arial"/>
+          <w:color w:val="000000"/>
+          <w:sz w:val="16"/>
+          <w:szCs w:val="16"/>
+        </w:rPr>
+        <w:t>train</w:t>
+      </w:r>
+      <w:proofErr w:type="spellEnd"/>
+      <w:r>
+        <w:rPr>
+          <w:rFonts w:ascii="Consolas" w:hAnsi="Consolas" w:cs="Arial"/>
+          <w:color w:val="000000"/>
+          <w:sz w:val="16"/>
+          <w:szCs w:val="16"/>
+        </w:rPr>
+        <w:t>: 100.00%</w:t>
       </w:r>
     </w:p>
     <w:p>
@@ -9276,14 +15087,25 @@
         </w:rPr>
         <w:t xml:space="preserve">    </w:t>
       </w:r>
-      <w:r>
-        <w:rPr>
-          <w:rFonts w:ascii="Consolas" w:hAnsi="Consolas" w:cs="Arial"/>
-          <w:color w:val="000000"/>
-          <w:sz w:val="16"/>
-          <w:szCs w:val="16"/>
-        </w:rPr>
-        <w:t>accuracy test:  88.19%</w:t>
+      <w:proofErr w:type="spellStart"/>
+      <w:r>
+        <w:rPr>
+          <w:rFonts w:ascii="Consolas" w:hAnsi="Consolas" w:cs="Arial"/>
+          <w:color w:val="000000"/>
+          <w:sz w:val="16"/>
+          <w:szCs w:val="16"/>
+        </w:rPr>
+        <w:t>accuracy</w:t>
+      </w:r>
+      <w:proofErr w:type="spellEnd"/>
+      <w:r>
+        <w:rPr>
+          <w:rFonts w:ascii="Consolas" w:hAnsi="Consolas" w:cs="Arial"/>
+          <w:color w:val="000000"/>
+          <w:sz w:val="16"/>
+          <w:szCs w:val="16"/>
+        </w:rPr>
+        <w:t xml:space="preserve"> test:  88.19%</w:t>
       </w:r>
     </w:p>
     <w:p>
@@ -9318,14 +15140,25 @@
         </w:rPr>
         <w:t xml:space="preserve">    </w:t>
       </w:r>
-      <w:r>
-        <w:rPr>
-          <w:rFonts w:ascii="Consolas" w:hAnsi="Consolas" w:cs="Arial"/>
-          <w:color w:val="000000"/>
-          <w:sz w:val="16"/>
-          <w:szCs w:val="16"/>
-        </w:rPr>
-        <w:t>accuracy por clase:</w:t>
+      <w:proofErr w:type="spellStart"/>
+      <w:r>
+        <w:rPr>
+          <w:rFonts w:ascii="Consolas" w:hAnsi="Consolas" w:cs="Arial"/>
+          <w:color w:val="000000"/>
+          <w:sz w:val="16"/>
+          <w:szCs w:val="16"/>
+        </w:rPr>
+        <w:t>accuracy</w:t>
+      </w:r>
+      <w:proofErr w:type="spellEnd"/>
+      <w:r>
+        <w:rPr>
+          <w:rFonts w:ascii="Consolas" w:hAnsi="Consolas" w:cs="Arial"/>
+          <w:color w:val="000000"/>
+          <w:sz w:val="16"/>
+          <w:szCs w:val="16"/>
+        </w:rPr>
+        <w:t xml:space="preserve"> por clase:</w:t>
       </w:r>
     </w:p>
     <w:p>
@@ -9357,14 +15190,45 @@
         </w:rPr>
         <w:t xml:space="preserve">    </w:t>
       </w:r>
-      <w:r>
-        <w:rPr>
-          <w:rFonts w:ascii="Consolas" w:hAnsi="Consolas" w:cs="Arial"/>
-          <w:color w:val="000000"/>
-          <w:sz w:val="16"/>
-          <w:szCs w:val="16"/>
-        </w:rPr>
-        <w:t>bass            8/14   (57.1%)</w:t>
+      <w:proofErr w:type="spellStart"/>
+      <w:r>
+        <w:rPr>
+          <w:rFonts w:ascii="Consolas" w:hAnsi="Consolas" w:cs="Arial"/>
+          <w:color w:val="000000"/>
+          <w:sz w:val="16"/>
+          <w:szCs w:val="16"/>
+        </w:rPr>
+        <w:t>bass</w:t>
+      </w:r>
+      <w:proofErr w:type="spellEnd"/>
+      <w:r>
+        <w:rPr>
+          <w:rFonts w:ascii="Consolas" w:hAnsi="Consolas" w:cs="Arial"/>
+          <w:color w:val="000000"/>
+          <w:sz w:val="16"/>
+          <w:szCs w:val="16"/>
+        </w:rPr>
+        <w:t xml:space="preserve">            8/14</w:t>
+      </w:r>
+      <w:proofErr w:type="gramStart"/>
+      <w:r>
+        <w:rPr>
+          <w:rFonts w:ascii="Consolas" w:hAnsi="Consolas" w:cs="Arial"/>
+          <w:color w:val="000000"/>
+          <w:sz w:val="16"/>
+          <w:szCs w:val="16"/>
+        </w:rPr>
+        <w:t xml:space="preserve">   (</w:t>
+      </w:r>
+      <w:proofErr w:type="gramEnd"/>
+      <w:r>
+        <w:rPr>
+          <w:rFonts w:ascii="Consolas" w:hAnsi="Consolas" w:cs="Arial"/>
+          <w:color w:val="000000"/>
+          <w:sz w:val="16"/>
+          <w:szCs w:val="16"/>
+        </w:rPr>
+        <w:t>57.1%)</w:t>
       </w:r>
     </w:p>
     <w:p>
@@ -9396,14 +15260,45 @@
         </w:rPr>
         <w:t xml:space="preserve">    </w:t>
       </w:r>
-      <w:r>
-        <w:rPr>
-          <w:rFonts w:ascii="Consolas" w:hAnsi="Consolas" w:cs="Arial"/>
-          <w:color w:val="000000"/>
-          <w:sz w:val="16"/>
-          <w:szCs w:val="16"/>
-        </w:rPr>
-        <w:t>brass         545/618  (88.2%)</w:t>
+      <w:proofErr w:type="spellStart"/>
+      <w:r>
+        <w:rPr>
+          <w:rFonts w:ascii="Consolas" w:hAnsi="Consolas" w:cs="Arial"/>
+          <w:color w:val="000000"/>
+          <w:sz w:val="16"/>
+          <w:szCs w:val="16"/>
+        </w:rPr>
+        <w:t>brass</w:t>
+      </w:r>
+      <w:proofErr w:type="spellEnd"/>
+      <w:r>
+        <w:rPr>
+          <w:rFonts w:ascii="Consolas" w:hAnsi="Consolas" w:cs="Arial"/>
+          <w:color w:val="000000"/>
+          <w:sz w:val="16"/>
+          <w:szCs w:val="16"/>
+        </w:rPr>
+        <w:t xml:space="preserve">         545/</w:t>
+      </w:r>
+      <w:proofErr w:type="gramStart"/>
+      <w:r>
+        <w:rPr>
+          <w:rFonts w:ascii="Consolas" w:hAnsi="Consolas" w:cs="Arial"/>
+          <w:color w:val="000000"/>
+          <w:sz w:val="16"/>
+          <w:szCs w:val="16"/>
+        </w:rPr>
+        <w:t>618  (</w:t>
+      </w:r>
+      <w:proofErr w:type="gramEnd"/>
+      <w:r>
+        <w:rPr>
+          <w:rFonts w:ascii="Consolas" w:hAnsi="Consolas" w:cs="Arial"/>
+          <w:color w:val="000000"/>
+          <w:sz w:val="16"/>
+          <w:szCs w:val="16"/>
+        </w:rPr>
+        <w:t>88.2%)</w:t>
       </w:r>
     </w:p>
     <w:p>
@@ -9435,14 +15330,45 @@
         </w:rPr>
         <w:t xml:space="preserve">    </w:t>
       </w:r>
-      <w:r>
-        <w:rPr>
-          <w:rFonts w:ascii="Consolas" w:hAnsi="Consolas" w:cs="Arial"/>
-          <w:color w:val="000000"/>
-          <w:sz w:val="16"/>
-          <w:szCs w:val="16"/>
-        </w:rPr>
-        <w:t>flute         160/209  (76.6%)</w:t>
+      <w:proofErr w:type="spellStart"/>
+      <w:r>
+        <w:rPr>
+          <w:rFonts w:ascii="Consolas" w:hAnsi="Consolas" w:cs="Arial"/>
+          <w:color w:val="000000"/>
+          <w:sz w:val="16"/>
+          <w:szCs w:val="16"/>
+        </w:rPr>
+        <w:t>flute</w:t>
+      </w:r>
+      <w:proofErr w:type="spellEnd"/>
+      <w:r>
+        <w:rPr>
+          <w:rFonts w:ascii="Consolas" w:hAnsi="Consolas" w:cs="Arial"/>
+          <w:color w:val="000000"/>
+          <w:sz w:val="16"/>
+          <w:szCs w:val="16"/>
+        </w:rPr>
+        <w:t xml:space="preserve">         160/</w:t>
+      </w:r>
+      <w:proofErr w:type="gramStart"/>
+      <w:r>
+        <w:rPr>
+          <w:rFonts w:ascii="Consolas" w:hAnsi="Consolas" w:cs="Arial"/>
+          <w:color w:val="000000"/>
+          <w:sz w:val="16"/>
+          <w:szCs w:val="16"/>
+        </w:rPr>
+        <w:t>209  (</w:t>
+      </w:r>
+      <w:proofErr w:type="gramEnd"/>
+      <w:r>
+        <w:rPr>
+          <w:rFonts w:ascii="Consolas" w:hAnsi="Consolas" w:cs="Arial"/>
+          <w:color w:val="000000"/>
+          <w:sz w:val="16"/>
+          <w:szCs w:val="16"/>
+        </w:rPr>
+        <w:t>76.6%)</w:t>
       </w:r>
     </w:p>
     <w:p>
@@ -9481,7 +15407,27 @@
           <w:sz w:val="16"/>
           <w:szCs w:val="16"/>
         </w:rPr>
-        <w:t xml:space="preserve"> guitar        343/448  (76.6%)</w:t>
+        <w:t xml:space="preserve"> guitar        343/</w:t>
+      </w:r>
+      <w:proofErr w:type="gramStart"/>
+      <w:r>
+        <w:rPr>
+          <w:rFonts w:ascii="Consolas" w:hAnsi="Consolas" w:cs="Arial"/>
+          <w:color w:val="000000"/>
+          <w:sz w:val="16"/>
+          <w:szCs w:val="16"/>
+        </w:rPr>
+        <w:t>448  (</w:t>
+      </w:r>
+      <w:proofErr w:type="gramEnd"/>
+      <w:r>
+        <w:rPr>
+          <w:rFonts w:ascii="Consolas" w:hAnsi="Consolas" w:cs="Arial"/>
+          <w:color w:val="000000"/>
+          <w:sz w:val="16"/>
+          <w:szCs w:val="16"/>
+        </w:rPr>
+        <w:t>76.6%)</w:t>
       </w:r>
     </w:p>
     <w:p>
@@ -9513,14 +15459,45 @@
         </w:rPr>
         <w:t xml:space="preserve">    </w:t>
       </w:r>
-      <w:r>
-        <w:rPr>
-          <w:rFonts w:ascii="Consolas" w:hAnsi="Consolas" w:cs="Arial"/>
-          <w:color w:val="000000"/>
-          <w:sz w:val="16"/>
-          <w:szCs w:val="16"/>
-        </w:rPr>
-        <w:t>keyboard      229/293  (78.2%)</w:t>
+      <w:proofErr w:type="spellStart"/>
+      <w:r>
+        <w:rPr>
+          <w:rFonts w:ascii="Consolas" w:hAnsi="Consolas" w:cs="Arial"/>
+          <w:color w:val="000000"/>
+          <w:sz w:val="16"/>
+          <w:szCs w:val="16"/>
+        </w:rPr>
+        <w:t>keyboard</w:t>
+      </w:r>
+      <w:proofErr w:type="spellEnd"/>
+      <w:r>
+        <w:rPr>
+          <w:rFonts w:ascii="Consolas" w:hAnsi="Consolas" w:cs="Arial"/>
+          <w:color w:val="000000"/>
+          <w:sz w:val="16"/>
+          <w:szCs w:val="16"/>
+        </w:rPr>
+        <w:t xml:space="preserve">      229/</w:t>
+      </w:r>
+      <w:proofErr w:type="gramStart"/>
+      <w:r>
+        <w:rPr>
+          <w:rFonts w:ascii="Consolas" w:hAnsi="Consolas" w:cs="Arial"/>
+          <w:color w:val="000000"/>
+          <w:sz w:val="16"/>
+          <w:szCs w:val="16"/>
+        </w:rPr>
+        <w:t>293  (</w:t>
+      </w:r>
+      <w:proofErr w:type="gramEnd"/>
+      <w:r>
+        <w:rPr>
+          <w:rFonts w:ascii="Consolas" w:hAnsi="Consolas" w:cs="Arial"/>
+          <w:color w:val="000000"/>
+          <w:sz w:val="16"/>
+          <w:szCs w:val="16"/>
+        </w:rPr>
+        <w:t>78.2%)</w:t>
       </w:r>
     </w:p>
     <w:p>
@@ -9552,14 +15529,45 @@
         </w:rPr>
         <w:t xml:space="preserve">    </w:t>
       </w:r>
-      <w:r>
-        <w:rPr>
-          <w:rFonts w:ascii="Consolas" w:hAnsi="Consolas" w:cs="Arial"/>
-          <w:color w:val="000000"/>
-          <w:sz w:val="16"/>
-          <w:szCs w:val="16"/>
-        </w:rPr>
-        <w:t>mallet        886/939  (94.4%)</w:t>
+      <w:proofErr w:type="spellStart"/>
+      <w:r>
+        <w:rPr>
+          <w:rFonts w:ascii="Consolas" w:hAnsi="Consolas" w:cs="Arial"/>
+          <w:color w:val="000000"/>
+          <w:sz w:val="16"/>
+          <w:szCs w:val="16"/>
+        </w:rPr>
+        <w:t>mallet</w:t>
+      </w:r>
+      <w:proofErr w:type="spellEnd"/>
+      <w:r>
+        <w:rPr>
+          <w:rFonts w:ascii="Consolas" w:hAnsi="Consolas" w:cs="Arial"/>
+          <w:color w:val="000000"/>
+          <w:sz w:val="16"/>
+          <w:szCs w:val="16"/>
+        </w:rPr>
+        <w:t xml:space="preserve">        886/</w:t>
+      </w:r>
+      <w:proofErr w:type="gramStart"/>
+      <w:r>
+        <w:rPr>
+          <w:rFonts w:ascii="Consolas" w:hAnsi="Consolas" w:cs="Arial"/>
+          <w:color w:val="000000"/>
+          <w:sz w:val="16"/>
+          <w:szCs w:val="16"/>
+        </w:rPr>
+        <w:t>939  (</w:t>
+      </w:r>
+      <w:proofErr w:type="gramEnd"/>
+      <w:r>
+        <w:rPr>
+          <w:rFonts w:ascii="Consolas" w:hAnsi="Consolas" w:cs="Arial"/>
+          <w:color w:val="000000"/>
+          <w:sz w:val="16"/>
+          <w:szCs w:val="16"/>
+        </w:rPr>
+        <w:t>94.4%)</w:t>
       </w:r>
     </w:p>
     <w:p>
@@ -9591,14 +15599,45 @@
         </w:rPr>
         <w:t xml:space="preserve">    </w:t>
       </w:r>
-      <w:r>
-        <w:rPr>
-          <w:rFonts w:ascii="Consolas" w:hAnsi="Consolas" w:cs="Arial"/>
-          <w:color w:val="000000"/>
-          <w:sz w:val="16"/>
-          <w:szCs w:val="16"/>
-        </w:rPr>
-        <w:t>organ           0/13   (0.0%)</w:t>
+      <w:proofErr w:type="spellStart"/>
+      <w:r>
+        <w:rPr>
+          <w:rFonts w:ascii="Consolas" w:hAnsi="Consolas" w:cs="Arial"/>
+          <w:color w:val="000000"/>
+          <w:sz w:val="16"/>
+          <w:szCs w:val="16"/>
+        </w:rPr>
+        <w:t>organ</w:t>
+      </w:r>
+      <w:proofErr w:type="spellEnd"/>
+      <w:r>
+        <w:rPr>
+          <w:rFonts w:ascii="Consolas" w:hAnsi="Consolas" w:cs="Arial"/>
+          <w:color w:val="000000"/>
+          <w:sz w:val="16"/>
+          <w:szCs w:val="16"/>
+        </w:rPr>
+        <w:t xml:space="preserve">           0/13</w:t>
+      </w:r>
+      <w:proofErr w:type="gramStart"/>
+      <w:r>
+        <w:rPr>
+          <w:rFonts w:ascii="Consolas" w:hAnsi="Consolas" w:cs="Arial"/>
+          <w:color w:val="000000"/>
+          <w:sz w:val="16"/>
+          <w:szCs w:val="16"/>
+        </w:rPr>
+        <w:t xml:space="preserve">   (</w:t>
+      </w:r>
+      <w:proofErr w:type="gramEnd"/>
+      <w:r>
+        <w:rPr>
+          <w:rFonts w:ascii="Consolas" w:hAnsi="Consolas" w:cs="Arial"/>
+          <w:color w:val="000000"/>
+          <w:sz w:val="16"/>
+          <w:szCs w:val="16"/>
+        </w:rPr>
+        <w:t>0.0%)</w:t>
       </w:r>
     </w:p>
     <w:p>
@@ -9630,14 +15669,45 @@
         </w:rPr>
         <w:t xml:space="preserve">    </w:t>
       </w:r>
-      <w:r>
-        <w:rPr>
-          <w:rFonts w:ascii="Consolas" w:hAnsi="Consolas" w:cs="Arial"/>
-          <w:color w:val="000000"/>
-          <w:sz w:val="16"/>
-          <w:szCs w:val="16"/>
-        </w:rPr>
-        <w:t>reed          524/615  (85.2%)</w:t>
+      <w:proofErr w:type="spellStart"/>
+      <w:r>
+        <w:rPr>
+          <w:rFonts w:ascii="Consolas" w:hAnsi="Consolas" w:cs="Arial"/>
+          <w:color w:val="000000"/>
+          <w:sz w:val="16"/>
+          <w:szCs w:val="16"/>
+        </w:rPr>
+        <w:t>reed</w:t>
+      </w:r>
+      <w:proofErr w:type="spellEnd"/>
+      <w:r>
+        <w:rPr>
+          <w:rFonts w:ascii="Consolas" w:hAnsi="Consolas" w:cs="Arial"/>
+          <w:color w:val="000000"/>
+          <w:sz w:val="16"/>
+          <w:szCs w:val="16"/>
+        </w:rPr>
+        <w:t xml:space="preserve">          524/</w:t>
+      </w:r>
+      <w:proofErr w:type="gramStart"/>
+      <w:r>
+        <w:rPr>
+          <w:rFonts w:ascii="Consolas" w:hAnsi="Consolas" w:cs="Arial"/>
+          <w:color w:val="000000"/>
+          <w:sz w:val="16"/>
+          <w:szCs w:val="16"/>
+        </w:rPr>
+        <w:t>615  (</w:t>
+      </w:r>
+      <w:proofErr w:type="gramEnd"/>
+      <w:r>
+        <w:rPr>
+          <w:rFonts w:ascii="Consolas" w:hAnsi="Consolas" w:cs="Arial"/>
+          <w:color w:val="000000"/>
+          <w:sz w:val="16"/>
+          <w:szCs w:val="16"/>
+        </w:rPr>
+        <w:t>85.2%)</w:t>
       </w:r>
     </w:p>
     <w:p>
@@ -9669,14 +15739,45 @@
         </w:rPr>
         <w:t xml:space="preserve">    </w:t>
       </w:r>
-      <w:r>
-        <w:rPr>
-          <w:rFonts w:ascii="Consolas" w:hAnsi="Consolas" w:cs="Arial"/>
-          <w:color w:val="000000"/>
-          <w:sz w:val="16"/>
-          <w:szCs w:val="16"/>
-        </w:rPr>
-        <w:t>string        873/919  (95.0%)</w:t>
+      <w:proofErr w:type="spellStart"/>
+      <w:r>
+        <w:rPr>
+          <w:rFonts w:ascii="Consolas" w:hAnsi="Consolas" w:cs="Arial"/>
+          <w:color w:val="000000"/>
+          <w:sz w:val="16"/>
+          <w:szCs w:val="16"/>
+        </w:rPr>
+        <w:t>string</w:t>
+      </w:r>
+      <w:proofErr w:type="spellEnd"/>
+      <w:r>
+        <w:rPr>
+          <w:rFonts w:ascii="Consolas" w:hAnsi="Consolas" w:cs="Arial"/>
+          <w:color w:val="000000"/>
+          <w:sz w:val="16"/>
+          <w:szCs w:val="16"/>
+        </w:rPr>
+        <w:t xml:space="preserve">        873/</w:t>
+      </w:r>
+      <w:proofErr w:type="gramStart"/>
+      <w:r>
+        <w:rPr>
+          <w:rFonts w:ascii="Consolas" w:hAnsi="Consolas" w:cs="Arial"/>
+          <w:color w:val="000000"/>
+          <w:sz w:val="16"/>
+          <w:szCs w:val="16"/>
+        </w:rPr>
+        <w:t>919  (</w:t>
+      </w:r>
+      <w:proofErr w:type="gramEnd"/>
+      <w:r>
+        <w:rPr>
+          <w:rFonts w:ascii="Consolas" w:hAnsi="Consolas" w:cs="Arial"/>
+          <w:color w:val="000000"/>
+          <w:sz w:val="16"/>
+          <w:szCs w:val="16"/>
+        </w:rPr>
+        <w:t>95.0%)</w:t>
       </w:r>
     </w:p>
     <w:p>
@@ -9715,7 +15816,27 @@
           <w:sz w:val="16"/>
           <w:szCs w:val="16"/>
         </w:rPr>
-        <w:t>vocal         188/191  (98.4%)</w:t>
+        <w:t>vocal         188/</w:t>
+      </w:r>
+      <w:proofErr w:type="gramStart"/>
+      <w:r>
+        <w:rPr>
+          <w:rFonts w:ascii="Consolas" w:hAnsi="Consolas" w:cs="Arial"/>
+          <w:color w:val="000000"/>
+          <w:sz w:val="16"/>
+          <w:szCs w:val="16"/>
+        </w:rPr>
+        <w:t>191  (</w:t>
+      </w:r>
+      <w:proofErr w:type="gramEnd"/>
+      <w:r>
+        <w:rPr>
+          <w:rFonts w:ascii="Consolas" w:hAnsi="Consolas" w:cs="Arial"/>
+          <w:color w:val="000000"/>
+          <w:sz w:val="16"/>
+          <w:szCs w:val="16"/>
+        </w:rPr>
+        <w:t>98.4%)</w:t>
       </w:r>
     </w:p>
     <w:p>
@@ -9749,9 +15870,9 @@
           <w:sz w:val="16"/>
           <w:szCs w:val="16"/>
         </w:rPr>
-        <w:pict>
-          <v:shape id="_x0000_i1029" type="#_x0000_t75" style="width:313.35pt;height:250.55pt">
-            <v:imagedata r:id="rId17" o:title="confusion_matrix_knn"/>
+        <w:pict w14:anchorId="0393B632">
+          <v:shape id="_x0000_i1030" type="#_x0000_t75" style="width:309.6pt;height:252pt">
+            <v:imagedata r:id="rId18" o:title="confusion_matrix_knn"/>
           </v:shape>
         </w:pict>
       </w:r>
@@ -9801,7 +15922,99 @@
           <w:szCs w:val="22"/>
         </w:rPr>
         <w:tab/>
-        <w:t>Los resultados son similares a los de la regresión logística, con la diferencia de que esta vez el modelo memoriza a la perfección el train split como cabe esperar de un KNN. Generaliza un poco mejor que la regresión debido a los clusters locales de cada clase que podíamos observar en el PCA pero de nuevo sigue siendo insuficiente comparado con el MLP, sobre todo en la clasificación de clases minoritarias.</w:t>
+        <w:t xml:space="preserve">Los resultados son similares a los de la regresión logística, con la diferencia de que esta vez el modelo memoriza a la perfección el </w:t>
+      </w:r>
+      <w:proofErr w:type="spellStart"/>
+      <w:r>
+        <w:rPr>
+          <w:rFonts w:ascii="Garamond" w:hAnsi="Garamond" w:cs="Arial"/>
+          <w:color w:val="000000"/>
+          <w:sz w:val="22"/>
+          <w:szCs w:val="22"/>
+        </w:rPr>
+        <w:t>train</w:t>
+      </w:r>
+      <w:proofErr w:type="spellEnd"/>
+      <w:r>
+        <w:rPr>
+          <w:rFonts w:ascii="Garamond" w:hAnsi="Garamond" w:cs="Arial"/>
+          <w:color w:val="000000"/>
+          <w:sz w:val="22"/>
+          <w:szCs w:val="22"/>
+        </w:rPr>
+        <w:t xml:space="preserve"> </w:t>
+      </w:r>
+      <w:proofErr w:type="spellStart"/>
+      <w:r>
+        <w:rPr>
+          <w:rFonts w:ascii="Garamond" w:hAnsi="Garamond" w:cs="Arial"/>
+          <w:color w:val="000000"/>
+          <w:sz w:val="22"/>
+          <w:szCs w:val="22"/>
+        </w:rPr>
+        <w:t>split</w:t>
+      </w:r>
+      <w:proofErr w:type="spellEnd"/>
+      <w:r>
+        <w:rPr>
+          <w:rFonts w:ascii="Garamond" w:hAnsi="Garamond" w:cs="Arial"/>
+          <w:color w:val="000000"/>
+          <w:sz w:val="22"/>
+          <w:szCs w:val="22"/>
+        </w:rPr>
+        <w:t xml:space="preserve"> como cabe esperar de un KNN. Generaliza un </w:t>
+      </w:r>
+      <w:r>
+        <w:rPr>
+          <w:rFonts w:ascii="Garamond" w:hAnsi="Garamond" w:cs="Arial"/>
+          <w:color w:val="000000"/>
+          <w:sz w:val="22"/>
+          <w:szCs w:val="22"/>
+        </w:rPr>
+        <w:lastRenderedPageBreak/>
+        <w:t xml:space="preserve">poco mejor que la regresión debido a los </w:t>
+      </w:r>
+      <w:proofErr w:type="spellStart"/>
+      <w:proofErr w:type="gramStart"/>
+      <w:r>
+        <w:rPr>
+          <w:rFonts w:ascii="Garamond" w:hAnsi="Garamond" w:cs="Arial"/>
+          <w:color w:val="000000"/>
+          <w:sz w:val="22"/>
+          <w:szCs w:val="22"/>
+        </w:rPr>
+        <w:t>clusters</w:t>
+      </w:r>
+      <w:proofErr w:type="spellEnd"/>
+      <w:proofErr w:type="gramEnd"/>
+      <w:r>
+        <w:rPr>
+          <w:rFonts w:ascii="Garamond" w:hAnsi="Garamond" w:cs="Arial"/>
+          <w:color w:val="000000"/>
+          <w:sz w:val="22"/>
+          <w:szCs w:val="22"/>
+        </w:rPr>
+        <w:t xml:space="preserve"> locales de cada clase que podíamos observar en el </w:t>
+      </w:r>
+      <w:proofErr w:type="gramStart"/>
+      <w:r>
+        <w:rPr>
+          <w:rFonts w:ascii="Garamond" w:hAnsi="Garamond" w:cs="Arial"/>
+          <w:color w:val="000000"/>
+          <w:sz w:val="22"/>
+          <w:szCs w:val="22"/>
+        </w:rPr>
+        <w:t>PCA</w:t>
+      </w:r>
+      <w:proofErr w:type="gramEnd"/>
+      <w:r>
+        <w:rPr>
+          <w:rFonts w:ascii="Garamond" w:hAnsi="Garamond" w:cs="Arial"/>
+          <w:color w:val="000000"/>
+          <w:sz w:val="22"/>
+          <w:szCs w:val="22"/>
+        </w:rPr>
+        <w:t xml:space="preserve"> pero de nuevo sigue siendo insuficiente comparado con el MLP, sobre todo en la clasificación de clases minoritarias.</w:t>
       </w:r>
     </w:p>
     <w:p>
@@ -9980,7 +16193,6 @@
           <w:szCs w:val="22"/>
           <w:u w:val="single"/>
         </w:rPr>
-        <w:lastRenderedPageBreak/>
         <w:t xml:space="preserve">9. </w:t>
       </w:r>
       <w:r>
@@ -10037,7 +16249,27 @@
           <w:sz w:val="22"/>
           <w:szCs w:val="22"/>
         </w:rPr>
-        <w:t>la ausencia de la clase sintetizador del dataset original, pero también gracias a esos detalles he aprendido técnicas que me servirán a futuro puesto que no todos los conjuntos de datos van a estar limpios y perfecto.</w:t>
+        <w:t xml:space="preserve">la ausencia de la clase sintetizador del </w:t>
+      </w:r>
+      <w:proofErr w:type="spellStart"/>
+      <w:r>
+        <w:rPr>
+          <w:rFonts w:ascii="Garamond" w:hAnsi="Garamond" w:cs="Arial"/>
+          <w:color w:val="000000"/>
+          <w:sz w:val="22"/>
+          <w:szCs w:val="22"/>
+        </w:rPr>
+        <w:t>dataset</w:t>
+      </w:r>
+      <w:proofErr w:type="spellEnd"/>
+      <w:r>
+        <w:rPr>
+          <w:rFonts w:ascii="Garamond" w:hAnsi="Garamond" w:cs="Arial"/>
+          <w:color w:val="000000"/>
+          <w:sz w:val="22"/>
+          <w:szCs w:val="22"/>
+        </w:rPr>
+        <w:t xml:space="preserve"> original, pero también gracias a esos detalles he aprendido técnicas que me servirán a futuro puesto que no todos los conjuntos de datos van a estar limpios y perfecto.</w:t>
       </w:r>
     </w:p>
     <w:p>
@@ -10060,7 +16292,27 @@
           <w:szCs w:val="22"/>
         </w:rPr>
         <w:tab/>
-        <w:t>También el problema del modelo es a la hora de clasificar audios ajenos al dataset, esto se debe a que la naturaleza de un audio varía mucho de uno a otro dependiendo de la procedencia, y las condiciones del conjunto de datos que usamos son demasiado específicas y fueron creadas con otra intención (generar sonidos sintéticos).</w:t>
+        <w:t xml:space="preserve">También el problema del modelo es a la hora de clasificar audios ajenos al </w:t>
+      </w:r>
+      <w:proofErr w:type="spellStart"/>
+      <w:r>
+        <w:rPr>
+          <w:rFonts w:ascii="Garamond" w:hAnsi="Garamond" w:cs="Arial"/>
+          <w:color w:val="000000"/>
+          <w:sz w:val="22"/>
+          <w:szCs w:val="22"/>
+        </w:rPr>
+        <w:t>dataset</w:t>
+      </w:r>
+      <w:proofErr w:type="spellEnd"/>
+      <w:r>
+        <w:rPr>
+          <w:rFonts w:ascii="Garamond" w:hAnsi="Garamond" w:cs="Arial"/>
+          <w:color w:val="000000"/>
+          <w:sz w:val="22"/>
+          <w:szCs w:val="22"/>
+        </w:rPr>
+        <w:t>, esto se debe a que la naturaleza de un audio varía mucho de uno a otro dependiendo de la procedencia, y las condiciones del conjunto de datos que usamos son demasiado específicas y fueron creadas con otra intención (generar sonidos sintéticos).</w:t>
       </w:r>
     </w:p>
     <w:p>
@@ -10083,7 +16335,47 @@
           <w:szCs w:val="22"/>
         </w:rPr>
         <w:tab/>
-        <w:t>Una posible mejora sería explorar otras técnicas más complejas que sí realizan modelos de clasificación de audio más robustos, como lo son el aumento de los datos acústicos (introducir cambios en el dataset como cambios de tonos o ruido blanco para asimilar más los datos de entreno a un entorno de la vida real), descongelar gradualmente los últimos bloques de CNN14 durante las últimas etapas de entrenamiento para adecuar los filtros del embedder a nuestro conjunto de datos o incluso usar arquitecturas con atención como se realiza en PLN para procesar la información temporal en lugar de promediarla, algo muy importante en las características de un sonido.</w:t>
+        <w:t xml:space="preserve">Una posible mejora sería explorar otras técnicas más complejas que sí realizan modelos de clasificación de audio más robustos, como lo son el aumento de los datos acústicos (introducir cambios en el </w:t>
+      </w:r>
+      <w:proofErr w:type="spellStart"/>
+      <w:r>
+        <w:rPr>
+          <w:rFonts w:ascii="Garamond" w:hAnsi="Garamond" w:cs="Arial"/>
+          <w:color w:val="000000"/>
+          <w:sz w:val="22"/>
+          <w:szCs w:val="22"/>
+        </w:rPr>
+        <w:t>dataset</w:t>
+      </w:r>
+      <w:proofErr w:type="spellEnd"/>
+      <w:r>
+        <w:rPr>
+          <w:rFonts w:ascii="Garamond" w:hAnsi="Garamond" w:cs="Arial"/>
+          <w:color w:val="000000"/>
+          <w:sz w:val="22"/>
+          <w:szCs w:val="22"/>
+        </w:rPr>
+        <w:t xml:space="preserve"> como cambios de tonos o ruido blanco para asimilar más los datos de entreno a un entorno de la vida real), descongelar gradualmente los últimos bloques de CNN14 durante las últimas etapas de entrenamiento para adecuar los filtros del </w:t>
+      </w:r>
+      <w:proofErr w:type="spellStart"/>
+      <w:r>
+        <w:rPr>
+          <w:rFonts w:ascii="Garamond" w:hAnsi="Garamond" w:cs="Arial"/>
+          <w:color w:val="000000"/>
+          <w:sz w:val="22"/>
+          <w:szCs w:val="22"/>
+        </w:rPr>
+        <w:t>embedder</w:t>
+      </w:r>
+      <w:proofErr w:type="spellEnd"/>
+      <w:r>
+        <w:rPr>
+          <w:rFonts w:ascii="Garamond" w:hAnsi="Garamond" w:cs="Arial"/>
+          <w:color w:val="000000"/>
+          <w:sz w:val="22"/>
+          <w:szCs w:val="22"/>
+        </w:rPr>
+        <w:t xml:space="preserve"> a nuestro conjunto de datos o incluso usar arquitecturas con atención como se realiza en PLN para procesar la información temporal en lugar de promediarla, algo muy importante en las características de un sonido.</w:t>
       </w:r>
     </w:p>
     <w:p>
@@ -10117,7 +16409,7 @@
       </w:pPr>
     </w:p>
     <w:sectPr>
-      <w:footerReference w:type="default" r:id="rId18"/>
+      <w:footerReference w:type="default" r:id="rId19"/>
       <w:pgSz w:w="11906" w:h="16838"/>
       <w:pgMar w:top="1417" w:right="1701" w:bottom="1417" w:left="1701" w:header="708" w:footer="708" w:gutter="0"/>
       <w:cols w:space="708"/>
@@ -10128,8 +16420,8 @@
 </file>
 
 <file path=word/endnotes.xml><?xml version="1.0" encoding="utf-8"?>
-<w:endnotes xmlns:ve="http://schemas.openxmlformats.org/markup-compatibility/2006" xmlns:o="urn:schemas-microsoft-com:office:office" xmlns:r="http://schemas.openxmlformats.org/officeDocument/2006/relationships" xmlns:m="http://schemas.openxmlformats.org/officeDocument/2006/math" xmlns:v="urn:schemas-microsoft-com:vml" xmlns:wp="http://schemas.openxmlformats.org/drawingml/2006/wordprocessingDrawing" xmlns:w10="urn:schemas-microsoft-com:office:word" xmlns:w="http://schemas.openxmlformats.org/wordprocessingml/2006/main" xmlns:wne="http://schemas.microsoft.com/office/word/2006/wordml">
-  <w:endnote w:type="separator" w:id="0">
+<w:endnotes xmlns:wpc="http://schemas.microsoft.com/office/word/2010/wordprocessingCanvas" xmlns:cx="http://schemas.microsoft.com/office/drawing/2014/chartex" xmlns:cx1="http://schemas.microsoft.com/office/drawing/2015/9/8/chartex" xmlns:cx2="http://schemas.microsoft.com/office/drawing/2015/10/21/chartex" xmlns:cx3="http://schemas.microsoft.com/office/drawing/2016/5/9/chartex" xmlns:cx4="http://schemas.microsoft.com/office/drawing/2016/5/10/chartex" xmlns:cx5="http://schemas.microsoft.com/office/drawing/2016/5/11/chartex" xmlns:cx6="http://schemas.microsoft.com/office/drawing/2016/5/12/chartex" xmlns:cx7="http://schemas.microsoft.com/office/drawing/2016/5/13/chartex" xmlns:cx8="http://schemas.microsoft.com/office/drawing/2016/5/14/chartex" xmlns:mc="http://schemas.openxmlformats.org/markup-compatibility/2006" xmlns:aink="http://schemas.microsoft.com/office/drawing/2016/ink" xmlns:am3d="http://schemas.microsoft.com/office/drawing/2017/model3d" xmlns:o="urn:schemas-microsoft-com:office:office" xmlns:oel="http://schemas.microsoft.com/office/2019/extlst" xmlns:r="http://schemas.openxmlformats.org/officeDocument/2006/relationships" xmlns:m="http://schemas.openxmlformats.org/officeDocument/2006/math" xmlns:v="urn:schemas-microsoft-com:vml" xmlns:wp14="http://schemas.microsoft.com/office/word/2010/wordprocessingDrawing" xmlns:wp="http://schemas.openxmlformats.org/drawingml/2006/wordprocessingDrawing" xmlns:w10="urn:schemas-microsoft-com:office:word" xmlns:w="http://schemas.openxmlformats.org/wordprocessingml/2006/main" xmlns:w14="http://schemas.microsoft.com/office/word/2010/wordml" xmlns:w15="http://schemas.microsoft.com/office/word/2012/wordml" xmlns:w16cex="http://schemas.microsoft.com/office/word/2018/wordml/cex" xmlns:w16cid="http://schemas.microsoft.com/office/word/2016/wordml/cid" xmlns:w16="http://schemas.microsoft.com/office/word/2018/wordml" xmlns:w16du="http://schemas.microsoft.com/office/word/2023/wordml/word16du" xmlns:w16sdtdh="http://schemas.microsoft.com/office/word/2020/wordml/sdtdatahash" xmlns:w16sdtfl="http://schemas.microsoft.com/office/word/2024/wordml/sdtformatlock" xmlns:w16se="http://schemas.microsoft.com/office/word/2015/wordml/symex" xmlns:wpg="http://schemas.microsoft.com/office/word/2010/wordprocessingGroup" xmlns:wpi="http://schemas.microsoft.com/office/word/2010/wordprocessingInk" xmlns:wne="http://schemas.microsoft.com/office/word/2006/wordml" xmlns:wps="http://schemas.microsoft.com/office/word/2010/wordprocessingShape" mc:Ignorable="w14 w15 w16se w16cid w16 w16cex w16sdtdh w16sdtfl w16du wp14">
+  <w:endnote w:type="separator" w:id="-1">
     <w:p>
       <w:pPr>
         <w:pStyle w:val="NormalWeb"/>
@@ -10146,7 +16438,7 @@
       </w:r>
     </w:p>
   </w:endnote>
-  <w:endnote w:type="continuationSeparator" w:id="1">
+  <w:endnote w:type="continuationSeparator" w:id="0">
     <w:p>
       <w:pPr>
         <w:pStyle w:val="NormalWeb"/>
@@ -10167,7 +16459,7 @@
 </file>
 
 <file path=word/footer1.xml><?xml version="1.0" encoding="utf-8"?>
-<w:ftr xmlns:ve="http://schemas.openxmlformats.org/markup-compatibility/2006" xmlns:o="urn:schemas-microsoft-com:office:office" xmlns:r="http://schemas.openxmlformats.org/officeDocument/2006/relationships" xmlns:m="http://schemas.openxmlformats.org/officeDocument/2006/math" xmlns:v="urn:schemas-microsoft-com:vml" xmlns:wp="http://schemas.openxmlformats.org/drawingml/2006/wordprocessingDrawing" xmlns:w10="urn:schemas-microsoft-com:office:word" xmlns:w="http://schemas.openxmlformats.org/wordprocessingml/2006/main" xmlns:wne="http://schemas.microsoft.com/office/word/2006/wordml">
+<w:ftr xmlns:wpc="http://schemas.microsoft.com/office/word/2010/wordprocessingCanvas" xmlns:cx="http://schemas.microsoft.com/office/drawing/2014/chartex" xmlns:cx1="http://schemas.microsoft.com/office/drawing/2015/9/8/chartex" xmlns:cx2="http://schemas.microsoft.com/office/drawing/2015/10/21/chartex" xmlns:cx3="http://schemas.microsoft.com/office/drawing/2016/5/9/chartex" xmlns:cx4="http://schemas.microsoft.com/office/drawing/2016/5/10/chartex" xmlns:cx5="http://schemas.microsoft.com/office/drawing/2016/5/11/chartex" xmlns:cx6="http://schemas.microsoft.com/office/drawing/2016/5/12/chartex" xmlns:cx7="http://schemas.microsoft.com/office/drawing/2016/5/13/chartex" xmlns:cx8="http://schemas.microsoft.com/office/drawing/2016/5/14/chartex" xmlns:mc="http://schemas.openxmlformats.org/markup-compatibility/2006" xmlns:aink="http://schemas.microsoft.com/office/drawing/2016/ink" xmlns:am3d="http://schemas.microsoft.com/office/drawing/2017/model3d" xmlns:o="urn:schemas-microsoft-com:office:office" xmlns:oel="http://schemas.microsoft.com/office/2019/extlst" xmlns:r="http://schemas.openxmlformats.org/officeDocument/2006/relationships" xmlns:m="http://schemas.openxmlformats.org/officeDocument/2006/math" xmlns:v="urn:schemas-microsoft-com:vml" xmlns:wp14="http://schemas.microsoft.com/office/word/2010/wordprocessingDrawing" xmlns:wp="http://schemas.openxmlformats.org/drawingml/2006/wordprocessingDrawing" xmlns:w10="urn:schemas-microsoft-com:office:word" xmlns:w="http://schemas.openxmlformats.org/wordprocessingml/2006/main" xmlns:w14="http://schemas.microsoft.com/office/word/2010/wordml" xmlns:w15="http://schemas.microsoft.com/office/word/2012/wordml" xmlns:w16cex="http://schemas.microsoft.com/office/word/2018/wordml/cex" xmlns:w16cid="http://schemas.microsoft.com/office/word/2016/wordml/cid" xmlns:w16="http://schemas.microsoft.com/office/word/2018/wordml" xmlns:w16du="http://schemas.microsoft.com/office/word/2023/wordml/word16du" xmlns:w16sdtdh="http://schemas.microsoft.com/office/word/2020/wordml/sdtdatahash" xmlns:w16sdtfl="http://schemas.microsoft.com/office/word/2024/wordml/sdtformatlock" xmlns:w16se="http://schemas.microsoft.com/office/word/2015/wordml/symex" xmlns:wpg="http://schemas.microsoft.com/office/word/2010/wordprocessingGroup" xmlns:wpi="http://schemas.microsoft.com/office/word/2010/wordprocessingInk" xmlns:wne="http://schemas.microsoft.com/office/word/2006/wordml" xmlns:wps="http://schemas.microsoft.com/office/word/2010/wordprocessingShape" mc:Ignorable="w14 w15 w16se w16cid w16 w16cex w16sdtdh w16sdtfl w16du wp14">
   <w:sdt>
     <w:sdtPr>
       <w:id w:val="376162438"/>
@@ -10188,14 +16480,27 @@
           <w:pStyle w:val="Piedepgina"/>
           <w:jc w:val="center"/>
         </w:pPr>
-        <w:fldSimple w:instr=" PAGE   \* MERGEFORMAT ">
-          <w:r>
-            <w:rPr>
-              <w:noProof/>
-            </w:rPr>
-            <w:t>5</w:t>
-          </w:r>
-        </w:fldSimple>
+        <w:r>
+          <w:fldChar w:fldCharType="begin"/>
+        </w:r>
+        <w:r>
+          <w:instrText xml:space="preserve"> PAGE   \* MERGEFORMAT </w:instrText>
+        </w:r>
+        <w:r>
+          <w:fldChar w:fldCharType="separate"/>
+        </w:r>
+        <w:r>
+          <w:rPr>
+            <w:noProof/>
+          </w:rPr>
+          <w:t>5</w:t>
+        </w:r>
+        <w:r>
+          <w:rPr>
+            <w:noProof/>
+          </w:rPr>
+          <w:fldChar w:fldCharType="end"/>
+        </w:r>
       </w:p>
     </w:sdtContent>
   </w:sdt>
@@ -10209,8 +16514,8 @@
 </file>
 
 <file path=word/footnotes.xml><?xml version="1.0" encoding="utf-8"?>
-<w:footnotes xmlns:ve="http://schemas.openxmlformats.org/markup-compatibility/2006" xmlns:o="urn:schemas-microsoft-com:office:office" xmlns:r="http://schemas.openxmlformats.org/officeDocument/2006/relationships" xmlns:m="http://schemas.openxmlformats.org/officeDocument/2006/math" xmlns:v="urn:schemas-microsoft-com:vml" xmlns:wp="http://schemas.openxmlformats.org/drawingml/2006/wordprocessingDrawing" xmlns:w10="urn:schemas-microsoft-com:office:word" xmlns:w="http://schemas.openxmlformats.org/wordprocessingml/2006/main" xmlns:wne="http://schemas.microsoft.com/office/word/2006/wordml">
-  <w:footnote w:type="separator" w:id="0">
+<w:footnotes xmlns:wpc="http://schemas.microsoft.com/office/word/2010/wordprocessingCanvas" xmlns:cx="http://schemas.microsoft.com/office/drawing/2014/chartex" xmlns:cx1="http://schemas.microsoft.com/office/drawing/2015/9/8/chartex" xmlns:cx2="http://schemas.microsoft.com/office/drawing/2015/10/21/chartex" xmlns:cx3="http://schemas.microsoft.com/office/drawing/2016/5/9/chartex" xmlns:cx4="http://schemas.microsoft.com/office/drawing/2016/5/10/chartex" xmlns:cx5="http://schemas.microsoft.com/office/drawing/2016/5/11/chartex" xmlns:cx6="http://schemas.microsoft.com/office/drawing/2016/5/12/chartex" xmlns:cx7="http://schemas.microsoft.com/office/drawing/2016/5/13/chartex" xmlns:cx8="http://schemas.microsoft.com/office/drawing/2016/5/14/chartex" xmlns:mc="http://schemas.openxmlformats.org/markup-compatibility/2006" xmlns:aink="http://schemas.microsoft.com/office/drawing/2016/ink" xmlns:am3d="http://schemas.microsoft.com/office/drawing/2017/model3d" xmlns:o="urn:schemas-microsoft-com:office:office" xmlns:oel="http://schemas.microsoft.com/office/2019/extlst" xmlns:r="http://schemas.openxmlformats.org/officeDocument/2006/relationships" xmlns:m="http://schemas.openxmlformats.org/officeDocument/2006/math" xmlns:v="urn:schemas-microsoft-com:vml" xmlns:wp14="http://schemas.microsoft.com/office/word/2010/wordprocessingDrawing" xmlns:wp="http://schemas.openxmlformats.org/drawingml/2006/wordprocessingDrawing" xmlns:w10="urn:schemas-microsoft-com:office:word" xmlns:w="http://schemas.openxmlformats.org/wordprocessingml/2006/main" xmlns:w14="http://schemas.microsoft.com/office/word/2010/wordml" xmlns:w15="http://schemas.microsoft.com/office/word/2012/wordml" xmlns:w16cex="http://schemas.microsoft.com/office/word/2018/wordml/cex" xmlns:w16cid="http://schemas.microsoft.com/office/word/2016/wordml/cid" xmlns:w16="http://schemas.microsoft.com/office/word/2018/wordml" xmlns:w16du="http://schemas.microsoft.com/office/word/2023/wordml/word16du" xmlns:w16sdtdh="http://schemas.microsoft.com/office/word/2020/wordml/sdtdatahash" xmlns:w16sdtfl="http://schemas.microsoft.com/office/word/2024/wordml/sdtformatlock" xmlns:w16se="http://schemas.microsoft.com/office/word/2015/wordml/symex" xmlns:wpg="http://schemas.microsoft.com/office/word/2010/wordprocessingGroup" xmlns:wpi="http://schemas.microsoft.com/office/word/2010/wordprocessingInk" xmlns:wne="http://schemas.microsoft.com/office/word/2006/wordml" xmlns:wps="http://schemas.microsoft.com/office/word/2010/wordprocessingShape" mc:Ignorable="w14 w15 w16se w16cid w16 w16cex w16sdtdh w16sdtfl w16du wp14">
+  <w:footnote w:type="separator" w:id="-1">
     <w:p>
       <w:pPr>
         <w:pStyle w:val="NormalWeb"/>
@@ -10227,7 +16532,7 @@
       </w:r>
     </w:p>
   </w:footnote>
-  <w:footnote w:type="continuationSeparator" w:id="1">
+  <w:footnote w:type="continuationSeparator" w:id="0">
     <w:p>
       <w:pPr>
         <w:pStyle w:val="NormalWeb"/>
@@ -10248,8 +16553,8 @@
 </file>
 
 <file path=word/numbering.xml><?xml version="1.0" encoding="utf-8"?>
-<w:numbering xmlns:ve="http://schemas.openxmlformats.org/markup-compatibility/2006" xmlns:o="urn:schemas-microsoft-com:office:office" xmlns:r="http://schemas.openxmlformats.org/officeDocument/2006/relationships" xmlns:m="http://schemas.openxmlformats.org/officeDocument/2006/math" xmlns:v="urn:schemas-microsoft-com:vml" xmlns:wp="http://schemas.openxmlformats.org/drawingml/2006/wordprocessingDrawing" xmlns:w10="urn:schemas-microsoft-com:office:word" xmlns:w="http://schemas.openxmlformats.org/wordprocessingml/2006/main" xmlns:wne="http://schemas.microsoft.com/office/word/2006/wordml">
-  <w:abstractNum w:abstractNumId="0">
+<w:numbering xmlns:wpc="http://schemas.microsoft.com/office/word/2010/wordprocessingCanvas" xmlns:cx="http://schemas.microsoft.com/office/drawing/2014/chartex" xmlns:cx1="http://schemas.microsoft.com/office/drawing/2015/9/8/chartex" xmlns:cx2="http://schemas.microsoft.com/office/drawing/2015/10/21/chartex" xmlns:cx3="http://schemas.microsoft.com/office/drawing/2016/5/9/chartex" xmlns:cx4="http://schemas.microsoft.com/office/drawing/2016/5/10/chartex" xmlns:cx5="http://schemas.microsoft.com/office/drawing/2016/5/11/chartex" xmlns:cx6="http://schemas.microsoft.com/office/drawing/2016/5/12/chartex" xmlns:cx7="http://schemas.microsoft.com/office/drawing/2016/5/13/chartex" xmlns:cx8="http://schemas.microsoft.com/office/drawing/2016/5/14/chartex" xmlns:mc="http://schemas.openxmlformats.org/markup-compatibility/2006" xmlns:aink="http://schemas.microsoft.com/office/drawing/2016/ink" xmlns:am3d="http://schemas.microsoft.com/office/drawing/2017/model3d" xmlns:o="urn:schemas-microsoft-com:office:office" xmlns:oel="http://schemas.microsoft.com/office/2019/extlst" xmlns:r="http://schemas.openxmlformats.org/officeDocument/2006/relationships" xmlns:m="http://schemas.openxmlformats.org/officeDocument/2006/math" xmlns:v="urn:schemas-microsoft-com:vml" xmlns:wp14="http://schemas.microsoft.com/office/word/2010/wordprocessingDrawing" xmlns:wp="http://schemas.openxmlformats.org/drawingml/2006/wordprocessingDrawing" xmlns:w10="urn:schemas-microsoft-com:office:word" xmlns:w="http://schemas.openxmlformats.org/wordprocessingml/2006/main" xmlns:w14="http://schemas.microsoft.com/office/word/2010/wordml" xmlns:w15="http://schemas.microsoft.com/office/word/2012/wordml" xmlns:w16cex="http://schemas.microsoft.com/office/word/2018/wordml/cex" xmlns:w16cid="http://schemas.microsoft.com/office/word/2016/wordml/cid" xmlns:w16="http://schemas.microsoft.com/office/word/2018/wordml" xmlns:w16du="http://schemas.microsoft.com/office/word/2023/wordml/word16du" xmlns:w16sdtdh="http://schemas.microsoft.com/office/word/2020/wordml/sdtdatahash" xmlns:w16sdtfl="http://schemas.microsoft.com/office/word/2024/wordml/sdtformatlock" xmlns:w16se="http://schemas.microsoft.com/office/word/2015/wordml/symex" xmlns:wpg="http://schemas.microsoft.com/office/word/2010/wordprocessingGroup" xmlns:wpi="http://schemas.microsoft.com/office/word/2010/wordprocessingInk" xmlns:wne="http://schemas.microsoft.com/office/word/2006/wordml" xmlns:wps="http://schemas.microsoft.com/office/word/2010/wordprocessingShape" mc:Ignorable="w14 w15 w16se w16cid w16 w16cex w16sdtdh w16sdtfl w16du wp14">
+  <w:abstractNum w:abstractNumId="0" w15:restartNumberingAfterBreak="0">
     <w:nsid w:val="54F7426D"/>
     <w:multiLevelType w:val="hybridMultilevel"/>
     <w:tmpl w:val="A48063C6"/>
@@ -10338,14 +16643,14 @@
       </w:pPr>
     </w:lvl>
   </w:abstractNum>
-  <w:num w:numId="1">
+  <w:num w:numId="1" w16cid:durableId="516504481">
     <w:abstractNumId w:val="0"/>
   </w:num>
 </w:numbering>
 </file>
 
 <file path=word/styles.xml><?xml version="1.0" encoding="utf-8"?>
-<w:styles xmlns:r="http://schemas.openxmlformats.org/officeDocument/2006/relationships" xmlns:w="http://schemas.openxmlformats.org/wordprocessingml/2006/main">
+<w:styles xmlns:mc="http://schemas.openxmlformats.org/markup-compatibility/2006" xmlns:r="http://schemas.openxmlformats.org/officeDocument/2006/relationships" xmlns:w="http://schemas.openxmlformats.org/wordprocessingml/2006/main" xmlns:w14="http://schemas.microsoft.com/office/word/2010/wordml" xmlns:w15="http://schemas.microsoft.com/office/word/2012/wordml" xmlns:w16cex="http://schemas.microsoft.com/office/word/2018/wordml/cex" xmlns:w16cid="http://schemas.microsoft.com/office/word/2016/wordml/cid" xmlns:w16="http://schemas.microsoft.com/office/word/2018/wordml" xmlns:w16du="http://schemas.microsoft.com/office/word/2023/wordml/word16du" xmlns:w16sdtdh="http://schemas.microsoft.com/office/word/2020/wordml/sdtdatahash" xmlns:w16sdtfl="http://schemas.microsoft.com/office/word/2024/wordml/sdtformatlock" xmlns:w16se="http://schemas.microsoft.com/office/word/2015/wordml/symex" mc:Ignorable="w14 w15 w16se w16cid w16 w16cex w16sdtdh w16sdtfl w16du">
   <w:docDefaults>
     <w:rPrDefault>
       <w:rPr>
@@ -10361,144 +16666,383 @@
       </w:pPr>
     </w:pPrDefault>
   </w:docDefaults>
-  <w:latentStyles w:defLockedState="0" w:defUIPriority="99" w:defSemiHidden="1" w:defUnhideWhenUsed="1" w:defQFormat="0" w:count="267">
-    <w:lsdException w:name="Normal" w:semiHidden="0" w:uiPriority="0" w:unhideWhenUsed="0" w:qFormat="1"/>
-    <w:lsdException w:name="heading 1" w:semiHidden="0" w:uiPriority="9" w:unhideWhenUsed="0" w:qFormat="1"/>
-    <w:lsdException w:name="heading 2" w:uiPriority="9" w:qFormat="1"/>
-    <w:lsdException w:name="heading 3" w:uiPriority="9" w:qFormat="1"/>
-    <w:lsdException w:name="heading 4" w:uiPriority="9" w:qFormat="1"/>
-    <w:lsdException w:name="heading 5" w:uiPriority="9" w:qFormat="1"/>
-    <w:lsdException w:name="heading 6" w:uiPriority="9" w:qFormat="1"/>
-    <w:lsdException w:name="heading 7" w:uiPriority="9" w:qFormat="1"/>
-    <w:lsdException w:name="heading 8" w:uiPriority="9" w:qFormat="1"/>
-    <w:lsdException w:name="heading 9" w:uiPriority="9" w:qFormat="1"/>
-    <w:lsdException w:name="toc 1" w:uiPriority="39"/>
-    <w:lsdException w:name="toc 2" w:uiPriority="39"/>
-    <w:lsdException w:name="toc 3" w:uiPriority="39"/>
-    <w:lsdException w:name="toc 4" w:uiPriority="39"/>
-    <w:lsdException w:name="toc 5" w:uiPriority="39"/>
-    <w:lsdException w:name="toc 6" w:uiPriority="39"/>
-    <w:lsdException w:name="toc 7" w:uiPriority="39"/>
-    <w:lsdException w:name="toc 8" w:uiPriority="39"/>
-    <w:lsdException w:name="toc 9" w:uiPriority="39"/>
-    <w:lsdException w:name="caption" w:uiPriority="35" w:qFormat="1"/>
-    <w:lsdException w:name="Title" w:semiHidden="0" w:uiPriority="10" w:unhideWhenUsed="0" w:qFormat="1"/>
-    <w:lsdException w:name="Default Paragraph Font" w:uiPriority="1"/>
-    <w:lsdException w:name="Subtitle" w:semiHidden="0" w:uiPriority="11" w:unhideWhenUsed="0" w:qFormat="1"/>
-    <w:lsdException w:name="Strong" w:semiHidden="0" w:uiPriority="22" w:unhideWhenUsed="0" w:qFormat="1"/>
-    <w:lsdException w:name="Emphasis" w:semiHidden="0" w:uiPriority="20" w:unhideWhenUsed="0" w:qFormat="1"/>
-    <w:lsdException w:name="Table Grid" w:semiHidden="0" w:uiPriority="59" w:unhideWhenUsed="0"/>
-    <w:lsdException w:name="Placeholder Text" w:unhideWhenUsed="0"/>
-    <w:lsdException w:name="No Spacing" w:semiHidden="0" w:uiPriority="1" w:unhideWhenUsed="0" w:qFormat="1"/>
-    <w:lsdException w:name="Light Shading" w:semiHidden="0" w:uiPriority="60" w:unhideWhenUsed="0"/>
-    <w:lsdException w:name="Light List" w:semiHidden="0" w:uiPriority="61" w:unhideWhenUsed="0"/>
-    <w:lsdException w:name="Light Grid" w:semiHidden="0" w:uiPriority="62" w:unhideWhenUsed="0"/>
-    <w:lsdException w:name="Medium Shading 1" w:semiHidden="0" w:uiPriority="63" w:unhideWhenUsed="0"/>
-    <w:lsdException w:name="Medium Shading 2" w:semiHidden="0" w:uiPriority="64" w:unhideWhenUsed="0"/>
-    <w:lsdException w:name="Medium List 1" w:semiHidden="0" w:uiPriority="65" w:unhideWhenUsed="0"/>
-    <w:lsdException w:name="Medium List 2" w:semiHidden="0" w:uiPriority="66" w:unhideWhenUsed="0"/>
-    <w:lsdException w:name="Medium Grid 1" w:semiHidden="0" w:uiPriority="67" w:unhideWhenUsed="0"/>
-    <w:lsdException w:name="Medium Grid 2" w:semiHidden="0" w:uiPriority="68" w:unhideWhenUsed="0"/>
-    <w:lsdException w:name="Medium Grid 3" w:semiHidden="0" w:uiPriority="69" w:unhideWhenUsed="0"/>
-    <w:lsdException w:name="Dark List" w:semiHidden="0" w:uiPriority="70" w:unhideWhenUsed="0"/>
-    <w:lsdException w:name="Colorful Shading" w:semiHidden="0" w:uiPriority="71" w:unhideWhenUsed="0"/>
-    <w:lsdException w:name="Colorful List" w:semiHidden="0" w:uiPriority="72" w:unhideWhenUsed="0"/>
-    <w:lsdException w:name="Colorful Grid" w:semiHidden="0" w:uiPriority="73" w:unhideWhenUsed="0"/>
-    <w:lsdException w:name="Light Shading Accent 1" w:semiHidden="0" w:uiPriority="60" w:unhideWhenUsed="0"/>
-    <w:lsdException w:name="Light List Accent 1" w:semiHidden="0" w:uiPriority="61" w:unhideWhenUsed="0"/>
-    <w:lsdException w:name="Light Grid Accent 1" w:semiHidden="0" w:uiPriority="62" w:unhideWhenUsed="0"/>
-    <w:lsdException w:name="Medium Shading 1 Accent 1" w:semiHidden="0" w:uiPriority="63" w:unhideWhenUsed="0"/>
-    <w:lsdException w:name="Medium Shading 2 Accent 1" w:semiHidden="0" w:uiPriority="64" w:unhideWhenUsed="0"/>
-    <w:lsdException w:name="Medium List 1 Accent 1" w:semiHidden="0" w:uiPriority="65" w:unhideWhenUsed="0"/>
-    <w:lsdException w:name="Revision" w:unhideWhenUsed="0"/>
-    <w:lsdException w:name="List Paragraph" w:semiHidden="0" w:uiPriority="34" w:unhideWhenUsed="0" w:qFormat="1"/>
-    <w:lsdException w:name="Quote" w:semiHidden="0" w:uiPriority="29" w:unhideWhenUsed="0" w:qFormat="1"/>
-    <w:lsdException w:name="Intense Quote" w:semiHidden="0" w:uiPriority="30" w:unhideWhenUsed="0" w:qFormat="1"/>
-    <w:lsdException w:name="Medium List 2 Accent 1" w:semiHidden="0" w:uiPriority="66" w:unhideWhenUsed="0"/>
-    <w:lsdException w:name="Medium Grid 1 Accent 1" w:semiHidden="0" w:uiPriority="67" w:unhideWhenUsed="0"/>
-    <w:lsdException w:name="Medium Grid 2 Accent 1" w:semiHidden="0" w:uiPriority="68" w:unhideWhenUsed="0"/>
-    <w:lsdException w:name="Medium Grid 3 Accent 1" w:semiHidden="0" w:uiPriority="69" w:unhideWhenUsed="0"/>
-    <w:lsdException w:name="Dark List Accent 1" w:semiHidden="0" w:uiPriority="70" w:unhideWhenUsed="0"/>
-    <w:lsdException w:name="Colorful Shading Accent 1" w:semiHidden="0" w:uiPriority="71" w:unhideWhenUsed="0"/>
-    <w:lsdException w:name="Colorful List Accent 1" w:semiHidden="0" w:uiPriority="72" w:unhideWhenUsed="0"/>
-    <w:lsdException w:name="Colorful Grid Accent 1" w:semiHidden="0" w:uiPriority="73" w:unhideWhenUsed="0"/>
-    <w:lsdException w:name="Light Shading Accent 2" w:semiHidden="0" w:uiPriority="60" w:unhideWhenUsed="0"/>
-    <w:lsdException w:name="Light List Accent 2" w:semiHidden="0" w:uiPriority="61" w:unhideWhenUsed="0"/>
-    <w:lsdException w:name="Light Grid Accent 2" w:semiHidden="0" w:uiPriority="62" w:unhideWhenUsed="0"/>
-    <w:lsdException w:name="Medium Shading 1 Accent 2" w:semiHidden="0" w:uiPriority="63" w:unhideWhenUsed="0"/>
-    <w:lsdException w:name="Medium Shading 2 Accent 2" w:semiHidden="0" w:uiPriority="64" w:unhideWhenUsed="0"/>
-    <w:lsdException w:name="Medium List 1 Accent 2" w:semiHidden="0" w:uiPriority="65" w:unhideWhenUsed="0"/>
-    <w:lsdException w:name="Medium List 2 Accent 2" w:semiHidden="0" w:uiPriority="66" w:unhideWhenUsed="0"/>
-    <w:lsdException w:name="Medium Grid 1 Accent 2" w:semiHidden="0" w:uiPriority="67" w:unhideWhenUsed="0"/>
-    <w:lsdException w:name="Medium Grid 2 Accent 2" w:semiHidden="0" w:uiPriority="68" w:unhideWhenUsed="0"/>
-    <w:lsdException w:name="Medium Grid 3 Accent 2" w:semiHidden="0" w:uiPriority="69" w:unhideWhenUsed="0"/>
-    <w:lsdException w:name="Dark List Accent 2" w:semiHidden="0" w:uiPriority="70" w:unhideWhenUsed="0"/>
-    <w:lsdException w:name="Colorful Shading Accent 2" w:semiHidden="0" w:uiPriority="71" w:unhideWhenUsed="0"/>
-    <w:lsdException w:name="Colorful List Accent 2" w:semiHidden="0" w:uiPriority="72" w:unhideWhenUsed="0"/>
-    <w:lsdException w:name="Colorful Grid Accent 2" w:semiHidden="0" w:uiPriority="73" w:unhideWhenUsed="0"/>
-    <w:lsdException w:name="Light Shading Accent 3" w:semiHidden="0" w:uiPriority="60" w:unhideWhenUsed="0"/>
-    <w:lsdException w:name="Light List Accent 3" w:semiHidden="0" w:uiPriority="61" w:unhideWhenUsed="0"/>
-    <w:lsdException w:name="Light Grid Accent 3" w:semiHidden="0" w:uiPriority="62" w:unhideWhenUsed="0"/>
-    <w:lsdException w:name="Medium Shading 1 Accent 3" w:semiHidden="0" w:uiPriority="63" w:unhideWhenUsed="0"/>
-    <w:lsdException w:name="Medium Shading 2 Accent 3" w:semiHidden="0" w:uiPriority="64" w:unhideWhenUsed="0"/>
-    <w:lsdException w:name="Medium List 1 Accent 3" w:semiHidden="0" w:uiPriority="65" w:unhideWhenUsed="0"/>
-    <w:lsdException w:name="Medium List 2 Accent 3" w:semiHidden="0" w:uiPriority="66" w:unhideWhenUsed="0"/>
-    <w:lsdException w:name="Medium Grid 1 Accent 3" w:semiHidden="0" w:uiPriority="67" w:unhideWhenUsed="0"/>
-    <w:lsdException w:name="Medium Grid 2 Accent 3" w:semiHidden="0" w:uiPriority="68" w:unhideWhenUsed="0"/>
-    <w:lsdException w:name="Medium Grid 3 Accent 3" w:semiHidden="0" w:uiPriority="69" w:unhideWhenUsed="0"/>
-    <w:lsdException w:name="Dark List Accent 3" w:semiHidden="0" w:uiPriority="70" w:unhideWhenUsed="0"/>
-    <w:lsdException w:name="Colorful Shading Accent 3" w:semiHidden="0" w:uiPriority="71" w:unhideWhenUsed="0"/>
-    <w:lsdException w:name="Colorful List Accent 3" w:semiHidden="0" w:uiPriority="72" w:unhideWhenUsed="0"/>
-    <w:lsdException w:name="Colorful Grid Accent 3" w:semiHidden="0" w:uiPriority="73" w:unhideWhenUsed="0"/>
-    <w:lsdException w:name="Light Shading Accent 4" w:semiHidden="0" w:uiPriority="60" w:unhideWhenUsed="0"/>
-    <w:lsdException w:name="Light List Accent 4" w:semiHidden="0" w:uiPriority="61" w:unhideWhenUsed="0"/>
-    <w:lsdException w:name="Light Grid Accent 4" w:semiHidden="0" w:uiPriority="62" w:unhideWhenUsed="0"/>
-    <w:lsdException w:name="Medium Shading 1 Accent 4" w:semiHidden="0" w:uiPriority="63" w:unhideWhenUsed="0"/>
-    <w:lsdException w:name="Medium Shading 2 Accent 4" w:semiHidden="0" w:uiPriority="64" w:unhideWhenUsed="0"/>
-    <w:lsdException w:name="Medium List 1 Accent 4" w:semiHidden="0" w:uiPriority="65" w:unhideWhenUsed="0"/>
-    <w:lsdException w:name="Medium List 2 Accent 4" w:semiHidden="0" w:uiPriority="66" w:unhideWhenUsed="0"/>
-    <w:lsdException w:name="Medium Grid 1 Accent 4" w:semiHidden="0" w:uiPriority="67" w:unhideWhenUsed="0"/>
-    <w:lsdException w:name="Medium Grid 2 Accent 4" w:semiHidden="0" w:uiPriority="68" w:unhideWhenUsed="0"/>
-    <w:lsdException w:name="Medium Grid 3 Accent 4" w:semiHidden="0" w:uiPriority="69" w:unhideWhenUsed="0"/>
-    <w:lsdException w:name="Dark List Accent 4" w:semiHidden="0" w:uiPriority="70" w:unhideWhenUsed="0"/>
-    <w:lsdException w:name="Colorful Shading Accent 4" w:semiHidden="0" w:uiPriority="71" w:unhideWhenUsed="0"/>
-    <w:lsdException w:name="Colorful List Accent 4" w:semiHidden="0" w:uiPriority="72" w:unhideWhenUsed="0"/>
-    <w:lsdException w:name="Colorful Grid Accent 4" w:semiHidden="0" w:uiPriority="73" w:unhideWhenUsed="0"/>
-    <w:lsdException w:name="Light Shading Accent 5" w:semiHidden="0" w:uiPriority="60" w:unhideWhenUsed="0"/>
-    <w:lsdException w:name="Light List Accent 5" w:semiHidden="0" w:uiPriority="61" w:unhideWhenUsed="0"/>
-    <w:lsdException w:name="Light Grid Accent 5" w:semiHidden="0" w:uiPriority="62" w:unhideWhenUsed="0"/>
-    <w:lsdException w:name="Medium Shading 1 Accent 5" w:semiHidden="0" w:uiPriority="63" w:unhideWhenUsed="0"/>
-    <w:lsdException w:name="Medium Shading 2 Accent 5" w:semiHidden="0" w:uiPriority="64" w:unhideWhenUsed="0"/>
-    <w:lsdException w:name="Medium List 1 Accent 5" w:semiHidden="0" w:uiPriority="65" w:unhideWhenUsed="0"/>
-    <w:lsdException w:name="Medium List 2 Accent 5" w:semiHidden="0" w:uiPriority="66" w:unhideWhenUsed="0"/>
-    <w:lsdException w:name="Medium Grid 1 Accent 5" w:semiHidden="0" w:uiPriority="67" w:unhideWhenUsed="0"/>
-    <w:lsdException w:name="Medium Grid 2 Accent 5" w:semiHidden="0" w:uiPriority="68" w:unhideWhenUsed="0"/>
-    <w:lsdException w:name="Medium Grid 3 Accent 5" w:semiHidden="0" w:uiPriority="69" w:unhideWhenUsed="0"/>
-    <w:lsdException w:name="Dark List Accent 5" w:semiHidden="0" w:uiPriority="70" w:unhideWhenUsed="0"/>
-    <w:lsdException w:name="Colorful Shading Accent 5" w:semiHidden="0" w:uiPriority="71" w:unhideWhenUsed="0"/>
-    <w:lsdException w:name="Colorful List Accent 5" w:semiHidden="0" w:uiPriority="72" w:unhideWhenUsed="0"/>
-    <w:lsdException w:name="Colorful Grid Accent 5" w:semiHidden="0" w:uiPriority="73" w:unhideWhenUsed="0"/>
-    <w:lsdException w:name="Light Shading Accent 6" w:semiHidden="0" w:uiPriority="60" w:unhideWhenUsed="0"/>
-    <w:lsdException w:name="Light List Accent 6" w:semiHidden="0" w:uiPriority="61" w:unhideWhenUsed="0"/>
-    <w:lsdException w:name="Light Grid Accent 6" w:semiHidden="0" w:uiPriority="62" w:unhideWhenUsed="0"/>
-    <w:lsdException w:name="Medium Shading 1 Accent 6" w:semiHidden="0" w:uiPriority="63" w:unhideWhenUsed="0"/>
-    <w:lsdException w:name="Medium Shading 2 Accent 6" w:semiHidden="0" w:uiPriority="64" w:unhideWhenUsed="0"/>
-    <w:lsdException w:name="Medium List 1 Accent 6" w:semiHidden="0" w:uiPriority="65" w:unhideWhenUsed="0"/>
-    <w:lsdException w:name="Medium List 2 Accent 6" w:semiHidden="0" w:uiPriority="66" w:unhideWhenUsed="0"/>
-    <w:lsdException w:name="Medium Grid 1 Accent 6" w:semiHidden="0" w:uiPriority="67" w:unhideWhenUsed="0"/>
-    <w:lsdException w:name="Medium Grid 2 Accent 6" w:semiHidden="0" w:uiPriority="68" w:unhideWhenUsed="0"/>
-    <w:lsdException w:name="Medium Grid 3 Accent 6" w:semiHidden="0" w:uiPriority="69" w:unhideWhenUsed="0"/>
-    <w:lsdException w:name="Dark List Accent 6" w:semiHidden="0" w:uiPriority="70" w:unhideWhenUsed="0"/>
-    <w:lsdException w:name="Colorful Shading Accent 6" w:semiHidden="0" w:uiPriority="71" w:unhideWhenUsed="0"/>
-    <w:lsdException w:name="Colorful List Accent 6" w:semiHidden="0" w:uiPriority="72" w:unhideWhenUsed="0"/>
-    <w:lsdException w:name="Colorful Grid Accent 6" w:semiHidden="0" w:uiPriority="73" w:unhideWhenUsed="0"/>
-    <w:lsdException w:name="Subtle Emphasis" w:semiHidden="0" w:uiPriority="19" w:unhideWhenUsed="0" w:qFormat="1"/>
-    <w:lsdException w:name="Intense Emphasis" w:semiHidden="0" w:uiPriority="21" w:unhideWhenUsed="0" w:qFormat="1"/>
-    <w:lsdException w:name="Subtle Reference" w:semiHidden="0" w:uiPriority="31" w:unhideWhenUsed="0" w:qFormat="1"/>
-    <w:lsdException w:name="Intense Reference" w:semiHidden="0" w:uiPriority="32" w:unhideWhenUsed="0" w:qFormat="1"/>
-    <w:lsdException w:name="Book Title" w:semiHidden="0" w:uiPriority="33" w:unhideWhenUsed="0" w:qFormat="1"/>
-    <w:lsdException w:name="Bibliography" w:uiPriority="37"/>
-    <w:lsdException w:name="TOC Heading" w:uiPriority="39" w:qFormat="1"/>
+  <w:latentStyles w:defLockedState="0" w:defUIPriority="99" w:defSemiHidden="0" w:defUnhideWhenUsed="0" w:defQFormat="0" w:count="376">
+    <w:lsdException w:name="Normal" w:uiPriority="0" w:qFormat="1"/>
+    <w:lsdException w:name="heading 1" w:uiPriority="9" w:qFormat="1"/>
+    <w:lsdException w:name="heading 2" w:semiHidden="1" w:uiPriority="9" w:unhideWhenUsed="1" w:qFormat="1"/>
+    <w:lsdException w:name="heading 3" w:semiHidden="1" w:uiPriority="9" w:unhideWhenUsed="1" w:qFormat="1"/>
+    <w:lsdException w:name="heading 4" w:semiHidden="1" w:uiPriority="9" w:unhideWhenUsed="1" w:qFormat="1"/>
+    <w:lsdException w:name="heading 5" w:semiHidden="1" w:uiPriority="9" w:unhideWhenUsed="1" w:qFormat="1"/>
+    <w:lsdException w:name="heading 6" w:semiHidden="1" w:uiPriority="9" w:unhideWhenUsed="1" w:qFormat="1"/>
+    <w:lsdException w:name="heading 7" w:semiHidden="1" w:uiPriority="9" w:unhideWhenUsed="1" w:qFormat="1"/>
+    <w:lsdException w:name="heading 8" w:semiHidden="1" w:uiPriority="9" w:unhideWhenUsed="1" w:qFormat="1"/>
+    <w:lsdException w:name="heading 9" w:semiHidden="1" w:uiPriority="9" w:unhideWhenUsed="1" w:qFormat="1"/>
+    <w:lsdException w:name="index 1" w:semiHidden="1" w:unhideWhenUsed="1"/>
+    <w:lsdException w:name="index 2" w:semiHidden="1" w:unhideWhenUsed="1"/>
+    <w:lsdException w:name="index 3" w:semiHidden="1" w:unhideWhenUsed="1"/>
+    <w:lsdException w:name="index 4" w:semiHidden="1" w:unhideWhenUsed="1"/>
+    <w:lsdException w:name="index 5" w:semiHidden="1" w:unhideWhenUsed="1"/>
+    <w:lsdException w:name="index 6" w:semiHidden="1" w:unhideWhenUsed="1"/>
+    <w:lsdException w:name="index 7" w:semiHidden="1" w:unhideWhenUsed="1"/>
+    <w:lsdException w:name="index 8" w:semiHidden="1" w:unhideWhenUsed="1"/>
+    <w:lsdException w:name="index 9" w:semiHidden="1" w:unhideWhenUsed="1"/>
+    <w:lsdException w:name="toc 1" w:semiHidden="1" w:uiPriority="39" w:unhideWhenUsed="1"/>
+    <w:lsdException w:name="toc 2" w:semiHidden="1" w:uiPriority="39" w:unhideWhenUsed="1"/>
+    <w:lsdException w:name="toc 3" w:semiHidden="1" w:uiPriority="39" w:unhideWhenUsed="1"/>
+    <w:lsdException w:name="toc 4" w:semiHidden="1" w:uiPriority="39" w:unhideWhenUsed="1"/>
+    <w:lsdException w:name="toc 5" w:semiHidden="1" w:uiPriority="39" w:unhideWhenUsed="1"/>
+    <w:lsdException w:name="toc 6" w:semiHidden="1" w:uiPriority="39" w:unhideWhenUsed="1"/>
+    <w:lsdException w:name="toc 7" w:semiHidden="1" w:uiPriority="39" w:unhideWhenUsed="1"/>
+    <w:lsdException w:name="toc 8" w:semiHidden="1" w:uiPriority="39" w:unhideWhenUsed="1"/>
+    <w:lsdException w:name="toc 9" w:semiHidden="1" w:uiPriority="39" w:unhideWhenUsed="1"/>
+    <w:lsdException w:name="Normal Indent" w:semiHidden="1" w:unhideWhenUsed="1"/>
+    <w:lsdException w:name="footnote text" w:semiHidden="1" w:unhideWhenUsed="1"/>
+    <w:lsdException w:name="annotation text" w:semiHidden="1" w:unhideWhenUsed="1"/>
+    <w:lsdException w:name="header" w:semiHidden="1" w:unhideWhenUsed="1"/>
+    <w:lsdException w:name="footer" w:semiHidden="1" w:unhideWhenUsed="1"/>
+    <w:lsdException w:name="index heading" w:semiHidden="1" w:unhideWhenUsed="1"/>
+    <w:lsdException w:name="caption" w:semiHidden="1" w:uiPriority="35" w:unhideWhenUsed="1" w:qFormat="1"/>
+    <w:lsdException w:name="table of figures" w:semiHidden="1" w:unhideWhenUsed="1"/>
+    <w:lsdException w:name="envelope address" w:semiHidden="1" w:unhideWhenUsed="1"/>
+    <w:lsdException w:name="envelope return" w:semiHidden="1" w:unhideWhenUsed="1"/>
+    <w:lsdException w:name="footnote reference" w:semiHidden="1" w:unhideWhenUsed="1"/>
+    <w:lsdException w:name="annotation reference" w:semiHidden="1" w:unhideWhenUsed="1"/>
+    <w:lsdException w:name="line number" w:semiHidden="1" w:unhideWhenUsed="1"/>
+    <w:lsdException w:name="page number" w:semiHidden="1" w:unhideWhenUsed="1"/>
+    <w:lsdException w:name="endnote reference" w:semiHidden="1" w:unhideWhenUsed="1"/>
+    <w:lsdException w:name="endnote text" w:semiHidden="1" w:unhideWhenUsed="1"/>
+    <w:lsdException w:name="table of authorities" w:semiHidden="1" w:unhideWhenUsed="1"/>
+    <w:lsdException w:name="macro" w:semiHidden="1" w:unhideWhenUsed="1"/>
+    <w:lsdException w:name="toa heading" w:semiHidden="1" w:unhideWhenUsed="1"/>
+    <w:lsdException w:name="List" w:semiHidden="1" w:unhideWhenUsed="1"/>
+    <w:lsdException w:name="List Bullet" w:semiHidden="1" w:unhideWhenUsed="1"/>
+    <w:lsdException w:name="List Number" w:semiHidden="1" w:unhideWhenUsed="1"/>
+    <w:lsdException w:name="List 2" w:semiHidden="1" w:unhideWhenUsed="1"/>
+    <w:lsdException w:name="List 3" w:semiHidden="1" w:unhideWhenUsed="1"/>
+    <w:lsdException w:name="List 4" w:semiHidden="1" w:unhideWhenUsed="1"/>
+    <w:lsdException w:name="List 5" w:semiHidden="1" w:unhideWhenUsed="1"/>
+    <w:lsdException w:name="List Bullet 2" w:semiHidden="1" w:unhideWhenUsed="1"/>
+    <w:lsdException w:name="List Bullet 3" w:semiHidden="1" w:unhideWhenUsed="1"/>
+    <w:lsdException w:name="List Bullet 4" w:semiHidden="1" w:unhideWhenUsed="1"/>
+    <w:lsdException w:name="List Bullet 5" w:semiHidden="1" w:unhideWhenUsed="1"/>
+    <w:lsdException w:name="List Number 2" w:semiHidden="1" w:unhideWhenUsed="1"/>
+    <w:lsdException w:name="List Number 3" w:semiHidden="1" w:unhideWhenUsed="1"/>
+    <w:lsdException w:name="List Number 4" w:semiHidden="1" w:unhideWhenUsed="1"/>
+    <w:lsdException w:name="List Number 5" w:semiHidden="1" w:unhideWhenUsed="1"/>
+    <w:lsdException w:name="Title" w:uiPriority="10" w:qFormat="1"/>
+    <w:lsdException w:name="Closing" w:semiHidden="1" w:unhideWhenUsed="1"/>
+    <w:lsdException w:name="Signature" w:semiHidden="1" w:unhideWhenUsed="1"/>
+    <w:lsdException w:name="Default Paragraph Font" w:semiHidden="1" w:uiPriority="1" w:unhideWhenUsed="1"/>
+    <w:lsdException w:name="Body Text" w:semiHidden="1" w:unhideWhenUsed="1"/>
+    <w:lsdException w:name="Body Text Indent" w:semiHidden="1" w:unhideWhenUsed="1"/>
+    <w:lsdException w:name="List Continue" w:semiHidden="1" w:unhideWhenUsed="1"/>
+    <w:lsdException w:name="List Continue 2" w:semiHidden="1" w:unhideWhenUsed="1"/>
+    <w:lsdException w:name="List Continue 3" w:semiHidden="1" w:unhideWhenUsed="1"/>
+    <w:lsdException w:name="List Continue 4" w:semiHidden="1" w:unhideWhenUsed="1"/>
+    <w:lsdException w:name="List Continue 5" w:semiHidden="1" w:unhideWhenUsed="1"/>
+    <w:lsdException w:name="Message Header" w:semiHidden="1" w:unhideWhenUsed="1"/>
+    <w:lsdException w:name="Subtitle" w:uiPriority="11" w:qFormat="1"/>
+    <w:lsdException w:name="Salutation" w:semiHidden="1" w:unhideWhenUsed="1"/>
+    <w:lsdException w:name="Date" w:semiHidden="1" w:unhideWhenUsed="1"/>
+    <w:lsdException w:name="Body Text First Indent" w:semiHidden="1" w:unhideWhenUsed="1"/>
+    <w:lsdException w:name="Body Text First Indent 2" w:semiHidden="1" w:unhideWhenUsed="1"/>
+    <w:lsdException w:name="Note Heading" w:semiHidden="1" w:unhideWhenUsed="1"/>
+    <w:lsdException w:name="Body Text 2" w:semiHidden="1" w:unhideWhenUsed="1"/>
+    <w:lsdException w:name="Body Text 3" w:semiHidden="1" w:unhideWhenUsed="1"/>
+    <w:lsdException w:name="Body Text Indent 2" w:semiHidden="1" w:unhideWhenUsed="1"/>
+    <w:lsdException w:name="Body Text Indent 3" w:semiHidden="1" w:unhideWhenUsed="1"/>
+    <w:lsdException w:name="Block Text" w:semiHidden="1" w:unhideWhenUsed="1"/>
+    <w:lsdException w:name="Hyperlink" w:semiHidden="1" w:unhideWhenUsed="1"/>
+    <w:lsdException w:name="FollowedHyperlink" w:semiHidden="1" w:unhideWhenUsed="1"/>
+    <w:lsdException w:name="Strong" w:uiPriority="22" w:qFormat="1"/>
+    <w:lsdException w:name="Emphasis" w:uiPriority="20" w:qFormat="1"/>
+    <w:lsdException w:name="Document Map" w:semiHidden="1" w:unhideWhenUsed="1"/>
+    <w:lsdException w:name="Plain Text" w:semiHidden="1" w:unhideWhenUsed="1"/>
+    <w:lsdException w:name="E-mail Signature" w:semiHidden="1" w:unhideWhenUsed="1"/>
+    <w:lsdException w:name="HTML Top of Form" w:semiHidden="1" w:unhideWhenUsed="1"/>
+    <w:lsdException w:name="HTML Bottom of Form" w:semiHidden="1" w:unhideWhenUsed="1"/>
+    <w:lsdException w:name="Normal (Web)" w:semiHidden="1" w:unhideWhenUsed="1"/>
+    <w:lsdException w:name="HTML Acronym" w:semiHidden="1" w:unhideWhenUsed="1"/>
+    <w:lsdException w:name="HTML Address" w:semiHidden="1" w:unhideWhenUsed="1"/>
+    <w:lsdException w:name="HTML Cite" w:semiHidden="1" w:unhideWhenUsed="1"/>
+    <w:lsdException w:name="HTML Code" w:semiHidden="1" w:unhideWhenUsed="1"/>
+    <w:lsdException w:name="HTML Definition" w:semiHidden="1" w:unhideWhenUsed="1"/>
+    <w:lsdException w:name="HTML Keyboard" w:semiHidden="1" w:unhideWhenUsed="1"/>
+    <w:lsdException w:name="HTML Preformatted" w:semiHidden="1" w:unhideWhenUsed="1"/>
+    <w:lsdException w:name="HTML Sample" w:semiHidden="1" w:unhideWhenUsed="1"/>
+    <w:lsdException w:name="HTML Typewriter" w:semiHidden="1" w:unhideWhenUsed="1"/>
+    <w:lsdException w:name="HTML Variable" w:semiHidden="1" w:unhideWhenUsed="1"/>
+    <w:lsdException w:name="Normal Table" w:semiHidden="1" w:unhideWhenUsed="1"/>
+    <w:lsdException w:name="annotation subject" w:semiHidden="1" w:unhideWhenUsed="1"/>
+    <w:lsdException w:name="No List" w:semiHidden="1" w:unhideWhenUsed="1"/>
+    <w:lsdException w:name="Outline List 1" w:semiHidden="1" w:unhideWhenUsed="1"/>
+    <w:lsdException w:name="Outline List 2" w:semiHidden="1" w:unhideWhenUsed="1"/>
+    <w:lsdException w:name="Outline List 3" w:semiHidden="1" w:unhideWhenUsed="1"/>
+    <w:lsdException w:name="Table Simple 1" w:semiHidden="1" w:unhideWhenUsed="1"/>
+    <w:lsdException w:name="Table Simple 2" w:semiHidden="1" w:unhideWhenUsed="1"/>
+    <w:lsdException w:name="Table Simple 3" w:semiHidden="1" w:unhideWhenUsed="1"/>
+    <w:lsdException w:name="Table Classic 1" w:semiHidden="1" w:unhideWhenUsed="1"/>
+    <w:lsdException w:name="Table Classic 2" w:semiHidden="1" w:unhideWhenUsed="1"/>
+    <w:lsdException w:name="Table Classic 3" w:semiHidden="1" w:unhideWhenUsed="1"/>
+    <w:lsdException w:name="Table Classic 4" w:semiHidden="1" w:unhideWhenUsed="1"/>
+    <w:lsdException w:name="Table Colorful 1" w:semiHidden="1" w:unhideWhenUsed="1"/>
+    <w:lsdException w:name="Table Colorful 2" w:semiHidden="1" w:unhideWhenUsed="1"/>
+    <w:lsdException w:name="Table Colorful 3" w:semiHidden="1" w:unhideWhenUsed="1"/>
+    <w:lsdException w:name="Table Columns 1" w:semiHidden="1" w:unhideWhenUsed="1"/>
+    <w:lsdException w:name="Table Columns 2" w:semiHidden="1" w:unhideWhenUsed="1"/>
+    <w:lsdException w:name="Table Columns 3" w:semiHidden="1" w:unhideWhenUsed="1"/>
+    <w:lsdException w:name="Table Columns 4" w:semiHidden="1" w:unhideWhenUsed="1"/>
+    <w:lsdException w:name="Table Columns 5" w:semiHidden="1" w:unhideWhenUsed="1"/>
+    <w:lsdException w:name="Table Grid 1" w:semiHidden="1" w:unhideWhenUsed="1"/>
+    <w:lsdException w:name="Table Grid 2" w:semiHidden="1" w:unhideWhenUsed="1"/>
+    <w:lsdException w:name="Table Grid 3" w:semiHidden="1" w:unhideWhenUsed="1"/>
+    <w:lsdException w:name="Table Grid 4" w:semiHidden="1" w:unhideWhenUsed="1"/>
+    <w:lsdException w:name="Table Grid 5" w:semiHidden="1" w:unhideWhenUsed="1"/>
+    <w:lsdException w:name="Table Grid 6" w:semiHidden="1" w:unhideWhenUsed="1"/>
+    <w:lsdException w:name="Table Grid 7" w:semiHidden="1" w:unhideWhenUsed="1"/>
+    <w:lsdException w:name="Table Grid 8" w:semiHidden="1" w:unhideWhenUsed="1"/>
+    <w:lsdException w:name="Table List 1" w:semiHidden="1" w:unhideWhenUsed="1"/>
+    <w:lsdException w:name="Table List 2" w:semiHidden="1" w:unhideWhenUsed="1"/>
+    <w:lsdException w:name="Table List 3" w:semiHidden="1" w:unhideWhenUsed="1"/>
+    <w:lsdException w:name="Table List 4" w:semiHidden="1" w:unhideWhenUsed="1"/>
+    <w:lsdException w:name="Table List 5" w:semiHidden="1" w:unhideWhenUsed="1"/>
+    <w:lsdException w:name="Table List 6" w:semiHidden="1" w:unhideWhenUsed="1"/>
+    <w:lsdException w:name="Table List 7" w:semiHidden="1" w:unhideWhenUsed="1"/>
+    <w:lsdException w:name="Table List 8" w:semiHidden="1" w:unhideWhenUsed="1"/>
+    <w:lsdException w:name="Table 3D effects 1" w:semiHidden="1" w:unhideWhenUsed="1"/>
+    <w:lsdException w:name="Table 3D effects 2" w:semiHidden="1" w:unhideWhenUsed="1"/>
+    <w:lsdException w:name="Table 3D effects 3" w:semiHidden="1" w:unhideWhenUsed="1"/>
+    <w:lsdException w:name="Table Contemporary" w:semiHidden="1" w:unhideWhenUsed="1"/>
+    <w:lsdException w:name="Table Elegant" w:semiHidden="1" w:unhideWhenUsed="1"/>
+    <w:lsdException w:name="Table Professional" w:semiHidden="1" w:unhideWhenUsed="1"/>
+    <w:lsdException w:name="Table Subtle 1" w:semiHidden="1" w:unhideWhenUsed="1"/>
+    <w:lsdException w:name="Table Subtle 2" w:semiHidden="1" w:unhideWhenUsed="1"/>
+    <w:lsdException w:name="Table Web 1" w:semiHidden="1" w:unhideWhenUsed="1"/>
+    <w:lsdException w:name="Table Web 2" w:semiHidden="1" w:unhideWhenUsed="1"/>
+    <w:lsdException w:name="Table Web 3" w:semiHidden="1" w:unhideWhenUsed="1"/>
+    <w:lsdException w:name="Balloon Text" w:semiHidden="1" w:unhideWhenUsed="1"/>
+    <w:lsdException w:name="Table Grid" w:uiPriority="59"/>
+    <w:lsdException w:name="Table Theme" w:semiHidden="1" w:unhideWhenUsed="1"/>
+    <w:lsdException w:name="Placeholder Text" w:semiHidden="1"/>
+    <w:lsdException w:name="No Spacing" w:uiPriority="1" w:qFormat="1"/>
+    <w:lsdException w:name="Light Shading" w:uiPriority="60"/>
+    <w:lsdException w:name="Light List" w:uiPriority="61"/>
+    <w:lsdException w:name="Light Grid" w:uiPriority="62"/>
+    <w:lsdException w:name="Medium Shading 1" w:uiPriority="63"/>
+    <w:lsdException w:name="Medium Shading 2" w:uiPriority="64"/>
+    <w:lsdException w:name="Medium List 1" w:uiPriority="65"/>
+    <w:lsdException w:name="Medium List 2" w:uiPriority="66"/>
+    <w:lsdException w:name="Medium Grid 1" w:uiPriority="67"/>
+    <w:lsdException w:name="Medium Grid 2" w:uiPriority="68"/>
+    <w:lsdException w:name="Medium Grid 3" w:uiPriority="69"/>
+    <w:lsdException w:name="Dark List" w:uiPriority="70"/>
+    <w:lsdException w:name="Colorful Shading" w:uiPriority="71"/>
+    <w:lsdException w:name="Colorful List" w:uiPriority="72"/>
+    <w:lsdException w:name="Colorful Grid" w:uiPriority="73"/>
+    <w:lsdException w:name="Light Shading Accent 1" w:uiPriority="60"/>
+    <w:lsdException w:name="Light List Accent 1" w:uiPriority="61"/>
+    <w:lsdException w:name="Light Grid Accent 1" w:uiPriority="62"/>
+    <w:lsdException w:name="Medium Shading 1 Accent 1" w:uiPriority="63"/>
+    <w:lsdException w:name="Medium Shading 2 Accent 1" w:uiPriority="64"/>
+    <w:lsdException w:name="Medium List 1 Accent 1" w:uiPriority="65"/>
+    <w:lsdException w:name="Revision" w:semiHidden="1"/>
+    <w:lsdException w:name="List Paragraph" w:uiPriority="34" w:qFormat="1"/>
+    <w:lsdException w:name="Quote" w:uiPriority="29" w:qFormat="1"/>
+    <w:lsdException w:name="Intense Quote" w:uiPriority="30" w:qFormat="1"/>
+    <w:lsdException w:name="Medium List 2 Accent 1" w:uiPriority="66"/>
+    <w:lsdException w:name="Medium Grid 1 Accent 1" w:uiPriority="67"/>
+    <w:lsdException w:name="Medium Grid 2 Accent 1" w:uiPriority="68"/>
+    <w:lsdException w:name="Medium Grid 3 Accent 1" w:uiPriority="69"/>
+    <w:lsdException w:name="Dark List Accent 1" w:uiPriority="70"/>
+    <w:lsdException w:name="Colorful Shading Accent 1" w:uiPriority="71"/>
+    <w:lsdException w:name="Colorful List Accent 1" w:uiPriority="72"/>
+    <w:lsdException w:name="Colorful Grid Accent 1" w:uiPriority="73"/>
+    <w:lsdException w:name="Light Shading Accent 2" w:uiPriority="60"/>
+    <w:lsdException w:name="Light List Accent 2" w:uiPriority="61"/>
+    <w:lsdException w:name="Light Grid Accent 2" w:uiPriority="62"/>
+    <w:lsdException w:name="Medium Shading 1 Accent 2" w:uiPriority="63"/>
+    <w:lsdException w:name="Medium Shading 2 Accent 2" w:uiPriority="64"/>
+    <w:lsdException w:name="Medium List 1 Accent 2" w:uiPriority="65"/>
+    <w:lsdException w:name="Medium List 2 Accent 2" w:uiPriority="66"/>
+    <w:lsdException w:name="Medium Grid 1 Accent 2" w:uiPriority="67"/>
+    <w:lsdException w:name="Medium Grid 2 Accent 2" w:uiPriority="68"/>
+    <w:lsdException w:name="Medium Grid 3 Accent 2" w:uiPriority="69"/>
+    <w:lsdException w:name="Dark List Accent 2" w:uiPriority="70"/>
+    <w:lsdException w:name="Colorful Shading Accent 2" w:uiPriority="71"/>
+    <w:lsdException w:name="Colorful List Accent 2" w:uiPriority="72"/>
+    <w:lsdException w:name="Colorful Grid Accent 2" w:uiPriority="73"/>
+    <w:lsdException w:name="Light Shading Accent 3" w:uiPriority="60"/>
+    <w:lsdException w:name="Light List Accent 3" w:uiPriority="61"/>
+    <w:lsdException w:name="Light Grid Accent 3" w:uiPriority="62"/>
+    <w:lsdException w:name="Medium Shading 1 Accent 3" w:uiPriority="63"/>
+    <w:lsdException w:name="Medium Shading 2 Accent 3" w:uiPriority="64"/>
+    <w:lsdException w:name="Medium List 1 Accent 3" w:uiPriority="65"/>
+    <w:lsdException w:name="Medium List 2 Accent 3" w:uiPriority="66"/>
+    <w:lsdException w:name="Medium Grid 1 Accent 3" w:uiPriority="67"/>
+    <w:lsdException w:name="Medium Grid 2 Accent 3" w:uiPriority="68"/>
+    <w:lsdException w:name="Medium Grid 3 Accent 3" w:uiPriority="69"/>
+    <w:lsdException w:name="Dark List Accent 3" w:uiPriority="70"/>
+    <w:lsdException w:name="Colorful Shading Accent 3" w:uiPriority="71"/>
+    <w:lsdException w:name="Colorful List Accent 3" w:uiPriority="72"/>
+    <w:lsdException w:name="Colorful Grid Accent 3" w:uiPriority="73"/>
+    <w:lsdException w:name="Light Shading Accent 4" w:uiPriority="60"/>
+    <w:lsdException w:name="Light List Accent 4" w:uiPriority="61"/>
+    <w:lsdException w:name="Light Grid Accent 4" w:uiPriority="62"/>
+    <w:lsdException w:name="Medium Shading 1 Accent 4" w:uiPriority="63"/>
+    <w:lsdException w:name="Medium Shading 2 Accent 4" w:uiPriority="64"/>
+    <w:lsdException w:name="Medium List 1 Accent 4" w:uiPriority="65"/>
+    <w:lsdException w:name="Medium List 2 Accent 4" w:uiPriority="66"/>
+    <w:lsdException w:name="Medium Grid 1 Accent 4" w:uiPriority="67"/>
+    <w:lsdException w:name="Medium Grid 2 Accent 4" w:uiPriority="68"/>
+    <w:lsdException w:name="Medium Grid 3 Accent 4" w:uiPriority="69"/>
+    <w:lsdException w:name="Dark List Accent 4" w:uiPriority="70"/>
+    <w:lsdException w:name="Colorful Shading Accent 4" w:uiPriority="71"/>
+    <w:lsdException w:name="Colorful List Accent 4" w:uiPriority="72"/>
+    <w:lsdException w:name="Colorful Grid Accent 4" w:uiPriority="73"/>
+    <w:lsdException w:name="Light Shading Accent 5" w:uiPriority="60"/>
+    <w:lsdException w:name="Light List Accent 5" w:uiPriority="61"/>
+    <w:lsdException w:name="Light Grid Accent 5" w:uiPriority="62"/>
+    <w:lsdException w:name="Medium Shading 1 Accent 5" w:uiPriority="63"/>
+    <w:lsdException w:name="Medium Shading 2 Accent 5" w:uiPriority="64"/>
+    <w:lsdException w:name="Medium List 1 Accent 5" w:uiPriority="65"/>
+    <w:lsdException w:name="Medium List 2 Accent 5" w:uiPriority="66"/>
+    <w:lsdException w:name="Medium Grid 1 Accent 5" w:uiPriority="67"/>
+    <w:lsdException w:name="Medium Grid 2 Accent 5" w:uiPriority="68"/>
+    <w:lsdException w:name="Medium Grid 3 Accent 5" w:uiPriority="69"/>
+    <w:lsdException w:name="Dark List Accent 5" w:uiPriority="70"/>
+    <w:lsdException w:name="Colorful Shading Accent 5" w:uiPriority="71"/>
+    <w:lsdException w:name="Colorful List Accent 5" w:uiPriority="72"/>
+    <w:lsdException w:name="Colorful Grid Accent 5" w:uiPriority="73"/>
+    <w:lsdException w:name="Light Shading Accent 6" w:uiPriority="60"/>
+    <w:lsdException w:name="Light List Accent 6" w:uiPriority="61"/>
+    <w:lsdException w:name="Light Grid Accent 6" w:uiPriority="62"/>
+    <w:lsdException w:name="Medium Shading 1 Accent 6" w:uiPriority="63"/>
+    <w:lsdException w:name="Medium Shading 2 Accent 6" w:uiPriority="64"/>
+    <w:lsdException w:name="Medium List 1 Accent 6" w:uiPriority="65"/>
+    <w:lsdException w:name="Medium List 2 Accent 6" w:uiPriority="66"/>
+    <w:lsdException w:name="Medium Grid 1 Accent 6" w:uiPriority="67"/>
+    <w:lsdException w:name="Medium Grid 2 Accent 6" w:uiPriority="68"/>
+    <w:lsdException w:name="Medium Grid 3 Accent 6" w:uiPriority="69"/>
+    <w:lsdException w:name="Dark List Accent 6" w:uiPriority="70"/>
+    <w:lsdException w:name="Colorful Shading Accent 6" w:uiPriority="71"/>
+    <w:lsdException w:name="Colorful List Accent 6" w:uiPriority="72"/>
+    <w:lsdException w:name="Colorful Grid Accent 6" w:uiPriority="73"/>
+    <w:lsdException w:name="Subtle Emphasis" w:uiPriority="19" w:qFormat="1"/>
+    <w:lsdException w:name="Intense Emphasis" w:uiPriority="21" w:qFormat="1"/>
+    <w:lsdException w:name="Subtle Reference" w:uiPriority="31" w:qFormat="1"/>
+    <w:lsdException w:name="Intense Reference" w:uiPriority="32" w:qFormat="1"/>
+    <w:lsdException w:name="Book Title" w:uiPriority="33" w:qFormat="1"/>
+    <w:lsdException w:name="Bibliography" w:semiHidden="1" w:uiPriority="37" w:unhideWhenUsed="1"/>
+    <w:lsdException w:name="TOC Heading" w:semiHidden="1" w:uiPriority="39" w:unhideWhenUsed="1" w:qFormat="1"/>
+    <w:lsdException w:name="Plain Table 1" w:uiPriority="41"/>
+    <w:lsdException w:name="Plain Table 2" w:uiPriority="42"/>
+    <w:lsdException w:name="Plain Table 3" w:uiPriority="43"/>
+    <w:lsdException w:name="Plain Table 4" w:uiPriority="44"/>
+    <w:lsdException w:name="Plain Table 5" w:uiPriority="45"/>
+    <w:lsdException w:name="Grid Table Light" w:uiPriority="40"/>
+    <w:lsdException w:name="Grid Table 1 Light" w:uiPriority="46"/>
+    <w:lsdException w:name="Grid Table 2" w:uiPriority="47"/>
+    <w:lsdException w:name="Grid Table 3" w:uiPriority="48"/>
+    <w:lsdException w:name="Grid Table 4" w:uiPriority="49"/>
+    <w:lsdException w:name="Grid Table 5 Dark" w:uiPriority="50"/>
+    <w:lsdException w:name="Grid Table 6 Colorful" w:uiPriority="51"/>
+    <w:lsdException w:name="Grid Table 7 Colorful" w:uiPriority="52"/>
+    <w:lsdException w:name="Grid Table 1 Light Accent 1" w:uiPriority="46"/>
+    <w:lsdException w:name="Grid Table 2 Accent 1" w:uiPriority="47"/>
+    <w:lsdException w:name="Grid Table 3 Accent 1" w:uiPriority="48"/>
+    <w:lsdException w:name="Grid Table 4 Accent 1" w:uiPriority="49"/>
+    <w:lsdException w:name="Grid Table 5 Dark Accent 1" w:uiPriority="50"/>
+    <w:lsdException w:name="Grid Table 6 Colorful Accent 1" w:uiPriority="51"/>
+    <w:lsdException w:name="Grid Table 7 Colorful Accent 1" w:uiPriority="52"/>
+    <w:lsdException w:name="Grid Table 1 Light Accent 2" w:uiPriority="46"/>
+    <w:lsdException w:name="Grid Table 2 Accent 2" w:uiPriority="47"/>
+    <w:lsdException w:name="Grid Table 3 Accent 2" w:uiPriority="48"/>
+    <w:lsdException w:name="Grid Table 4 Accent 2" w:uiPriority="49"/>
+    <w:lsdException w:name="Grid Table 5 Dark Accent 2" w:uiPriority="50"/>
+    <w:lsdException w:name="Grid Table 6 Colorful Accent 2" w:uiPriority="51"/>
+    <w:lsdException w:name="Grid Table 7 Colorful Accent 2" w:uiPriority="52"/>
+    <w:lsdException w:name="Grid Table 1 Light Accent 3" w:uiPriority="46"/>
+    <w:lsdException w:name="Grid Table 2 Accent 3" w:uiPriority="47"/>
+    <w:lsdException w:name="Grid Table 3 Accent 3" w:uiPriority="48"/>
+    <w:lsdException w:name="Grid Table 4 Accent 3" w:uiPriority="49"/>
+    <w:lsdException w:name="Grid Table 5 Dark Accent 3" w:uiPriority="50"/>
+    <w:lsdException w:name="Grid Table 6 Colorful Accent 3" w:uiPriority="51"/>
+    <w:lsdException w:name="Grid Table 7 Colorful Accent 3" w:uiPriority="52"/>
+    <w:lsdException w:name="Grid Table 1 Light Accent 4" w:uiPriority="46"/>
+    <w:lsdException w:name="Grid Table 2 Accent 4" w:uiPriority="47"/>
+    <w:lsdException w:name="Grid Table 3 Accent 4" w:uiPriority="48"/>
+    <w:lsdException w:name="Grid Table 4 Accent 4" w:uiPriority="49"/>
+    <w:lsdException w:name="Grid Table 5 Dark Accent 4" w:uiPriority="50"/>
+    <w:lsdException w:name="Grid Table 6 Colorful Accent 4" w:uiPriority="51"/>
+    <w:lsdException w:name="Grid Table 7 Colorful Accent 4" w:uiPriority="52"/>
+    <w:lsdException w:name="Grid Table 1 Light Accent 5" w:uiPriority="46"/>
+    <w:lsdException w:name="Grid Table 2 Accent 5" w:uiPriority="47"/>
+    <w:lsdException w:name="Grid Table 3 Accent 5" w:uiPriority="48"/>
+    <w:lsdException w:name="Grid Table 4 Accent 5" w:uiPriority="49"/>
+    <w:lsdException w:name="Grid Table 5 Dark Accent 5" w:uiPriority="50"/>
+    <w:lsdException w:name="Grid Table 6 Colorful Accent 5" w:uiPriority="51"/>
+    <w:lsdException w:name="Grid Table 7 Colorful Accent 5" w:uiPriority="52"/>
+    <w:lsdException w:name="Grid Table 1 Light Accent 6" w:uiPriority="46"/>
+    <w:lsdException w:name="Grid Table 2 Accent 6" w:uiPriority="47"/>
+    <w:lsdException w:name="Grid Table 3 Accent 6" w:uiPriority="48"/>
+    <w:lsdException w:name="Grid Table 4 Accent 6" w:uiPriority="49"/>
+    <w:lsdException w:name="Grid Table 5 Dark Accent 6" w:uiPriority="50"/>
+    <w:lsdException w:name="Grid Table 6 Colorful Accent 6" w:uiPriority="51"/>
+    <w:lsdException w:name="Grid Table 7 Colorful Accent 6" w:uiPriority="52"/>
+    <w:lsdException w:name="List Table 1 Light" w:uiPriority="46"/>
+    <w:lsdException w:name="List Table 2" w:uiPriority="47"/>
+    <w:lsdException w:name="List Table 3" w:uiPriority="48"/>
+    <w:lsdException w:name="List Table 4" w:uiPriority="49"/>
+    <w:lsdException w:name="List Table 5 Dark" w:uiPriority="50"/>
+    <w:lsdException w:name="List Table 6 Colorful" w:uiPriority="51"/>
+    <w:lsdException w:name="List Table 7 Colorful" w:uiPriority="52"/>
+    <w:lsdException w:name="List Table 1 Light Accent 1" w:uiPriority="46"/>
+    <w:lsdException w:name="List Table 2 Accent 1" w:uiPriority="47"/>
+    <w:lsdException w:name="List Table 3 Accent 1" w:uiPriority="48"/>
+    <w:lsdException w:name="List Table 4 Accent 1" w:uiPriority="49"/>
+    <w:lsdException w:name="List Table 5 Dark Accent 1" w:uiPriority="50"/>
+    <w:lsdException w:name="List Table 6 Colorful Accent 1" w:uiPriority="51"/>
+    <w:lsdException w:name="List Table 7 Colorful Accent 1" w:uiPriority="52"/>
+    <w:lsdException w:name="List Table 1 Light Accent 2" w:uiPriority="46"/>
+    <w:lsdException w:name="List Table 2 Accent 2" w:uiPriority="47"/>
+    <w:lsdException w:name="List Table 3 Accent 2" w:uiPriority="48"/>
+    <w:lsdException w:name="List Table 4 Accent 2" w:uiPriority="49"/>
+    <w:lsdException w:name="List Table 5 Dark Accent 2" w:uiPriority="50"/>
+    <w:lsdException w:name="List Table 6 Colorful Accent 2" w:uiPriority="51"/>
+    <w:lsdException w:name="List Table 7 Colorful Accent 2" w:uiPriority="52"/>
+    <w:lsdException w:name="List Table 1 Light Accent 3" w:uiPriority="46"/>
+    <w:lsdException w:name="List Table 2 Accent 3" w:uiPriority="47"/>
+    <w:lsdException w:name="List Table 3 Accent 3" w:uiPriority="48"/>
+    <w:lsdException w:name="List Table 4 Accent 3" w:uiPriority="49"/>
+    <w:lsdException w:name="List Table 5 Dark Accent 3" w:uiPriority="50"/>
+    <w:lsdException w:name="List Table 6 Colorful Accent 3" w:uiPriority="51"/>
+    <w:lsdException w:name="List Table 7 Colorful Accent 3" w:uiPriority="52"/>
+    <w:lsdException w:name="List Table 1 Light Accent 4" w:uiPriority="46"/>
+    <w:lsdException w:name="List Table 2 Accent 4" w:uiPriority="47"/>
+    <w:lsdException w:name="List Table 3 Accent 4" w:uiPriority="48"/>
+    <w:lsdException w:name="List Table 4 Accent 4" w:uiPriority="49"/>
+    <w:lsdException w:name="List Table 5 Dark Accent 4" w:uiPriority="50"/>
+    <w:lsdException w:name="List Table 6 Colorful Accent 4" w:uiPriority="51"/>
+    <w:lsdException w:name="List Table 7 Colorful Accent 4" w:uiPriority="52"/>
+    <w:lsdException w:name="List Table 1 Light Accent 5" w:uiPriority="46"/>
+    <w:lsdException w:name="List Table 2 Accent 5" w:uiPriority="47"/>
+    <w:lsdException w:name="List Table 3 Accent 5" w:uiPriority="48"/>
+    <w:lsdException w:name="List Table 4 Accent 5" w:uiPriority="49"/>
+    <w:lsdException w:name="List Table 5 Dark Accent 5" w:uiPriority="50"/>
+    <w:lsdException w:name="List Table 6 Colorful Accent 5" w:uiPriority="51"/>
+    <w:lsdException w:name="List Table 7 Colorful Accent 5" w:uiPriority="52"/>
+    <w:lsdException w:name="List Table 1 Light Accent 6" w:uiPriority="46"/>
+    <w:lsdException w:name="List Table 2 Accent 6" w:uiPriority="47"/>
+    <w:lsdException w:name="List Table 3 Accent 6" w:uiPriority="48"/>
+    <w:lsdException w:name="List Table 4 Accent 6" w:uiPriority="49"/>
+    <w:lsdException w:name="List Table 5 Dark Accent 6" w:uiPriority="50"/>
+    <w:lsdException w:name="List Table 6 Colorful Accent 6" w:uiPriority="51"/>
+    <w:lsdException w:name="List Table 7 Colorful Accent 6" w:uiPriority="52"/>
+    <w:lsdException w:name="Mention" w:semiHidden="1" w:unhideWhenUsed="1"/>
+    <w:lsdException w:name="Smart Hyperlink" w:semiHidden="1" w:unhideWhenUsed="1"/>
+    <w:lsdException w:name="Hashtag" w:semiHidden="1" w:unhideWhenUsed="1"/>
+    <w:lsdException w:name="Unresolved Mention" w:semiHidden="1" w:unhideWhenUsed="1"/>
+    <w:lsdException w:name="Smart Link" w:semiHidden="1" w:unhideWhenUsed="1"/>
   </w:latentStyles>
   <w:style w:type="paragraph" w:default="1" w:styleId="Normal">
     <w:name w:val="Normal"/>
@@ -10508,6 +17052,7 @@
   <w:style w:type="character" w:default="1" w:styleId="Fuentedeprrafopredeter">
     <w:name w:val="Default Paragraph Font"/>
     <w:uiPriority w:val="1"/>
+    <w:semiHidden/>
     <w:unhideWhenUsed/>
   </w:style>
   <w:style w:type="table" w:default="1" w:styleId="Tablanormal">
@@ -10515,7 +17060,6 @@
     <w:uiPriority w:val="99"/>
     <w:semiHidden/>
     <w:unhideWhenUsed/>
-    <w:qFormat/>
     <w:tblPr>
       <w:tblInd w:w="0" w:type="dxa"/>
       <w:tblCellMar>
@@ -10562,7 +17106,6 @@
       <w:spacing w:after="0" w:line="240" w:lineRule="auto"/>
     </w:pPr>
     <w:tblPr>
-      <w:tblInd w:w="0" w:type="dxa"/>
       <w:tblBorders>
         <w:top w:val="single" w:sz="4" w:space="0" w:color="000000" w:themeColor="text1"/>
         <w:left w:val="single" w:sz="4" w:space="0" w:color="000000" w:themeColor="text1"/>
@@ -10571,12 +17114,6 @@
         <w:insideH w:val="single" w:sz="4" w:space="0" w:color="000000" w:themeColor="text1"/>
         <w:insideV w:val="single" w:sz="4" w:space="0" w:color="000000" w:themeColor="text1"/>
       </w:tblBorders>
-      <w:tblCellMar>
-        <w:top w:w="0" w:type="dxa"/>
-        <w:left w:w="108" w:type="dxa"/>
-        <w:bottom w:w="0" w:type="dxa"/>
-        <w:right w:w="108" w:type="dxa"/>
-      </w:tblCellMar>
     </w:tblPr>
   </w:style>
   <w:style w:type="paragraph" w:styleId="Textodeglobo">

--- a/MEMORIA.docx
+++ b/MEMORIA.docx
@@ -77,7 +77,37 @@
           <w:sz w:val="22"/>
           <w:szCs w:val="22"/>
         </w:rPr>
-        <w:t>Realizadopor</w:t>
+        <w:t>Realizado</w:t>
+      </w:r>
+      <w:r>
+        <w:rPr>
+          <w:rFonts w:ascii="Garamond" w:hAnsi="Garamond" w:cs="Arial"/>
+          <w:b/>
+          <w:color w:val="000000"/>
+          <w:sz w:val="22"/>
+          <w:szCs w:val="22"/>
+        </w:rPr>
+        <w:t xml:space="preserve"> </w:t>
+      </w:r>
+      <w:r>
+        <w:rPr>
+          <w:rFonts w:ascii="Garamond" w:hAnsi="Garamond" w:cs="Arial"/>
+          <w:b/>
+          <w:color w:val="000000"/>
+          <w:sz w:val="22"/>
+          <w:szCs w:val="22"/>
+        </w:rPr>
+        <w:t>por</w:t>
+      </w:r>
+      <w:r>
+        <w:rPr>
+          <w:rFonts w:ascii="Garamond" w:hAnsi="Garamond" w:cs="Arial"/>
+          <w:b/>
+          <w:color w:val="000000"/>
+          <w:sz w:val="22"/>
+          <w:szCs w:val="22"/>
+        </w:rPr>
+        <w:t>:</w:t>
       </w:r>
       <w:r>
         <w:rPr>
@@ -163,6 +193,17 @@
           <w:u w:val="single"/>
         </w:rPr>
       </w:pPr>
+      <w:r>
+        <w:rPr>
+          <w:rFonts w:ascii="Garamond" w:hAnsi="Garamond" w:cs="Arial"/>
+          <w:b/>
+          <w:color w:val="000000"/>
+          <w:sz w:val="22"/>
+          <w:szCs w:val="22"/>
+          <w:u w:val="single"/>
+        </w:rPr>
+        <w:t xml:space="preserve"> </w:t>
+      </w:r>
     </w:p>
     <w:p>
       <w:pPr>
@@ -188,6 +229,24 @@
         </w:rPr>
         <w:t>Introducción y descripción del problema.</w:t>
       </w:r>
+      <w:r>
+        <w:rPr>
+          <w:rFonts w:ascii="Garamond" w:hAnsi="Garamond" w:cs="Arial"/>
+          <w:color w:val="000000"/>
+          <w:sz w:val="22"/>
+          <w:szCs w:val="22"/>
+        </w:rPr>
+        <w:t xml:space="preserve"> …………………………………</w:t>
+      </w:r>
+      <w:r>
+        <w:rPr>
+          <w:rFonts w:ascii="Garamond" w:hAnsi="Garamond" w:cs="Arial"/>
+          <w:color w:val="000000"/>
+          <w:sz w:val="22"/>
+          <w:szCs w:val="22"/>
+        </w:rPr>
+        <w:t>2</w:t>
+      </w:r>
     </w:p>
     <w:p>
       <w:pPr>
@@ -213,6 +272,24 @@
         </w:rPr>
         <w:t>Objetivos del proyecto.</w:t>
       </w:r>
+      <w:r>
+        <w:rPr>
+          <w:rFonts w:ascii="Garamond" w:hAnsi="Garamond" w:cs="Arial"/>
+          <w:color w:val="000000"/>
+          <w:sz w:val="22"/>
+          <w:szCs w:val="22"/>
+        </w:rPr>
+        <w:t xml:space="preserve"> …………………………………………………....</w:t>
+      </w:r>
+      <w:r>
+        <w:rPr>
+          <w:rFonts w:ascii="Garamond" w:hAnsi="Garamond" w:cs="Arial"/>
+          <w:color w:val="000000"/>
+          <w:sz w:val="22"/>
+          <w:szCs w:val="22"/>
+        </w:rPr>
+        <w:t>4</w:t>
+      </w:r>
     </w:p>
     <w:p>
       <w:pPr>
@@ -235,6 +312,24 @@
         </w:rPr>
         <w:t>2.1.   Objetivo principal.</w:t>
       </w:r>
+      <w:r>
+        <w:rPr>
+          <w:rFonts w:ascii="Garamond" w:hAnsi="Garamond" w:cs="Arial"/>
+          <w:color w:val="000000"/>
+          <w:sz w:val="22"/>
+          <w:szCs w:val="22"/>
+        </w:rPr>
+        <w:t xml:space="preserve"> …………………………………………………...</w:t>
+      </w:r>
+      <w:r>
+        <w:rPr>
+          <w:rFonts w:ascii="Garamond" w:hAnsi="Garamond" w:cs="Arial"/>
+          <w:color w:val="000000"/>
+          <w:sz w:val="22"/>
+          <w:szCs w:val="22"/>
+        </w:rPr>
+        <w:t>4</w:t>
+      </w:r>
     </w:p>
     <w:p>
       <w:pPr>
@@ -256,6 +351,24 @@
           <w:szCs w:val="22"/>
         </w:rPr>
         <w:t>2.2.   Objetivos adicionales.</w:t>
+      </w:r>
+      <w:r>
+        <w:rPr>
+          <w:rFonts w:ascii="Garamond" w:hAnsi="Garamond" w:cs="Arial"/>
+          <w:color w:val="000000"/>
+          <w:sz w:val="22"/>
+          <w:szCs w:val="22"/>
+        </w:rPr>
+        <w:t xml:space="preserve"> ………………………………………………..</w:t>
+      </w:r>
+      <w:r>
+        <w:rPr>
+          <w:rFonts w:ascii="Garamond" w:hAnsi="Garamond" w:cs="Arial"/>
+          <w:color w:val="000000"/>
+          <w:sz w:val="22"/>
+          <w:szCs w:val="22"/>
+        </w:rPr>
+        <w:t>4</w:t>
       </w:r>
     </w:p>
     <w:p>
@@ -282,6 +395,24 @@
         </w:rPr>
         <w:t>Descripción y análisis del conjunto de datos.</w:t>
       </w:r>
+      <w:r>
+        <w:rPr>
+          <w:rFonts w:ascii="Garamond" w:hAnsi="Garamond" w:cs="Arial"/>
+          <w:color w:val="000000"/>
+          <w:sz w:val="22"/>
+          <w:szCs w:val="22"/>
+        </w:rPr>
+        <w:t xml:space="preserve"> ……………………………....</w:t>
+      </w:r>
+      <w:r>
+        <w:rPr>
+          <w:rFonts w:ascii="Garamond" w:hAnsi="Garamond" w:cs="Arial"/>
+          <w:color w:val="000000"/>
+          <w:sz w:val="22"/>
+          <w:szCs w:val="22"/>
+        </w:rPr>
+        <w:t>4</w:t>
+      </w:r>
     </w:p>
     <w:p>
       <w:pPr>
@@ -304,6 +435,33 @@
         </w:rPr>
         <w:t>3.1.   Estructura.</w:t>
       </w:r>
+      <w:r>
+        <w:rPr>
+          <w:rFonts w:ascii="Garamond" w:hAnsi="Garamond" w:cs="Arial"/>
+          <w:color w:val="000000"/>
+          <w:sz w:val="22"/>
+          <w:szCs w:val="22"/>
+        </w:rPr>
+        <w:t xml:space="preserve"> </w:t>
+      </w:r>
+      <w:r>
+        <w:rPr>
+          <w:rFonts w:ascii="Garamond" w:hAnsi="Garamond" w:cs="Arial"/>
+          <w:color w:val="000000"/>
+          <w:sz w:val="22"/>
+          <w:szCs w:val="22"/>
+        </w:rPr>
+        <w:t>…………………………………………………………...</w:t>
+      </w:r>
+      <w:r>
+        <w:rPr>
+          <w:rFonts w:ascii="Garamond" w:hAnsi="Garamond" w:cs="Arial"/>
+          <w:color w:val="000000"/>
+          <w:sz w:val="22"/>
+          <w:szCs w:val="22"/>
+        </w:rPr>
+        <w:t>4</w:t>
+      </w:r>
     </w:p>
     <w:p>
       <w:pPr>
@@ -326,6 +484,33 @@
         </w:rPr>
         <w:t>3.2.   Descripción de clases.</w:t>
       </w:r>
+      <w:r>
+        <w:rPr>
+          <w:rFonts w:ascii="Garamond" w:hAnsi="Garamond" w:cs="Arial"/>
+          <w:color w:val="000000"/>
+          <w:sz w:val="22"/>
+          <w:szCs w:val="22"/>
+        </w:rPr>
+        <w:t xml:space="preserve"> </w:t>
+      </w:r>
+      <w:r>
+        <w:rPr>
+          <w:rFonts w:ascii="Garamond" w:hAnsi="Garamond" w:cs="Arial"/>
+          <w:color w:val="000000"/>
+          <w:sz w:val="22"/>
+          <w:szCs w:val="22"/>
+        </w:rPr>
+        <w:t>………………………………………………..</w:t>
+      </w:r>
+      <w:r>
+        <w:rPr>
+          <w:rFonts w:ascii="Garamond" w:hAnsi="Garamond" w:cs="Arial"/>
+          <w:color w:val="000000"/>
+          <w:sz w:val="22"/>
+          <w:szCs w:val="22"/>
+        </w:rPr>
+        <w:t>5</w:t>
+      </w:r>
     </w:p>
     <w:p>
       <w:pPr>
@@ -347,6 +532,33 @@
           <w:szCs w:val="22"/>
         </w:rPr>
         <w:t>3.3.   Características de los datos una vez procesados.</w:t>
+      </w:r>
+      <w:r>
+        <w:rPr>
+          <w:rFonts w:ascii="Garamond" w:hAnsi="Garamond" w:cs="Arial"/>
+          <w:color w:val="000000"/>
+          <w:sz w:val="22"/>
+          <w:szCs w:val="22"/>
+        </w:rPr>
+        <w:t xml:space="preserve"> </w:t>
+      </w:r>
+      <w:r>
+        <w:rPr>
+          <w:rFonts w:ascii="Garamond" w:hAnsi="Garamond" w:cs="Arial"/>
+          <w:color w:val="000000"/>
+          <w:sz w:val="22"/>
+          <w:szCs w:val="22"/>
+        </w:rPr>
+        <w:t>……………………...</w:t>
+      </w:r>
+      <w:r>
+        <w:rPr>
+          <w:rFonts w:ascii="Garamond" w:hAnsi="Garamond" w:cs="Arial"/>
+          <w:color w:val="000000"/>
+          <w:sz w:val="22"/>
+          <w:szCs w:val="22"/>
+        </w:rPr>
+        <w:t>6</w:t>
       </w:r>
     </w:p>
     <w:p>
@@ -371,6 +583,33 @@
         <w:tab/>
         <w:t>3.3.1.   Espectrogramas de Mel.</w:t>
       </w:r>
+      <w:r>
+        <w:rPr>
+          <w:rFonts w:ascii="Garamond" w:hAnsi="Garamond" w:cs="Arial"/>
+          <w:color w:val="000000"/>
+          <w:sz w:val="22"/>
+          <w:szCs w:val="22"/>
+        </w:rPr>
+        <w:t xml:space="preserve"> </w:t>
+      </w:r>
+      <w:r>
+        <w:rPr>
+          <w:rFonts w:ascii="Garamond" w:hAnsi="Garamond" w:cs="Arial"/>
+          <w:color w:val="000000"/>
+          <w:sz w:val="22"/>
+          <w:szCs w:val="22"/>
+        </w:rPr>
+        <w:t>…………………………………....</w:t>
+      </w:r>
+      <w:r>
+        <w:rPr>
+          <w:rFonts w:ascii="Garamond" w:hAnsi="Garamond" w:cs="Arial"/>
+          <w:color w:val="000000"/>
+          <w:sz w:val="22"/>
+          <w:szCs w:val="22"/>
+        </w:rPr>
+        <w:t>6</w:t>
+      </w:r>
     </w:p>
     <w:p>
       <w:pPr>
@@ -393,6 +632,33 @@
         </w:rPr>
         <w:tab/>
         <w:t>3.3.2.   Vectores de características (embeddings).</w:t>
+      </w:r>
+      <w:r>
+        <w:rPr>
+          <w:rFonts w:ascii="Garamond" w:hAnsi="Garamond" w:cs="Arial"/>
+          <w:color w:val="000000"/>
+          <w:sz w:val="22"/>
+          <w:szCs w:val="22"/>
+        </w:rPr>
+        <w:t xml:space="preserve"> </w:t>
+      </w:r>
+      <w:r>
+        <w:rPr>
+          <w:rFonts w:ascii="Garamond" w:hAnsi="Garamond" w:cs="Arial"/>
+          <w:color w:val="000000"/>
+          <w:sz w:val="22"/>
+          <w:szCs w:val="22"/>
+        </w:rPr>
+        <w:t>………………….</w:t>
+      </w:r>
+      <w:r>
+        <w:rPr>
+          <w:rFonts w:ascii="Garamond" w:hAnsi="Garamond" w:cs="Arial"/>
+          <w:color w:val="000000"/>
+          <w:sz w:val="22"/>
+          <w:szCs w:val="22"/>
+        </w:rPr>
+        <w:t>6</w:t>
       </w:r>
     </w:p>
     <w:p>
@@ -419,6 +685,33 @@
         </w:rPr>
         <w:t>Preprocesado y limpieza de datos de datos realizados.</w:t>
       </w:r>
+      <w:r>
+        <w:rPr>
+          <w:rFonts w:ascii="Garamond" w:hAnsi="Garamond" w:cs="Arial"/>
+          <w:color w:val="000000"/>
+          <w:sz w:val="22"/>
+          <w:szCs w:val="22"/>
+        </w:rPr>
+        <w:t xml:space="preserve"> </w:t>
+      </w:r>
+      <w:r>
+        <w:rPr>
+          <w:rFonts w:ascii="Garamond" w:hAnsi="Garamond" w:cs="Arial"/>
+          <w:color w:val="000000"/>
+          <w:sz w:val="22"/>
+          <w:szCs w:val="22"/>
+        </w:rPr>
+        <w:t>……………………..</w:t>
+      </w:r>
+      <w:r>
+        <w:rPr>
+          <w:rFonts w:ascii="Garamond" w:hAnsi="Garamond" w:cs="Arial"/>
+          <w:color w:val="000000"/>
+          <w:sz w:val="22"/>
+          <w:szCs w:val="22"/>
+        </w:rPr>
+        <w:t>8</w:t>
+      </w:r>
     </w:p>
     <w:p>
       <w:pPr>
@@ -441,6 +734,24 @@
         </w:rPr>
         <w:t>4.1.  De audio a espectrograma.</w:t>
       </w:r>
+      <w:r>
+        <w:rPr>
+          <w:rFonts w:ascii="Garamond" w:hAnsi="Garamond" w:cs="Arial"/>
+          <w:color w:val="000000"/>
+          <w:sz w:val="22"/>
+          <w:szCs w:val="22"/>
+        </w:rPr>
+        <w:t xml:space="preserve"> ………………………………………….....</w:t>
+      </w:r>
+      <w:r>
+        <w:rPr>
+          <w:rFonts w:ascii="Garamond" w:hAnsi="Garamond" w:cs="Arial"/>
+          <w:color w:val="000000"/>
+          <w:sz w:val="22"/>
+          <w:szCs w:val="22"/>
+        </w:rPr>
+        <w:t>8</w:t>
+      </w:r>
     </w:p>
     <w:p>
       <w:pPr>
@@ -463,6 +774,33 @@
         </w:rPr>
         <w:t>4.2.  De espectrograma a embedding.</w:t>
       </w:r>
+      <w:r>
+        <w:rPr>
+          <w:rFonts w:ascii="Garamond" w:hAnsi="Garamond" w:cs="Arial"/>
+          <w:color w:val="000000"/>
+          <w:sz w:val="22"/>
+          <w:szCs w:val="22"/>
+        </w:rPr>
+        <w:t xml:space="preserve"> </w:t>
+      </w:r>
+      <w:r>
+        <w:rPr>
+          <w:rFonts w:ascii="Garamond" w:hAnsi="Garamond" w:cs="Arial"/>
+          <w:color w:val="000000"/>
+          <w:sz w:val="22"/>
+          <w:szCs w:val="22"/>
+        </w:rPr>
+        <w:t>……………………………………....</w:t>
+      </w:r>
+      <w:r>
+        <w:rPr>
+          <w:rFonts w:ascii="Garamond" w:hAnsi="Garamond" w:cs="Arial"/>
+          <w:color w:val="000000"/>
+          <w:sz w:val="22"/>
+          <w:szCs w:val="22"/>
+        </w:rPr>
+        <w:t>8</w:t>
+      </w:r>
     </w:p>
     <w:p>
       <w:pPr>
@@ -484,6 +822,24 @@
           <w:szCs w:val="22"/>
         </w:rPr>
         <w:t>4.3.  Limpieza de dimensiones muertas.</w:t>
+      </w:r>
+      <w:r>
+        <w:rPr>
+          <w:rFonts w:ascii="Garamond" w:hAnsi="Garamond" w:cs="Arial"/>
+          <w:color w:val="000000"/>
+          <w:sz w:val="22"/>
+          <w:szCs w:val="22"/>
+        </w:rPr>
+        <w:t xml:space="preserve"> ……………………………………</w:t>
+      </w:r>
+      <w:r>
+        <w:rPr>
+          <w:rFonts w:ascii="Garamond" w:hAnsi="Garamond" w:cs="Arial"/>
+          <w:color w:val="000000"/>
+          <w:sz w:val="22"/>
+          <w:szCs w:val="22"/>
+        </w:rPr>
+        <w:t>8</w:t>
       </w:r>
     </w:p>
     <w:p>
@@ -510,6 +866,15 @@
         </w:rPr>
         <w:t>Técnicas y modelos aplicados.</w:t>
       </w:r>
+      <w:r>
+        <w:rPr>
+          <w:rFonts w:ascii="Garamond" w:hAnsi="Garamond" w:cs="Arial"/>
+          <w:color w:val="000000"/>
+          <w:sz w:val="22"/>
+          <w:szCs w:val="22"/>
+        </w:rPr>
+        <w:t xml:space="preserve"> ……………………………………………...9</w:t>
+      </w:r>
     </w:p>
     <w:p>
       <w:pPr>
@@ -532,6 +897,15 @@
         </w:rPr>
         <w:t>5.1.  Embedder.</w:t>
       </w:r>
+      <w:r>
+        <w:rPr>
+          <w:rFonts w:ascii="Garamond" w:hAnsi="Garamond" w:cs="Arial"/>
+          <w:color w:val="000000"/>
+          <w:sz w:val="22"/>
+          <w:szCs w:val="22"/>
+        </w:rPr>
+        <w:t xml:space="preserve"> ……………………………………………………………9</w:t>
+      </w:r>
     </w:p>
     <w:p>
       <w:pPr>
@@ -572,6 +946,15 @@
         </w:rPr>
         <w:t>Perceptron).</w:t>
       </w:r>
+      <w:r>
+        <w:rPr>
+          <w:rFonts w:ascii="Garamond" w:hAnsi="Garamond" w:cs="Arial"/>
+          <w:color w:val="000000"/>
+          <w:sz w:val="22"/>
+          <w:szCs w:val="22"/>
+        </w:rPr>
+        <w:t xml:space="preserve"> ………………………………..9</w:t>
+      </w:r>
     </w:p>
     <w:p>
       <w:pPr>
@@ -594,6 +977,15 @@
         </w:rPr>
         <w:t>5.3.  Regresión Logística.</w:t>
       </w:r>
+      <w:r>
+        <w:rPr>
+          <w:rFonts w:ascii="Garamond" w:hAnsi="Garamond" w:cs="Arial"/>
+          <w:color w:val="000000"/>
+          <w:sz w:val="22"/>
+          <w:szCs w:val="22"/>
+        </w:rPr>
+        <w:t xml:space="preserve"> ………………………………………………….10</w:t>
+      </w:r>
     </w:p>
     <w:p>
       <w:pPr>
@@ -615,6 +1007,15 @@
           <w:szCs w:val="22"/>
         </w:rPr>
         <w:t>5.4.  K-Nearest-Neighbours.</w:t>
+      </w:r>
+      <w:r>
+        <w:rPr>
+          <w:rFonts w:ascii="Garamond" w:hAnsi="Garamond" w:cs="Arial"/>
+          <w:color w:val="000000"/>
+          <w:sz w:val="22"/>
+          <w:szCs w:val="22"/>
+        </w:rPr>
+        <w:t xml:space="preserve"> ……………………………………………....10</w:t>
       </w:r>
     </w:p>
     <w:p>
@@ -641,6 +1042,15 @@
         </w:rPr>
         <w:t>Metodología experimental.</w:t>
       </w:r>
+      <w:r>
+        <w:rPr>
+          <w:rFonts w:ascii="Garamond" w:hAnsi="Garamond" w:cs="Arial"/>
+          <w:color w:val="000000"/>
+          <w:sz w:val="22"/>
+          <w:szCs w:val="22"/>
+        </w:rPr>
+        <w:t xml:space="preserve"> ………………………………………………...10</w:t>
+      </w:r>
     </w:p>
     <w:p>
       <w:pPr>
@@ -666,6 +1076,15 @@
         </w:rPr>
         <w:t>Métricas utilizadas para la evaluación.</w:t>
       </w:r>
+      <w:r>
+        <w:rPr>
+          <w:rFonts w:ascii="Garamond" w:hAnsi="Garamond" w:cs="Arial"/>
+          <w:color w:val="000000"/>
+          <w:sz w:val="22"/>
+          <w:szCs w:val="22"/>
+        </w:rPr>
+        <w:t xml:space="preserve"> ……………………………………...11</w:t>
+      </w:r>
     </w:p>
     <w:p>
       <w:pPr>
@@ -689,7 +1108,16 @@
           <w:sz w:val="22"/>
           <w:szCs w:val="22"/>
         </w:rPr>
-        <w:t>Resultados obtenidos y análisis crítico</w:t>
+        <w:t>Resultados obtenidos y análisis crític</w:t>
+      </w:r>
+      <w:r>
+        <w:rPr>
+          <w:rFonts w:ascii="Garamond" w:hAnsi="Garamond" w:cs="Arial"/>
+          <w:color w:val="000000"/>
+          <w:sz w:val="22"/>
+          <w:szCs w:val="22"/>
+        </w:rPr>
+        <w:t>o. …………………………………….11</w:t>
       </w:r>
     </w:p>
     <w:p>
@@ -713,6 +1141,15 @@
         </w:rPr>
         <w:t>8.1.  MLP.</w:t>
       </w:r>
+      <w:r>
+        <w:rPr>
+          <w:rFonts w:ascii="Garamond" w:hAnsi="Garamond" w:cs="Arial"/>
+          <w:color w:val="000000"/>
+          <w:sz w:val="22"/>
+          <w:szCs w:val="22"/>
+        </w:rPr>
+        <w:t xml:space="preserve"> …………………………………………………………………11</w:t>
+      </w:r>
     </w:p>
     <w:p>
       <w:pPr>
@@ -735,6 +1172,15 @@
         </w:rPr>
         <w:t>8.2.  Regresión Logística.</w:t>
       </w:r>
+      <w:r>
+        <w:rPr>
+          <w:rFonts w:ascii="Garamond" w:hAnsi="Garamond" w:cs="Arial"/>
+          <w:color w:val="000000"/>
+          <w:sz w:val="22"/>
+          <w:szCs w:val="22"/>
+        </w:rPr>
+        <w:t xml:space="preserve"> …………………………………………………..14</w:t>
+      </w:r>
     </w:p>
     <w:p>
       <w:pPr>
@@ -756,6 +1202,46 @@
           <w:szCs w:val="22"/>
         </w:rPr>
         <w:t>8.3.  K-Nearest-Neighbours.</w:t>
+      </w:r>
+      <w:r>
+        <w:rPr>
+          <w:rFonts w:ascii="Garamond" w:hAnsi="Garamond" w:cs="Arial"/>
+          <w:color w:val="000000"/>
+          <w:sz w:val="22"/>
+          <w:szCs w:val="22"/>
+        </w:rPr>
+        <w:t xml:space="preserve"> ………………………………………………15</w:t>
+      </w:r>
+    </w:p>
+    <w:p>
+      <w:pPr>
+        <w:pStyle w:val="NormalWeb"/>
+        <w:spacing w:before="0" w:beforeAutospacing="0" w:after="0" w:afterAutospacing="0"/>
+        <w:ind w:left="720"/>
+        <w:rPr>
+          <w:rFonts w:ascii="Garamond" w:hAnsi="Garamond" w:cs="Arial"/>
+          <w:color w:val="000000"/>
+          <w:sz w:val="22"/>
+          <w:szCs w:val="22"/>
+        </w:rPr>
+      </w:pPr>
+      <w:r>
+        <w:rPr>
+          <w:rFonts w:ascii="Garamond" w:hAnsi="Garamond" w:cs="Arial"/>
+          <w:color w:val="000000"/>
+          <w:sz w:val="22"/>
+          <w:szCs w:val="22"/>
+        </w:rPr>
+        <w:t>8.4.  Conclusiones</w:t>
+      </w:r>
+      <w:r>
+        <w:rPr>
+          <w:rFonts w:ascii="Garamond" w:hAnsi="Garamond" w:cs="Arial"/>
+          <w:color w:val="000000"/>
+          <w:sz w:val="22"/>
+          <w:szCs w:val="22"/>
+        </w:rPr>
+        <w:t xml:space="preserve"> …………………………………………………………16</w:t>
       </w:r>
     </w:p>
     <w:p>
@@ -782,18 +1268,15 @@
         </w:rPr>
         <w:t>Limitaciones del trabajo y posibles mejoras futuras.</w:t>
       </w:r>
-    </w:p>
-    <w:p>
-      <w:pPr>
-        <w:pStyle w:val="NormalWeb"/>
-        <w:spacing w:before="0" w:beforeAutospacing="0" w:after="0" w:afterAutospacing="0"/>
-        <w:rPr>
-          <w:rFonts w:ascii="Garamond" w:hAnsi="Garamond" w:cs="Arial"/>
-          <w:color w:val="000000"/>
-          <w:sz w:val="22"/>
-          <w:szCs w:val="22"/>
-        </w:rPr>
-      </w:pPr>
+      <w:r>
+        <w:rPr>
+          <w:rFonts w:ascii="Garamond" w:hAnsi="Garamond" w:cs="Arial"/>
+          <w:color w:val="000000"/>
+          <w:sz w:val="22"/>
+          <w:szCs w:val="22"/>
+        </w:rPr>
+        <w:t xml:space="preserve"> ……………………….16</w:t>
+      </w:r>
     </w:p>
     <w:p>
       <w:pPr>
@@ -1218,7 +1701,25 @@
           <w:sz w:val="22"/>
           <w:szCs w:val="22"/>
         </w:rPr>
-        <w:t>pueda digerir cómo suena cada instrumento es cuantificar cómo se comporta frecuencialmente nuestro sonido a lo largo de un periodo de tiempo y derivar un vector de valores que nuestro modelo procese, algo que podemos conseguir con los espectrogramas de Mel. El espectrograma de Mel no es más que una representación visual del espectro de frecuencias de un sonido ajustado a una escala (la de Mel) que imita cómo los humanos recibimos el sonido</w:t>
+        <w:t>pueda digerir cómo suena cada instrumento es cuantificar cómo se comporta frecuencialmente nuestro sonido a lo largo de un periodo de tiempo y derivar un vector de valores que nuestro modelo procese, algo que podemos conseguir con los espectrogramas de Mel. El espectrograma de Mel no es más que una representación visual del espectro de frecuencias de un sonido ajustado a una escala (la de Me</w:t>
+      </w:r>
+      <w:r>
+        <w:rPr>
+          <w:rFonts w:ascii="Garamond" w:hAnsi="Garamond" w:cs="Arial"/>
+          <w:color w:val="000000"/>
+          <w:sz w:val="22"/>
+          <w:szCs w:val="22"/>
+        </w:rPr>
+        <w:t>l) que imita cómo los humanos per</w:t>
+      </w:r>
+      <w:r>
+        <w:rPr>
+          <w:rFonts w:ascii="Garamond" w:hAnsi="Garamond" w:cs="Arial"/>
+          <w:color w:val="000000"/>
+          <w:sz w:val="22"/>
+          <w:szCs w:val="22"/>
+        </w:rPr>
+        <w:t>cibimos el sonido</w:t>
       </w:r>
       <w:r>
         <w:rPr>
@@ -1590,7 +2091,25 @@
           <w:sz w:val="22"/>
           <w:szCs w:val="22"/>
         </w:rPr>
-        <w:t>“superposición” entre dos funciones, donde la primera función es una representación matricial de una región de la imagen y la segunda es un filtro con pesos aprendidos por la red especializado en extraer una característica de interés para el problema</w:t>
+        <w:t>“superposición” entre dos funciones, donde la primera función es una representación matricial de una región de la imagen y la segunda es un filtro con pesos aprendidos por la red</w:t>
+      </w:r>
+      <w:r>
+        <w:rPr>
+          <w:rFonts w:ascii="Garamond" w:hAnsi="Garamond" w:cs="Arial"/>
+          <w:color w:val="000000"/>
+          <w:sz w:val="22"/>
+          <w:szCs w:val="22"/>
+        </w:rPr>
+        <w:t>,</w:t>
+      </w:r>
+      <w:r>
+        <w:rPr>
+          <w:rFonts w:ascii="Garamond" w:hAnsi="Garamond" w:cs="Arial"/>
+          <w:color w:val="000000"/>
+          <w:sz w:val="22"/>
+          <w:szCs w:val="22"/>
+        </w:rPr>
+        <w:t xml:space="preserve"> especializado en extraer una característica de interés para el problema</w:t>
       </w:r>
       <w:r>
         <w:rPr>
@@ -1776,16 +2295,43 @@
           <w:szCs w:val="22"/>
         </w:rPr>
         <w:tab/>
-        <w:t xml:space="preserve">Esto recibe el nombre de Transfer Learning o Aprendizaje por Transferencia, técnica en la que aprovechamos un modelo ya entrenado en el dominio que estamos tratando para extraer las características de nuestros datos. Parece algo sencillo pero esto acarrea otro tipo de retos que explicaré en el punto 5. En primer lugar debemos de elegir el modelo adecuado, en mi caso me he decidido por CNN 14 (la versión entrenada con audios con frecuencia de muestreo de </w:t>
-      </w:r>
-      <w:r>
-        <w:rPr>
-          <w:rFonts w:ascii="Garamond" w:hAnsi="Garamond" w:cs="Arial"/>
-          <w:color w:val="000000"/>
-          <w:sz w:val="22"/>
-          <w:szCs w:val="22"/>
-        </w:rPr>
-        <w:t>32kHz</w:t>
+        <w:t>Esto recibe el nombre de Transfer Learning o Aprendizaje por Transferencia, técnica en la que aprovechamos un modelo ya entrenado en el dominio que estamos tratando para extraer las características de nuestros datos. Parece algo sencillo pero esto acarrea otro tipo de r</w:t>
+      </w:r>
+      <w:r>
+        <w:rPr>
+          <w:rFonts w:ascii="Garamond" w:hAnsi="Garamond" w:cs="Arial"/>
+          <w:color w:val="000000"/>
+          <w:sz w:val="22"/>
+          <w:szCs w:val="22"/>
+        </w:rPr>
+        <w:t>etos que explicaré en siguientes puntos</w:t>
+      </w:r>
+      <w:r>
+        <w:rPr>
+          <w:rFonts w:ascii="Garamond" w:hAnsi="Garamond" w:cs="Arial"/>
+          <w:color w:val="000000"/>
+          <w:sz w:val="22"/>
+          <w:szCs w:val="22"/>
+        </w:rPr>
+        <w:t xml:space="preserve">. En primer lugar debemos de elegir el modelo adecuado, en mi caso me he decidido por CNN 14 (la versión entrenada con audios con frecuencia de muestreo de </w:t>
+      </w:r>
+      <w:r>
+        <w:rPr>
+          <w:rFonts w:ascii="Garamond" w:hAnsi="Garamond" w:cs="Arial"/>
+          <w:color w:val="000000"/>
+          <w:sz w:val="22"/>
+          <w:szCs w:val="22"/>
+        </w:rPr>
+        <w:t>16</w:t>
+      </w:r>
+      <w:r>
+        <w:rPr>
+          <w:rFonts w:ascii="Garamond" w:hAnsi="Garamond" w:cs="Arial"/>
+          <w:color w:val="000000"/>
+          <w:sz w:val="22"/>
+          <w:szCs w:val="22"/>
+        </w:rPr>
+        <w:t>kHz</w:t>
       </w:r>
       <w:r>
         <w:rPr>
@@ -4336,7 +4882,25 @@
           <w:szCs w:val="16"/>
           <w:u w:val="single"/>
         </w:rPr>
-        <w:t>media=-63.3830  desviacionestandar=17.0251</w:t>
+        <w:t>media=-63.3830  desviacion</w:t>
+      </w:r>
+      <w:r>
+        <w:rPr>
+          <w:rFonts w:ascii="Consolas" w:hAnsi="Consolas"/>
+          <w:sz w:val="16"/>
+          <w:szCs w:val="16"/>
+          <w:u w:val="single"/>
+        </w:rPr>
+        <w:t xml:space="preserve"> </w:t>
+      </w:r>
+      <w:r>
+        <w:rPr>
+          <w:rFonts w:ascii="Consolas" w:hAnsi="Consolas"/>
+          <w:sz w:val="16"/>
+          <w:szCs w:val="16"/>
+          <w:u w:val="single"/>
+        </w:rPr>
+        <w:t>estandar=17.0251</w:t>
       </w:r>
     </w:p>
     <w:p>
@@ -4649,6 +5213,15 @@
           <w:szCs w:val="22"/>
         </w:rPr>
         <w:t>n</w:t>
+      </w:r>
+      <w:r>
+        <w:rPr>
+          <w:rFonts w:ascii="Garamond" w:hAnsi="Garamond" w:cs="Arial"/>
+          <w:color w:val="000000"/>
+          <w:sz w:val="22"/>
+          <w:szCs w:val="22"/>
+        </w:rPr>
+        <w:t xml:space="preserve"> </w:t>
       </w:r>
       <w:r>
         <w:rPr>
@@ -4990,7 +5563,25 @@
           <w:szCs w:val="22"/>
         </w:rPr>
         <w:tab/>
-        <w:t>Sin embargo el PCA omite mucha información crucialcuando se trata de un conjunto de datos con tantas dimensiones como el nuestro, por lo que probaremos con los tres modelos (KNN, MLP y RL) para sacar conclusiones más acertadas.</w:t>
+        <w:t>Sin embargo el PCA omite mucha información crucial</w:t>
+      </w:r>
+      <w:r>
+        <w:rPr>
+          <w:rFonts w:ascii="Garamond" w:hAnsi="Garamond" w:cs="Arial"/>
+          <w:color w:val="000000"/>
+          <w:sz w:val="22"/>
+          <w:szCs w:val="22"/>
+        </w:rPr>
+        <w:t xml:space="preserve"> </w:t>
+      </w:r>
+      <w:r>
+        <w:rPr>
+          <w:rFonts w:ascii="Garamond" w:hAnsi="Garamond" w:cs="Arial"/>
+          <w:color w:val="000000"/>
+          <w:sz w:val="22"/>
+          <w:szCs w:val="22"/>
+        </w:rPr>
+        <w:t>cuando se trata de un conjunto de datos con tantas dimensiones como el nuestro, por lo que probaremos con los tres modelos (KNN, MLP y RL) para sacar conclusiones más acertadas.</w:t>
       </w:r>
     </w:p>
     <w:p>
@@ -5275,7 +5866,25 @@
           <w:sz w:val="16"/>
           <w:szCs w:val="16"/>
         </w:rPr>
-        <w:t>N_FFT      = 512        # Tamanyo de la ventana para la transformada de fourierrapida</w:t>
+        <w:t xml:space="preserve">N_FFT      = 512        # Tamanyo de la ventana para la transformada de </w:t>
+      </w:r>
+      <w:r>
+        <w:rPr>
+          <w:rFonts w:ascii="Consolas" w:hAnsi="Consolas" w:cs="Arial"/>
+          <w:color w:val="000000"/>
+          <w:sz w:val="16"/>
+          <w:szCs w:val="16"/>
+        </w:rPr>
+        <w:t xml:space="preserve">Fourier </w:t>
+      </w:r>
+      <w:r>
+        <w:rPr>
+          <w:rFonts w:ascii="Consolas" w:hAnsi="Consolas" w:cs="Arial"/>
+          <w:color w:val="000000"/>
+          <w:sz w:val="16"/>
+          <w:szCs w:val="16"/>
+        </w:rPr>
+        <w:t>rapida</w:t>
       </w:r>
     </w:p>
     <w:p>
@@ -5857,7 +6466,25 @@
           <w:szCs w:val="22"/>
         </w:rPr>
         <w:tab/>
-        <w:t>Las técnicas principales empleadas son el aprendizaje por transferencia con la inferencia de deembeddings por parte de una capa convolucional preentrenada y las aplicadas en los modelos realizados</w:t>
+        <w:t>Las técnicas principales empleadas son el aprendizaje por trans</w:t>
+      </w:r>
+      <w:r>
+        <w:rPr>
+          <w:rFonts w:ascii="Garamond" w:hAnsi="Garamond" w:cs="Arial"/>
+          <w:color w:val="000000"/>
+          <w:sz w:val="22"/>
+          <w:szCs w:val="22"/>
+        </w:rPr>
+        <w:t xml:space="preserve">ferencia con la inferencia de </w:t>
+      </w:r>
+      <w:r>
+        <w:rPr>
+          <w:rFonts w:ascii="Garamond" w:hAnsi="Garamond" w:cs="Arial"/>
+          <w:color w:val="000000"/>
+          <w:sz w:val="22"/>
+          <w:szCs w:val="22"/>
+        </w:rPr>
+        <w:t>embeddings por parte de una capa convolucional preentrenada y las aplicadas en los modelos realizados</w:t>
       </w:r>
       <w:r>
         <w:rPr>
@@ -6005,7 +6632,27 @@
           <w:szCs w:val="22"/>
           <w:u w:val="single"/>
         </w:rPr>
-        <w:t>. Red Neuronal (MultilayerPerceptron):</w:t>
+        <w:t>. Red Neuronal (Multilayer</w:t>
+      </w:r>
+      <w:r>
+        <w:rPr>
+          <w:rFonts w:ascii="Garamond" w:hAnsi="Garamond" w:cs="Arial"/>
+          <w:color w:val="000000"/>
+          <w:sz w:val="22"/>
+          <w:szCs w:val="22"/>
+          <w:u w:val="single"/>
+        </w:rPr>
+        <w:t xml:space="preserve"> </w:t>
+      </w:r>
+      <w:r>
+        <w:rPr>
+          <w:rFonts w:ascii="Garamond" w:hAnsi="Garamond" w:cs="Arial"/>
+          <w:color w:val="000000"/>
+          <w:sz w:val="22"/>
+          <w:szCs w:val="22"/>
+          <w:u w:val="single"/>
+        </w:rPr>
+        <w:t>Perceptron):</w:t>
       </w:r>
     </w:p>
     <w:p>
@@ -6609,7 +7256,25 @@
           <w:szCs w:val="22"/>
         </w:rPr>
         <w:tab/>
-        <w:t>En el script train_rl.py se entrena un modelo de regresión logística para hacer la comparativa con nuestro MLP. Se usa directamente la proporcionada por la librería scikit-learn. El modelo se entrena con un máximo de iteraciones de 2000 y el solverlbfgs que se defiende bien con conjuntos de datos de muchas dimensiones.</w:t>
+        <w:t xml:space="preserve">En el script train_rl.py se entrena un modelo de regresión logística para hacer la comparativa con nuestro MLP. Se usa directamente la proporcionada por la librería scikit-learn. El modelo se entrena con un máximo de </w:t>
+      </w:r>
+      <w:r>
+        <w:rPr>
+          <w:rFonts w:ascii="Garamond" w:hAnsi="Garamond" w:cs="Arial"/>
+          <w:color w:val="000000"/>
+          <w:sz w:val="22"/>
+          <w:szCs w:val="22"/>
+        </w:rPr>
+        <w:t>iteraciones de 2000 y el solver l</w:t>
+      </w:r>
+      <w:r>
+        <w:rPr>
+          <w:rFonts w:ascii="Garamond" w:hAnsi="Garamond" w:cs="Arial"/>
+          <w:color w:val="000000"/>
+          <w:sz w:val="22"/>
+          <w:szCs w:val="22"/>
+        </w:rPr>
+        <w:t>bfgs que se defiende bien con conjuntos de datos de muchas dimensiones.</w:t>
       </w:r>
     </w:p>
     <w:p>
@@ -6756,7 +7421,25 @@
           <w:szCs w:val="22"/>
         </w:rPr>
         <w:tab/>
-        <w:t>El proyecto ha pasado por varias fases de búsqueda de hiperparámetrossobretodo para la red neuronal. Se ha optado por probar parámetros de manera manual evaluando el modelo de maneras eficientes como con el uso de validación cruzada y la función de pérdida para el conjunto de validación durante el entreno, en lugar de un script dedicado a la búsqueda de los parámetros.</w:t>
+        <w:t>El proyecto ha pasado por varias fases de búsqueda de hiperparámetros</w:t>
+      </w:r>
+      <w:r>
+        <w:rPr>
+          <w:rFonts w:ascii="Garamond" w:hAnsi="Garamond" w:cs="Arial"/>
+          <w:color w:val="000000"/>
+          <w:sz w:val="22"/>
+          <w:szCs w:val="22"/>
+        </w:rPr>
+        <w:t xml:space="preserve"> </w:t>
+      </w:r>
+      <w:r>
+        <w:rPr>
+          <w:rFonts w:ascii="Garamond" w:hAnsi="Garamond" w:cs="Arial"/>
+          <w:color w:val="000000"/>
+          <w:sz w:val="22"/>
+          <w:szCs w:val="22"/>
+        </w:rPr>
+        <w:t>sobretodo para la red neuronal. Se ha optado por probar parámetros de manera manual evaluando el modelo de maneras eficientes como con el uso de validación cruzada y la función de pérdida para el conjunto de validación durante el entreno, en lugar de un script dedicado a la búsqueda de los parámetros.</w:t>
       </w:r>
     </w:p>
     <w:p>
@@ -6861,6 +7544,162 @@
         <w:jc w:val="both"/>
         <w:rPr>
           <w:rFonts w:ascii="Garamond" w:hAnsi="Garamond" w:cs="Arial"/>
+          <w:color w:val="000000"/>
+          <w:sz w:val="22"/>
+          <w:szCs w:val="22"/>
+        </w:rPr>
+      </w:pPr>
+    </w:p>
+    <w:p>
+      <w:pPr>
+        <w:pStyle w:val="NormalWeb"/>
+        <w:spacing w:before="0" w:beforeAutospacing="0" w:after="0" w:afterAutospacing="0"/>
+        <w:jc w:val="both"/>
+        <w:rPr>
+          <w:rFonts w:ascii="Garamond" w:hAnsi="Garamond" w:cs="Arial"/>
+          <w:color w:val="000000"/>
+          <w:sz w:val="22"/>
+          <w:szCs w:val="22"/>
+        </w:rPr>
+      </w:pPr>
+    </w:p>
+    <w:p>
+      <w:pPr>
+        <w:pStyle w:val="NormalWeb"/>
+        <w:spacing w:before="0" w:beforeAutospacing="0" w:after="0" w:afterAutospacing="0"/>
+        <w:jc w:val="both"/>
+        <w:rPr>
+          <w:rFonts w:ascii="Garamond" w:hAnsi="Garamond" w:cs="Arial"/>
+          <w:color w:val="000000"/>
+          <w:sz w:val="22"/>
+          <w:szCs w:val="22"/>
+        </w:rPr>
+      </w:pPr>
+    </w:p>
+    <w:p>
+      <w:pPr>
+        <w:pStyle w:val="NormalWeb"/>
+        <w:spacing w:before="0" w:beforeAutospacing="0" w:after="0" w:afterAutospacing="0"/>
+        <w:jc w:val="both"/>
+        <w:rPr>
+          <w:rFonts w:ascii="Garamond" w:hAnsi="Garamond" w:cs="Arial"/>
+          <w:color w:val="000000"/>
+          <w:sz w:val="22"/>
+          <w:szCs w:val="22"/>
+        </w:rPr>
+      </w:pPr>
+    </w:p>
+    <w:p>
+      <w:pPr>
+        <w:pStyle w:val="NormalWeb"/>
+        <w:spacing w:before="0" w:beforeAutospacing="0" w:after="0" w:afterAutospacing="0"/>
+        <w:jc w:val="both"/>
+        <w:rPr>
+          <w:rFonts w:ascii="Garamond" w:hAnsi="Garamond" w:cs="Arial"/>
+          <w:color w:val="000000"/>
+          <w:sz w:val="22"/>
+          <w:szCs w:val="22"/>
+        </w:rPr>
+      </w:pPr>
+    </w:p>
+    <w:p>
+      <w:pPr>
+        <w:pStyle w:val="NormalWeb"/>
+        <w:spacing w:before="0" w:beforeAutospacing="0" w:after="0" w:afterAutospacing="0"/>
+        <w:jc w:val="both"/>
+        <w:rPr>
+          <w:rFonts w:ascii="Garamond" w:hAnsi="Garamond" w:cs="Arial"/>
+          <w:color w:val="000000"/>
+          <w:sz w:val="22"/>
+          <w:szCs w:val="22"/>
+        </w:rPr>
+      </w:pPr>
+    </w:p>
+    <w:p>
+      <w:pPr>
+        <w:pStyle w:val="NormalWeb"/>
+        <w:spacing w:before="0" w:beforeAutospacing="0" w:after="0" w:afterAutospacing="0"/>
+        <w:jc w:val="both"/>
+        <w:rPr>
+          <w:rFonts w:ascii="Garamond" w:hAnsi="Garamond" w:cs="Arial"/>
+          <w:color w:val="000000"/>
+          <w:sz w:val="22"/>
+          <w:szCs w:val="22"/>
+        </w:rPr>
+      </w:pPr>
+    </w:p>
+    <w:p>
+      <w:pPr>
+        <w:pStyle w:val="NormalWeb"/>
+        <w:spacing w:before="0" w:beforeAutospacing="0" w:after="0" w:afterAutospacing="0"/>
+        <w:jc w:val="both"/>
+        <w:rPr>
+          <w:rFonts w:ascii="Garamond" w:hAnsi="Garamond" w:cs="Arial"/>
+          <w:color w:val="000000"/>
+          <w:sz w:val="22"/>
+          <w:szCs w:val="22"/>
+        </w:rPr>
+      </w:pPr>
+    </w:p>
+    <w:p>
+      <w:pPr>
+        <w:pStyle w:val="NormalWeb"/>
+        <w:spacing w:before="0" w:beforeAutospacing="0" w:after="0" w:afterAutospacing="0"/>
+        <w:jc w:val="both"/>
+        <w:rPr>
+          <w:rFonts w:ascii="Garamond" w:hAnsi="Garamond" w:cs="Arial"/>
+          <w:color w:val="000000"/>
+          <w:sz w:val="22"/>
+          <w:szCs w:val="22"/>
+        </w:rPr>
+      </w:pPr>
+    </w:p>
+    <w:p>
+      <w:pPr>
+        <w:pStyle w:val="NormalWeb"/>
+        <w:spacing w:before="0" w:beforeAutospacing="0" w:after="0" w:afterAutospacing="0"/>
+        <w:jc w:val="both"/>
+        <w:rPr>
+          <w:rFonts w:ascii="Garamond" w:hAnsi="Garamond" w:cs="Arial"/>
+          <w:color w:val="000000"/>
+          <w:sz w:val="22"/>
+          <w:szCs w:val="22"/>
+        </w:rPr>
+      </w:pPr>
+    </w:p>
+    <w:p>
+      <w:pPr>
+        <w:pStyle w:val="NormalWeb"/>
+        <w:spacing w:before="0" w:beforeAutospacing="0" w:after="0" w:afterAutospacing="0"/>
+        <w:jc w:val="both"/>
+        <w:rPr>
+          <w:rFonts w:ascii="Garamond" w:hAnsi="Garamond" w:cs="Arial"/>
+          <w:color w:val="000000"/>
+          <w:sz w:val="22"/>
+          <w:szCs w:val="22"/>
+        </w:rPr>
+      </w:pPr>
+    </w:p>
+    <w:p>
+      <w:pPr>
+        <w:pStyle w:val="NormalWeb"/>
+        <w:spacing w:before="0" w:beforeAutospacing="0" w:after="0" w:afterAutospacing="0"/>
+        <w:jc w:val="both"/>
+        <w:rPr>
+          <w:rFonts w:ascii="Garamond" w:hAnsi="Garamond" w:cs="Arial"/>
+          <w:color w:val="000000"/>
+          <w:sz w:val="22"/>
+          <w:szCs w:val="22"/>
+        </w:rPr>
+      </w:pPr>
+    </w:p>
+    <w:p>
+      <w:pPr>
+        <w:pStyle w:val="NormalWeb"/>
+        <w:spacing w:before="0" w:beforeAutospacing="0" w:after="0" w:afterAutospacing="0"/>
+        <w:jc w:val="both"/>
+        <w:rPr>
+          <w:rFonts w:ascii="Garamond" w:hAnsi="Garamond" w:cs="Arial"/>
           <w:b/>
           <w:color w:val="000000"/>
           <w:sz w:val="22"/>
@@ -6877,6 +7716,7 @@
           <w:szCs w:val="22"/>
           <w:u w:val="single"/>
         </w:rPr>
+        <w:lastRenderedPageBreak/>
         <w:t xml:space="preserve">7. </w:t>
       </w:r>
       <w:r>
@@ -6994,17 +7834,7 @@
           <w:szCs w:val="22"/>
         </w:rPr>
         <w:tab/>
-        <w:t xml:space="preserve">También se han tenido en cuenta los valores de precisión, recall y f1 para cada clase en pos de contrastar el rendimiento del modelo, no solo observando la exactitud que logra sobre el split de evaluación si no también confirmando que en efecto ha aprendido a generalizar correctamente sobre el dataset; esto es importante contrastarlo sobretodo con un conjunto de datos tan desbalanceado como el que estamos tratando, es clave analizar que nuestro modelo consigue un </w:t>
-      </w:r>
-      <w:r>
-        <w:rPr>
-          <w:rFonts w:ascii="Garamond" w:hAnsi="Garamond" w:cs="Arial"/>
-          <w:color w:val="000000"/>
-          <w:sz w:val="22"/>
-          <w:szCs w:val="22"/>
-        </w:rPr>
-        <w:lastRenderedPageBreak/>
-        <w:t>buen f1 puesto que recall y precisión pueden variar demasiado en este tipo de problemas donde el soporte cambia tanto de una clase a otra. También tendremos en cuenta el macro avg para observar cómo se defiende el modelo con las clases minoritarias.</w:t>
+        <w:t>También se han tenido en cuenta los valores de precisión, recall y f1 para cada clase en pos de contrastar el rendimiento del modelo, no solo observando la exactitud que logra sobre el split de evaluación si no también confirmando que en efecto ha aprendido a generalizar correctamente sobre el dataset; esto es importante contrastarlo sobretodo con un conjunto de datos tan desbalanceado como el que estamos tratando, es clave analizar que nuestro modelo consigue un buen f1 puesto que recall y precisión pueden variar demasiado en este tipo de problemas donde el soporte cambia tanto de una clase a otra. También tendremos en cuenta el macro avg para observar cómo se defiende el modelo con las clases minoritarias.</w:t>
       </w:r>
     </w:p>
     <w:p>
@@ -7331,8 +8161,65 @@
           <w:szCs w:val="22"/>
         </w:rPr>
         <w:tab/>
-        <w:t>Como podemos observar ambas funciones continúan bajando hasta que la de validación empieza a subir más allá del episodio 120, por lo que podríamos concluir que a partir de ese punto el modelo se sobre ajusta demasiado. Hay una serie de picos quizás ocasionados por el Adam implementado a mano pero nada de lo que preocuparnos.</w:t>
-      </w:r>
+        <w:t>Como podemos observar ambas funciones continúan bajando hasta que la de validación empieza a subir más allá del episodio 120, por lo que podríamos concluir que a partir de ese punto el modelo se sobre ajusta demasiado</w:t>
+      </w:r>
+      <w:r>
+        <w:rPr>
+          <w:rFonts w:ascii="Garamond" w:hAnsi="Garamond" w:cs="Arial"/>
+          <w:color w:val="000000"/>
+          <w:sz w:val="22"/>
+          <w:szCs w:val="22"/>
+        </w:rPr>
+        <w:t>; quizás en futuras revisiones sería positivo también implementar un early stopping para paliar ese sobre aprendizaje leve</w:t>
+      </w:r>
+      <w:r>
+        <w:rPr>
+          <w:rFonts w:ascii="Garamond" w:hAnsi="Garamond" w:cs="Arial"/>
+          <w:color w:val="000000"/>
+          <w:sz w:val="22"/>
+          <w:szCs w:val="22"/>
+        </w:rPr>
+        <w:t>. Hay una serie de picos quizás ocasionados por el Adam implementado a mano pero nada de lo que preocuparnos.</w:t>
+      </w:r>
+    </w:p>
+    <w:p>
+      <w:pPr>
+        <w:pStyle w:val="NormalWeb"/>
+        <w:spacing w:before="0" w:beforeAutospacing="0" w:after="0" w:afterAutospacing="0"/>
+        <w:jc w:val="both"/>
+        <w:rPr>
+          <w:rFonts w:ascii="Garamond" w:hAnsi="Garamond" w:cs="Arial"/>
+          <w:color w:val="000000"/>
+          <w:sz w:val="22"/>
+          <w:szCs w:val="22"/>
+        </w:rPr>
+      </w:pPr>
+    </w:p>
+    <w:p>
+      <w:pPr>
+        <w:pStyle w:val="NormalWeb"/>
+        <w:spacing w:before="0" w:beforeAutospacing="0" w:after="0" w:afterAutospacing="0"/>
+        <w:jc w:val="both"/>
+        <w:rPr>
+          <w:rFonts w:ascii="Garamond" w:hAnsi="Garamond" w:cs="Arial"/>
+          <w:color w:val="000000"/>
+          <w:sz w:val="22"/>
+          <w:szCs w:val="22"/>
+        </w:rPr>
+      </w:pPr>
+    </w:p>
+    <w:p>
+      <w:pPr>
+        <w:pStyle w:val="NormalWeb"/>
+        <w:spacing w:before="0" w:beforeAutospacing="0" w:after="0" w:afterAutospacing="0"/>
+        <w:jc w:val="both"/>
+        <w:rPr>
+          <w:rFonts w:ascii="Garamond" w:hAnsi="Garamond" w:cs="Arial"/>
+          <w:color w:val="000000"/>
+          <w:sz w:val="22"/>
+          <w:szCs w:val="22"/>
+        </w:rPr>
+      </w:pPr>
     </w:p>
     <w:p>
       <w:pPr>
@@ -7695,7 +8582,6 @@
           <w:sz w:val="16"/>
           <w:szCs w:val="16"/>
         </w:rPr>
-        <w:lastRenderedPageBreak/>
         <w:t>------------------------------------------------------</w:t>
       </w:r>
     </w:p>
@@ -7780,7 +8666,7 @@
           <w:szCs w:val="24"/>
         </w:rPr>
         <w:pict>
-          <v:shape id="_x0000_i1029" type="#_x0000_t75" style="width:296.25pt;height:237pt">
+          <v:shape id="_x0000_i1028" type="#_x0000_t75" style="width:296.25pt;height:237pt">
             <v:imagedata r:id="rId15" o:title="confusion_matrix"/>
           </v:shape>
         </w:pict>
@@ -7789,81 +8675,82 @@
     <w:p>
       <w:pPr>
         <w:spacing w:after="0"/>
-        <w:jc w:val="center"/>
+        <w:jc w:val="both"/>
         <w:rPr>
           <w:rFonts w:ascii="Garamond" w:hAnsi="Garamond"/>
-          <w:sz w:val="24"/>
-          <w:szCs w:val="24"/>
-        </w:rPr>
-      </w:pPr>
-    </w:p>
-    <w:p>
-      <w:pPr>
-        <w:spacing w:after="0"/>
-        <w:jc w:val="both"/>
+        </w:rPr>
+      </w:pPr>
+      <w:r>
         <w:rPr>
           <w:rFonts w:ascii="Garamond" w:hAnsi="Garamond"/>
         </w:rPr>
-      </w:pPr>
+        <w:tab/>
+      </w:r>
       <w:r>
         <w:rPr>
           <w:rFonts w:ascii="Garamond" w:hAnsi="Garamond"/>
         </w:rPr>
-        <w:tab/>
+        <w:t xml:space="preserve">Unos resultados así para un problema de esta naturaleza </w:t>
       </w:r>
       <w:r>
         <w:rPr>
           <w:rFonts w:ascii="Garamond" w:hAnsi="Garamond"/>
         </w:rPr>
-        <w:t xml:space="preserve">Unos resultados así para un problema de esta naturaleza </w:t>
+        <w:t xml:space="preserve">con un modelo implementado a mano </w:t>
       </w:r>
       <w:r>
         <w:rPr>
           <w:rFonts w:ascii="Garamond" w:hAnsi="Garamond"/>
         </w:rPr>
-        <w:t xml:space="preserve">con un modelo implementado a mano </w:t>
+        <w:t xml:space="preserve">son excelentes. </w:t>
       </w:r>
       <w:r>
         <w:rPr>
           <w:rFonts w:ascii="Garamond" w:hAnsi="Garamond"/>
         </w:rPr>
-        <w:t xml:space="preserve">son excelentes. </w:t>
+        <w:t xml:space="preserve">Encontramos una muy buena exactitud similar en ambos splits,  </w:t>
       </w:r>
       <w:r>
         <w:rPr>
           <w:rFonts w:ascii="Garamond" w:hAnsi="Garamond"/>
         </w:rPr>
-        <w:t xml:space="preserve">Encontramos una muy buena exactitud similar en ambos splits,  </w:t>
+        <w:t xml:space="preserve">y en general buenos resultados tan individuales como generales; la clase con mejores resultados a pesar de no ser mayoritaria es vocal, lo cual podemos asumir que sucede porque la voz humana tiene una representación espectral muy característica y distinta a los instrumentos creados por el hombre. </w:t>
       </w:r>
       <w:r>
         <w:rPr>
           <w:rFonts w:ascii="Garamond" w:hAnsi="Garamond"/>
         </w:rPr>
-        <w:t xml:space="preserve">y en general buenos resultados tan individuales como generales; la clase con mejores resultados a pesar de no ser mayoritaria es vocal, lo cual podemos asumir que sucede porque la voz humana tiene una representación espectral muy característica y distinta a los instrumentos creados por el hombre. </w:t>
+        <w:t>Hay un pequeño sobre ajuste pero el modelo predice muy bien el split de evaluación. Como cabía esperar</w:t>
       </w:r>
       <w:r>
         <w:rPr>
           <w:rFonts w:ascii="Garamond" w:hAnsi="Garamond"/>
         </w:rPr>
-        <w:t>Hay un pequeño sobre ajuste pero el modelo predice muy bien el split de evaluación. Como cabía esperar</w:t>
+        <w:t>, y confirmado por la diferencia entre el f1-score y la exactitud global y el macro avg y el weighted avg,</w:t>
       </w:r>
       <w:r>
         <w:rPr>
           <w:rFonts w:ascii="Garamond" w:hAnsi="Garamond"/>
         </w:rPr>
-        <w:t>, y confirmado por la diferencia entre el f1-score y la exactitud global y el macro avg y el weighted avg,</w:t>
+        <w:t xml:space="preserve"> el peor rendimiento por clase lo tenemos para bass y organ, clases minoritarias que a penas tienen muestras en ambos splits para que el modelo las pueda predecir bien. Cabe destacar que la confusión entre clases destaca entre reed, brass y flute; lo cual tiene muchísimo sentido ya que las tres categorías de instrumentos son de viento y es esperable que sus espectros frecuenciales sean similares.</w:t>
       </w:r>
       <w:r>
         <w:rPr>
           <w:rFonts w:ascii="Garamond" w:hAnsi="Garamond"/>
         </w:rPr>
-        <w:t xml:space="preserve"> el peor rendimiento por clase lo tenemos para bass y organ, clases minoritarias que a penas tienen muestras en ambos splits para que el modelo las pueda predecir bien. Cabe destacar que la confusión entre clases destaca entre reed, brass y flute; lo cual tiene muchísimo sentido ya que las tres categorías de instrumentos son de viento y es esperable que sus espectros frecuenciales sean similares.</w:t>
+        <w:t xml:space="preserve"> </w:t>
       </w:r>
       <w:r>
         <w:rPr>
           <w:rFonts w:ascii="Garamond" w:hAnsi="Garamond"/>
         </w:rPr>
-        <w:t xml:space="preserve"> Abajo podemos observar claramente dichas similitudes entre flute (flauta) y reed (instrumentos de viento de lengüeta), teniendo el primero una presencia armónica levemente más aparente que el segundo.</w:t>
+        <w:t>A continuación</w:t>
+      </w:r>
+      <w:r>
+        <w:rPr>
+          <w:rFonts w:ascii="Garamond" w:hAnsi="Garamond"/>
+        </w:rPr>
+        <w:t xml:space="preserve"> podemos observar claramente dichas similitudes entre flute (flauta) y reed (instrumentos de viento de lengüeta), teniendo el primero una presencia armónica levemente más aparente que el segundo.</w:t>
       </w:r>
       <w:r>
         <w:rPr>
@@ -7931,7 +8818,7 @@
                           <a:blip r:embed="rId7" cstate="print">
                             <a:extLst>
                               <a:ext uri="{28A0092B-C50C-407E-A947-70E740481C1C}">
-                                <a14:useLocalDpi xmlns:a14="http://schemas.microsoft.com/office/drawing/2010/main" xmlns:wps="http://schemas.microsoft.com/office/word/2010/wordprocessingShape" xmlns:wpi="http://schemas.microsoft.com/office/word/2010/wordprocessingInk" xmlns:wpg="http://schemas.microsoft.com/office/word/2010/wordprocessingGroup" xmlns:w16se="http://schemas.microsoft.com/office/word/2015/wordml/symex" xmlns:w16sdtfl="http://schemas.microsoft.com/office/word/2024/wordml/sdtformatlock" xmlns:w16sdtdh="http://schemas.microsoft.com/office/word/2020/wordml/sdtdatahash" xmlns:w16du="http://schemas.microsoft.com/office/word/2023/wordml/word16du" xmlns:w16="http://schemas.microsoft.com/office/word/2018/wordml" xmlns:w16cid="http://schemas.microsoft.com/office/word/2016/wordml/cid" xmlns:w16cex="http://schemas.microsoft.com/office/word/2018/wordml/cex" xmlns:w15="http://schemas.microsoft.com/office/word/2012/wordml" xmlns:w14="http://schemas.microsoft.com/office/word/2010/wordml" xmlns:w="http://schemas.openxmlformats.org/wordprocessingml/2006/main" xmlns:w10="urn:schemas-microsoft-com:office:word" xmlns:wp14="http://schemas.microsoft.com/office/word/2010/wordprocessingDrawing" xmlns:v="urn:schemas-microsoft-com:vml" xmlns:oel="http://schemas.microsoft.com/office/2019/extlst" xmlns:o="urn:schemas-microsoft-com:office:office" xmlns:am3d="http://schemas.microsoft.com/office/drawing/2017/model3d" xmlns:aink="http://schemas.microsoft.com/office/drawing/2016/ink" xmlns:mc="http://schemas.openxmlformats.org/markup-compatibility/2006" xmlns:cx8="http://schemas.microsoft.com/office/drawing/2016/5/14/chartex" xmlns:cx7="http://schemas.microsoft.com/office/drawing/2016/5/13/chartex" xmlns:cx6="http://schemas.microsoft.com/office/drawing/2016/5/12/chartex" xmlns:cx5="http://schemas.microsoft.com/office/drawing/2016/5/11/chartex" xmlns:cx4="http://schemas.microsoft.com/office/drawing/2016/5/10/chartex" xmlns:cx3="http://schemas.microsoft.com/office/drawing/2016/5/9/chartex" xmlns:cx2="http://schemas.microsoft.com/office/drawing/2015/10/21/chartex" xmlns:cx1="http://schemas.microsoft.com/office/drawing/2015/9/8/chartex" xmlns:cx="http://schemas.microsoft.com/office/drawing/2014/chartex" xmlns:wpc="http://schemas.microsoft.com/office/word/2010/wordprocessingCanvas" xmlns="" val="0"/>
+                                <a14:useLocalDpi xmlns="" xmlns:wpc="http://schemas.microsoft.com/office/word/2010/wordprocessingCanvas" xmlns:cx="http://schemas.microsoft.com/office/drawing/2014/chartex" xmlns:cx1="http://schemas.microsoft.com/office/drawing/2015/9/8/chartex" xmlns:cx2="http://schemas.microsoft.com/office/drawing/2015/10/21/chartex" xmlns:cx3="http://schemas.microsoft.com/office/drawing/2016/5/9/chartex" xmlns:cx4="http://schemas.microsoft.com/office/drawing/2016/5/10/chartex" xmlns:cx5="http://schemas.microsoft.com/office/drawing/2016/5/11/chartex" xmlns:cx6="http://schemas.microsoft.com/office/drawing/2016/5/12/chartex" xmlns:cx7="http://schemas.microsoft.com/office/drawing/2016/5/13/chartex" xmlns:cx8="http://schemas.microsoft.com/office/drawing/2016/5/14/chartex" xmlns:mc="http://schemas.openxmlformats.org/markup-compatibility/2006" xmlns:aink="http://schemas.microsoft.com/office/drawing/2016/ink" xmlns:am3d="http://schemas.microsoft.com/office/drawing/2017/model3d" xmlns:o="urn:schemas-microsoft-com:office:office" xmlns:oel="http://schemas.microsoft.com/office/2019/extlst" xmlns:v="urn:schemas-microsoft-com:vml" xmlns:wp14="http://schemas.microsoft.com/office/word/2010/wordprocessingDrawing" xmlns:w10="urn:schemas-microsoft-com:office:word" xmlns:w="http://schemas.openxmlformats.org/wordprocessingml/2006/main" xmlns:w14="http://schemas.microsoft.com/office/word/2010/wordml" xmlns:w15="http://schemas.microsoft.com/office/word/2012/wordml" xmlns:w16cex="http://schemas.microsoft.com/office/word/2018/wordml/cex" xmlns:w16cid="http://schemas.microsoft.com/office/word/2016/wordml/cid" xmlns:w16="http://schemas.microsoft.com/office/word/2018/wordml" xmlns:w16du="http://schemas.microsoft.com/office/word/2023/wordml/word16du" xmlns:w16sdtdh="http://schemas.microsoft.com/office/word/2020/wordml/sdtdatahash" xmlns:w16sdtfl="http://schemas.microsoft.com/office/word/2024/wordml/sdtformatlock" xmlns:w16se="http://schemas.microsoft.com/office/word/2015/wordml/symex" xmlns:wpg="http://schemas.microsoft.com/office/word/2010/wordprocessingGroup" xmlns:wpi="http://schemas.microsoft.com/office/word/2010/wordprocessingInk" xmlns:wps="http://schemas.microsoft.com/office/word/2010/wordprocessingShape" xmlns:a14="http://schemas.microsoft.com/office/drawing/2010/main" val="0"/>
                               </a:ext>
                             </a:extLst>
                           </a:blip>
@@ -7999,7 +8886,7 @@
                           <a:blip r:embed="rId16" cstate="print">
                             <a:extLst>
                               <a:ext uri="{28A0092B-C50C-407E-A947-70E740481C1C}">
-                                <a14:useLocalDpi xmlns:a14="http://schemas.microsoft.com/office/drawing/2010/main" xmlns:wps="http://schemas.microsoft.com/office/word/2010/wordprocessingShape" xmlns:wpi="http://schemas.microsoft.com/office/word/2010/wordprocessingInk" xmlns:wpg="http://schemas.microsoft.com/office/word/2010/wordprocessingGroup" xmlns:w16se="http://schemas.microsoft.com/office/word/2015/wordml/symex" xmlns:w16sdtfl="http://schemas.microsoft.com/office/word/2024/wordml/sdtformatlock" xmlns:w16sdtdh="http://schemas.microsoft.com/office/word/2020/wordml/sdtdatahash" xmlns:w16du="http://schemas.microsoft.com/office/word/2023/wordml/word16du" xmlns:w16="http://schemas.microsoft.com/office/word/2018/wordml" xmlns:w16cid="http://schemas.microsoft.com/office/word/2016/wordml/cid" xmlns:w16cex="http://schemas.microsoft.com/office/word/2018/wordml/cex" xmlns:w15="http://schemas.microsoft.com/office/word/2012/wordml" xmlns:w14="http://schemas.microsoft.com/office/word/2010/wordml" xmlns:w="http://schemas.openxmlformats.org/wordprocessingml/2006/main" xmlns:w10="urn:schemas-microsoft-com:office:word" xmlns:wp14="http://schemas.microsoft.com/office/word/2010/wordprocessingDrawing" xmlns:v="urn:schemas-microsoft-com:vml" xmlns:oel="http://schemas.microsoft.com/office/2019/extlst" xmlns:o="urn:schemas-microsoft-com:office:office" xmlns:am3d="http://schemas.microsoft.com/office/drawing/2017/model3d" xmlns:aink="http://schemas.microsoft.com/office/drawing/2016/ink" xmlns:mc="http://schemas.openxmlformats.org/markup-compatibility/2006" xmlns:cx8="http://schemas.microsoft.com/office/drawing/2016/5/14/chartex" xmlns:cx7="http://schemas.microsoft.com/office/drawing/2016/5/13/chartex" xmlns:cx6="http://schemas.microsoft.com/office/drawing/2016/5/12/chartex" xmlns:cx5="http://schemas.microsoft.com/office/drawing/2016/5/11/chartex" xmlns:cx4="http://schemas.microsoft.com/office/drawing/2016/5/10/chartex" xmlns:cx3="http://schemas.microsoft.com/office/drawing/2016/5/9/chartex" xmlns:cx2="http://schemas.microsoft.com/office/drawing/2015/10/21/chartex" xmlns:cx1="http://schemas.microsoft.com/office/drawing/2015/9/8/chartex" xmlns:cx="http://schemas.microsoft.com/office/drawing/2014/chartex" xmlns:wpc="http://schemas.microsoft.com/office/word/2010/wordprocessingCanvas" xmlns="" val="0"/>
+                                <a14:useLocalDpi xmlns="" xmlns:wpc="http://schemas.microsoft.com/office/word/2010/wordprocessingCanvas" xmlns:cx="http://schemas.microsoft.com/office/drawing/2014/chartex" xmlns:cx1="http://schemas.microsoft.com/office/drawing/2015/9/8/chartex" xmlns:cx2="http://schemas.microsoft.com/office/drawing/2015/10/21/chartex" xmlns:cx3="http://schemas.microsoft.com/office/drawing/2016/5/9/chartex" xmlns:cx4="http://schemas.microsoft.com/office/drawing/2016/5/10/chartex" xmlns:cx5="http://schemas.microsoft.com/office/drawing/2016/5/11/chartex" xmlns:cx6="http://schemas.microsoft.com/office/drawing/2016/5/12/chartex" xmlns:cx7="http://schemas.microsoft.com/office/drawing/2016/5/13/chartex" xmlns:cx8="http://schemas.microsoft.com/office/drawing/2016/5/14/chartex" xmlns:mc="http://schemas.openxmlformats.org/markup-compatibility/2006" xmlns:aink="http://schemas.microsoft.com/office/drawing/2016/ink" xmlns:am3d="http://schemas.microsoft.com/office/drawing/2017/model3d" xmlns:o="urn:schemas-microsoft-com:office:office" xmlns:oel="http://schemas.microsoft.com/office/2019/extlst" xmlns:v="urn:schemas-microsoft-com:vml" xmlns:wp14="http://schemas.microsoft.com/office/word/2010/wordprocessingDrawing" xmlns:w10="urn:schemas-microsoft-com:office:word" xmlns:w="http://schemas.openxmlformats.org/wordprocessingml/2006/main" xmlns:w14="http://schemas.microsoft.com/office/word/2010/wordml" xmlns:w15="http://schemas.microsoft.com/office/word/2012/wordml" xmlns:w16cex="http://schemas.microsoft.com/office/word/2018/wordml/cex" xmlns:w16cid="http://schemas.microsoft.com/office/word/2016/wordml/cid" xmlns:w16="http://schemas.microsoft.com/office/word/2018/wordml" xmlns:w16du="http://schemas.microsoft.com/office/word/2023/wordml/word16du" xmlns:w16sdtdh="http://schemas.microsoft.com/office/word/2020/wordml/sdtdatahash" xmlns:w16sdtfl="http://schemas.microsoft.com/office/word/2024/wordml/sdtformatlock" xmlns:w16se="http://schemas.microsoft.com/office/word/2015/wordml/symex" xmlns:wpg="http://schemas.microsoft.com/office/word/2010/wordprocessingGroup" xmlns:wpi="http://schemas.microsoft.com/office/word/2010/wordprocessingInk" xmlns:wps="http://schemas.microsoft.com/office/word/2010/wordprocessingShape" xmlns:a14="http://schemas.microsoft.com/office/drawing/2010/main" val="0"/>
                               </a:ext>
                             </a:extLst>
                           </a:blip>
@@ -8068,14 +8955,7 @@
         <w:rPr>
           <w:rFonts w:ascii="Garamond" w:hAnsi="Garamond"/>
         </w:rPr>
-        <w:t xml:space="preserve"> En particular, confunde </w:t>
-      </w:r>
-      <w:r>
-        <w:rPr>
-          <w:rFonts w:ascii="Garamond" w:hAnsi="Garamond"/>
-        </w:rPr>
-        <w:lastRenderedPageBreak/>
-        <w:t>mucho vocal y keyboard con guitar, quizás porque esos tres instrumentos sean los que presentan un espectro frecuencial más complejo y armónico.</w:t>
+        <w:t xml:space="preserve"> En particular, confunde mucho vocal y keyboard con guitar, quizás porque esos tres instrumentos sean los que presentan un espectro frecuencial más complejo y armónico.</w:t>
       </w:r>
     </w:p>
     <w:p>
@@ -8364,8 +9244,108 @@
           <w:rFonts w:ascii="Garamond" w:hAnsi="Garamond"/>
         </w:rPr>
         <w:tab/>
-        <w:t>En conclusión, podemos estar muy satisfechos con los resultados obtenidos puesto que experimentos con este mismo conjunto de datos sobre redes neuronales simples no suelen sobrepasar la exactitud global del 70% . Podemos afirmar que las técnicas extras implementadas en la red neuronal y el preprocesado de audio junto a la limpieza y normalización de los embeddings han surtido efecto.</w:t>
-      </w:r>
+        <w:t>En conclusión, podemos estar muy satisfechos con los resultados obtenidos puesto que experimentos con este mismo conjunto de datos sobre redes neuronales simples no suelen sobrepasar la exactitud global del 70</w:t>
+      </w:r>
+      <w:r>
+        <w:rPr>
+          <w:rFonts w:ascii="Garamond" w:hAnsi="Garamond"/>
+        </w:rPr>
+        <w:t xml:space="preserve">%. </w:t>
+      </w:r>
+      <w:r>
+        <w:rPr>
+          <w:rFonts w:ascii="Garamond" w:hAnsi="Garamond"/>
+        </w:rPr>
+        <w:t>Podemos afirmar que las técnicas extras implementadas en la red neuronal y el preprocesado de audio junto a la limpieza y normalización de los embeddings han surtido efecto.</w:t>
+      </w:r>
+    </w:p>
+    <w:p>
+      <w:pPr>
+        <w:spacing w:after="0"/>
+        <w:rPr>
+          <w:rFonts w:ascii="Garamond" w:hAnsi="Garamond"/>
+        </w:rPr>
+      </w:pPr>
+    </w:p>
+    <w:p>
+      <w:pPr>
+        <w:spacing w:after="0"/>
+        <w:rPr>
+          <w:rFonts w:ascii="Garamond" w:hAnsi="Garamond"/>
+        </w:rPr>
+      </w:pPr>
+    </w:p>
+    <w:p>
+      <w:pPr>
+        <w:spacing w:after="0"/>
+        <w:rPr>
+          <w:rFonts w:ascii="Garamond" w:hAnsi="Garamond"/>
+        </w:rPr>
+      </w:pPr>
+    </w:p>
+    <w:p>
+      <w:pPr>
+        <w:spacing w:after="0"/>
+        <w:rPr>
+          <w:rFonts w:ascii="Garamond" w:hAnsi="Garamond"/>
+        </w:rPr>
+      </w:pPr>
+    </w:p>
+    <w:p>
+      <w:pPr>
+        <w:spacing w:after="0"/>
+        <w:rPr>
+          <w:rFonts w:ascii="Garamond" w:hAnsi="Garamond"/>
+        </w:rPr>
+      </w:pPr>
+    </w:p>
+    <w:p>
+      <w:pPr>
+        <w:spacing w:after="0"/>
+        <w:rPr>
+          <w:rFonts w:ascii="Garamond" w:hAnsi="Garamond"/>
+        </w:rPr>
+      </w:pPr>
+    </w:p>
+    <w:p>
+      <w:pPr>
+        <w:spacing w:after="0"/>
+        <w:rPr>
+          <w:rFonts w:ascii="Garamond" w:hAnsi="Garamond"/>
+        </w:rPr>
+      </w:pPr>
+    </w:p>
+    <w:p>
+      <w:pPr>
+        <w:spacing w:after="0"/>
+        <w:rPr>
+          <w:rFonts w:ascii="Garamond" w:hAnsi="Garamond"/>
+        </w:rPr>
+      </w:pPr>
+    </w:p>
+    <w:p>
+      <w:pPr>
+        <w:spacing w:after="0"/>
+        <w:rPr>
+          <w:rFonts w:ascii="Garamond" w:hAnsi="Garamond"/>
+        </w:rPr>
+      </w:pPr>
+    </w:p>
+    <w:p>
+      <w:pPr>
+        <w:spacing w:after="0"/>
+        <w:rPr>
+          <w:rFonts w:ascii="Garamond" w:hAnsi="Garamond"/>
+        </w:rPr>
+      </w:pPr>
+    </w:p>
+    <w:p>
+      <w:pPr>
+        <w:spacing w:after="0"/>
+        <w:rPr>
+          <w:rFonts w:ascii="Garamond" w:hAnsi="Garamond"/>
+        </w:rPr>
+      </w:pPr>
     </w:p>
     <w:p>
       <w:pPr>
@@ -8397,6 +9377,7 @@
           <w:rFonts w:ascii="Garamond" w:hAnsi="Garamond"/>
           <w:u w:val="single"/>
         </w:rPr>
+        <w:lastRenderedPageBreak/>
         <w:t>8.2. Regresión Logística.</w:t>
       </w:r>
     </w:p>
@@ -8695,7 +9676,6 @@
           <w:rFonts w:ascii="Garamond" w:hAnsi="Garamond"/>
           <w:noProof/>
         </w:rPr>
-        <w:lastRenderedPageBreak/>
         <w:drawing>
           <wp:inline distT="0" distB="0" distL="0" distR="0">
             <wp:extent cx="4139185" cy="3313786"/>
@@ -8953,6 +9933,7 @@
           <w:szCs w:val="22"/>
           <w:u w:val="single"/>
         </w:rPr>
+        <w:lastRenderedPageBreak/>
         <w:t>8.3 K-Nearest-Neighbours</w:t>
       </w:r>
     </w:p>
@@ -9320,9 +10301,8 @@
           <w:sz w:val="16"/>
           <w:szCs w:val="16"/>
         </w:rPr>
-        <w:lastRenderedPageBreak/>
         <w:pict>
-          <v:shape id="_x0000_i1028" type="#_x0000_t75" style="width:309.75pt;height:252pt">
+          <v:shape id="_x0000_i1029" type="#_x0000_t75" style="width:309.75pt;height:252pt">
             <v:imagedata r:id="rId18" o:title="confusion_matrix_knn"/>
           </v:shape>
         </w:pict>
@@ -9373,7 +10353,25 @@
           <w:szCs w:val="22"/>
         </w:rPr>
         <w:tab/>
-        <w:t>Los resultados son similares a los de la regresión logística, con la diferencia de que esta vez el modelo memoriza a la perfección el trainsplit como cabe esperar de un KNN. Generaliza un poco mejor que la regresión debido a los clusters locales de cada clase que podíamos observar en el PCA pero de nuevo sigue siendo insuficiente comparado con el MLP, sobre todo en la clasificación de clases minoritarias.</w:t>
+        <w:t>Los resultados son similares a los de la regresión logística, con la diferencia de que esta vez el modelo memoriza a la perfección el train</w:t>
+      </w:r>
+      <w:r>
+        <w:rPr>
+          <w:rFonts w:ascii="Garamond" w:hAnsi="Garamond" w:cs="Arial"/>
+          <w:color w:val="000000"/>
+          <w:sz w:val="22"/>
+          <w:szCs w:val="22"/>
+        </w:rPr>
+        <w:t xml:space="preserve"> </w:t>
+      </w:r>
+      <w:r>
+        <w:rPr>
+          <w:rFonts w:ascii="Garamond" w:hAnsi="Garamond" w:cs="Arial"/>
+          <w:color w:val="000000"/>
+          <w:sz w:val="22"/>
+          <w:szCs w:val="22"/>
+        </w:rPr>
+        <w:t>split como cabe esperar de un KNN. Generaliza un poco mejor que la regresión debido a los clusters locales de cada clase que podíamos observar en el PCA pero de nuevo sigue siendo insuficiente comparado con el MLP, sobre todo en la clasificación de clases minoritarias.</w:t>
       </w:r>
     </w:p>
     <w:p>
@@ -9536,6 +10534,80 @@
         <w:jc w:val="both"/>
         <w:rPr>
           <w:rFonts w:ascii="Garamond" w:hAnsi="Garamond" w:cs="Arial"/>
+          <w:color w:val="000000"/>
+          <w:sz w:val="22"/>
+          <w:szCs w:val="22"/>
+          <w:u w:val="single"/>
+        </w:rPr>
+      </w:pPr>
+      <w:r>
+        <w:rPr>
+          <w:rFonts w:ascii="Garamond" w:hAnsi="Garamond" w:cs="Arial"/>
+          <w:color w:val="000000"/>
+          <w:sz w:val="22"/>
+          <w:szCs w:val="22"/>
+          <w:u w:val="single"/>
+        </w:rPr>
+        <w:lastRenderedPageBreak/>
+        <w:t>8.4 Conclusiones</w:t>
+      </w:r>
+    </w:p>
+    <w:p>
+      <w:pPr>
+        <w:pStyle w:val="NormalWeb"/>
+        <w:spacing w:before="0" w:beforeAutospacing="0" w:after="0" w:afterAutospacing="0"/>
+        <w:jc w:val="both"/>
+        <w:rPr>
+          <w:rFonts w:ascii="Garamond" w:hAnsi="Garamond" w:cs="Arial"/>
+          <w:color w:val="000000"/>
+          <w:sz w:val="22"/>
+          <w:szCs w:val="22"/>
+        </w:rPr>
+      </w:pPr>
+      <w:r>
+        <w:rPr>
+          <w:rFonts w:ascii="Garamond" w:hAnsi="Garamond" w:cs="Arial"/>
+          <w:color w:val="000000"/>
+          <w:sz w:val="22"/>
+          <w:szCs w:val="22"/>
+        </w:rPr>
+        <w:tab/>
+        <w:t>Los embeddings generados por nuestra capa convolucional han resultado ser de muy buena calidad, permitiendo a nuestros modelos separar bien el conjunto de datos. Como cabía esperarse por la naturaleza del problema, el mayor rendimiento lo encontramos en el MLP, siendo un modelo capaz de capturar la no linealidad de un conjunto de datos así; sin embargo los otros dos modelos convencionales han realizado también un trabajo excelente, flaqueando simplemente en la detección de las clases minoritarias debido al problema inicial de desbalance en el dataset.</w:t>
+      </w:r>
+    </w:p>
+    <w:p>
+      <w:pPr>
+        <w:pStyle w:val="NormalWeb"/>
+        <w:spacing w:before="0" w:beforeAutospacing="0" w:after="0" w:afterAutospacing="0"/>
+        <w:jc w:val="both"/>
+        <w:rPr>
+          <w:rFonts w:ascii="Garamond" w:hAnsi="Garamond" w:cs="Arial"/>
+          <w:color w:val="000000"/>
+          <w:sz w:val="22"/>
+          <w:szCs w:val="22"/>
+        </w:rPr>
+      </w:pPr>
+    </w:p>
+    <w:p>
+      <w:pPr>
+        <w:pStyle w:val="NormalWeb"/>
+        <w:spacing w:before="0" w:beforeAutospacing="0" w:after="0" w:afterAutospacing="0"/>
+        <w:jc w:val="both"/>
+        <w:rPr>
+          <w:rFonts w:ascii="Garamond" w:hAnsi="Garamond" w:cs="Arial"/>
+          <w:color w:val="000000"/>
+          <w:sz w:val="22"/>
+          <w:szCs w:val="22"/>
+        </w:rPr>
+      </w:pPr>
+    </w:p>
+    <w:p>
+      <w:pPr>
+        <w:pStyle w:val="NormalWeb"/>
+        <w:spacing w:before="0" w:beforeAutospacing="0" w:after="0" w:afterAutospacing="0"/>
+        <w:jc w:val="both"/>
+        <w:rPr>
+          <w:rFonts w:ascii="Garamond" w:hAnsi="Garamond" w:cs="Arial"/>
           <w:b/>
           <w:color w:val="000000"/>
           <w:sz w:val="22"/>
@@ -9654,17 +10726,7 @@
           <w:szCs w:val="22"/>
         </w:rPr>
         <w:tab/>
-        <w:t xml:space="preserve">Una posible mejora sería explorar otras técnicas más complejas que sí realizan modelos de clasificación de audio más robustos, como lo son el aumento de los datos acústicos (introducir cambios en el dataset como cambios de tonos o ruido blanco para asimilar más los datos de entreno a un entorno de la vida real), descongelar gradualmente los últimos bloques de CNN14 durante las últimas etapas de entrenamiento para adecuar los filtros del embedder a nuestro conjunto de datos </w:t>
-      </w:r>
-      <w:r>
-        <w:rPr>
-          <w:rFonts w:ascii="Garamond" w:hAnsi="Garamond" w:cs="Arial"/>
-          <w:color w:val="000000"/>
-          <w:sz w:val="22"/>
-          <w:szCs w:val="22"/>
-        </w:rPr>
-        <w:lastRenderedPageBreak/>
-        <w:t>o incluso usar arquitecturas con atención como se realiza en PLN para procesar la información temporal en lugar de promediarla, algo muy importante en las características de un sonido.</w:t>
+        <w:t>Una posible mejora sería explorar otras técnicas más complejas que sí realizan modelos de clasificación de audio más robustos, como lo son el aumento de los datos acústicos (introducir cambios en el dataset como cambios de tonos o ruido blanco para asimilar más los datos de entreno a un entorno de la vida real), descongelar gradualmente los últimos bloques de CNN14 durante las últimas etapas de entrenamiento para adecuar los filtros del embedder a nuestro conjunto de datos o incluso usar arquitecturas con atención como se realiza en PLN para procesar la información temporal en lugar de promediarla, algo muy importante en las características de un sonido.</w:t>
       </w:r>
     </w:p>
     <w:p>
@@ -9774,7 +10836,7 @@
             <w:rPr>
               <w:noProof/>
             </w:rPr>
-            <w:t>12</w:t>
+            <w:t>15</w:t>
           </w:r>
         </w:fldSimple>
       </w:p>
